--- a/engine/riyadhcable_study/RIYADHCABLE_Valuation_Study_18-08-2026_public.docx
+++ b/engine/riyadhcable_study/RIYADHCABLE_Valuation_Study_18-08-2026_public.docx
@@ -95,7 +95,7 @@
           <w:color w:val="896F36"/>
           <w:sz w:val="26"/>
         </w:rPr>
-        <w:t>SAR 119 per share</w:t>
+        <w:t>SAR 110 per share</w:t>
       </w:r>
       <w:r>
         <w:rPr>
@@ -104,7 +104,7 @@
           <w:color w:val="1C3A36"/>
           <w:sz w:val="22"/>
         </w:rPr>
-        <w:t xml:space="preserve">   ·   full span SAR 70–237   ·   spot SAR 104.80 (13% to the central)</w:t>
+        <w:t xml:space="preserve">   ·   full span SAR 64–200   ·   spot SAR 104.80 (5% to the central)</w:t>
       </w:r>
     </w:p>
     <w:tbl>
@@ -172,7 +172,7 @@
                 <w:color w:val="1C3A36"/>
                 <w:sz w:val="19"/>
               </w:rPr>
-              <w:t>The four valuation lenses below place fair value between about SAR 83 and SAR 146 per share; weighting them gives a central of SAR 119, about 13% above the SAR 104.80 market price. The lenses disagree, and that disagreement is the point: the intrinsic cash-flow lens sees clear value, the exit-multiple lens is more cautious.</w:t>
+              <w:t>The four valuation lenses below place fair value between about SAR 87 and SAR 129 per share; weighting them gives a central of SAR 110, about 5% above the SAR 104.80 market price. The lenses disagree, and that disagreement is the point: the intrinsic cash-flow lens sees clear value, the exit-multiple lens is more cautious.</w:t>
             </w:r>
           </w:p>
           <w:p>
@@ -228,7 +228,7 @@
           <w:color w:val="1C3A36"/>
           <w:sz w:val="21"/>
         </w:rPr>
-        <w:t>Riyadh Cables is the largest Saudi manufacturer of electrical cables and wire. Revenue has grown from SAR 7.8bn in 2023 to SAR 10.7bn in 2025 (a 17% annual pace), and net profit has doubled to SAR 1.08bn, as gross margin climbed from 12.4% to 16.2%. The company is lightly geared — net financial debt of about SAR 385mn is a fraction of its SAR 15.7bn market value — earns a return on capital above 30%, and pays out a little over half its earnings.</w:t>
+        <w:t>Riyadh Cables is the largest Saudi manufacturer of electrical cables and wire. Revenue has grown from SAR 7.8bn in 2023 to SAR 10.7bn in 2025 (a 17% annual pace), and net profit has doubled to SAR 1.08bn, as gross margin climbed from 12.4% to 16.2%. The company is lightly geared — net financial debt of about SAR 385mn is a fraction of its SAR 15.7bn market value — earns a return on equity near 37% and a return on invested capital of about 31% in 2025 (normalising toward the mid-20s in the forecast), and pays out a little over half its earnings.</w:t>
       </w:r>
     </w:p>
     <w:p>
@@ -242,7 +242,7 @@
           <w:color w:val="1C3A36"/>
           <w:sz w:val="21"/>
         </w:rPr>
-        <w:t>Our central fair-value estimate is SAR 119 per share, about 13% above the SAR 104.80 price. The intrinsic discounted-cash-flow lens is the most positive at SAR 146; a cautious exit-multiple reading is the least, at SAR 83; the earnings-power and book-value lenses sit in between at SAR 102 and SAR 107. The single most important assumption is the sustained gross margin: at the recent half-year’s 15.3% the cash-flow lens is worth SAR 146; if the 2025 full-year 16.0% holds it is worth SAR 159; if it compresses to 14.5% it is worth SAR 132.</w:t>
+        <w:t>Our central fair-value estimate is SAR 110 per share, about 5% above the SAR 104.80 price. The intrinsic discounted-cash-flow lens is the most positive at SAR 129; a cautious exit-multiple reading is the least, at SAR 87; the earnings-power and book-value lenses sit in between at SAR 102 and SAR 95. The single most important assumption is the sustained gross margin: at the recent half-year’s 15.3% the cash-flow lens is worth SAR 129; if the 2025 full-year 16.0% holds it is worth SAR 141; if it compresses to 14.5% it is worth SAR 117.</w:t>
       </w:r>
     </w:p>
     <w:p>
@@ -491,7 +491,7 @@
                 <w:color w:val="1C3A36"/>
                 <w:sz w:val="18"/>
               </w:rPr>
-              <w:t>89</w:t>
+              <w:t>81</w:t>
             </w:r>
           </w:p>
         </w:tc>
@@ -509,7 +509,7 @@
                 <w:color w:val="1C3A36"/>
                 <w:sz w:val="18"/>
               </w:rPr>
-              <w:t>146</w:t>
+              <w:t>129</w:t>
             </w:r>
           </w:p>
         </w:tc>
@@ -527,7 +527,7 @@
                 <w:color w:val="1C3A36"/>
                 <w:sz w:val="18"/>
               </w:rPr>
-              <w:t>237</w:t>
+              <w:t>200</w:t>
             </w:r>
           </w:p>
         </w:tc>
@@ -563,7 +563,7 @@
                 <w:color w:val="1C3A36"/>
                 <w:sz w:val="18"/>
               </w:rPr>
-              <w:t>39%</w:t>
+              <w:t>23%</w:t>
             </w:r>
           </w:p>
         </w:tc>
@@ -618,7 +618,7 @@
                 <w:color w:val="1C3A36"/>
                 <w:sz w:val="18"/>
               </w:rPr>
-              <w:t>83</w:t>
+              <w:t>87</w:t>
             </w:r>
           </w:p>
         </w:tc>
@@ -636,7 +636,7 @@
                 <w:color w:val="1C3A36"/>
                 <w:sz w:val="18"/>
               </w:rPr>
-              <w:t>101</w:t>
+              <w:t>100</w:t>
             </w:r>
           </w:p>
         </w:tc>
@@ -672,7 +672,7 @@
                 <w:color w:val="1C3A36"/>
                 <w:sz w:val="18"/>
               </w:rPr>
-              <w:t>-20%</w:t>
+              <w:t>-17%</w:t>
             </w:r>
           </w:p>
         </w:tc>
@@ -818,7 +818,7 @@
                 <w:color w:val="1C3A36"/>
                 <w:sz w:val="18"/>
               </w:rPr>
-              <w:t>71</w:t>
+              <w:t>64</w:t>
             </w:r>
           </w:p>
         </w:tc>
@@ -836,13 +836,31 @@
                 <w:color w:val="1C3A36"/>
                 <w:sz w:val="18"/>
               </w:rPr>
+              <w:t>95</w:t>
+            </w:r>
+          </w:p>
+        </w:tc>
+        <w:tc>
+          <w:tcPr>
+            <w:tcW w:type="dxa" w:w="1224"/>
+          </w:tcPr>
+          <w:p>
+            <w:pPr>
+              <w:spacing w:after="20"/>
+              <w:jc w:val="right"/>
+            </w:pPr>
+            <w:r>
+              <w:rPr>
+                <w:color w:val="1C3A36"/>
+                <w:sz w:val="18"/>
+              </w:rPr>
               <w:t>107</w:t>
             </w:r>
           </w:p>
         </w:tc>
         <w:tc>
           <w:tcPr>
-            <w:tcW w:type="dxa" w:w="1224"/>
+            <w:tcW w:type="dxa" w:w="1152"/>
           </w:tcPr>
           <w:p>
             <w:pPr>
@@ -854,13 +872,13 @@
                 <w:color w:val="1C3A36"/>
                 <w:sz w:val="18"/>
               </w:rPr>
-              <w:t>120</w:t>
-            </w:r>
-          </w:p>
-        </w:tc>
-        <w:tc>
-          <w:tcPr>
-            <w:tcW w:type="dxa" w:w="1152"/>
+              <w:t>15%</w:t>
+            </w:r>
+          </w:p>
+        </w:tc>
+        <w:tc>
+          <w:tcPr>
+            <w:tcW w:type="dxa" w:w="1368"/>
           </w:tcPr>
           <w:p>
             <w:pPr>
@@ -872,25 +890,7 @@
                 <w:color w:val="1C3A36"/>
                 <w:sz w:val="18"/>
               </w:rPr>
-              <w:t>15%</w:t>
-            </w:r>
-          </w:p>
-        </w:tc>
-        <w:tc>
-          <w:tcPr>
-            <w:tcW w:type="dxa" w:w="1368"/>
-          </w:tcPr>
-          <w:p>
-            <w:pPr>
-              <w:spacing w:after="20"/>
-              <w:jc w:val="right"/>
-            </w:pPr>
-            <w:r>
-              <w:rPr>
-                <w:color w:val="1C3A36"/>
-                <w:sz w:val="18"/>
-              </w:rPr>
-              <w:t>2%</w:t>
+              <w:t>-10%</w:t>
             </w:r>
           </w:p>
         </w:tc>
@@ -931,7 +931,7 @@
                 <w:color w:val="1C3A36"/>
                 <w:sz w:val="18"/>
               </w:rPr>
-              <w:t>70</w:t>
+              <w:t>64</w:t>
             </w:r>
           </w:p>
         </w:tc>
@@ -951,7 +951,7 @@
                 <w:color w:val="1C3A36"/>
                 <w:sz w:val="18"/>
               </w:rPr>
-              <w:t>119</w:t>
+              <w:t>110</w:t>
             </w:r>
           </w:p>
         </w:tc>
@@ -971,7 +971,7 @@
                 <w:color w:val="1C3A36"/>
                 <w:sz w:val="18"/>
               </w:rPr>
-              <w:t>237</w:t>
+              <w:t>200</w:t>
             </w:r>
           </w:p>
         </w:tc>
@@ -1011,7 +1011,7 @@
                 <w:color w:val="1C3A36"/>
                 <w:sz w:val="18"/>
               </w:rPr>
-              <w:t>13%</w:t>
+              <w:t>5%</w:t>
             </w:r>
           </w:p>
         </w:tc>
@@ -1065,7 +1065,7 @@
                 <w:color w:val="1C3A36"/>
                 <w:sz w:val="18"/>
               </w:rPr>
-              <w:t>144</w:t>
+              <w:t>127</w:t>
             </w:r>
           </w:p>
         </w:tc>
@@ -1117,7 +1117,7 @@
                 <w:color w:val="1C3A36"/>
                 <w:sz w:val="18"/>
               </w:rPr>
-              <w:t>37%</w:t>
+              <w:t>21%</w:t>
             </w:r>
           </w:p>
         </w:tc>
@@ -1254,7 +1254,7 @@
           <w:color w:val="896F36"/>
           <w:sz w:val="19"/>
         </w:rPr>
-        <w:t>83%</w:t>
+        <w:t>81%</w:t>
       </w:r>
       <w:r>
         <w:rPr>
@@ -1263,7 +1263,7 @@
           <w:color w:val="1C3A36"/>
           <w:sz w:val="19"/>
         </w:rPr>
-        <w:t xml:space="preserve">.  Trailing enterprise value / EBITDA </w:t>
+        <w:t xml:space="preserve">.  Enterprise value / EBITDA (on FY2025 EBITDA) </w:t>
       </w:r>
       <w:r>
         <w:rPr>
@@ -1281,7 +1281,7 @@
           <w:color w:val="1C3A36"/>
           <w:sz w:val="19"/>
         </w:rPr>
-        <w:t>; trailing price / earnings 14.5x. Cost of capital 9.9% today, easing to 8.9% in perpetuity.</w:t>
+        <w:t>; price / FY2025 earnings 14.5x. Cost of capital 10.5% today, easing to 9.5% in perpetuity.</w:t>
       </w:r>
     </w:p>
     <w:tbl>
@@ -1329,7 +1329,7 @@
                 <w:color w:val="1C3A36"/>
                 <w:sz w:val="19"/>
               </w:rPr>
-              <w:t>The sustained gross margin drives the cash-flow lens more than any other input. Anchored on the reviewed H1-2026 actual of 15.3%: SAR 146/share. On the 2025 full-year 16.0%: SAR 159. On a further compression to 14.5%: SAR 132. We publish the three side by side and do not average them into one number.</w:t>
+              <w:t>The sustained gross margin drives the cash-flow lens more than any other input. Anchored on the reviewed H1-2026 actual of 15.3%: SAR 129/share. On the 2025 full-year 16.0%: SAR 141. On a further compression to 14.5%: SAR 117. We publish the three side by side and do not average them into one number.</w:t>
             </w:r>
           </w:p>
         </w:tc>
@@ -1366,6 +1366,20 @@
           <w:sz w:val="21"/>
         </w:rPr>
         <w:t>Riyadh Cables Group Company is a Saudi joint-stock company founded in 1984 and listed on the Saudi Exchange (Tadawul) in December 2022. It manufactures low-, medium-, high- and extra-high-voltage power cables, building wire, and telecommunications cable, from plants in Riyadh’s industrial cities. It is the largest cable maker in Saudi Arabia and a significant exporter into the wider Gulf.</w:t>
+      </w:r>
+    </w:p>
+    <w:p>
+      <w:pPr>
+        <w:spacing w:after="120" w:before="0"/>
+      </w:pPr>
+      <w:r>
+        <w:rPr>
+          <w:b w:val="0"/>
+          <w:i w:val="0"/>
+          <w:color w:val="1C3A36"/>
+          <w:sz w:val="21"/>
+        </w:rPr>
+        <w:t>Two 2025 acquisitions reshaped the group’s perimeter and explain the balance-sheet step-ups. In April 2025 it bought the remaining 50% of Qatar Cables, taking that subsidiary to full ownership; and with a control date of 28 November 2025 it acquired 51% of Artikul Aziya Kabel in Uzbekistan for SAR 147.7mn. The Uzbek deal added goodwill (group intangibles and goodwill rose from SAR 57mn to SAR 138mn) and brought in the SAR 63mn non-controlling interest now on the balance sheet — both deducted in the valuation bridge.</w:t>
       </w:r>
     </w:p>
     <w:p>
@@ -1435,7 +1449,7 @@
           <w:color w:val="1C3A36"/>
           <w:sz w:val="21"/>
         </w:rPr>
-        <w:t>The primary lens is a five-year discounted cash flow to the firm. Operating profit is taxed at the group’s effective zakat-and-tax rate of 9.5%, depreciation is added back, and capital expenditure and the investment in working capital are subtracted, to give free cash flow to the firm. Each year is discounted at its own cost of capital, gliding from 9.9% to 8.9%.</w:t>
+        <w:t>The primary lens is a five-year discounted cash flow to the firm. Operating profit is taxed at a forward zakat-and-tax rate of 9.5% — just above the 9.0% the group actually paid in 2025, allowing for a rising foreign-profit share — depreciation is added back, and capital expenditure and the investment in working capital are subtracted, to give free cash flow to the firm. Each year is discounted at its own cost of capital (at year-end), gliding from 10.5% to 9.5%.</w:t>
       </w:r>
     </w:p>
     <w:tbl>
@@ -2706,7 +2720,7 @@
                 <w:color w:val="1C3A36"/>
                 <w:sz w:val="17"/>
               </w:rPr>
-              <w:t>0.9100</w:t>
+              <w:t>0.9052</w:t>
             </w:r>
           </w:p>
         </w:tc>
@@ -2724,7 +2738,7 @@
                 <w:color w:val="1C3A36"/>
                 <w:sz w:val="17"/>
               </w:rPr>
-              <w:t>0.8301</w:t>
+              <w:t>0.8212</w:t>
             </w:r>
           </w:p>
         </w:tc>
@@ -2742,7 +2756,7 @@
                 <w:color w:val="1C3A36"/>
                 <w:sz w:val="17"/>
               </w:rPr>
-              <w:t>0.7589</w:t>
+              <w:t>0.7467</w:t>
             </w:r>
           </w:p>
         </w:tc>
@@ -2760,7 +2774,7 @@
                 <w:color w:val="1C3A36"/>
                 <w:sz w:val="17"/>
               </w:rPr>
-              <w:t>0.6953</w:t>
+              <w:t>0.6805</w:t>
             </w:r>
           </w:p>
         </w:tc>
@@ -2778,7 +2792,7 @@
                 <w:color w:val="1C3A36"/>
                 <w:sz w:val="17"/>
               </w:rPr>
-              <w:t>0.6386</w:t>
+              <w:t>0.6216</w:t>
             </w:r>
           </w:p>
         </w:tc>
@@ -2815,7 +2829,7 @@
                 <w:color w:val="1C3A36"/>
                 <w:sz w:val="17"/>
               </w:rPr>
-              <w:t>665</w:t>
+              <w:t>661</w:t>
             </w:r>
           </w:p>
         </w:tc>
@@ -2833,7 +2847,7 @@
                 <w:color w:val="1C3A36"/>
                 <w:sz w:val="17"/>
               </w:rPr>
-              <w:t>725</w:t>
+              <w:t>717</w:t>
             </w:r>
           </w:p>
         </w:tc>
@@ -2851,43 +2865,43 @@
                 <w:color w:val="1C3A36"/>
                 <w:sz w:val="17"/>
               </w:rPr>
+              <w:t>719</w:t>
+            </w:r>
+          </w:p>
+        </w:tc>
+        <w:tc>
+          <w:tcPr>
+            <w:tcW w:type="dxa" w:w="1411"/>
+          </w:tcPr>
+          <w:p>
+            <w:pPr>
+              <w:spacing w:after="20"/>
+              <w:jc w:val="right"/>
+            </w:pPr>
+            <w:r>
+              <w:rPr>
+                <w:color w:val="1C3A36"/>
+                <w:sz w:val="17"/>
+              </w:rPr>
+              <w:t>740</w:t>
+            </w:r>
+          </w:p>
+        </w:tc>
+        <w:tc>
+          <w:tcPr>
+            <w:tcW w:type="dxa" w:w="1411"/>
+          </w:tcPr>
+          <w:p>
+            <w:pPr>
+              <w:spacing w:after="20"/>
+              <w:jc w:val="right"/>
+            </w:pPr>
+            <w:r>
+              <w:rPr>
+                <w:color w:val="1C3A36"/>
+                <w:sz w:val="17"/>
+              </w:rPr>
               <w:t>731</w:t>
-            </w:r>
-          </w:p>
-        </w:tc>
-        <w:tc>
-          <w:tcPr>
-            <w:tcW w:type="dxa" w:w="1411"/>
-          </w:tcPr>
-          <w:p>
-            <w:pPr>
-              <w:spacing w:after="20"/>
-              <w:jc w:val="right"/>
-            </w:pPr>
-            <w:r>
-              <w:rPr>
-                <w:color w:val="1C3A36"/>
-                <w:sz w:val="17"/>
-              </w:rPr>
-              <w:t>757</w:t>
-            </w:r>
-          </w:p>
-        </w:tc>
-        <w:tc>
-          <w:tcPr>
-            <w:tcW w:type="dxa" w:w="1411"/>
-          </w:tcPr>
-          <w:p>
-            <w:pPr>
-              <w:spacing w:after="20"/>
-              <w:jc w:val="right"/>
-            </w:pPr>
-            <w:r>
-              <w:rPr>
-                <w:color w:val="1C3A36"/>
-                <w:sz w:val="17"/>
-              </w:rPr>
-              <w:t>751</w:t>
             </w:r>
           </w:p>
         </w:tc>
@@ -2918,7 +2932,7 @@
           <w:color w:val="1C3A36"/>
           <w:sz w:val="19"/>
         </w:rPr>
-        <w:t>3,628mn</w:t>
+        <w:t>3,569mn</w:t>
       </w:r>
       <w:r>
         <w:rPr>
@@ -2936,7 +2950,7 @@
           <w:color w:val="1C3A36"/>
           <w:sz w:val="19"/>
         </w:rPr>
-        <w:t>17,592mn</w:t>
+        <w:t>15,254mn</w:t>
       </w:r>
       <w:r>
         <w:rPr>
@@ -2945,7 +2959,7 @@
           <w:color w:val="1C3A36"/>
           <w:sz w:val="19"/>
         </w:rPr>
-        <w:t xml:space="preserve"> (83% of enterprise value); together the enterprise value is SAR </w:t>
+        <w:t xml:space="preserve"> (81% of enterprise value); together the enterprise value is SAR </w:t>
       </w:r>
       <w:r>
         <w:rPr>
@@ -2954,7 +2968,7 @@
           <w:color w:val="896F36"/>
           <w:sz w:val="19"/>
         </w:rPr>
-        <w:t>21,221mn</w:t>
+        <w:t>18,824mn</w:t>
       </w:r>
       <w:r>
         <w:rPr>
@@ -3063,7 +3077,7 @@
                 <w:color w:val="1C3A36"/>
                 <w:sz w:val="18"/>
               </w:rPr>
-              <w:t>21,221</w:t>
+              <w:t>18,824</w:t>
             </w:r>
           </w:p>
         </w:tc>
@@ -3082,7 +3096,7 @@
                 <w:color w:val="1C3A36"/>
                 <w:sz w:val="18"/>
               </w:rPr>
-              <w:t xml:space="preserve">   of which terminal value (83% of EV)</w:t>
+              <w:t xml:space="preserve">   of which terminal value (81% of EV)</w:t>
             </w:r>
           </w:p>
         </w:tc>
@@ -3100,7 +3114,7 @@
                 <w:color w:val="1C3A36"/>
                 <w:sz w:val="18"/>
               </w:rPr>
-              <w:t>17,592</w:t>
+              <w:t>15,254</w:t>
             </w:r>
           </w:p>
         </w:tc>
@@ -3252,7 +3266,7 @@
                 <w:color w:val="1C3A36"/>
                 <w:sz w:val="18"/>
               </w:rPr>
-              <w:t>20,825</w:t>
+              <w:t>18,428</w:t>
             </w:r>
           </w:p>
         </w:tc>
@@ -3289,7 +3303,7 @@
                 <w:color w:val="1C3A36"/>
                 <w:sz w:val="18"/>
               </w:rPr>
-              <w:t>139.10</w:t>
+              <w:t>123.08</w:t>
             </w:r>
           </w:p>
         </w:tc>
@@ -3330,7 +3344,7 @@
                 <w:color w:val="1C3A36"/>
                 <w:sz w:val="18"/>
               </w:rPr>
-              <w:t>145.80</w:t>
+              <w:t>128.90</w:t>
             </w:r>
           </w:p>
         </w:tc>
@@ -3380,7 +3394,7 @@
           <w:color w:val="1C3A36"/>
           <w:sz w:val="21"/>
         </w:rPr>
-        <w:t>Equity attributable to shareholders was SAR 3.25bn at end-2025, or SAR 21.68 per share. Trailing return on average equity is about 37% — very high, but flattered by the 2024–25 metal tailwind and a large receivables book. We take a sustainable return of 28%. Capitalised against a terminal cost of equity of 9.1% and 4% growth, that supports a justified price-to-book of 4.7x and a value of SAR 107 per share.</w:t>
+        <w:t>Equity attributable to shareholders was SAR 3.25bn at end-2025, or SAR 21.68 per share. Trailing return on average equity is about 37% — very high, but flattered by the 2024–25 metal tailwind and a large receivables book. We take a sustainable return of 28%. Capitalised against a terminal cost of equity of 9.7% and 4% growth, that supports a justified price-to-book of 4.2x and a value of SAR 95 per share.</w:t>
       </w:r>
     </w:p>
     <w:p>
@@ -3408,7 +3422,7 @@
           <w:color w:val="1C3A36"/>
           <w:sz w:val="21"/>
         </w:rPr>
-        <w:t>Riyadh Cables trades at about 11.9x trailing enterprise value to EBITDA and 14.5x earnings. Global cable majors (Prysmian, Nexans) trade around 7–9x forward EBITDA; fast-growing emerging-market peers (Polycab, KEI in India) carry a large growth premium at 20–30x. Applying a mid-range 9.0x to 2027 EBITDA of SAR 1,478mn, discounting it, and adding the interim cash flows, gives SAR 83 per share — the most cautious lens, reflecting a single-country base and a market that already prices in quality.</w:t>
+        <w:t>Riyadh Cables trades at about 11.9x enterprise value to FY2025 EBITDA and 14.5x FY2025 earnings. Developed-market cable majors (Prysmian, Nexans) trade around 7–9x forward EBITDA; fast-growing emerging-market peers (Polycab, KEI in India) carry a large growth premium at 20–30x. Applying a 9.5x multiple — with the developed majors, a deliberate discount to Riyadh Cables’ own trailing multiple — to 2027 EBITDA of SAR 1,478mn, discounting it, and adding the interim cash flows, gives SAR 87 per share — the most cautious lens, reflecting a single-country base and a market that already prices in quality.</w:t>
       </w:r>
     </w:p>
     <w:p>
@@ -3436,7 +3450,7 @@
           <w:color w:val="1C3A36"/>
           <w:sz w:val="21"/>
         </w:rPr>
-        <w:t>Stripping cycle from the earnings, a mid-cycle EBITDA margin of 12.0% on current-scale revenue of SAR 11,513mn, after depreciation, financing and tax, yields normalised earnings of about SAR 7.54 per share. At a through-cycle 13x — appropriate for a high-return, low-leverage regional leader with a roughly 10% cost of equity — that is SAR 102 per share.</w:t>
+        <w:t>Stripping cycle from the earnings, a mid-cycle EBITDA margin of 12.0% on current-scale revenue of SAR 11,513mn, after depreciation, financing and tax, yields normalised earnings of about SAR 7.54 per share. At a through-cycle 13x — appropriate for a high-return, low-leverage regional leader with a roughly 11% cost of equity — that is SAR 102 per share.</w:t>
       </w:r>
     </w:p>
     <w:p>
@@ -3464,7 +3478,7 @@
           <w:color w:val="1C3A36"/>
           <w:sz w:val="21"/>
         </w:rPr>
-        <w:t>The four lenses span SAR 83 to SAR 146. We weight the discounted cash flow most (45%) because the company’s cash flows are directly modelled from a disclosed cost structure; the relative and earnings-power lenses each 20%; and book value least (15%), because book understates a business earning a 30%-plus return on it. The weighted central is SAR 119.</w:t>
+        <w:t>The four lenses span SAR 87 to SAR 129. We weight the discounted cash flow most (45%) because the company’s cash flows are directly modelled from a disclosed cost structure; the relative and earnings-power lenses each 20%; and book value least (15%), because book understates a business earning a return on equity near 37%. The weighted central is SAR 110.</w:t>
       </w:r>
     </w:p>
     <w:p>
@@ -3492,7 +3506,7 @@
           <w:color w:val="1C3A36"/>
           <w:sz w:val="21"/>
         </w:rPr>
-        <w:t>Revenue is not grown at one rate. A cable maker sells metal plus a conversion spread. We model a cable-tonnage index, priced as metal content — on its own copper-and-aluminium path — plus a conversion spread whose cost escalates on domestic inflation. Volume grows 10.0% in 2026, tapering to 5.0%, anchored on the reviewed half-year statement that 2026 revenue rose 9.5% "due to the increase in the volume of quantities sold." Metal prices are held broadly flat. Gross margin is then an OUTPUT of the stack — 15.3% in 2026 rising gently to 15.4%, and never back to the 2024–25 peak.</w:t>
+        <w:t>Revenue is not grown at one rate. A cable maker sells metal plus a conversion spread. We model a cable-tonnage index, priced as metal content — on its own copper-and-aluminium path — plus a conversion spread whose cost escalates on domestic inflation. Volume grows 10.0% in 2026, tapering to 5.0%, anchored on the reviewed half-year statement that 2026 revenue rose 9.5% "due to the increase in the volume of quantities sold." Metal prices are held broadly flat. Gross margin is then an OUTPUT of the stack — 15.3% in 2026 rising gently to 15.4%, and never back to the 2024–25 peak. Along that expected metal path the conversion spread is set to earn the target margin, so the reported margin holds; an unexpected metal move — the one the sensitivity prices — is not repriced in the spread and therefore dilutes the margin, exactly as the first half of 2026 showed.</w:t>
       </w:r>
     </w:p>
     <w:p>
@@ -3574,7 +3588,7 @@
           <w:color w:val="1C3A36"/>
           <w:sz w:val="21"/>
         </w:rPr>
-        <w:t>The crux is simple to state and consequential. Gross margin rose from 12.4% in 2023 to a 16.2% peak in 2025 as metal prices moved the company’s way. In the first half of 2026, on a 9.5% rise in revenue, gross profit was essentially flat — margin fell to 15.3%. That is the metal pass-through working in reverse: volume-led growth at a normalising per-tonne spread. We anchor the forecast on that reviewed half-year (15.3%), not the higher full-year 2025 print, and we show the value both ways.</w:t>
+        <w:t>The crux is simple to state and consequential. Gross margin rose from 12.4% in 2023 to a 16.2% peak in 2025 as metal prices moved the company’s way. In the first half of 2026, on a 9.5% rise in revenue, gross profit was essentially flat — margin fell to 15.3%, and within the half it was still easing: the second quarter’s 15.0% sat below the first quarter’s 15.6%. That is the metal pass-through working in reverse: volume-led growth at a normalising per-tonne spread. We anchor the forecast on that reviewed half-year (15.3%), not the higher full-year 2025 print, and we show the value both ways.</w:t>
       </w:r>
     </w:p>
     <w:p>
@@ -3656,7 +3670,7 @@
           <w:color w:val="1C3A36"/>
           <w:sz w:val="21"/>
         </w:rPr>
-        <w:t>The cost of capital is built from sourced components. Saudi Arabia is rated Aa3; its adjusted sovereign default spread is 0.51% and its equity risk premium 5.01% (a 4.23% mature-market base plus a 0.78% country premium). We take the ten-year Saudi sukuk yield at 4.85%, subtract the sovereign’s own default spread to avoid charging country risk twice, and add beta times the premium. Beta is 1.129, from Riyadh Cables’ own weekly returns against the Tadawul All Share Index over its listed history. That gives a cost of equity of 10.0%. Debt is marginal and cheap — Islamic Murabaha at about 5.9%, above the sovereign as a corporate must be — and the balance sheet is almost all equity, so the weighted cost is 9.9%, easing to 8.9% in perpetuity as the country premium narrows and beta reverts toward one.</w:t>
+        <w:t>The cost of capital is built from sourced components. Saudi Arabia is rated Aa3; its adjusted sovereign default spread is 0.48% and its equity risk premium 4.94% (a 4.20% mature-market base plus a 0.74% country premium). We take the ten-year Saudi sukuk yield at 5.50% — re-derived this edition from the published SAR government-sukuk curve after an earlier estimate sat below it — subtract the sovereign’s own default spread to avoid charging country risk twice, and add beta times the premium. Beta is 1.129, from Riyadh Cables’ own weekly returns against the Tadawul All Share Index over its 185-week listed history; it is a noisy estimate (R-squared about 0.15, standard error 0.31, a 90% confidence interval of roughly 0.6 to 1.6), which the sensitivity carries. That gives a cost of equity of 10.6%. Debt is marginal — Islamic Murabaha at about 5.9%, above the sovereign as a same-currency corporate must be — and its weight is struck on NET financial debt (borrowings less cash); with an almost all-equity balance sheet the weighted cost is 10.5%, easing to 9.5% in perpetuity as the country premium narrows and beta reverts toward one.</w:t>
       </w:r>
     </w:p>
     <w:tbl>
@@ -3777,7 +3791,7 @@
                 <w:color w:val="1C3A36"/>
                 <w:sz w:val="18"/>
               </w:rPr>
-              <w:t>4.34%</w:t>
+              <w:t>5.02%</w:t>
             </w:r>
           </w:p>
         </w:tc>
@@ -3795,7 +3809,7 @@
                 <w:color w:val="1C3A36"/>
                 <w:sz w:val="18"/>
               </w:rPr>
-              <w:t>4.34%</w:t>
+              <w:t>5.02%</w:t>
             </w:r>
           </w:p>
         </w:tc>
@@ -3832,7 +3846,7 @@
                 <w:color w:val="1C3A36"/>
                 <w:sz w:val="18"/>
               </w:rPr>
-              <w:t>5.01%</w:t>
+              <w:t>4.94%</w:t>
             </w:r>
           </w:p>
         </w:tc>
@@ -3850,7 +3864,7 @@
                 <w:color w:val="1C3A36"/>
                 <w:sz w:val="18"/>
               </w:rPr>
-              <w:t>4.75%</w:t>
+              <w:t>4.70%</w:t>
             </w:r>
           </w:p>
         </w:tc>
@@ -3946,7 +3960,7 @@
                 <w:color w:val="1C3A36"/>
                 <w:sz w:val="18"/>
               </w:rPr>
-              <w:t>10.00%</w:t>
+              <w:t>10.60%</w:t>
             </w:r>
           </w:p>
         </w:tc>
@@ -3966,7 +3980,7 @@
                 <w:color w:val="1C3A36"/>
                 <w:sz w:val="18"/>
               </w:rPr>
-              <w:t>9.09%</w:t>
+              <w:t>9.72%</w:t>
             </w:r>
           </w:p>
         </w:tc>
@@ -4117,7 +4131,7 @@
                 <w:color w:val="1C3A36"/>
                 <w:sz w:val="18"/>
               </w:rPr>
-              <w:t>9.88%</w:t>
+              <w:t>10.47%</w:t>
             </w:r>
           </w:p>
         </w:tc>
@@ -4137,7 +4151,7 @@
                 <w:color w:val="1C3A36"/>
                 <w:sz w:val="18"/>
               </w:rPr>
-              <w:t>8.88%</w:t>
+              <w:t>9.48%</w:t>
             </w:r>
           </w:p>
         </w:tc>
@@ -4147,6 +4161,20 @@
       <w:pPr>
         <w:spacing w:after="40"/>
       </w:pPr>
+    </w:p>
+    <w:p>
+      <w:pPr>
+        <w:spacing w:after="120" w:before="0"/>
+      </w:pPr>
+      <w:r>
+        <w:rPr>
+          <w:b w:val="0"/>
+          <w:i w:val="0"/>
+          <w:color w:val="6E7B77"/>
+          <w:sz w:val="18"/>
+        </w:rPr>
+        <w:t>Two terminal conventions are worth flagging. The terminal structure carries a 5% net-debt weight, modestly above today’s 2.4%, to acknowledge the structural working-capital leverage a cable maker runs — a small lever, not a geared structure the company has ever operated. And the terminal risk-free rate is held flat at its normalised current level rather than marked down, so the terminal cost of equity falls only as beta reverts to one and the country premium compresses, never by cutting the risk-free to lift value.</w:t>
+      </w:r>
     </w:p>
     <w:p>
       <w:pPr>
@@ -4255,7 +4283,7 @@
           <w:color w:val="1C3A36"/>
           <w:sz w:val="21"/>
         </w:rPr>
-        <w:t>The shares last traded at SAR 104.80. Over the last year the price has ranged widely, and it currently sits near its longer moving averages after a strong multi-year run from the December 2022 listing (the stock has roughly tripled from its early lows). The moving-average stack below places the current price in that context. This section is descriptive; it carries no fundamental claim.</w:t>
+        <w:t>The shares last traded at SAR 104.80, near the low of their 52-week range (about SAR 100 to SAR 143) and below all four of their moving averages — roughly 1% under the 20-session average, 8% under the 50-session and 14% under the 200-session — after retracing much of the multi-year advance that followed the December 2022 listing. The moving-average stack below places the current price in that context. This section is descriptive; it carries no fundamental claim.</w:t>
       </w:r>
     </w:p>
     <w:p>
@@ -4827,7 +4855,7 @@
           <w:color w:val="1C3A36"/>
           <w:sz w:val="21"/>
         </w:rPr>
-        <w:t>The cone is well-calibrated. Tested across the stock’s full trading history, its 50%, 80% and 90% bands contained 70%, 80% and 90% of actual outcomes — essentially on target — and the model’s implied ranks were close to uniform (a mean of 0.49 against an ideal of 0.50). On scored accuracy the cone was statistically indistinguishable from a simple random-walk benchmark over the roughly three and a half years the shares have been listed; it neither reliably beat it nor lagged it, which for a liquid large-cap is the honest result. Because the company only listed in December 2022, the calibration rests on that shorter own history together with the broader Saudi-market evidence behind the same simulation model; a five-year single-name record will exist in time. The level-touch chances above are read directly from the simulated paths.</w:t>
+        <w:t>The cone is well-calibrated in its outer bands and conservative in its inner one. Tested across the stock’s full trading history, its 80% and 90% bands contained 80% and 90% of actual outcomes — on target — while the 50% band contained 70%, wider than its label, so the inner band overstates the likely dispersion rather than understating it. The model’s implied ranks were close to uniform (a mean of 0.49 against an ideal of 0.50). On scored accuracy the cone was statistically indistinguishable from simply assuming the price follows a random walk over the roughly three and a half years the shares have been listed; it neither reliably beat that nor lagged it, which for a liquid large-cap is the honest result. Because the company only listed in December 2022, the calibration rests on that shorter own history together with the broader Saudi-market evidence behind the same simulation model; a five-year single-name record will exist in time. The level-touch chances above are read directly from the simulated paths.</w:t>
       </w:r>
     </w:p>
     <w:p>
@@ -4855,7 +4883,7 @@
           <w:color w:val="1C3A36"/>
           <w:sz w:val="21"/>
         </w:rPr>
-        <w:t>The lenses disagree by design, and the disagreement is informative. The intrinsic discounted-cash-flow value (SAR 146) is the highest: it rewards a high return on capital, durable mid-single-digit growth and a low Saudi cost of capital, and it is terminal-heavy (83% of value beyond year five). The relative lens (SAR 83) is the most cautious: it holds the company to a mid-range exit multiple below where it trades today. Earnings power (SAR 102) and book value (SAR 107) sit between. Read together, they say the market is fairly-to-attractively priced depending on how much credit one gives the intrinsic economics versus the exit multiple. The weighted central of SAR 119 splits that difference.</w:t>
+        <w:t>The lenses disagree by design, and the disagreement is informative. The intrinsic discounted-cash-flow value (SAR 129) is the highest: it rewards a high return on capital, durable mid-single-digit growth and a low Saudi cost of capital, and it is terminal-heavy (81% of value beyond year five). The relative lens (SAR 87) is the most cautious: it holds the company to a mid-range exit multiple below where it trades today. Earnings power (SAR 102) and book value (SAR 95) sit between. Read together, the market price sits below the cash-flow lens and above the earnings-power, book and exit-multiple lenses; the reading depends entirely on how much weight one puts on the intrinsic economics versus the exit multiple. The weighted central of SAR 110 is 5% above the market price.</w:t>
       </w:r>
     </w:p>
     <w:p>
@@ -4974,7 +5002,7 @@
           <w:color w:val="1C3A36"/>
           <w:sz w:val="21"/>
         </w:rPr>
-        <w:t xml:space="preserve"> semi-annual dividends and any change in the payout, capital returns, or the completion of the current capacity build.</w:t>
+        <w:t xml:space="preserve"> semi-annual dividends (the FY2025 final was SAR 2.25/share), the small treasury holding of 282,500 bought-back shares, and any change in payout or the completion of the current capacity build.</w:t>
       </w:r>
     </w:p>
     <w:p>
@@ -5002,7 +5030,7 @@
           <w:color w:val="1C3A36"/>
           <w:sz w:val="21"/>
         </w:rPr>
-        <w:t>The fundamental range and the price cone answer different questions. The fundamental central (SAR 119) is where the business is worth on its cash flows; the price cone (a three-month 5–95% range of about SAR 77 to SAR 144) is where the price could travel on volatility alone. When the fundamental estimate sits above the price, as here, the gap is the potential the intrinsic lens sees; the cone is a reminder that the path is wide and the outcome uncertain over any short horizon.</w:t>
+        <w:t>The fundamental range and the price cone answer different questions. The fundamental central (SAR 110) is where the business is worth on its cash flows; the price cone (a three-month 5–95% range of about SAR 77 to SAR 144) is where the price could travel on volatility alone. When the fundamental estimate sits above the price, as here, the gap is the potential the intrinsic lens sees; the cone is a reminder that the path is wide and the outcome uncertain over any short horizon.</w:t>
       </w:r>
     </w:p>
     <w:p>
@@ -5037,7 +5065,7 @@
           <w:color w:val="1C3A36"/>
           <w:sz w:val="21"/>
         </w:rPr>
-        <w:t xml:space="preserve"> if the sustained gross margin settles below 14.5% — a competitive or metal-driven squeeze on the conversion spread — the cash-flow lens falls toward SAR 132.</w:t>
+        <w:t xml:space="preserve"> if the sustained gross margin settles below 14.5% — a competitive or metal-driven squeeze on the conversion spread — the cash-flow lens falls toward SAR 117.</w:t>
       </w:r>
     </w:p>
     <w:p>
@@ -5058,7 +5086,7 @@
           <w:color w:val="1C3A36"/>
           <w:sz w:val="21"/>
         </w:rPr>
-        <w:t xml:space="preserve"> the value is terminal-heavy (83% of enterprise value). A higher terminal cost of capital or lower growth cuts it materially, as the sensitivity grid shows.</w:t>
+        <w:t xml:space="preserve"> the value is terminal-heavy (81% of enterprise value). A higher terminal cost of capital or lower growth cuts it materially, as the sensitivity grid shows.</w:t>
       </w:r>
     </w:p>
     <w:p>
@@ -5884,7 +5912,7 @@
                 <w:color w:val="1C3A36"/>
                 <w:sz w:val="16"/>
               </w:rPr>
-              <w:t>716</w:t>
+              <w:t>714</w:t>
             </w:r>
           </w:p>
         </w:tc>
@@ -7336,7 +7364,7 @@
                 <w:color w:val="1C3A36"/>
                 <w:sz w:val="17"/>
               </w:rPr>
-              <w:t>2,246</w:t>
+              <w:t>2,247</w:t>
             </w:r>
           </w:p>
         </w:tc>
@@ -8986,7 +9014,7 @@
           <w:color w:val="1C3A36"/>
           <w:sz w:val="21"/>
         </w:rPr>
-        <w:t>Worldview: value a stable manufacturer on mid-cycle earnings and a through-cycle multiple. Works when earnings are recurring; fails if the cycle breaks structurally. Mid-cycle EBITDA margin 12.0% on revenue of SAR 13,364mn gives EBIT of SAR 1,485mn; after net interest of SAR 26mn, tax and minorities, earnings are SAR 8.78 per share; at 13.0x that is SAR 119 (range SAR 91–147). Falsifier: a sustained margin below 14%.</w:t>
+        <w:t>Worldview: value a stable manufacturer on mid-cycle earnings and a through-cycle multiple. Works when earnings are recurring; fails if the cycle breaks structurally. Mid-cycle EBITDA margin 12.0% on revenue of SAR 13,364mn gives EBIT of SAR 1,485mn; after net interest of SAR 15mn, tax and minorities, earnings are SAR 8.85 per share; at 13.0x that is SAR 120 (range SAR 92–149). Falsifier: a sustained margin below 14%.</w:t>
       </w:r>
     </w:p>
     <w:p>
@@ -9014,7 +9042,7 @@
           <w:color w:val="1C3A36"/>
           <w:sz w:val="21"/>
         </w:rPr>
-        <w:t>Worldview: an owner earns the free cash flow after real reinvestment; capitalise mid-cycle owner cash at the cost of equity. Works for a cash-generative business; fails if reinvestment is understated. Mid-cycle free cash flow to the firm of SAR 1,076mn, less after-tax interest, is owner cash of about SAR 1,049mn; grown at 4% and capitalised at 9.1% gives SAR 150 (range SAR 99–189). Falsifier: free cash conversion staying below half of earnings.</w:t>
+        <w:t>Worldview: an owner earns the free cash flow after real reinvestment; capitalise mid-cycle owner cash at the cost of equity. Works for a cash-generative business; fails if reinvestment is understated. Mid-cycle free cash flow to the firm of SAR 1,076mn, less after-tax interest, is owner cash of about SAR 1,067mn; grown at 4% and capitalised at 9.7% gives SAR 136 (range SAR 93–167). Falsifier: free cash conversion staying below half of earnings.</w:t>
       </w:r>
     </w:p>
     <w:p>
@@ -9042,7 +9070,7 @@
           <w:color w:val="1C3A36"/>
           <w:sz w:val="21"/>
         </w:rPr>
-        <w:t>Worldview: value is invested capital plus the present value of returns above the cost of capital. Works when returns are measurable and durable; fails if the return advantage erodes. Invested capital of SAR 4,425mn plus the present value of economic profit (SAR 16,503mn) gives SAR 144 per share (range SAR 104–166). Falsifier: return on capital falling toward the cost of capital.</w:t>
+        <w:t>Worldview: value is invested capital plus the present value of returns above the cost of capital. Works when returns are measurable and durable; fails if the return advantage erodes. Invested capital of SAR 4,425mn plus the present value of economic profit (SAR 14,127mn) gives SAR 127 per share (range SAR 93–146). Falsifier: return on capital falling toward the cost of capital.</w:t>
       </w:r>
     </w:p>
     <w:p>
@@ -9173,7 +9201,7 @@
           <w:color w:val="1C3A36"/>
           <w:sz w:val="21"/>
         </w:rPr>
-        <w:t xml:space="preserve"> Expert 3’s durability of returns is challenged — conceded that the 30%-plus return will fade, which is why the terminal return is struck at 25% and terminal growth at 4%.</w:t>
+        <w:t xml:space="preserve"> Expert 3’s durability of returns is challenged — conceded that the low-30s% return on capital will fade, which is why the terminal return on capital is struck near 25% and terminal growth at 4%.</w:t>
       </w:r>
     </w:p>
     <w:p>
@@ -9201,7 +9229,7 @@
           <w:color w:val="1C3A36"/>
           <w:sz w:val="21"/>
         </w:rPr>
-        <w:t>The three methods land at SAR 119, SAR 150 and SAR 144, a median of SAR 144 — close to the discounted-cash-flow lens and above the market. They agree the business is high-return and under-levered; they differ on how much of that return the future keeps.</w:t>
+        <w:t>The three methods land at SAR 120, SAR 136 and SAR 127, a median of SAR 127 — close to the discounted-cash-flow lens and above the market. They agree the business is high-return and under-levered; they differ on how much of that return the future keeps.</w:t>
       </w:r>
     </w:p>
     <w:p>

--- a/engine/riyadhcable_study/RIYADHCABLE_Valuation_Study_18-08-2026_public.docx
+++ b/engine/riyadhcable_study/RIYADHCABLE_Valuation_Study_18-08-2026_public.docx
@@ -95,7 +95,7 @@
           <w:color w:val="896F36"/>
           <w:sz w:val="26"/>
         </w:rPr>
-        <w:t>SAR 110 per share</w:t>
+        <w:t>SAR 109 per share</w:t>
       </w:r>
       <w:r>
         <w:rPr>
@@ -104,7 +104,7 @@
           <w:color w:val="1C3A36"/>
           <w:sz w:val="22"/>
         </w:rPr>
-        <w:t xml:space="preserve">   ·   full span SAR 64–200   ·   spot SAR 104.80 (5% to the central)</w:t>
+        <w:t xml:space="preserve">   ·   full span SAR 64–198   ·   spot SAR 104.80 (4% to the central)</w:t>
       </w:r>
     </w:p>
     <w:tbl>
@@ -172,7 +172,7 @@
                 <w:color w:val="1C3A36"/>
                 <w:sz w:val="19"/>
               </w:rPr>
-              <w:t>The four valuation lenses below place fair value between about SAR 87 and SAR 129 per share; weighting them gives a central of SAR 110, about 5% above the SAR 104.80 market price. The lenses disagree, and that disagreement is the point: the intrinsic cash-flow lens sees clear value, the exit-multiple lens is more cautious.</w:t>
+              <w:t>The four valuation lenses below place fair value between about SAR 86 and SAR 128 per share; weighting them gives a central of SAR 109, about 4% above the SAR 104.80 market price. The lenses disagree, and that disagreement is the point: the intrinsic cash-flow lens sees clear value, the exit-multiple lens is more cautious.</w:t>
             </w:r>
           </w:p>
           <w:p>
@@ -242,7 +242,7 @@
           <w:color w:val="1C3A36"/>
           <w:sz w:val="21"/>
         </w:rPr>
-        <w:t>Our central fair-value estimate is SAR 110 per share, about 5% above the SAR 104.80 price. The intrinsic discounted-cash-flow lens is the most positive at SAR 129; a cautious exit-multiple reading is the least, at SAR 87; the earnings-power and book-value lenses sit in between at SAR 102 and SAR 95. The single most important assumption is the sustained gross margin: at the recent half-year’s 15.3% the cash-flow lens is worth SAR 129; if the 2025 full-year 16.0% holds it is worth SAR 141; if it compresses to 14.5% it is worth SAR 117.</w:t>
+        <w:t>Our central fair-value estimate is SAR 109 per share, about 4% above the SAR 104.80 price. The intrinsic discounted-cash-flow lens is the most positive at SAR 128; a cautious exit-multiple reading is the least, at SAR 86; the earnings-power and book-value lenses sit in between at SAR 102 and SAR 95. The single most important assumption is the sustained gross margin: at the recent half-year’s 15.3% the cash-flow lens is worth SAR 128; if the 2025 full-year 16.0% holds it is worth SAR 140; if it compresses to 14.5% it is worth SAR 116.</w:t>
       </w:r>
     </w:p>
     <w:p>
@@ -509,7 +509,7 @@
                 <w:color w:val="1C3A36"/>
                 <w:sz w:val="18"/>
               </w:rPr>
-              <w:t>129</w:t>
+              <w:t>128</w:t>
             </w:r>
           </w:p>
         </w:tc>
@@ -527,7 +527,7 @@
                 <w:color w:val="1C3A36"/>
                 <w:sz w:val="18"/>
               </w:rPr>
-              <w:t>200</w:t>
+              <w:t>198</w:t>
             </w:r>
           </w:p>
         </w:tc>
@@ -563,7 +563,7 @@
                 <w:color w:val="1C3A36"/>
                 <w:sz w:val="18"/>
               </w:rPr>
-              <w:t>23%</w:t>
+              <w:t>22%</w:t>
             </w:r>
           </w:p>
         </w:tc>
@@ -600,7 +600,7 @@
                 <w:color w:val="1C3A36"/>
                 <w:sz w:val="18"/>
               </w:rPr>
-              <w:t>70</w:t>
+              <w:t>69</w:t>
             </w:r>
           </w:p>
         </w:tc>
@@ -618,7 +618,7 @@
                 <w:color w:val="1C3A36"/>
                 <w:sz w:val="18"/>
               </w:rPr>
-              <w:t>87</w:t>
+              <w:t>86</w:t>
             </w:r>
           </w:p>
         </w:tc>
@@ -636,7 +636,7 @@
                 <w:color w:val="1C3A36"/>
                 <w:sz w:val="18"/>
               </w:rPr>
-              <w:t>100</w:t>
+              <w:t>99</w:t>
             </w:r>
           </w:p>
         </w:tc>
@@ -672,7 +672,7 @@
                 <w:color w:val="1C3A36"/>
                 <w:sz w:val="18"/>
               </w:rPr>
-              <w:t>-17%</w:t>
+              <w:t>-18%</w:t>
             </w:r>
           </w:p>
         </w:tc>
@@ -951,7 +951,7 @@
                 <w:color w:val="1C3A36"/>
                 <w:sz w:val="18"/>
               </w:rPr>
-              <w:t>110</w:t>
+              <w:t>109</w:t>
             </w:r>
           </w:p>
         </w:tc>
@@ -971,7 +971,7 @@
                 <w:color w:val="1C3A36"/>
                 <w:sz w:val="18"/>
               </w:rPr>
-              <w:t>200</w:t>
+              <w:t>198</w:t>
             </w:r>
           </w:p>
         </w:tc>
@@ -1011,7 +1011,7 @@
                 <w:color w:val="1C3A36"/>
                 <w:sz w:val="18"/>
               </w:rPr>
-              <w:t>5%</w:t>
+              <w:t>4%</w:t>
             </w:r>
           </w:p>
         </w:tc>
@@ -1065,7 +1065,7 @@
                 <w:color w:val="1C3A36"/>
                 <w:sz w:val="18"/>
               </w:rPr>
-              <w:t>127</w:t>
+              <w:t>126</w:t>
             </w:r>
           </w:p>
         </w:tc>
@@ -1117,7 +1117,7 @@
                 <w:color w:val="1C3A36"/>
                 <w:sz w:val="18"/>
               </w:rPr>
-              <w:t>21%</w:t>
+              <w:t>20%</w:t>
             </w:r>
           </w:p>
         </w:tc>
@@ -1329,7 +1329,7 @@
                 <w:color w:val="1C3A36"/>
                 <w:sz w:val="19"/>
               </w:rPr>
-              <w:t>The sustained gross margin drives the cash-flow lens more than any other input. Anchored on the reviewed H1-2026 actual of 15.3%: SAR 129/share. On the 2025 full-year 16.0%: SAR 141. On a further compression to 14.5%: SAR 117. We publish the three side by side and do not average them into one number.</w:t>
+              <w:t>The sustained gross margin drives the cash-flow lens more than any other input. Anchored on the reviewed H1-2026 actual of 15.3%: SAR 128/share. On the 2025 full-year 16.0%: SAR 140. On a further compression to 14.5%: SAR 116. We publish the three side by side and do not average them into one number.</w:t>
             </w:r>
           </w:p>
         </w:tc>
@@ -1630,7 +1630,7 @@
                 <w:color w:val="1C3A36"/>
                 <w:sz w:val="17"/>
               </w:rPr>
-              <w:t>11,513</w:t>
+              <w:t>11,499</w:t>
             </w:r>
           </w:p>
         </w:tc>
@@ -1648,7 +1648,7 @@
                 <w:color w:val="1C3A36"/>
                 <w:sz w:val="17"/>
               </w:rPr>
-              <w:t>12,410</w:t>
+              <w:t>12,392</w:t>
             </w:r>
           </w:p>
         </w:tc>
@@ -1666,7 +1666,7 @@
                 <w:color w:val="1C3A36"/>
                 <w:sz w:val="17"/>
               </w:rPr>
-              <w:t>13,364</w:t>
+              <w:t>13,340</w:t>
             </w:r>
           </w:p>
         </w:tc>
@@ -1684,7 +1684,7 @@
                 <w:color w:val="1C3A36"/>
                 <w:sz w:val="17"/>
               </w:rPr>
-              <w:t>14,264</w:t>
+              <w:t>14,235</w:t>
             </w:r>
           </w:p>
         </w:tc>
@@ -1702,7 +1702,7 @@
                 <w:color w:val="1C3A36"/>
                 <w:sz w:val="17"/>
               </w:rPr>
-              <w:t>15,143</w:t>
+              <w:t>15,111</w:t>
             </w:r>
           </w:p>
         </w:tc>
@@ -1739,7 +1739,7 @@
                 <w:color w:val="1C3A36"/>
                 <w:sz w:val="17"/>
               </w:rPr>
-              <w:t>1,360</w:t>
+              <w:t>1,354</w:t>
             </w:r>
           </w:p>
         </w:tc>
@@ -1757,7 +1757,7 @@
                 <w:color w:val="1C3A36"/>
                 <w:sz w:val="17"/>
               </w:rPr>
-              <w:t>1,478</w:t>
+              <w:t>1,471</w:t>
             </w:r>
           </w:p>
         </w:tc>
@@ -1775,7 +1775,7 @@
                 <w:color w:val="1C3A36"/>
                 <w:sz w:val="17"/>
               </w:rPr>
-              <w:t>1,598</w:t>
+              <w:t>1,589</w:t>
             </w:r>
           </w:p>
         </w:tc>
@@ -1793,7 +1793,7 @@
                 <w:color w:val="1C3A36"/>
                 <w:sz w:val="17"/>
               </w:rPr>
-              <w:t>1,720</w:t>
+              <w:t>1,710</w:t>
             </w:r>
           </w:p>
         </w:tc>
@@ -1811,7 +1811,7 @@
                 <w:color w:val="1C3A36"/>
                 <w:sz w:val="17"/>
               </w:rPr>
-              <w:t>1,826</w:t>
+              <w:t>1,814</w:t>
             </w:r>
           </w:p>
         </w:tc>
@@ -1884,6 +1884,24 @@
                 <w:color w:val="1C3A36"/>
                 <w:sz w:val="17"/>
               </w:rPr>
+              <w:t>11.9%</w:t>
+            </w:r>
+          </w:p>
+        </w:tc>
+        <w:tc>
+          <w:tcPr>
+            <w:tcW w:type="dxa" w:w="1411"/>
+          </w:tcPr>
+          <w:p>
+            <w:pPr>
+              <w:spacing w:after="20"/>
+              <w:jc w:val="right"/>
+            </w:pPr>
+            <w:r>
+              <w:rPr>
+                <w:color w:val="1C3A36"/>
+                <w:sz w:val="17"/>
+              </w:rPr>
               <w:t>12.0%</w:t>
             </w:r>
           </w:p>
@@ -1902,25 +1920,7 @@
                 <w:color w:val="1C3A36"/>
                 <w:sz w:val="17"/>
               </w:rPr>
-              <w:t>12.1%</w:t>
-            </w:r>
-          </w:p>
-        </w:tc>
-        <w:tc>
-          <w:tcPr>
-            <w:tcW w:type="dxa" w:w="1411"/>
-          </w:tcPr>
-          <w:p>
-            <w:pPr>
-              <w:spacing w:after="20"/>
-              <w:jc w:val="right"/>
-            </w:pPr>
-            <w:r>
-              <w:rPr>
-                <w:color w:val="1C3A36"/>
-                <w:sz w:val="17"/>
-              </w:rPr>
-              <w:t>12.1%</w:t>
+              <w:t>12.0%</w:t>
             </w:r>
           </w:p>
         </w:tc>
@@ -1993,7 +1993,7 @@
                 <w:color w:val="1C3A36"/>
                 <w:sz w:val="17"/>
               </w:rPr>
-              <w:t>114</w:t>
+              <w:t>113</w:t>
             </w:r>
           </w:p>
         </w:tc>
@@ -2029,7 +2029,7 @@
                 <w:color w:val="1C3A36"/>
                 <w:sz w:val="17"/>
               </w:rPr>
-              <w:t>129</w:t>
+              <w:t>128</w:t>
             </w:r>
           </w:p>
         </w:tc>
@@ -2066,7 +2066,7 @@
                 <w:color w:val="1C3A36"/>
                 <w:sz w:val="17"/>
               </w:rPr>
-              <w:t>1,262</w:t>
+              <w:t>1,256</w:t>
             </w:r>
           </w:p>
         </w:tc>
@@ -2084,7 +2084,7 @@
                 <w:color w:val="1C3A36"/>
                 <w:sz w:val="17"/>
               </w:rPr>
-              <w:t>1,373</w:t>
+              <w:t>1,365</w:t>
             </w:r>
           </w:p>
         </w:tc>
@@ -2102,7 +2102,7 @@
                 <w:color w:val="1C3A36"/>
                 <w:sz w:val="17"/>
               </w:rPr>
-              <w:t>1,485</w:t>
+              <w:t>1,476</w:t>
             </w:r>
           </w:p>
         </w:tc>
@@ -2120,7 +2120,7 @@
                 <w:color w:val="1C3A36"/>
                 <w:sz w:val="17"/>
               </w:rPr>
-              <w:t>1,599</w:t>
+              <w:t>1,589</w:t>
             </w:r>
           </w:p>
         </w:tc>
@@ -2138,7 +2138,7 @@
                 <w:color w:val="1C3A36"/>
                 <w:sz w:val="17"/>
               </w:rPr>
-              <w:t>1,698</w:t>
+              <w:t>1,686</w:t>
             </w:r>
           </w:p>
         </w:tc>
@@ -2175,7 +2175,7 @@
                 <w:color w:val="1C3A36"/>
                 <w:sz w:val="17"/>
               </w:rPr>
-              <w:t>1,142</w:t>
+              <w:t>1,137</w:t>
             </w:r>
           </w:p>
         </w:tc>
@@ -2193,7 +2193,7 @@
                 <w:color w:val="1C3A36"/>
                 <w:sz w:val="17"/>
               </w:rPr>
-              <w:t>1,242</w:t>
+              <w:t>1,236</w:t>
             </w:r>
           </w:p>
         </w:tc>
@@ -2211,7 +2211,7 @@
                 <w:color w:val="1C3A36"/>
                 <w:sz w:val="17"/>
               </w:rPr>
-              <w:t>1,344</w:t>
+              <w:t>1,336</w:t>
             </w:r>
           </w:p>
         </w:tc>
@@ -2229,7 +2229,7 @@
                 <w:color w:val="1C3A36"/>
                 <w:sz w:val="17"/>
               </w:rPr>
-              <w:t>1,447</w:t>
+              <w:t>1,438</w:t>
             </w:r>
           </w:p>
         </w:tc>
@@ -2247,7 +2247,7 @@
                 <w:color w:val="1C3A36"/>
                 <w:sz w:val="17"/>
               </w:rPr>
-              <w:t>1,536</w:t>
+              <w:t>1,526</w:t>
             </w:r>
           </w:p>
         </w:tc>
@@ -2320,7 +2320,7 @@
                 <w:color w:val="1C3A36"/>
                 <w:sz w:val="17"/>
               </w:rPr>
-              <w:t>114</w:t>
+              <w:t>113</w:t>
             </w:r>
           </w:p>
         </w:tc>
@@ -2356,7 +2356,7 @@
                 <w:color w:val="1C3A36"/>
                 <w:sz w:val="17"/>
               </w:rPr>
-              <w:t>129</w:t>
+              <w:t>128</w:t>
             </w:r>
           </w:p>
         </w:tc>
@@ -2393,7 +2393,7 @@
                 <w:color w:val="1C3A36"/>
                 <w:sz w:val="17"/>
               </w:rPr>
-              <w:t>219</w:t>
+              <w:t>218</w:t>
             </w:r>
           </w:p>
         </w:tc>
@@ -2502,7 +2502,7 @@
                 <w:color w:val="1C3A36"/>
                 <w:sz w:val="17"/>
               </w:rPr>
-              <w:t>290</w:t>
+              <w:t>286</w:t>
             </w:r>
           </w:p>
         </w:tc>
@@ -2520,6 +2520,42 @@
                 <w:color w:val="1C3A36"/>
                 <w:sz w:val="17"/>
               </w:rPr>
+              <w:t>250</w:t>
+            </w:r>
+          </w:p>
+        </w:tc>
+        <w:tc>
+          <w:tcPr>
+            <w:tcW w:type="dxa" w:w="1411"/>
+          </w:tcPr>
+          <w:p>
+            <w:pPr>
+              <w:spacing w:after="20"/>
+              <w:jc w:val="right"/>
+            </w:pPr>
+            <w:r>
+              <w:rPr>
+                <w:color w:val="1C3A36"/>
+                <w:sz w:val="17"/>
+              </w:rPr>
+              <w:t>266</w:t>
+            </w:r>
+          </w:p>
+        </w:tc>
+        <w:tc>
+          <w:tcPr>
+            <w:tcW w:type="dxa" w:w="1411"/>
+          </w:tcPr>
+          <w:p>
+            <w:pPr>
+              <w:spacing w:after="20"/>
+              <w:jc w:val="right"/>
+            </w:pPr>
+            <w:r>
+              <w:rPr>
+                <w:color w:val="1C3A36"/>
+                <w:sz w:val="17"/>
+              </w:rPr>
               <w:t>251</w:t>
             </w:r>
           </w:p>
@@ -2538,43 +2574,7 @@
                 <w:color w:val="1C3A36"/>
                 <w:sz w:val="17"/>
               </w:rPr>
-              <w:t>267</w:t>
-            </w:r>
-          </w:p>
-        </w:tc>
-        <w:tc>
-          <w:tcPr>
-            <w:tcW w:type="dxa" w:w="1411"/>
-          </w:tcPr>
-          <w:p>
-            <w:pPr>
-              <w:spacing w:after="20"/>
-              <w:jc w:val="right"/>
-            </w:pPr>
-            <w:r>
-              <w:rPr>
-                <w:color w:val="1C3A36"/>
-                <w:sz w:val="17"/>
-              </w:rPr>
-              <w:t>252</w:t>
-            </w:r>
-          </w:p>
-        </w:tc>
-        <w:tc>
-          <w:tcPr>
-            <w:tcW w:type="dxa" w:w="1411"/>
-          </w:tcPr>
-          <w:p>
-            <w:pPr>
-              <w:spacing w:after="20"/>
-              <w:jc w:val="right"/>
-            </w:pPr>
-            <w:r>
-              <w:rPr>
-                <w:color w:val="1C3A36"/>
-                <w:sz w:val="17"/>
-              </w:rPr>
-              <w:t>246</w:t>
+              <w:t>245</w:t>
             </w:r>
           </w:p>
         </w:tc>
@@ -2611,7 +2611,7 @@
                 <w:color w:val="1C3A36"/>
                 <w:sz w:val="17"/>
               </w:rPr>
-              <w:t>731</w:t>
+              <w:t>730</w:t>
             </w:r>
           </w:p>
         </w:tc>
@@ -2629,7 +2629,7 @@
                 <w:color w:val="1C3A36"/>
                 <w:sz w:val="17"/>
               </w:rPr>
-              <w:t>873</w:t>
+              <w:t>868</w:t>
             </w:r>
           </w:p>
         </w:tc>
@@ -2647,7 +2647,7 @@
                 <w:color w:val="1C3A36"/>
                 <w:sz w:val="17"/>
               </w:rPr>
-              <w:t>963</w:t>
+              <w:t>957</w:t>
             </w:r>
           </w:p>
         </w:tc>
@@ -2665,7 +2665,7 @@
                 <w:color w:val="1C3A36"/>
                 <w:sz w:val="17"/>
               </w:rPr>
-              <w:t>1,088</w:t>
+              <w:t>1,080</w:t>
             </w:r>
           </w:p>
         </w:tc>
@@ -2683,7 +2683,7 @@
                 <w:color w:val="1C3A36"/>
                 <w:sz w:val="17"/>
               </w:rPr>
-              <w:t>1,176</w:t>
+              <w:t>1,167</w:t>
             </w:r>
           </w:p>
         </w:tc>
@@ -2829,7 +2829,7 @@
                 <w:color w:val="1C3A36"/>
                 <w:sz w:val="17"/>
               </w:rPr>
-              <w:t>661</w:t>
+              <w:t>660</w:t>
             </w:r>
           </w:p>
         </w:tc>
@@ -2847,7 +2847,7 @@
                 <w:color w:val="1C3A36"/>
                 <w:sz w:val="17"/>
               </w:rPr>
-              <w:t>717</w:t>
+              <w:t>713</w:t>
             </w:r>
           </w:p>
         </w:tc>
@@ -2865,7 +2865,7 @@
                 <w:color w:val="1C3A36"/>
                 <w:sz w:val="17"/>
               </w:rPr>
-              <w:t>719</w:t>
+              <w:t>714</w:t>
             </w:r>
           </w:p>
         </w:tc>
@@ -2883,7 +2883,7 @@
                 <w:color w:val="1C3A36"/>
                 <w:sz w:val="17"/>
               </w:rPr>
-              <w:t>740</w:t>
+              <w:t>735</w:t>
             </w:r>
           </w:p>
         </w:tc>
@@ -2901,7 +2901,7 @@
                 <w:color w:val="1C3A36"/>
                 <w:sz w:val="17"/>
               </w:rPr>
-              <w:t>731</w:t>
+              <w:t>726</w:t>
             </w:r>
           </w:p>
         </w:tc>
@@ -2932,7 +2932,7 @@
           <w:color w:val="1C3A36"/>
           <w:sz w:val="19"/>
         </w:rPr>
-        <w:t>3,569mn</w:t>
+        <w:t>3,548mn</w:t>
       </w:r>
       <w:r>
         <w:rPr>
@@ -2950,7 +2950,7 @@
           <w:color w:val="1C3A36"/>
           <w:sz w:val="19"/>
         </w:rPr>
-        <w:t>15,254mn</w:t>
+        <w:t>15,136mn</w:t>
       </w:r>
       <w:r>
         <w:rPr>
@@ -2968,7 +2968,7 @@
           <w:color w:val="896F36"/>
           <w:sz w:val="19"/>
         </w:rPr>
-        <w:t>18,824mn</w:t>
+        <w:t>18,684mn</w:t>
       </w:r>
       <w:r>
         <w:rPr>
@@ -3077,7 +3077,7 @@
                 <w:color w:val="1C3A36"/>
                 <w:sz w:val="18"/>
               </w:rPr>
-              <w:t>18,824</w:t>
+              <w:t>18,684</w:t>
             </w:r>
           </w:p>
         </w:tc>
@@ -3114,7 +3114,7 @@
                 <w:color w:val="1C3A36"/>
                 <w:sz w:val="18"/>
               </w:rPr>
-              <w:t>15,254</w:t>
+              <w:t>15,136</w:t>
             </w:r>
           </w:p>
         </w:tc>
@@ -3266,7 +3266,7 @@
                 <w:color w:val="1C3A36"/>
                 <w:sz w:val="18"/>
               </w:rPr>
-              <w:t>18,428</w:t>
+              <w:t>18,288</w:t>
             </w:r>
           </w:p>
         </w:tc>
@@ -3303,7 +3303,7 @@
                 <w:color w:val="1C3A36"/>
                 <w:sz w:val="18"/>
               </w:rPr>
-              <w:t>123.08</w:t>
+              <w:t>122.15</w:t>
             </w:r>
           </w:p>
         </w:tc>
@@ -3344,7 +3344,7 @@
                 <w:color w:val="1C3A36"/>
                 <w:sz w:val="18"/>
               </w:rPr>
-              <w:t>128.90</w:t>
+              <w:t>127.91</w:t>
             </w:r>
           </w:p>
         </w:tc>
@@ -3422,7 +3422,7 @@
           <w:color w:val="1C3A36"/>
           <w:sz w:val="21"/>
         </w:rPr>
-        <w:t>Riyadh Cables trades at about 11.9x enterprise value to FY2025 EBITDA and 14.5x FY2025 earnings. Developed-market cable majors (Prysmian, Nexans) trade around 7–9x forward EBITDA; fast-growing emerging-market peers (Polycab, KEI in India) carry a large growth premium at 20–30x. Applying a 9.5x multiple — with the developed majors, a deliberate discount to Riyadh Cables’ own trailing multiple — to 2027 EBITDA of SAR 1,478mn, discounting it, and adding the interim cash flows, gives SAR 87 per share — the most cautious lens, reflecting a single-country base and a market that already prices in quality.</w:t>
+        <w:t>Riyadh Cables trades at about 11.9x enterprise value to FY2025 EBITDA and 14.5x FY2025 earnings. Developed-market cable majors (Prysmian, Nexans) trade around 7–9x forward EBITDA; fast-growing emerging-market peers (Polycab, KEI in India) carry a large growth premium at 20–30x. Applying a 9.5x multiple — with the developed majors, a deliberate discount to Riyadh Cables’ own trailing multiple — to 2027 EBITDA of SAR 1,471mn, discounting it, and adding the interim cash flows, gives SAR 86 per share — the most cautious lens, reflecting a single-country base and a market that already prices in quality.</w:t>
       </w:r>
     </w:p>
     <w:p>
@@ -3450,7 +3450,7 @@
           <w:color w:val="1C3A36"/>
           <w:sz w:val="21"/>
         </w:rPr>
-        <w:t>Stripping cycle from the earnings, a mid-cycle EBITDA margin of 12.0% on current-scale revenue of SAR 11,513mn, after depreciation, financing and tax, yields normalised earnings of about SAR 7.54 per share. At a through-cycle 13x — appropriate for a high-return, low-leverage regional leader with a roughly 11% cost of equity — that is SAR 102 per share.</w:t>
+        <w:t>Stripping cycle from the earnings, a mid-cycle EBITDA margin of 11.9% on current-scale revenue of SAR 11,499mn, after depreciation, financing and tax, yields normalised earnings of about SAR 7.50 per share. At a through-cycle 13x — appropriate for a high-return, low-leverage regional leader with a roughly 11% cost of equity — that is SAR 102 per share.</w:t>
       </w:r>
     </w:p>
     <w:p>
@@ -3478,7 +3478,7 @@
           <w:color w:val="1C3A36"/>
           <w:sz w:val="21"/>
         </w:rPr>
-        <w:t>The four lenses span SAR 87 to SAR 129. We weight the discounted cash flow most (45%) because the company’s cash flows are directly modelled from a disclosed cost structure; the relative and earnings-power lenses each 20%; and book value least (15%), because book understates a business earning a return on equity near 37%. The weighted central is SAR 110.</w:t>
+        <w:t>The four lenses span SAR 86 to SAR 128. We weight the discounted cash flow most (45%) because the company’s cash flows are directly modelled from a disclosed cost structure; the relative and earnings-power lenses each 20%; and book value least (15%), because book understates a business earning a return on equity near 37%. The weighted central is SAR 109.</w:t>
       </w:r>
     </w:p>
     <w:p>
@@ -3506,7 +3506,7 @@
           <w:color w:val="1C3A36"/>
           <w:sz w:val="21"/>
         </w:rPr>
-        <w:t>Revenue is not grown at one rate. A cable maker sells metal plus a conversion spread. We model a cable-tonnage index, priced as metal content — on its own copper-and-aluminium path — plus a conversion spread whose cost escalates on domestic inflation. Volume grows 10.0% in 2026, tapering to 5.0%, anchored on the reviewed half-year statement that 2026 revenue rose 9.5% "due to the increase in the volume of quantities sold." Metal prices are held broadly flat. Gross margin is then an OUTPUT of the stack — 15.3% in 2026 rising gently to 15.4%, and never back to the 2024–25 peak. Along that expected metal path the conversion spread is set to earn the target margin, so the reported margin holds; an unexpected metal move — the one the sensitivity prices — is not repriced in the spread and therefore dilutes the margin, exactly as the first half of 2026 showed.</w:t>
+        <w:t>Revenue is not grown at one rate, and it is not grown as one business. The model is built on the three disclosed reporting segments, each on its own driver, and summed. Cables and wires — 98% of revenue — is the metal converter: a cable-tonnage index priced as metal content (on its own copper-and-aluminium path) plus a conversion cost (on domestic inflation) plus a conversion spread, with volume growing 10.0% in 2026 tapering to 5.0%, anchored on the reviewed half-year statement that 2026 revenue rose 9.5% "due to the increase in the volume of quantities sold." High-voltage turnkey projects — a lumpy project business — grow on their own path at their disclosed 8% segment margin, and the small Other leg likewise. Metal prices are held broadly flat. The group gross margin is then the blended OUTPUT of the three legs — 15.2% in 2026 rising gently to 15.4%, never back to the 2024–25 peak. Along that expected metal path the cable leg’s conversion spread is set to earn the target margin, so the reported margin holds; an unexpected metal move — the one the sensitivity prices — is not repriced in the spread and therefore dilutes the margin, exactly as the first half of 2026 showed. (The cost-by-nature split is disclosed only at group level, so the group metal is carried in the cable leg and the two small legs carry their disclosed segment margins — immaterial at 2.4% of revenue.)</w:t>
       </w:r>
     </w:p>
     <w:p>
@@ -4883,7 +4883,7 @@
           <w:color w:val="1C3A36"/>
           <w:sz w:val="21"/>
         </w:rPr>
-        <w:t>The lenses disagree by design, and the disagreement is informative. The intrinsic discounted-cash-flow value (SAR 129) is the highest: it rewards a high return on capital, durable mid-single-digit growth and a low Saudi cost of capital, and it is terminal-heavy (81% of value beyond year five). The relative lens (SAR 87) is the most cautious: it holds the company to a mid-range exit multiple below where it trades today. Earnings power (SAR 102) and book value (SAR 95) sit between. Read together, the market price sits below the cash-flow lens and above the earnings-power, book and exit-multiple lenses; the reading depends entirely on how much weight one puts on the intrinsic economics versus the exit multiple. The weighted central of SAR 110 is 5% above the market price.</w:t>
+        <w:t>The lenses disagree by design, and the disagreement is informative. The intrinsic discounted-cash-flow value (SAR 128) is the highest: it rewards a high return on capital, durable mid-single-digit growth and a low Saudi cost of capital, and it is terminal-heavy (81% of value beyond year five). The relative lens (SAR 86) is the most cautious: it holds the company to a mid-range exit multiple below where it trades today. Earnings power (SAR 102) and book value (SAR 95) sit between. Read together, the market price sits below the cash-flow lens and above the earnings-power, book and exit-multiple lenses; the reading depends entirely on how much weight one puts on the intrinsic economics versus the exit multiple. The weighted central of SAR 109 is 4% above the market price.</w:t>
       </w:r>
     </w:p>
     <w:p>
@@ -5030,7 +5030,7 @@
           <w:color w:val="1C3A36"/>
           <w:sz w:val="21"/>
         </w:rPr>
-        <w:t>The fundamental range and the price cone answer different questions. The fundamental central (SAR 110) is where the business is worth on its cash flows; the price cone (a three-month 5–95% range of about SAR 77 to SAR 144) is where the price could travel on volatility alone. When the fundamental estimate sits above the price, as here, the gap is the potential the intrinsic lens sees; the cone is a reminder that the path is wide and the outcome uncertain over any short horizon.</w:t>
+        <w:t>The fundamental range and the price cone answer different questions. The fundamental central (SAR 109) is where the business is worth on its cash flows; the price cone (a three-month 5–95% range of about SAR 77 to SAR 144) is where the price could travel on volatility alone. When the fundamental estimate sits above the price, as here, the gap is the potential the intrinsic lens sees; the cone is a reminder that the path is wide and the outcome uncertain over any short horizon.</w:t>
       </w:r>
     </w:p>
     <w:p>
@@ -5065,7 +5065,7 @@
           <w:color w:val="1C3A36"/>
           <w:sz w:val="21"/>
         </w:rPr>
-        <w:t xml:space="preserve"> if the sustained gross margin settles below 14.5% — a competitive or metal-driven squeeze on the conversion spread — the cash-flow lens falls toward SAR 117.</w:t>
+        <w:t xml:space="preserve"> if the sustained gross margin settles below 14.5% — a competitive or metal-driven squeeze on the conversion spread — the cash-flow lens falls toward SAR 116.</w:t>
       </w:r>
     </w:p>
     <w:p>
@@ -5477,7 +5477,7 @@
                 <w:color w:val="1C3A36"/>
                 <w:sz w:val="16"/>
               </w:rPr>
-              <w:t>11,513</w:t>
+              <w:t>11,499</w:t>
             </w:r>
           </w:p>
         </w:tc>
@@ -5495,7 +5495,7 @@
                 <w:color w:val="1C3A36"/>
                 <w:sz w:val="16"/>
               </w:rPr>
-              <w:t>12,410</w:t>
+              <w:t>12,392</w:t>
             </w:r>
           </w:p>
         </w:tc>
@@ -5513,7 +5513,7 @@
                 <w:color w:val="1C3A36"/>
                 <w:sz w:val="16"/>
               </w:rPr>
-              <w:t>13,364</w:t>
+              <w:t>13,340</w:t>
             </w:r>
           </w:p>
         </w:tc>
@@ -5531,7 +5531,7 @@
                 <w:color w:val="1C3A36"/>
                 <w:sz w:val="16"/>
               </w:rPr>
-              <w:t>14,264</w:t>
+              <w:t>14,235</w:t>
             </w:r>
           </w:p>
         </w:tc>
@@ -5549,7 +5549,7 @@
                 <w:color w:val="1C3A36"/>
                 <w:sz w:val="16"/>
               </w:rPr>
-              <w:t>15,143</w:t>
+              <w:t>15,111</w:t>
             </w:r>
           </w:p>
         </w:tc>
@@ -5640,7 +5640,7 @@
                 <w:color w:val="1C3A36"/>
                 <w:sz w:val="16"/>
               </w:rPr>
-              <w:t>1,757</w:t>
+              <w:t>1,750</w:t>
             </w:r>
           </w:p>
         </w:tc>
@@ -5658,7 +5658,7 @@
                 <w:color w:val="1C3A36"/>
                 <w:sz w:val="16"/>
               </w:rPr>
-              <w:t>1,906</w:t>
+              <w:t>1,898</w:t>
             </w:r>
           </w:p>
         </w:tc>
@@ -5676,7 +5676,7 @@
                 <w:color w:val="1C3A36"/>
                 <w:sz w:val="16"/>
               </w:rPr>
-              <w:t>2,053</w:t>
+              <w:t>2,043</w:t>
             </w:r>
           </w:p>
         </w:tc>
@@ -5694,7 +5694,7 @@
                 <w:color w:val="1C3A36"/>
                 <w:sz w:val="16"/>
               </w:rPr>
-              <w:t>2,198</w:t>
+              <w:t>2,187</w:t>
             </w:r>
           </w:p>
         </w:tc>
@@ -5712,7 +5712,7 @@
                 <w:color w:val="1C3A36"/>
                 <w:sz w:val="16"/>
               </w:rPr>
-              <w:t>2,334</w:t>
+              <w:t>2,321</w:t>
             </w:r>
           </w:p>
         </w:tc>
@@ -5803,6 +5803,24 @@
                 <w:color w:val="1C3A36"/>
                 <w:sz w:val="16"/>
               </w:rPr>
+              <w:t>15.2%</w:t>
+            </w:r>
+          </w:p>
+        </w:tc>
+        <w:tc>
+          <w:tcPr>
+            <w:tcW w:type="dxa" w:w="1152"/>
+          </w:tcPr>
+          <w:p>
+            <w:pPr>
+              <w:spacing w:after="20"/>
+              <w:jc w:val="right"/>
+            </w:pPr>
+            <w:r>
+              <w:rPr>
+                <w:color w:val="1C3A36"/>
+                <w:sz w:val="16"/>
+              </w:rPr>
               <w:t>15.3%</w:t>
             </w:r>
           </w:p>
@@ -5821,25 +5839,7 @@
                 <w:color w:val="1C3A36"/>
                 <w:sz w:val="16"/>
               </w:rPr>
-              <w:t>15.4%</w:t>
-            </w:r>
-          </w:p>
-        </w:tc>
-        <w:tc>
-          <w:tcPr>
-            <w:tcW w:type="dxa" w:w="1152"/>
-          </w:tcPr>
-          <w:p>
-            <w:pPr>
-              <w:spacing w:after="20"/>
-              <w:jc w:val="right"/>
-            </w:pPr>
-            <w:r>
-              <w:rPr>
-                <w:color w:val="1C3A36"/>
-                <w:sz w:val="16"/>
-              </w:rPr>
-              <w:t>15.4%</w:t>
+              <w:t>15.3%</w:t>
             </w:r>
           </w:p>
         </w:tc>
@@ -5966,7 +5966,7 @@
                 <w:color w:val="1C3A36"/>
                 <w:sz w:val="16"/>
               </w:rPr>
-              <w:t>1,360</w:t>
+              <w:t>1,354</w:t>
             </w:r>
           </w:p>
         </w:tc>
@@ -5984,7 +5984,7 @@
                 <w:color w:val="1C3A36"/>
                 <w:sz w:val="16"/>
               </w:rPr>
-              <w:t>1,478</w:t>
+              <w:t>1,471</w:t>
             </w:r>
           </w:p>
         </w:tc>
@@ -6002,7 +6002,7 @@
                 <w:color w:val="1C3A36"/>
                 <w:sz w:val="16"/>
               </w:rPr>
-              <w:t>1,598</w:t>
+              <w:t>1,589</w:t>
             </w:r>
           </w:p>
         </w:tc>
@@ -6020,7 +6020,7 @@
                 <w:color w:val="1C3A36"/>
                 <w:sz w:val="16"/>
               </w:rPr>
-              <w:t>1,720</w:t>
+              <w:t>1,710</w:t>
             </w:r>
           </w:p>
         </w:tc>
@@ -6038,7 +6038,7 @@
                 <w:color w:val="1C3A36"/>
                 <w:sz w:val="16"/>
               </w:rPr>
-              <w:t>1,826</w:t>
+              <w:t>1,814</w:t>
             </w:r>
           </w:p>
         </w:tc>
@@ -6129,7 +6129,7 @@
                 <w:color w:val="1C3A36"/>
                 <w:sz w:val="16"/>
               </w:rPr>
-              <w:t>1,262</w:t>
+              <w:t>1,256</w:t>
             </w:r>
           </w:p>
         </w:tc>
@@ -6147,7 +6147,7 @@
                 <w:color w:val="1C3A36"/>
                 <w:sz w:val="16"/>
               </w:rPr>
-              <w:t>1,373</w:t>
+              <w:t>1,365</w:t>
             </w:r>
           </w:p>
         </w:tc>
@@ -6165,7 +6165,7 @@
                 <w:color w:val="1C3A36"/>
                 <w:sz w:val="16"/>
               </w:rPr>
-              <w:t>1,485</w:t>
+              <w:t>1,476</w:t>
             </w:r>
           </w:p>
         </w:tc>
@@ -6183,7 +6183,7 @@
                 <w:color w:val="1C3A36"/>
                 <w:sz w:val="16"/>
               </w:rPr>
-              <w:t>1,599</w:t>
+              <w:t>1,589</w:t>
             </w:r>
           </w:p>
         </w:tc>
@@ -6201,7 +6201,7 @@
                 <w:color w:val="1C3A36"/>
                 <w:sz w:val="16"/>
               </w:rPr>
-              <w:t>1,698</w:t>
+              <w:t>1,686</w:t>
             </w:r>
           </w:p>
         </w:tc>
@@ -6455,7 +6455,7 @@
                 <w:color w:val="1C3A36"/>
                 <w:sz w:val="16"/>
               </w:rPr>
-              <w:t>1,235</w:t>
+              <w:t>1,229</w:t>
             </w:r>
           </w:p>
         </w:tc>
@@ -6473,7 +6473,7 @@
                 <w:color w:val="1C3A36"/>
                 <w:sz w:val="16"/>
               </w:rPr>
-              <w:t>1,350</w:t>
+              <w:t>1,342</w:t>
             </w:r>
           </w:p>
         </w:tc>
@@ -6491,7 +6491,7 @@
                 <w:color w:val="1C3A36"/>
                 <w:sz w:val="16"/>
               </w:rPr>
-              <w:t>1,470</w:t>
+              <w:t>1,461</w:t>
             </w:r>
           </w:p>
         </w:tc>
@@ -6509,7 +6509,7 @@
                 <w:color w:val="1C3A36"/>
                 <w:sz w:val="16"/>
               </w:rPr>
-              <w:t>1,594</w:t>
+              <w:t>1,583</w:t>
             </w:r>
           </w:p>
         </w:tc>
@@ -6527,7 +6527,7 @@
                 <w:color w:val="1C3A36"/>
                 <w:sz w:val="16"/>
               </w:rPr>
-              <w:t>1,705</w:t>
+              <w:t>1,693</w:t>
             </w:r>
           </w:p>
         </w:tc>
@@ -6618,7 +6618,7 @@
                 <w:color w:val="1C3A36"/>
                 <w:sz w:val="16"/>
               </w:rPr>
-              <w:t>1,117</w:t>
+              <w:t>1,112</w:t>
             </w:r>
           </w:p>
         </w:tc>
@@ -6636,7 +6636,7 @@
                 <w:color w:val="1C3A36"/>
                 <w:sz w:val="16"/>
               </w:rPr>
-              <w:t>1,222</w:t>
+              <w:t>1,215</w:t>
             </w:r>
           </w:p>
         </w:tc>
@@ -6654,7 +6654,7 @@
                 <w:color w:val="1C3A36"/>
                 <w:sz w:val="16"/>
               </w:rPr>
-              <w:t>1,330</w:t>
+              <w:t>1,322</w:t>
             </w:r>
           </w:p>
         </w:tc>
@@ -6672,7 +6672,7 @@
                 <w:color w:val="1C3A36"/>
                 <w:sz w:val="16"/>
               </w:rPr>
-              <w:t>1,442</w:t>
+              <w:t>1,433</w:t>
             </w:r>
           </w:p>
         </w:tc>
@@ -6690,7 +6690,7 @@
                 <w:color w:val="1C3A36"/>
                 <w:sz w:val="16"/>
               </w:rPr>
-              <w:t>1,543</w:t>
+              <w:t>1,532</w:t>
             </w:r>
           </w:p>
         </w:tc>
@@ -7603,7 +7603,7 @@
                 <w:color w:val="1C3A36"/>
                 <w:sz w:val="16"/>
               </w:rPr>
-              <w:t>3,224</w:t>
+              <w:t>3,220</w:t>
             </w:r>
           </w:p>
         </w:tc>
@@ -7621,7 +7621,7 @@
                 <w:color w:val="1C3A36"/>
                 <w:sz w:val="16"/>
               </w:rPr>
-              <w:t>3,475</w:t>
+              <w:t>3,470</w:t>
             </w:r>
           </w:p>
         </w:tc>
@@ -7639,7 +7639,7 @@
                 <w:color w:val="1C3A36"/>
                 <w:sz w:val="16"/>
               </w:rPr>
-              <w:t>3,742</w:t>
+              <w:t>3,735</w:t>
             </w:r>
           </w:p>
         </w:tc>
@@ -7657,7 +7657,7 @@
                 <w:color w:val="1C3A36"/>
                 <w:sz w:val="16"/>
               </w:rPr>
-              <w:t>3,994</w:t>
+              <w:t>3,986</w:t>
             </w:r>
           </w:p>
         </w:tc>
@@ -7675,7 +7675,7 @@
                 <w:color w:val="1C3A36"/>
                 <w:sz w:val="16"/>
               </w:rPr>
-              <w:t>4,240</w:t>
+              <w:t>4,231</w:t>
             </w:r>
           </w:p>
         </w:tc>
@@ -7712,7 +7712,7 @@
                 <w:color w:val="1C3A36"/>
                 <w:sz w:val="16"/>
               </w:rPr>
-              <w:t>291</w:t>
+              <w:t>289</w:t>
             </w:r>
           </w:p>
         </w:tc>
@@ -7748,7 +7748,7 @@
                 <w:color w:val="1C3A36"/>
                 <w:sz w:val="16"/>
               </w:rPr>
-              <w:t>-113</w:t>
+              <w:t>-111</w:t>
             </w:r>
           </w:p>
         </w:tc>
@@ -7766,7 +7766,7 @@
                 <w:color w:val="1C3A36"/>
                 <w:sz w:val="16"/>
               </w:rPr>
-              <w:t>-406</w:t>
+              <w:t>-402</w:t>
             </w:r>
           </w:p>
         </w:tc>
@@ -7784,7 +7784,7 @@
                 <w:color w:val="1C3A36"/>
                 <w:sz w:val="16"/>
               </w:rPr>
-              <w:t>-744</w:t>
+              <w:t>-736</w:t>
             </w:r>
           </w:p>
         </w:tc>
@@ -7821,7 +7821,7 @@
                 <w:color w:val="1C3A36"/>
                 <w:sz w:val="16"/>
               </w:rPr>
-              <w:t>219</w:t>
+              <w:t>218</w:t>
             </w:r>
           </w:p>
         </w:tc>
@@ -7930,7 +7930,7 @@
                 <w:color w:val="1C3A36"/>
                 <w:sz w:val="16"/>
               </w:rPr>
-              <w:t>731</w:t>
+              <w:t>730</w:t>
             </w:r>
           </w:p>
         </w:tc>
@@ -7948,7 +7948,7 @@
                 <w:color w:val="1C3A36"/>
                 <w:sz w:val="16"/>
               </w:rPr>
-              <w:t>873</w:t>
+              <w:t>868</w:t>
             </w:r>
           </w:p>
         </w:tc>
@@ -7966,7 +7966,7 @@
                 <w:color w:val="1C3A36"/>
                 <w:sz w:val="16"/>
               </w:rPr>
-              <w:t>963</w:t>
+              <w:t>957</w:t>
             </w:r>
           </w:p>
         </w:tc>
@@ -7984,7 +7984,7 @@
                 <w:color w:val="1C3A36"/>
                 <w:sz w:val="16"/>
               </w:rPr>
-              <w:t>1,088</w:t>
+              <w:t>1,080</w:t>
             </w:r>
           </w:p>
         </w:tc>
@@ -8002,7 +8002,7 @@
                 <w:color w:val="1C3A36"/>
                 <w:sz w:val="16"/>
               </w:rPr>
-              <w:t>1,176</w:t>
+              <w:t>1,167</w:t>
             </w:r>
           </w:p>
         </w:tc>
@@ -8039,7 +8039,7 @@
                 <w:color w:val="1C3A36"/>
                 <w:sz w:val="16"/>
               </w:rPr>
-              <w:t>612</w:t>
+              <w:t>609</w:t>
             </w:r>
           </w:p>
         </w:tc>
@@ -8057,7 +8057,7 @@
                 <w:color w:val="1C3A36"/>
                 <w:sz w:val="16"/>
               </w:rPr>
-              <w:t>669</w:t>
+              <w:t>665</w:t>
             </w:r>
           </w:p>
         </w:tc>
@@ -8075,7 +8075,7 @@
                 <w:color w:val="1C3A36"/>
                 <w:sz w:val="16"/>
               </w:rPr>
-              <w:t>729</w:t>
+              <w:t>724</w:t>
             </w:r>
           </w:p>
         </w:tc>
@@ -8093,7 +8093,7 @@
                 <w:color w:val="1C3A36"/>
                 <w:sz w:val="16"/>
               </w:rPr>
-              <w:t>790</w:t>
+              <w:t>785</w:t>
             </w:r>
           </w:p>
         </w:tc>
@@ -8111,7 +8111,7 @@
                 <w:color w:val="1C3A36"/>
                 <w:sz w:val="16"/>
               </w:rPr>
-              <w:t>845</w:t>
+              <w:t>839</w:t>
             </w:r>
           </w:p>
         </w:tc>
@@ -8148,7 +8148,7 @@
                 <w:color w:val="1C3A36"/>
                 <w:sz w:val="16"/>
               </w:rPr>
-              <w:t>1,113</w:t>
+              <w:t>1,107</w:t>
             </w:r>
           </w:p>
         </w:tc>
@@ -8166,7 +8166,7 @@
                 <w:color w:val="1C3A36"/>
                 <w:sz w:val="16"/>
               </w:rPr>
-              <w:t>1,217</w:t>
+              <w:t>1,210</w:t>
             </w:r>
           </w:p>
         </w:tc>
@@ -8184,7 +8184,7 @@
                 <w:color w:val="1C3A36"/>
                 <w:sz w:val="16"/>
               </w:rPr>
-              <w:t>1,325</w:t>
+              <w:t>1,317</w:t>
             </w:r>
           </w:p>
         </w:tc>
@@ -8202,7 +8202,7 @@
                 <w:color w:val="1C3A36"/>
                 <w:sz w:val="16"/>
               </w:rPr>
-              <w:t>1,436</w:t>
+              <w:t>1,427</w:t>
             </w:r>
           </w:p>
         </w:tc>
@@ -8220,7 +8220,7 @@
                 <w:color w:val="1C3A36"/>
                 <w:sz w:val="16"/>
               </w:rPr>
-              <w:t>1,536</w:t>
+              <w:t>1,526</w:t>
             </w:r>
           </w:p>
         </w:tc>
@@ -9014,7 +9014,7 @@
           <w:color w:val="1C3A36"/>
           <w:sz w:val="21"/>
         </w:rPr>
-        <w:t>Worldview: value a stable manufacturer on mid-cycle earnings and a through-cycle multiple. Works when earnings are recurring; fails if the cycle breaks structurally. Mid-cycle EBITDA margin 12.0% on revenue of SAR 13,364mn gives EBIT of SAR 1,485mn; after net interest of SAR 15mn, tax and minorities, earnings are SAR 8.85 per share; at 13.0x that is SAR 120 (range SAR 92–149). Falsifier: a sustained margin below 14%.</w:t>
+        <w:t>Worldview: value a stable manufacturer on mid-cycle earnings and a through-cycle multiple. Works when earnings are recurring; fails if the cycle breaks structurally. Mid-cycle EBITDA margin 11.9% on revenue of SAR 13,340mn gives EBIT of SAR 1,476mn; after net interest of SAR 15mn, tax and minorities, earnings are SAR 8.80 per share; at 13.0x that is SAR 120 (range SAR 91–148). Falsifier: a sustained margin below 14%.</w:t>
       </w:r>
     </w:p>
     <w:p>
@@ -9042,7 +9042,7 @@
           <w:color w:val="1C3A36"/>
           <w:sz w:val="21"/>
         </w:rPr>
-        <w:t>Worldview: an owner earns the free cash flow after real reinvestment; capitalise mid-cycle owner cash at the cost of equity. Works for a cash-generative business; fails if reinvestment is understated. Mid-cycle free cash flow to the firm of SAR 1,076mn, less after-tax interest, is owner cash of about SAR 1,067mn; grown at 4% and capitalised at 9.7% gives SAR 136 (range SAR 93–167). Falsifier: free cash conversion staying below half of earnings.</w:t>
+        <w:t>Worldview: an owner earns the free cash flow after real reinvestment; capitalise mid-cycle owner cash at the cost of equity. Works for a cash-generative business; fails if reinvestment is understated. Mid-cycle free cash flow to the firm of SAR 1,068mn, less after-tax interest, is owner cash of about SAR 1,059mn; grown at 4% and capitalised at 9.7% gives SAR 135 (range SAR 92–165). Falsifier: free cash conversion staying below half of earnings.</w:t>
       </w:r>
     </w:p>
     <w:p>
@@ -9070,7 +9070,7 @@
           <w:color w:val="1C3A36"/>
           <w:sz w:val="21"/>
         </w:rPr>
-        <w:t>Worldview: value is invested capital plus the present value of returns above the cost of capital. Works when returns are measurable and durable; fails if the return advantage erodes. Invested capital of SAR 4,425mn plus the present value of economic profit (SAR 14,127mn) gives SAR 127 per share (range SAR 93–146). Falsifier: return on capital falling toward the cost of capital.</w:t>
+        <w:t>Worldview: value is invested capital plus the present value of returns above the cost of capital. Works when returns are measurable and durable; fails if the return advantage erodes. Invested capital of SAR 4,425mn plus the present value of economic profit (SAR 13,988mn) gives SAR 126 per share (range SAR 92–145). Falsifier: return on capital falling toward the cost of capital.</w:t>
       </w:r>
     </w:p>
     <w:p>
@@ -9229,7 +9229,7 @@
           <w:color w:val="1C3A36"/>
           <w:sz w:val="21"/>
         </w:rPr>
-        <w:t>The three methods land at SAR 120, SAR 136 and SAR 127, a median of SAR 127 — close to the discounted-cash-flow lens and above the market. They agree the business is high-return and under-levered; they differ on how much of that return the future keeps.</w:t>
+        <w:t>The three methods land at SAR 120, SAR 135 and SAR 126, a median of SAR 126 — close to the discounted-cash-flow lens and above the market. They agree the business is high-return and under-levered; they differ on how much of that return the future keeps.</w:t>
       </w:r>
     </w:p>
     <w:p>

--- a/engine/riyadhcable_study/RIYADHCABLE_Valuation_Study_18-08-2026_public.docx
+++ b/engine/riyadhcable_study/RIYADHCABLE_Valuation_Study_18-08-2026_public.docx
@@ -95,7 +95,7 @@
           <w:color w:val="896F36"/>
           <w:sz w:val="26"/>
         </w:rPr>
-        <w:t>SAR 119 per share</w:t>
+        <w:t>SAR 108 per share</w:t>
       </w:r>
       <w:r>
         <w:rPr>
@@ -104,7 +104,7 @@
           <w:color w:val="1C3A36"/>
           <w:sz w:val="22"/>
         </w:rPr>
-        <w:t xml:space="preserve">   ·   full span SAR 70–237   ·   spot SAR 104.80 (13% to the central)</w:t>
+        <w:t xml:space="preserve">   ·   full span SAR 64–188   ·   spot SAR 104.90 (3% to the central)</w:t>
       </w:r>
     </w:p>
     <w:tbl>
@@ -172,7 +172,7 @@
                 <w:color w:val="1C3A36"/>
                 <w:sz w:val="19"/>
               </w:rPr>
-              <w:t>The four valuation lenses below place fair value between about SAR 83 and SAR 146 per share; weighting them gives a central of SAR 119, about 13% above the SAR 104.80 market price. The lenses disagree, and that disagreement is the point: the intrinsic cash-flow lens sees clear value, the exit-multiple lens is more cautious.</w:t>
+              <w:t>The four valuation lenses below place fair value between about SAR 91 and SAR 123 per share; weighting them gives a central of SAR 108, about 3% above the SAR 104.90 market price. The lenses disagree, and that disagreement is the point: the intrinsic cash-flow lens sees clear value, the exit-multiple lens is more cautious.</w:t>
             </w:r>
           </w:p>
           <w:p>
@@ -228,7 +228,7 @@
           <w:color w:val="1C3A36"/>
           <w:sz w:val="21"/>
         </w:rPr>
-        <w:t>Riyadh Cables is the largest Saudi manufacturer of electrical cables and wire. Revenue has grown from SAR 7.8bn in 2023 to SAR 10.7bn in 2025 (a 17% annual pace), and net profit has doubled to SAR 1.08bn, as gross margin climbed from 12.4% to 16.2%. The company is lightly geared — net financial debt of about SAR 385mn is a fraction of its SAR 15.7bn market value — earns a return on capital above 30%, and pays out a little over half its earnings.</w:t>
+        <w:t>Riyadh Cables is the largest Saudi manufacturer of electrical cables and wire. Revenue has grown from SAR 7.8bn in 2023 to SAR 10.7bn in 2025 (a 17% annual pace), and net profit has doubled to SAR 1.08bn, as gross margin climbed from 12.4% to 16.2%. Part of the 2025 step-up is acquired rather than organic: Qatar Cables moved from a 50% associate to a wholly-owned subsidiary in April 2025, and a 51% stake in Artikul Aziya Kabel (Uzbekistan) was added late in 2025. The company is lightly geared — net financial debt of about SAR 385mn is a fraction of its SAR 15.7bn market value — earns a return on equity of about 37% (a return on invested capital of about 26%), and paid out 55% of its 2025 earnings.</w:t>
       </w:r>
     </w:p>
     <w:p>
@@ -242,7 +242,7 @@
           <w:color w:val="1C3A36"/>
           <w:sz w:val="21"/>
         </w:rPr>
-        <w:t>Our central fair-value estimate is SAR 119 per share, about 13% above the SAR 104.80 price. The intrinsic discounted-cash-flow lens is the most positive at SAR 146; a cautious exit-multiple reading is the least, at SAR 83; the earnings-power and book-value lenses sit in between at SAR 102 and SAR 107. The single most important assumption is the sustained gross margin: at the recent half-year’s 15.3% the cash-flow lens is worth SAR 146; if the 2025 full-year 16.0% holds it is worth SAR 159; if it compresses to 14.5% it is worth SAR 132.</w:t>
+        <w:t>Our central fair-value estimate is SAR 108 per share, about 3% above the SAR 104.90 price. The intrinsic discounted-cash-flow lens is the most positive at SAR 123; a cautious exit-multiple reading is the least, at SAR 91; the earnings-power and book-value lenses sit in between at SAR 102 and SAR 95. The single most important assumption is the sustained gross margin: at the recent half-year’s 15.3% the cash-flow lens is worth SAR 123; if the 2025 full-year 16.0% holds it is worth SAR 135; if it compresses to 14.5% it is worth SAR 112.</w:t>
       </w:r>
     </w:p>
     <w:p>
@@ -491,7 +491,7 @@
                 <w:color w:val="1C3A36"/>
                 <w:sz w:val="18"/>
               </w:rPr>
-              <w:t>89</w:t>
+              <w:t>79</w:t>
             </w:r>
           </w:p>
         </w:tc>
@@ -509,7 +509,7 @@
                 <w:color w:val="1C3A36"/>
                 <w:sz w:val="18"/>
               </w:rPr>
-              <w:t>146</w:t>
+              <w:t>123</w:t>
             </w:r>
           </w:p>
         </w:tc>
@@ -527,7 +527,7 @@
                 <w:color w:val="1C3A36"/>
                 <w:sz w:val="18"/>
               </w:rPr>
-              <w:t>237</w:t>
+              <w:t>188</w:t>
             </w:r>
           </w:p>
         </w:tc>
@@ -563,7 +563,7 @@
                 <w:color w:val="1C3A36"/>
                 <w:sz w:val="18"/>
               </w:rPr>
-              <w:t>39%</w:t>
+              <w:t>18%</w:t>
             </w:r>
           </w:p>
         </w:tc>
@@ -600,7 +600,7 @@
                 <w:color w:val="1C3A36"/>
                 <w:sz w:val="18"/>
               </w:rPr>
-              <w:t>70</w:t>
+              <w:t>74</w:t>
             </w:r>
           </w:p>
         </w:tc>
@@ -618,7 +618,7 @@
                 <w:color w:val="1C3A36"/>
                 <w:sz w:val="18"/>
               </w:rPr>
-              <w:t>83</w:t>
+              <w:t>91</w:t>
             </w:r>
           </w:p>
         </w:tc>
@@ -636,7 +636,7 @@
                 <w:color w:val="1C3A36"/>
                 <w:sz w:val="18"/>
               </w:rPr>
-              <w:t>101</w:t>
+              <w:t>108</w:t>
             </w:r>
           </w:p>
         </w:tc>
@@ -672,7 +672,7 @@
                 <w:color w:val="1C3A36"/>
                 <w:sz w:val="18"/>
               </w:rPr>
-              <w:t>-20%</w:t>
+              <w:t>-13%</w:t>
             </w:r>
           </w:p>
         </w:tc>
@@ -818,7 +818,7 @@
                 <w:color w:val="1C3A36"/>
                 <w:sz w:val="18"/>
               </w:rPr>
-              <w:t>71</w:t>
+              <w:t>64</w:t>
             </w:r>
           </w:p>
         </w:tc>
@@ -836,13 +836,31 @@
                 <w:color w:val="1C3A36"/>
                 <w:sz w:val="18"/>
               </w:rPr>
+              <w:t>95</w:t>
+            </w:r>
+          </w:p>
+        </w:tc>
+        <w:tc>
+          <w:tcPr>
+            <w:tcW w:type="dxa" w:w="1224"/>
+          </w:tcPr>
+          <w:p>
+            <w:pPr>
+              <w:spacing w:after="20"/>
+              <w:jc w:val="right"/>
+            </w:pPr>
+            <w:r>
+              <w:rPr>
+                <w:color w:val="1C3A36"/>
+                <w:sz w:val="18"/>
+              </w:rPr>
               <w:t>107</w:t>
             </w:r>
           </w:p>
         </w:tc>
         <w:tc>
           <w:tcPr>
-            <w:tcW w:type="dxa" w:w="1224"/>
+            <w:tcW w:type="dxa" w:w="1152"/>
           </w:tcPr>
           <w:p>
             <w:pPr>
@@ -854,13 +872,13 @@
                 <w:color w:val="1C3A36"/>
                 <w:sz w:val="18"/>
               </w:rPr>
-              <w:t>120</w:t>
-            </w:r>
-          </w:p>
-        </w:tc>
-        <w:tc>
-          <w:tcPr>
-            <w:tcW w:type="dxa" w:w="1152"/>
+              <w:t>15%</w:t>
+            </w:r>
+          </w:p>
+        </w:tc>
+        <w:tc>
+          <w:tcPr>
+            <w:tcW w:type="dxa" w:w="1368"/>
           </w:tcPr>
           <w:p>
             <w:pPr>
@@ -872,25 +890,7 @@
                 <w:color w:val="1C3A36"/>
                 <w:sz w:val="18"/>
               </w:rPr>
-              <w:t>15%</w:t>
-            </w:r>
-          </w:p>
-        </w:tc>
-        <w:tc>
-          <w:tcPr>
-            <w:tcW w:type="dxa" w:w="1368"/>
-          </w:tcPr>
-          <w:p>
-            <w:pPr>
-              <w:spacing w:after="20"/>
-              <w:jc w:val="right"/>
-            </w:pPr>
-            <w:r>
-              <w:rPr>
-                <w:color w:val="1C3A36"/>
-                <w:sz w:val="18"/>
-              </w:rPr>
-              <w:t>2%</w:t>
+              <w:t>-10%</w:t>
             </w:r>
           </w:p>
         </w:tc>
@@ -931,7 +931,7 @@
                 <w:color w:val="1C3A36"/>
                 <w:sz w:val="18"/>
               </w:rPr>
-              <w:t>70</w:t>
+              <w:t>64</w:t>
             </w:r>
           </w:p>
         </w:tc>
@@ -951,7 +951,7 @@
                 <w:color w:val="1C3A36"/>
                 <w:sz w:val="18"/>
               </w:rPr>
-              <w:t>119</w:t>
+              <w:t>108</w:t>
             </w:r>
           </w:p>
         </w:tc>
@@ -971,7 +971,7 @@
                 <w:color w:val="1C3A36"/>
                 <w:sz w:val="18"/>
               </w:rPr>
-              <w:t>237</w:t>
+              <w:t>188</w:t>
             </w:r>
           </w:p>
         </w:tc>
@@ -1011,7 +1011,7 @@
                 <w:color w:val="1C3A36"/>
                 <w:sz w:val="18"/>
               </w:rPr>
-              <w:t>13%</w:t>
+              <w:t>3%</w:t>
             </w:r>
           </w:p>
         </w:tc>
@@ -1065,7 +1065,7 @@
                 <w:color w:val="1C3A36"/>
                 <w:sz w:val="18"/>
               </w:rPr>
-              <w:t>144</w:t>
+              <w:t>123</w:t>
             </w:r>
           </w:p>
         </w:tc>
@@ -1117,7 +1117,7 @@
                 <w:color w:val="1C3A36"/>
                 <w:sz w:val="18"/>
               </w:rPr>
-              <w:t>37%</w:t>
+              <w:t>18%</w:t>
             </w:r>
           </w:p>
         </w:tc>
@@ -1171,7 +1171,7 @@
                 <w:color w:val="1C3A36"/>
                 <w:sz w:val="18"/>
               </w:rPr>
-              <w:t>104.80</w:t>
+              <w:t>104.90</w:t>
             </w:r>
           </w:p>
         </w:tc>
@@ -1254,7 +1254,7 @@
           <w:color w:val="896F36"/>
           <w:sz w:val="19"/>
         </w:rPr>
-        <w:t>83%</w:t>
+        <w:t>80%</w:t>
       </w:r>
       <w:r>
         <w:rPr>
@@ -1263,7 +1263,7 @@
           <w:color w:val="1C3A36"/>
           <w:sz w:val="19"/>
         </w:rPr>
-        <w:t xml:space="preserve">.  Trailing enterprise value / EBITDA </w:t>
+        <w:t xml:space="preserve">.  Enterprise value / EBITDA </w:t>
       </w:r>
       <w:r>
         <w:rPr>
@@ -1281,7 +1281,7 @@
           <w:color w:val="1C3A36"/>
           <w:sz w:val="19"/>
         </w:rPr>
-        <w:t>; trailing price / earnings 14.5x. Cost of capital 9.9% today, easing to 8.9% in perpetuity.</w:t>
+        <w:t xml:space="preserve"> and price / earnings 14.5x on the FY2025 accounts (13.9x on trailing-twelve-month earnings). Cost of capital 10.5% today, easing to 9.7% in perpetuity.</w:t>
       </w:r>
     </w:p>
     <w:tbl>
@@ -1329,7 +1329,7 @@
                 <w:color w:val="1C3A36"/>
                 <w:sz w:val="19"/>
               </w:rPr>
-              <w:t>The sustained gross margin drives the cash-flow lens more than any other input. Anchored on the reviewed H1-2026 actual of 15.3%: SAR 146/share. On the 2025 full-year 16.0%: SAR 159. On a further compression to 14.5%: SAR 132. We publish the three side by side and do not average them into one number.</w:t>
+              <w:t>The sustained gross margin drives the cash-flow lens more than any other input. Anchored on the reviewed H1-2026 actual of 15.3%: SAR 123/share. On the 2025 full-year 16.0%: SAR 135. On a further compression to 14.5%: SAR 112. We publish the three side by side and do not average them into one number.</w:t>
             </w:r>
           </w:p>
         </w:tc>
@@ -1393,6 +1393,20 @@
           <w:color w:val="1C3A36"/>
           <w:sz w:val="21"/>
         </w:rPr>
+        <w:t>Two corporate steps reshaped the perimeter recently and are named rather than blended away: on 17 April 2025 the group acquired the remaining 50% of Qatar Cables Company, consolidating a business it had equity-accounted; and late in 2025 it acquired 51% of Artikul Aziya Kabel LLC in Uzbekistan — the source of the SAR 63mn non-controlling interest the value bridge deducts. An early-stage memorandum of understanding on Syria was disclosed in 2026. The organic/acquired split of the 2025 revenue step-up is not separately disclosed, and the study says so rather than estimating it.</w:t>
+      </w:r>
+    </w:p>
+    <w:p>
+      <w:pPr>
+        <w:spacing w:after="120" w:before="0"/>
+      </w:pPr>
+      <w:r>
+        <w:rPr>
+          <w:b w:val="0"/>
+          <w:i w:val="0"/>
+          <w:color w:val="1C3A36"/>
+          <w:sz w:val="21"/>
+        </w:rPr>
         <w:t>The balance sheet is that of a metal converter: inventory of copper and aluminium and a large trade-receivables book (together about 48% of revenue), part-funded by trade payables and a supplier-finance facility, with only modest interest-bearing debt. The company hedges copper, aluminium and lead through commodity forwards. It is not a bank, a developer or a holding company; it is an operating manufacturer, and it is valued as one — a discounted-cash-flow model first, cross-checked against multiples, earnings power and book value.</w:t>
       </w:r>
     </w:p>
@@ -1435,7 +1449,7 @@
           <w:color w:val="1C3A36"/>
           <w:sz w:val="21"/>
         </w:rPr>
-        <w:t>The primary lens is a five-year discounted cash flow to the firm. Operating profit is taxed at the group’s effective zakat-and-tax rate of 9.5%, depreciation is added back, and capital expenditure and the investment in working capital are subtracted, to give free cash flow to the firm. Each year is discounted at its own cost of capital, gliding from 9.9% to 8.9%.</w:t>
+        <w:t>The primary lens is a five-year discounted cash flow to the firm. Operating profit is taxed at a forward blended zakat-and-income-tax rate of 9.5% — set just above the audited 2025 effective rate of 9.0% for the growing foreign share of profits; at the 2025 actual rate the lens would be about half a percent higher. Depreciation is added back, and capital expenditure and the investment in working capital are subtracted, to give free cash flow to the firm. Each year is discounted at its own cost of capital, gliding from 10.5% to 9.7%. Discounting is year-end with annual compounding (a mid-year convention would raise this lens by roughly 4%), and every lens in this study is stated at 31-Dec-2025 and then rolled 230 days to the 18-Aug-2026 anchor at the cost of equity, less the SAR 2.25 dividend paid in May 2026 — the same roll the bridge below shows explicitly.</w:t>
       </w:r>
     </w:p>
     <w:tbl>
@@ -2415,7 +2429,7 @@
                 <w:color w:val="1C3A36"/>
                 <w:sz w:val="17"/>
               </w:rPr>
-              <w:t>227</w:t>
+              <w:t>237</w:t>
             </w:r>
           </w:p>
         </w:tc>
@@ -2433,7 +2447,7 @@
                 <w:color w:val="1C3A36"/>
                 <w:sz w:val="17"/>
               </w:rPr>
-              <w:t>228</w:t>
+              <w:t>252</w:t>
             </w:r>
           </w:p>
         </w:tc>
@@ -2451,7 +2465,7 @@
                 <w:color w:val="1C3A36"/>
                 <w:sz w:val="17"/>
               </w:rPr>
-              <w:t>242</w:t>
+              <w:t>268</w:t>
             </w:r>
           </w:p>
         </w:tc>
@@ -2633,7 +2647,7 @@
                 <w:color w:val="1C3A36"/>
                 <w:sz w:val="17"/>
               </w:rPr>
-              <w:t>963</w:t>
+              <w:t>954</w:t>
             </w:r>
           </w:p>
         </w:tc>
@@ -2651,7 +2665,7 @@
                 <w:color w:val="1C3A36"/>
                 <w:sz w:val="17"/>
               </w:rPr>
-              <w:t>1,088</w:t>
+              <w:t>1,064</w:t>
             </w:r>
           </w:p>
         </w:tc>
@@ -2669,7 +2683,7 @@
                 <w:color w:val="1C3A36"/>
                 <w:sz w:val="17"/>
               </w:rPr>
-              <w:t>1,176</w:t>
+              <w:t>1,151</w:t>
             </w:r>
           </w:p>
         </w:tc>
@@ -2706,7 +2720,7 @@
                 <w:color w:val="1C3A36"/>
                 <w:sz w:val="17"/>
               </w:rPr>
-              <w:t>0.9100</w:t>
+              <w:t>0.9051</w:t>
             </w:r>
           </w:p>
         </w:tc>
@@ -2724,7 +2738,7 @@
                 <w:color w:val="1C3A36"/>
                 <w:sz w:val="17"/>
               </w:rPr>
-              <w:t>0.8301</w:t>
+              <w:t>0.8205</w:t>
             </w:r>
           </w:p>
         </w:tc>
@@ -2742,7 +2756,7 @@
                 <w:color w:val="1C3A36"/>
                 <w:sz w:val="17"/>
               </w:rPr>
-              <w:t>0.7589</w:t>
+              <w:t>0.7452</w:t>
             </w:r>
           </w:p>
         </w:tc>
@@ -2760,7 +2774,7 @@
                 <w:color w:val="1C3A36"/>
                 <w:sz w:val="17"/>
               </w:rPr>
-              <w:t>0.6953</w:t>
+              <w:t>0.6780</w:t>
             </w:r>
           </w:p>
         </w:tc>
@@ -2778,7 +2792,7 @@
                 <w:color w:val="1C3A36"/>
                 <w:sz w:val="17"/>
               </w:rPr>
-              <w:t>0.6386</w:t>
+              <w:t>0.6180</w:t>
             </w:r>
           </w:p>
         </w:tc>
@@ -2815,7 +2829,7 @@
                 <w:color w:val="1C3A36"/>
                 <w:sz w:val="17"/>
               </w:rPr>
-              <w:t>665</w:t>
+              <w:t>661</w:t>
             </w:r>
           </w:p>
         </w:tc>
@@ -2833,7 +2847,7 @@
                 <w:color w:val="1C3A36"/>
                 <w:sz w:val="17"/>
               </w:rPr>
-              <w:t>725</w:t>
+              <w:t>716</w:t>
             </w:r>
           </w:p>
         </w:tc>
@@ -2851,7 +2865,7 @@
                 <w:color w:val="1C3A36"/>
                 <w:sz w:val="17"/>
               </w:rPr>
-              <w:t>731</w:t>
+              <w:t>711</w:t>
             </w:r>
           </w:p>
         </w:tc>
@@ -2869,7 +2883,7 @@
                 <w:color w:val="1C3A36"/>
                 <w:sz w:val="17"/>
               </w:rPr>
-              <w:t>757</w:t>
+              <w:t>721</w:t>
             </w:r>
           </w:p>
         </w:tc>
@@ -2887,7 +2901,7 @@
                 <w:color w:val="1C3A36"/>
                 <w:sz w:val="17"/>
               </w:rPr>
-              <w:t>751</w:t>
+              <w:t>711</w:t>
             </w:r>
           </w:p>
         </w:tc>
@@ -2918,7 +2932,7 @@
           <w:color w:val="1C3A36"/>
           <w:sz w:val="19"/>
         </w:rPr>
-        <w:t>3,628mn</w:t>
+        <w:t>3,521mn</w:t>
       </w:r>
       <w:r>
         <w:rPr>
@@ -2936,7 +2950,7 @@
           <w:color w:val="1C3A36"/>
           <w:sz w:val="19"/>
         </w:rPr>
-        <w:t>17,592mn</w:t>
+        <w:t>14,511mn</w:t>
       </w:r>
       <w:r>
         <w:rPr>
@@ -2945,7 +2959,7 @@
           <w:color w:val="1C3A36"/>
           <w:sz w:val="19"/>
         </w:rPr>
-        <w:t xml:space="preserve"> (83% of enterprise value); together the enterprise value is SAR </w:t>
+        <w:t xml:space="preserve"> (80% of enterprise value); together the enterprise value is SAR </w:t>
       </w:r>
       <w:r>
         <w:rPr>
@@ -2954,7 +2968,7 @@
           <w:color w:val="896F36"/>
           <w:sz w:val="19"/>
         </w:rPr>
-        <w:t>21,221mn</w:t>
+        <w:t>18,032mn</w:t>
       </w:r>
       <w:r>
         <w:rPr>
@@ -3063,7 +3077,7 @@
                 <w:color w:val="1C3A36"/>
                 <w:sz w:val="18"/>
               </w:rPr>
-              <w:t>21,221</w:t>
+              <w:t>18,032</w:t>
             </w:r>
           </w:p>
         </w:tc>
@@ -3082,7 +3096,7 @@
                 <w:color w:val="1C3A36"/>
                 <w:sz w:val="18"/>
               </w:rPr>
-              <w:t xml:space="preserve">   of which terminal value (83% of EV)</w:t>
+              <w:t xml:space="preserve">   of which terminal value (80% of EV)</w:t>
             </w:r>
           </w:p>
         </w:tc>
@@ -3100,7 +3114,7 @@
                 <w:color w:val="1C3A36"/>
                 <w:sz w:val="18"/>
               </w:rPr>
-              <w:t>17,592</w:t>
+              <w:t>14,511</w:t>
             </w:r>
           </w:p>
         </w:tc>
@@ -3252,7 +3266,7 @@
                 <w:color w:val="1C3A36"/>
                 <w:sz w:val="18"/>
               </w:rPr>
-              <w:t>20,825</w:t>
+              <w:t>17,636</w:t>
             </w:r>
           </w:p>
         </w:tc>
@@ -3289,7 +3303,7 @@
                 <w:color w:val="1C3A36"/>
                 <w:sz w:val="18"/>
               </w:rPr>
-              <w:t>139.10</w:t>
+              <w:t>117.80</w:t>
             </w:r>
           </w:p>
         </w:tc>
@@ -3330,7 +3344,7 @@
                 <w:color w:val="1C3A36"/>
                 <w:sz w:val="18"/>
               </w:rPr>
-              <w:t>145.80</w:t>
+              <w:t>123.28</w:t>
             </w:r>
           </w:p>
         </w:tc>
@@ -3380,7 +3394,7 @@
           <w:color w:val="1C3A36"/>
           <w:sz w:val="21"/>
         </w:rPr>
-        <w:t>Equity attributable to shareholders was SAR 3.25bn at end-2025, or SAR 21.68 per share. Trailing return on average equity is about 37% — very high, but flattered by the 2024–25 metal tailwind and a large receivables book. We take a sustainable return of 28%. Capitalised against a terminal cost of equity of 9.1% and 4% growth, that supports a justified price-to-book of 4.7x and a value of SAR 107 per share.</w:t>
+        <w:t>Equity attributable to shareholders was SAR 3.25bn at end-2025, or SAR 21.68 per share. Trailing return on average equity is about 37% — very high, but flattered by the 2024–25 metal tailwind and a large receivables book. We take a sustainable return of 28%. Capitalised against a terminal cost of equity of 9.7% and 4% growth, that supports a justified price-to-book of 4.2x — SAR 91 at end-2025, SAR 95 rolled to the anchor. One consistency is stated rather than hidden: 28% sustainable return with 4% growth implies a terminal payout near 86%, above the 55% paid through the explicit years — the lens prices the far steady state, where reinvestment needs fade, not the build-out decade. The bear case discounts a lower return at the higher explicit-window cost of equity; the base and bull use the terminal rate.</w:t>
       </w:r>
     </w:p>
     <w:p>
@@ -3408,7 +3422,7 @@
           <w:color w:val="1C3A36"/>
           <w:sz w:val="21"/>
         </w:rPr>
-        <w:t>Riyadh Cables trades at about 11.9x trailing enterprise value to EBITDA and 14.5x earnings. Global cable majors (Prysmian, Nexans) trade around 7–9x forward EBITDA; fast-growing emerging-market peers (Polycab, KEI in India) carry a large growth premium at 20–30x. Applying a mid-range 9.0x to 2027 EBITDA of SAR 1,478mn, discounting it, and adding the interim cash flows, gives SAR 83 per share — the most cautious lens, reflecting a single-country base and a market that already prices in quality.</w:t>
+        <w:t>Riyadh Cables trades at about 11.9x enterprise value to EBITDA and 14.5x earnings on the 2025 accounts (13.9x on trailing-twelve-month earnings through June 2026 — the basis is labelled wherever a multiple appears). The global cable majors, recomputed from their own market values and their own raised 2026 guidance at the study date, trade far richer than the old rule of thumb: Prysmian about 14x forward EBITDA (guidance raised 30-Jul-2026) and Nexans about 8.7x, so the developed band runs roughly 8.5–14.5x; the fast-growing Indian names (Polycab, KEI) sit near 29–31x on the next twelve months. We apply 10.0x to 2027 EBITDA of SAR 1,478mn — a deliberate discount to that band, not its mid-point, for a single-country, single-customer-concentrated base — discount it at the year-two factor, add the interim cash flows and roll to the anchor: SAR 91 per share, still the most cautious lens.</w:t>
       </w:r>
     </w:p>
     <w:p>
@@ -3436,7 +3450,7 @@
           <w:color w:val="1C3A36"/>
           <w:sz w:val="21"/>
         </w:rPr>
-        <w:t>Stripping cycle from the earnings, a mid-cycle EBITDA margin of 12.0% on current-scale revenue of SAR 11,513mn, after depreciation, financing and tax, yields normalised earnings of about SAR 7.54 per share. At a through-cycle 13x — appropriate for a high-return, low-leverage regional leader with a roughly 10% cost of equity — that is SAR 102 per share.</w:t>
+        <w:t>Stripping cycle from the earnings, a mid-cycle EBITDA margin of 12.0% on current-scale revenue of SAR 11,513mn, after depreciation, financing and tax, yields normalised earnings of about SAR 7.54 per share. At a through-cycle 13x — appropriate for a high-return, low-leverage regional leader with a roughly 11% cost of equity — that is SAR 98 at end-2025, SAR 102 rolled to the anchor.</w:t>
       </w:r>
     </w:p>
     <w:p>
@@ -3464,7 +3478,7 @@
           <w:color w:val="1C3A36"/>
           <w:sz w:val="21"/>
         </w:rPr>
-        <w:t>The four lenses span SAR 83 to SAR 146. We weight the discounted cash flow most (45%) because the company’s cash flows are directly modelled from a disclosed cost structure; the relative and earnings-power lenses each 20%; and book value least (15%), because book understates a business earning a 30%-plus return on it. The weighted central is SAR 119.</w:t>
+        <w:t>The four lenses span SAR 91 to SAR 123. We weight the discounted cash flow most (45%) because the company’s cash flows are directly modelled from a disclosed cost structure; the relative and earnings-power lenses each 20%; and book value least (15%), because book understates a business earning a mid-20s return on invested capital and a high-30s return on equity. The weighted central is SAR 108.</w:t>
       </w:r>
     </w:p>
     <w:p>
@@ -3492,7 +3506,7 @@
           <w:color w:val="1C3A36"/>
           <w:sz w:val="21"/>
         </w:rPr>
-        <w:t>Revenue is not grown at one rate. A cable maker sells metal plus a conversion spread. We model a cable-tonnage index, priced as metal content — on its own copper-and-aluminium path — plus a conversion spread whose cost escalates on domestic inflation. Volume grows 10.0% in 2026, tapering to 5.0%, anchored on the reviewed half-year statement that 2026 revenue rose 9.5% "due to the increase in the volume of quantities sold." Metal prices are held broadly flat. Gross margin is then an OUTPUT of the stack — 15.3% in 2026 rising gently to 15.4%, and never back to the 2024–25 peak.</w:t>
+        <w:t>Revenue is not grown at one rate. A cable maker sells metal plus a conversion spread. We model a cable-tonnage index, priced as metal content — on its own copper-and-aluminium path — plus a conversion spread whose cost escalates on domestic inflation. Volume grows 10.0% in 2026, tapering to 5.0%, anchored on the reviewed half-year statement that 2026 revenue rose 9.5% "due to the increase in the volume of quantities sold." Metal prices are held broadly flat. Stated rather than implied: with H1-2026 revenue of SAR 5,698mn (+9.5%) in the books, the full-year build implies second-half revenue of SAR 5,815mn, +6.3% against a second half of 2025 that already carried the strong-metal revenue base — a deliberate deceleration, not an oversight. Gross margin is then an OUTPUT of the stack — 15.3% in 2026 rising gently to 15.4%, and never back to the 2024–25 peak. In the companion workbook the spread per tonne is calibrated to this margin path at the base metal price and held fixed under metal shocks, so the margin cell falls when the metal cell rises — the mechanism is live, not narrated.</w:t>
       </w:r>
     </w:p>
     <w:p>
@@ -3574,7 +3588,7 @@
           <w:color w:val="1C3A36"/>
           <w:sz w:val="21"/>
         </w:rPr>
-        <w:t>The crux is simple to state and consequential. Gross margin rose from 12.4% in 2023 to a 16.2% peak in 2025 as metal prices moved the company’s way. In the first half of 2026, on a 9.5% rise in revenue, gross profit was essentially flat — margin fell to 15.3%. That is the metal pass-through working in reverse: volume-led growth at a normalising per-tonne spread. We anchor the forecast on that reviewed half-year (15.3%), not the higher full-year 2025 print, and we show the value both ways.</w:t>
+        <w:t>The crux is simple to state and consequential. Gross margin rose from 12.4% in 2023 to a 16.2% peak in 2025 as metal prices moved the company’s way. In the first half of 2026, on a 9.5% rise in revenue, gross profit was essentially flat against a first half of 2025 at 16.7% — the like-for-like compression is about 1.5 points, and the half deteriorates within itself: 15.6% in the first quarter, 15.0% in the second. That is the metal pass-through working in reverse: volume-led growth at a normalising per-tonne spread. We anchor the forecast on the reviewed half-year average (15.3%), not the higher full-year 2025 print, and we show the value all three ways: at the anchor SAR 123, at the second-quarter exit rate held for the whole forecast SAR 119, and at the 14.5% bear framing SAR 112. The falsifier is unchanged — a sustained margin below 14.5% — and the third-quarter print is the live test.</w:t>
       </w:r>
     </w:p>
     <w:p>
@@ -3656,7 +3670,7 @@
           <w:color w:val="1C3A36"/>
           <w:sz w:val="21"/>
         </w:rPr>
-        <w:t>The cost of capital is built from sourced components. Saudi Arabia is rated Aa3; its adjusted sovereign default spread is 0.51% and its equity risk premium 5.01% (a 4.23% mature-market base plus a 0.78% country premium). We take the ten-year Saudi sukuk yield at 4.85%, subtract the sovereign’s own default spread to avoid charging country risk twice, and add beta times the premium. Beta is 1.129, from Riyadh Cables’ own weekly returns against the Tadawul All Share Index over its listed history. That gives a cost of equity of 10.0%. Debt is marginal and cheap — Islamic Murabaha at about 5.9%, above the sovereign as a corporate must be — and the balance sheet is almost all equity, so the weighted cost is 9.9%, easing to 8.9% in perpetuity as the country premium narrows and beta reverts toward one.</w:t>
+        <w:t>The cost of capital is built from sourced, dated components. The ten-year SAR risk-free rate is 5.52%, taken from the published Saudi government bond curve — the index provider’s factsheet of 31-Jul-2026 puts the 7–10-year bucket’s yield at 5.52% on an upward-sloping curve — and corroborated by the ten-year US Treasury (4.68–4.72% that week) plus Saudi Arabia’s dollar new-issue spread, and by the SAR sukuk index level; it is sensitised ±50bp below. Saudi Arabia is rated Aa3; its adjusted sovereign default spread is 0.48% and its equity risk premium 4.94% (a 4.20% mature-market base plus a 0.74% country premium, July-2026 dataset). We subtract the sovereign’s own default spread from the risk-free rate to avoid charging country risk twice, and add beta times the premium. Beta is 1.129 — a Dimson sum-beta on 185 weekly returns against the Tadawul All Share Index over the full listed history (plain OLS 0.928; R² 0.14; 90% confidence interval 0.62–1.64 — wide, and priced in the beta grid below). That gives a cost of equity of 10.6%. Debt is marginal and cheap — variable-rate Islamic Murabaha whose margin the filings do not disclose, estimated at about 5.9% (three-month SAIBOR plus a corporate margin), above the sovereign as a corporate must be. The weighted cost is 10.5%, easing to 9.7% in perpetuity as the country premium narrows and beta reverts toward one; the terminal is discounted all-equity because the model’s own forecast reaches net cash from 2028.</w:t>
       </w:r>
     </w:p>
     <w:tbl>
@@ -3777,7 +3791,7 @@
                 <w:color w:val="1C3A36"/>
                 <w:sz w:val="18"/>
               </w:rPr>
-              <w:t>4.34%</w:t>
+              <w:t>5.04%</w:t>
             </w:r>
           </w:p>
         </w:tc>
@@ -3795,7 +3809,7 @@
                 <w:color w:val="1C3A36"/>
                 <w:sz w:val="18"/>
               </w:rPr>
-              <w:t>4.34%</w:t>
+              <w:t>5.04%</w:t>
             </w:r>
           </w:p>
         </w:tc>
@@ -3832,7 +3846,7 @@
                 <w:color w:val="1C3A36"/>
                 <w:sz w:val="18"/>
               </w:rPr>
-              <w:t>5.01%</w:t>
+              <w:t>4.94%</w:t>
             </w:r>
           </w:p>
         </w:tc>
@@ -3850,7 +3864,7 @@
                 <w:color w:val="1C3A36"/>
                 <w:sz w:val="18"/>
               </w:rPr>
-              <w:t>4.75%</w:t>
+              <w:t>4.68%</w:t>
             </w:r>
           </w:p>
         </w:tc>
@@ -3946,7 +3960,7 @@
                 <w:color w:val="1C3A36"/>
                 <w:sz w:val="18"/>
               </w:rPr>
-              <w:t>10.00%</w:t>
+              <w:t>10.62%</w:t>
             </w:r>
           </w:p>
         </w:tc>
@@ -3966,7 +3980,7 @@
                 <w:color w:val="1C3A36"/>
                 <w:sz w:val="18"/>
               </w:rPr>
-              <w:t>9.09%</w:t>
+              <w:t>9.72%</w:t>
             </w:r>
           </w:p>
         </w:tc>
@@ -4076,7 +4090,7 @@
                 <w:color w:val="1C3A36"/>
                 <w:sz w:val="18"/>
               </w:rPr>
-              <w:t>5%</w:t>
+              <w:t>0%</w:t>
             </w:r>
           </w:p>
         </w:tc>
@@ -4117,7 +4131,7 @@
                 <w:color w:val="1C3A36"/>
                 <w:sz w:val="18"/>
               </w:rPr>
-              <w:t>9.88%</w:t>
+              <w:t>10.49%</w:t>
             </w:r>
           </w:p>
         </w:tc>
@@ -4137,7 +4151,7 @@
                 <w:color w:val="1C3A36"/>
                 <w:sz w:val="18"/>
               </w:rPr>
-              <w:t>8.88%</w:t>
+              <w:t>9.72%</w:t>
             </w:r>
           </w:p>
         </w:tc>
@@ -4173,7 +4187,7 @@
           <w:color w:val="1C3A36"/>
           <w:sz w:val="21"/>
         </w:rPr>
-        <w:t>Fair value is most sensitive to the terminal growth rate and the terminal cost of capital, then to the sustained margin, beta and working-capital intensity. The grid below revalues the cash-flow lens across the terminal cost of capital and terminal growth; the companion workbook carries the full set.</w:t>
+        <w:t>Fair value is most sensitive to the risk-free rate (a ±50bp move is worth roughly SAR 136 / 123 / 113 on the cash-flow lens, since it enters both the explicit and the terminal discount rate), then to the terminal growth rate and terminal cost of capital, the sustained margin, beta and working-capital intensity. The grid below revalues the cash-flow lens across the terminal cost of capital and terminal growth; cells where the terminal spread falls below two points are shown as n/m rather than as numbers, because a growing perpetuity is not meaningful there. The companion workbook carries the full set, and every block’s base row reproduces the base case.</w:t>
       </w:r>
     </w:p>
     <w:p>
@@ -4255,7 +4269,7 @@
           <w:color w:val="1C3A36"/>
           <w:sz w:val="21"/>
         </w:rPr>
-        <w:t>The shares last traded at SAR 104.80. Over the last year the price has ranged widely, and it currently sits near its longer moving averages after a strong multi-year run from the December 2022 listing (the stock has roughly tripled from its early lows). The moving-average stack below places the current price in that context. This section is descriptive; it carries no fundamental claim.</w:t>
+        <w:t>The shares last traded at SAR 104.90, near the lower end of a 52-week range of SAR 99.80–142.50. The price sits below all four of its moving averages: the 20-session average is SAR 105.9, the 50-session SAR 114.2, the 100-session SAR 117.9 and the 200-session SAR 122.4 — the close is about -14% against the 200-session average, after a strong multi-year run from the December 2022 listing. Every figure in this paragraph is computed from the same price series the chart draws. This section is descriptive; it carries no fundamental claim.</w:t>
       </w:r>
     </w:p>
     <w:p>
@@ -4458,7 +4472,7 @@
                 <w:color w:val="1C3A36"/>
                 <w:sz w:val="18"/>
               </w:rPr>
-              <w:t>126.2</w:t>
+              <w:t>126.3</w:t>
             </w:r>
           </w:p>
         </w:tc>
@@ -4513,7 +4527,7 @@
                 <w:color w:val="1C3A36"/>
                 <w:sz w:val="18"/>
               </w:rPr>
-              <w:t>112.6</w:t>
+              <w:t>112.7</w:t>
             </w:r>
           </w:p>
         </w:tc>
@@ -4568,7 +4582,7 @@
                 <w:color w:val="1C3A36"/>
                 <w:sz w:val="18"/>
               </w:rPr>
-              <w:t>104.8</w:t>
+              <w:t>104.9</w:t>
             </w:r>
           </w:p>
         </w:tc>
@@ -4623,7 +4637,7 @@
                 <w:color w:val="1C3A36"/>
                 <w:sz w:val="18"/>
               </w:rPr>
-              <w:t>97.6</w:t>
+              <w:t>97.7</w:t>
             </w:r>
           </w:p>
         </w:tc>
@@ -4678,7 +4692,7 @@
                 <w:color w:val="1C3A36"/>
                 <w:sz w:val="18"/>
               </w:rPr>
-              <w:t>87.2</w:t>
+              <w:t>87.3</w:t>
             </w:r>
           </w:p>
         </w:tc>
@@ -4751,7 +4765,7 @@
                 <w:color w:val="1C3A36"/>
                 <w:sz w:val="18"/>
               </w:rPr>
-              <w:t>51%</w:t>
+              <w:t>50%</w:t>
             </w:r>
           </w:p>
         </w:tc>
@@ -4827,7 +4841,7 @@
           <w:color w:val="1C3A36"/>
           <w:sz w:val="21"/>
         </w:rPr>
-        <w:t>The cone is well-calibrated. Tested across the stock’s full trading history, its 50%, 80% and 90% bands contained 70%, 80% and 90% of actual outcomes — essentially on target — and the model’s implied ranks were close to uniform (a mean of 0.49 against an ideal of 0.50). On scored accuracy the cone was statistically indistinguishable from a simple random-walk benchmark over the roughly three and a half years the shares have been listed; it neither reliably beat it nor lagged it, which for a liquid large-cap is the honest result. Because the company only listed in December 2022, the calibration rests on that shorter own history together with the broader Saudi-market evidence behind the same simulation model; a five-year single-name record will exist in time. The level-touch chances above are read directly from the simulated paths.</w:t>
+        <w:t>How well is the cone calibrated? The short listing allows only 10 non-overlapping three-month test windows, and on them the 50%, 80% and 90% bands contained 70%, 80% and 90% of actual outcomes — with ten windows, seven-in-ten against a five-in-ten target is well inside sampling noise, and the formal uniformity tests agree (chi-square p = 0.91, Kolmogorov–Smirnov p = 0.80), so the three-month map is consistent with its targets rather than proven precise; its bands also ran about 19% wider than a naive benchmark, a caution against reading them as tight. The one-month map is weaker and we say so: across 30 one-month windows the cone scored consistently a little behind a simple random-walk benchmark and its bands were too wide (the 80% band covered 93% of outcomes) — read the one-month table as conservative ranges, not calibrated odds. On scored accuracy the three-month cone was statistically indistinguishable from the benchmark; it neither reliably beat it nor lagged it, which for a liquid large-cap is the honest result. Because the company only listed in December 2022, the calibration rests on that short own history together with the broader Saudi-market evidence behind the same simulation model; a five-year single-name record will exist in time. The level-touch chances above are read directly from the simulated paths.</w:t>
       </w:r>
     </w:p>
     <w:p>
@@ -4855,7 +4869,7 @@
           <w:color w:val="1C3A36"/>
           <w:sz w:val="21"/>
         </w:rPr>
-        <w:t>The lenses disagree by design, and the disagreement is informative. The intrinsic discounted-cash-flow value (SAR 146) is the highest: it rewards a high return on capital, durable mid-single-digit growth and a low Saudi cost of capital, and it is terminal-heavy (83% of value beyond year five). The relative lens (SAR 83) is the most cautious: it holds the company to a mid-range exit multiple below where it trades today. Earnings power (SAR 102) and book value (SAR 107) sit between. Read together, they say the market is fairly-to-attractively priced depending on how much credit one gives the intrinsic economics versus the exit multiple. The weighted central of SAR 119 splits that difference.</w:t>
+        <w:t>The lenses disagree by design, and the disagreement is informative. The intrinsic discounted-cash-flow value (SAR 123) is the highest: it rewards a high return on capital, durable mid-single-digit growth and a low Saudi cost of capital, and it is terminal-heavy (80% of value beyond year five). The relative lens (SAR 91) is the most cautious: it holds the company to a mid-range exit multiple below where it trades today. Earnings power (SAR 102) and book value (SAR 95) sit between. Read together: the market price sits 3% below the weighted central, inside the span the four lenses draw, and which side of fair value one reads depends on how much credit one gives the intrinsic economics versus the exit multiple. The weighted central of SAR 108 splits that difference; the reader weighs it, this study does not recommend.</w:t>
       </w:r>
     </w:p>
     <w:p>
@@ -4974,7 +4988,7 @@
           <w:color w:val="1C3A36"/>
           <w:sz w:val="21"/>
         </w:rPr>
-        <w:t xml:space="preserve"> semi-annual dividends and any change in the payout, capital returns, or the completion of the current capacity build.</w:t>
+        <w:t xml:space="preserve"> semi-annual dividends and any change in the payout; the shareholder-approved purchase of up to 300,000 treasury shares for the employee incentive plan (May 2026, unexecuted at the study date; under 0.2% of shares if completed); capital returns; and the completion of the current capacity build.</w:t>
       </w:r>
     </w:p>
     <w:p>
@@ -5002,7 +5016,7 @@
           <w:color w:val="1C3A36"/>
           <w:sz w:val="21"/>
         </w:rPr>
-        <w:t>The fundamental range and the price cone answer different questions. The fundamental central (SAR 119) is where the business is worth on its cash flows; the price cone (a three-month 5–95% range of about SAR 77 to SAR 144) is where the price could travel on volatility alone. When the fundamental estimate sits above the price, as here, the gap is the potential the intrinsic lens sees; the cone is a reminder that the path is wide and the outcome uncertain over any short horizon.</w:t>
+        <w:t>The fundamental range and the price cone answer different questions. The fundamental central (SAR 108) is where the business is worth on its cash flows; the price cone (a three-month 5–95% range of about SAR 77 to SAR 144) is where the price could travel on volatility alone. When the fundamental estimate sits above the price, as here, the gap is the potential the intrinsic lens sees; the cone is a reminder that the path is wide and the outcome uncertain over any short horizon.</w:t>
       </w:r>
     </w:p>
     <w:p>
@@ -5037,7 +5051,7 @@
           <w:color w:val="1C3A36"/>
           <w:sz w:val="21"/>
         </w:rPr>
-        <w:t xml:space="preserve"> if the sustained gross margin settles below 14.5% — a competitive or metal-driven squeeze on the conversion spread — the cash-flow lens falls toward SAR 132.</w:t>
+        <w:t xml:space="preserve"> if the sustained gross margin settles below 14.5% — a competitive or metal-driven squeeze on the conversion spread — the cash-flow lens falls toward SAR 112.</w:t>
       </w:r>
     </w:p>
     <w:p>
@@ -5058,7 +5072,7 @@
           <w:color w:val="1C3A36"/>
           <w:sz w:val="21"/>
         </w:rPr>
-        <w:t xml:space="preserve"> the value is terminal-heavy (83% of enterprise value). A higher terminal cost of capital or lower growth cuts it materially, as the sensitivity grid shows.</w:t>
+        <w:t xml:space="preserve"> the value is terminal-heavy (80% of enterprise value). A higher terminal cost of capital or lower growth cuts it materially, as the sensitivity grid shows.</w:t>
       </w:r>
     </w:p>
     <w:p>
@@ -5884,7 +5898,7 @@
                 <w:color w:val="1C3A36"/>
                 <w:sz w:val="16"/>
               </w:rPr>
-              <w:t>716</w:t>
+              <w:t>714</w:t>
             </w:r>
           </w:p>
         </w:tc>
@@ -6318,7 +6332,7 @@
                 <w:color w:val="1C3A36"/>
                 <w:sz w:val="16"/>
               </w:rPr>
-              <w:t>-5</w:t>
+              <w:t>-6</w:t>
             </w:r>
           </w:p>
         </w:tc>
@@ -6336,7 +6350,7 @@
                 <w:color w:val="1C3A36"/>
                 <w:sz w:val="16"/>
               </w:rPr>
-              <w:t>7</w:t>
+              <w:t>6</w:t>
             </w:r>
           </w:p>
         </w:tc>
@@ -6481,7 +6495,7 @@
                 <w:color w:val="1C3A36"/>
                 <w:sz w:val="16"/>
               </w:rPr>
-              <w:t>1,594</w:t>
+              <w:t>1,593</w:t>
             </w:r>
           </w:p>
         </w:tc>
@@ -6499,7 +6513,7 @@
                 <w:color w:val="1C3A36"/>
                 <w:sz w:val="16"/>
               </w:rPr>
-              <w:t>1,705</w:t>
+              <w:t>1,703</w:t>
             </w:r>
           </w:p>
         </w:tc>
@@ -6662,7 +6676,7 @@
                 <w:color w:val="1C3A36"/>
                 <w:sz w:val="16"/>
               </w:rPr>
-              <w:t>1,543</w:t>
+              <w:t>1,541</w:t>
             </w:r>
           </w:p>
         </w:tc>
@@ -7336,7 +7350,7 @@
                 <w:color w:val="1C3A36"/>
                 <w:sz w:val="17"/>
               </w:rPr>
-              <w:t>2,246</w:t>
+              <w:t>2,247</w:t>
             </w:r>
           </w:p>
         </w:tc>
@@ -7720,7 +7734,7 @@
                 <w:color w:val="1C3A36"/>
                 <w:sz w:val="16"/>
               </w:rPr>
-              <w:t>-113</w:t>
+              <w:t>-104</w:t>
             </w:r>
           </w:p>
         </w:tc>
@@ -7738,7 +7752,7 @@
                 <w:color w:val="1C3A36"/>
                 <w:sz w:val="16"/>
               </w:rPr>
-              <w:t>-406</w:t>
+              <w:t>-373</w:t>
             </w:r>
           </w:p>
         </w:tc>
@@ -7756,7 +7770,7 @@
                 <w:color w:val="1C3A36"/>
                 <w:sz w:val="16"/>
               </w:rPr>
-              <w:t>-744</w:t>
+              <w:t>-684</w:t>
             </w:r>
           </w:p>
         </w:tc>
@@ -7829,7 +7843,7 @@
                 <w:color w:val="1C3A36"/>
                 <w:sz w:val="16"/>
               </w:rPr>
-              <w:t>227</w:t>
+              <w:t>237</w:t>
             </w:r>
           </w:p>
         </w:tc>
@@ -7847,7 +7861,7 @@
                 <w:color w:val="1C3A36"/>
                 <w:sz w:val="16"/>
               </w:rPr>
-              <w:t>228</w:t>
+              <w:t>252</w:t>
             </w:r>
           </w:p>
         </w:tc>
@@ -7865,7 +7879,7 @@
                 <w:color w:val="1C3A36"/>
                 <w:sz w:val="16"/>
               </w:rPr>
-              <w:t>242</w:t>
+              <w:t>268</w:t>
             </w:r>
           </w:p>
         </w:tc>
@@ -7938,7 +7952,7 @@
                 <w:color w:val="1C3A36"/>
                 <w:sz w:val="16"/>
               </w:rPr>
-              <w:t>963</w:t>
+              <w:t>954</w:t>
             </w:r>
           </w:p>
         </w:tc>
@@ -7956,7 +7970,7 @@
                 <w:color w:val="1C3A36"/>
                 <w:sz w:val="16"/>
               </w:rPr>
-              <w:t>1,088</w:t>
+              <w:t>1,064</w:t>
             </w:r>
           </w:p>
         </w:tc>
@@ -7974,7 +7988,7 @@
                 <w:color w:val="1C3A36"/>
                 <w:sz w:val="16"/>
               </w:rPr>
-              <w:t>1,176</w:t>
+              <w:t>1,151</w:t>
             </w:r>
           </w:p>
         </w:tc>
@@ -8083,7 +8097,7 @@
                 <w:color w:val="1C3A36"/>
                 <w:sz w:val="16"/>
               </w:rPr>
-              <w:t>845</w:t>
+              <w:t>844</w:t>
             </w:r>
           </w:p>
         </w:tc>
@@ -8192,7 +8206,7 @@
                 <w:color w:val="1C3A36"/>
                 <w:sz w:val="16"/>
               </w:rPr>
-              <w:t>1,536</w:t>
+              <w:t>1,535</w:t>
             </w:r>
           </w:p>
         </w:tc>
@@ -8254,15 +8268,15 @@
         <w:tblLayout w:type="fixed"/>
       </w:tblPr>
       <w:tblGrid>
-        <w:gridCol w:w="2736"/>
-        <w:gridCol w:w="1656"/>
-        <w:gridCol w:w="1944"/>
-        <w:gridCol w:w="2736"/>
+        <w:gridCol w:w="2232"/>
+        <w:gridCol w:w="1224"/>
+        <w:gridCol w:w="1224"/>
+        <w:gridCol w:w="4392"/>
       </w:tblGrid>
       <w:tr>
         <w:tc>
           <w:tcPr>
-            <w:tcW w:type="dxa" w:w="2736"/>
+            <w:tcW w:type="dxa" w:w="2232"/>
             <w:shd w:val="clear" w:color="auto" w:fill="EAF0EE"/>
           </w:tcPr>
           <w:p>
@@ -8281,7 +8295,7 @@
         </w:tc>
         <w:tc>
           <w:tcPr>
-            <w:tcW w:type="dxa" w:w="1656"/>
+            <w:tcW w:type="dxa" w:w="1224"/>
             <w:shd w:val="clear" w:color="auto" w:fill="EAF0EE"/>
           </w:tcPr>
           <w:p>
@@ -8300,7 +8314,7 @@
         </w:tc>
         <w:tc>
           <w:tcPr>
-            <w:tcW w:type="dxa" w:w="1944"/>
+            <w:tcW w:type="dxa" w:w="1224"/>
             <w:shd w:val="clear" w:color="auto" w:fill="EAF0EE"/>
           </w:tcPr>
           <w:p>
@@ -8313,13 +8327,13 @@
                 <w:color w:val="1C3A36"/>
                 <w:sz w:val="17"/>
               </w:rPr>
-              <w:t>Fwd EV/EBITDA</w:t>
-            </w:r>
-          </w:p>
-        </w:tc>
-        <w:tc>
-          <w:tcPr>
-            <w:tcW w:type="dxa" w:w="2736"/>
+              <w:t>EV/EBITDA</w:t>
+            </w:r>
+          </w:p>
+        </w:tc>
+        <w:tc>
+          <w:tcPr>
+            <w:tcW w:type="dxa" w:w="4392"/>
             <w:shd w:val="clear" w:color="auto" w:fill="EAF0EE"/>
           </w:tcPr>
           <w:p>
@@ -8332,7 +8346,7 @@
                 <w:color w:val="1C3A36"/>
                 <w:sz w:val="17"/>
               </w:rPr>
-              <w:t>Note</w:t>
+              <w:t>Basis (each multiple recomputed from the peer’s own EV and guidance)</w:t>
             </w:r>
           </w:p>
         </w:tc>
@@ -8340,7 +8354,7 @@
       <w:tr>
         <w:tc>
           <w:tcPr>
-            <w:tcW w:type="dxa" w:w="2736"/>
+            <w:tcW w:type="dxa" w:w="2232"/>
           </w:tcPr>
           <w:p>
             <w:pPr>
@@ -8357,7 +8371,7 @@
         </w:tc>
         <w:tc>
           <w:tcPr>
-            <w:tcW w:type="dxa" w:w="1656"/>
+            <w:tcW w:type="dxa" w:w="1224"/>
           </w:tcPr>
           <w:p>
             <w:pPr>
@@ -8375,7 +8389,7 @@
         </w:tc>
         <w:tc>
           <w:tcPr>
-            <w:tcW w:type="dxa" w:w="1944"/>
+            <w:tcW w:type="dxa" w:w="1224"/>
           </w:tcPr>
           <w:p>
             <w:pPr>
@@ -8387,13 +8401,13 @@
                 <w:color w:val="1C3A36"/>
                 <w:sz w:val="17"/>
               </w:rPr>
-              <w:t>11.9x (trailing)</w:t>
-            </w:r>
-          </w:p>
-        </w:tc>
-        <w:tc>
-          <w:tcPr>
-            <w:tcW w:type="dxa" w:w="2736"/>
+              <w:t>11.9x</w:t>
+            </w:r>
+          </w:p>
+        </w:tc>
+        <w:tc>
+          <w:tcPr>
+            <w:tcW w:type="dxa" w:w="4392"/>
           </w:tcPr>
           <w:p>
             <w:pPr>
@@ -8405,7 +8419,7 @@
                 <w:color w:val="1C3A36"/>
                 <w:sz w:val="17"/>
               </w:rPr>
-              <w:t>high-return Gulf leader</w:t>
+              <w:t>FY2025 accounts; P/E 14.5x FY2025, 13.9x trailing twelve months</w:t>
             </w:r>
           </w:p>
         </w:tc>
@@ -8413,7 +8427,7 @@
       <w:tr>
         <w:tc>
           <w:tcPr>
-            <w:tcW w:type="dxa" w:w="2736"/>
+            <w:tcW w:type="dxa" w:w="2232"/>
           </w:tcPr>
           <w:p>
             <w:pPr>
@@ -8430,7 +8444,7 @@
         </w:tc>
         <w:tc>
           <w:tcPr>
-            <w:tcW w:type="dxa" w:w="1656"/>
+            <w:tcW w:type="dxa" w:w="1224"/>
           </w:tcPr>
           <w:p>
             <w:pPr>
@@ -8448,7 +8462,7 @@
         </w:tc>
         <w:tc>
           <w:tcPr>
-            <w:tcW w:type="dxa" w:w="1944"/>
+            <w:tcW w:type="dxa" w:w="1224"/>
           </w:tcPr>
           <w:p>
             <w:pPr>
@@ -8460,13 +8474,13 @@
                 <w:color w:val="1C3A36"/>
                 <w:sz w:val="17"/>
               </w:rPr>
-              <w:t>~8.5x</w:t>
-            </w:r>
-          </w:p>
-        </w:tc>
-        <w:tc>
-          <w:tcPr>
-            <w:tcW w:type="dxa" w:w="2736"/>
+              <w:t>~14x</w:t>
+            </w:r>
+          </w:p>
+        </w:tc>
+        <w:tc>
+          <w:tcPr>
+            <w:tcW w:type="dxa" w:w="4392"/>
           </w:tcPr>
           <w:p>
             <w:pPr>
@@ -8478,7 +8492,7 @@
                 <w:color w:val="1C3A36"/>
                 <w:sz w:val="17"/>
               </w:rPr>
-              <w:t>global cable major</w:t>
+              <w:t>FY2026E on guidance raised 30-Jul-2026 (EUR 2.8–2.9bn) vs ~EUR 40bn EV</w:t>
             </w:r>
           </w:p>
         </w:tc>
@@ -8486,7 +8500,7 @@
       <w:tr>
         <w:tc>
           <w:tcPr>
-            <w:tcW w:type="dxa" w:w="2736"/>
+            <w:tcW w:type="dxa" w:w="2232"/>
           </w:tcPr>
           <w:p>
             <w:pPr>
@@ -8503,7 +8517,7 @@
         </w:tc>
         <w:tc>
           <w:tcPr>
-            <w:tcW w:type="dxa" w:w="1656"/>
+            <w:tcW w:type="dxa" w:w="1224"/>
           </w:tcPr>
           <w:p>
             <w:pPr>
@@ -8521,7 +8535,7 @@
         </w:tc>
         <w:tc>
           <w:tcPr>
-            <w:tcW w:type="dxa" w:w="1944"/>
+            <w:tcW w:type="dxa" w:w="1224"/>
           </w:tcPr>
           <w:p>
             <w:pPr>
@@ -8533,13 +8547,13 @@
                 <w:color w:val="1C3A36"/>
                 <w:sz w:val="17"/>
               </w:rPr>
-              <w:t>~7.5x</w:t>
-            </w:r>
-          </w:p>
-        </w:tc>
-        <w:tc>
-          <w:tcPr>
-            <w:tcW w:type="dxa" w:w="2736"/>
+              <w:t>~8.7x</w:t>
+            </w:r>
+          </w:p>
+        </w:tc>
+        <w:tc>
+          <w:tcPr>
+            <w:tcW w:type="dxa" w:w="4392"/>
           </w:tcPr>
           <w:p>
             <w:pPr>
@@ -8551,7 +8565,7 @@
                 <w:color w:val="1C3A36"/>
                 <w:sz w:val="17"/>
               </w:rPr>
-              <w:t>global cable major</w:t>
+              <w:t>FY2026E on guidance raised 29-Jul-2026 (EUR 770–840mn) vs ~EUR 7.1bn EV</w:t>
             </w:r>
           </w:p>
         </w:tc>
@@ -8559,7 +8573,7 @@
       <w:tr>
         <w:tc>
           <w:tcPr>
-            <w:tcW w:type="dxa" w:w="2736"/>
+            <w:tcW w:type="dxa" w:w="2232"/>
           </w:tcPr>
           <w:p>
             <w:pPr>
@@ -8576,7 +8590,7 @@
         </w:tc>
         <w:tc>
           <w:tcPr>
-            <w:tcW w:type="dxa" w:w="1656"/>
+            <w:tcW w:type="dxa" w:w="1224"/>
           </w:tcPr>
           <w:p>
             <w:pPr>
@@ -8594,7 +8608,7 @@
         </w:tc>
         <w:tc>
           <w:tcPr>
-            <w:tcW w:type="dxa" w:w="1944"/>
+            <w:tcW w:type="dxa" w:w="1224"/>
           </w:tcPr>
           <w:p>
             <w:pPr>
@@ -8606,13 +8620,13 @@
                 <w:color w:val="1C3A36"/>
                 <w:sz w:val="17"/>
               </w:rPr>
-              <w:t>~26x</w:t>
-            </w:r>
-          </w:p>
-        </w:tc>
-        <w:tc>
-          <w:tcPr>
-            <w:tcW w:type="dxa" w:w="2736"/>
+              <w:t>~29x</w:t>
+            </w:r>
+          </w:p>
+        </w:tc>
+        <w:tc>
+          <w:tcPr>
+            <w:tcW w:type="dxa" w:w="4392"/>
           </w:tcPr>
           <w:p>
             <w:pPr>
@@ -8624,7 +8638,7 @@
                 <w:color w:val="1C3A36"/>
                 <w:sz w:val="17"/>
               </w:rPr>
-              <w:t>high-growth EM premium</w:t>
+              <w:t>next twelve months</w:t>
             </w:r>
           </w:p>
         </w:tc>
@@ -8632,7 +8646,7 @@
       <w:tr>
         <w:tc>
           <w:tcPr>
-            <w:tcW w:type="dxa" w:w="2736"/>
+            <w:tcW w:type="dxa" w:w="2232"/>
           </w:tcPr>
           <w:p>
             <w:pPr>
@@ -8649,7 +8663,7 @@
         </w:tc>
         <w:tc>
           <w:tcPr>
-            <w:tcW w:type="dxa" w:w="1656"/>
+            <w:tcW w:type="dxa" w:w="1224"/>
           </w:tcPr>
           <w:p>
             <w:pPr>
@@ -8667,7 +8681,7 @@
         </w:tc>
         <w:tc>
           <w:tcPr>
-            <w:tcW w:type="dxa" w:w="1944"/>
+            <w:tcW w:type="dxa" w:w="1224"/>
           </w:tcPr>
           <w:p>
             <w:pPr>
@@ -8679,13 +8693,13 @@
                 <w:color w:val="1C3A36"/>
                 <w:sz w:val="17"/>
               </w:rPr>
-              <w:t>~24x</w:t>
-            </w:r>
-          </w:p>
-        </w:tc>
-        <w:tc>
-          <w:tcPr>
-            <w:tcW w:type="dxa" w:w="2736"/>
+              <w:t>~31x</w:t>
+            </w:r>
+          </w:p>
+        </w:tc>
+        <w:tc>
+          <w:tcPr>
+            <w:tcW w:type="dxa" w:w="4392"/>
           </w:tcPr>
           <w:p>
             <w:pPr>
@@ -8697,7 +8711,7 @@
                 <w:color w:val="1C3A36"/>
                 <w:sz w:val="17"/>
               </w:rPr>
-              <w:t>high-growth EM premium</w:t>
+              <w:t>next twelve months (~24–25x only two fiscal years out)</w:t>
             </w:r>
           </w:p>
         </w:tc>
@@ -8705,7 +8719,7 @@
       <w:tr>
         <w:tc>
           <w:tcPr>
-            <w:tcW w:type="dxa" w:w="2736"/>
+            <w:tcW w:type="dxa" w:w="2232"/>
           </w:tcPr>
           <w:p>
             <w:pPr>
@@ -8722,7 +8736,7 @@
         </w:tc>
         <w:tc>
           <w:tcPr>
-            <w:tcW w:type="dxa" w:w="1656"/>
+            <w:tcW w:type="dxa" w:w="1224"/>
           </w:tcPr>
           <w:p>
             <w:pPr>
@@ -8740,7 +8754,7 @@
         </w:tc>
         <w:tc>
           <w:tcPr>
-            <w:tcW w:type="dxa" w:w="1944"/>
+            <w:tcW w:type="dxa" w:w="1224"/>
           </w:tcPr>
           <w:p>
             <w:pPr>
@@ -8758,7 +8772,7 @@
         </w:tc>
         <w:tc>
           <w:tcPr>
-            <w:tcW w:type="dxa" w:w="2736"/>
+            <w:tcW w:type="dxa" w:w="4392"/>
           </w:tcPr>
           <w:p>
             <w:pPr>
@@ -8780,6 +8794,20 @@
       <w:pPr>
         <w:spacing w:after="40"/>
       </w:pPr>
+    </w:p>
+    <w:p>
+      <w:pPr>
+        <w:spacing w:after="120" w:before="0"/>
+      </w:pPr>
+      <w:r>
+        <w:rPr>
+          <w:b w:val="0"/>
+          <w:i w:val="0"/>
+          <w:color w:val="1C3A36"/>
+          <w:sz w:val="17"/>
+        </w:rPr>
+        <w:t>Quotes as of 18-Aug-2026; cross-check context only, never a source for any Riyadh Cables figure. The justified 10.0x applied in the relative lens is a deliberate discount to the developed band above for single-country and single-customer concentration.</w:t>
+      </w:r>
     </w:p>
     <w:p>
       <w:pPr>
@@ -8958,7 +8986,7 @@
           <w:color w:val="1C3A36"/>
           <w:sz w:val="21"/>
         </w:rPr>
-        <w:t>Three independent valuation methods, each worked in full, each with a condition that would prove it wrong. They are labelled Expert 1, 2 and 3 and cast by method.</w:t>
+        <w:t>Three valuation methods on the same forecast base, each isolating a different driver of value, each worked in full with a condition that would prove it wrong. They are not independent evidence — they share the revenue build, the margin path and the cost of capital — and the study says so; what they add is where the value sits, not a second opinion on the forecasts. They are labelled Expert 1, 2 and 3 and cast by method. Every figure below is a live formula in the companion workbook.</w:t>
       </w:r>
     </w:p>
     <w:p>
@@ -8986,7 +9014,7 @@
           <w:color w:val="1C3A36"/>
           <w:sz w:val="21"/>
         </w:rPr>
-        <w:t>Worldview: value a stable manufacturer on mid-cycle earnings and a through-cycle multiple. Works when earnings are recurring; fails if the cycle breaks structurally. Mid-cycle EBITDA margin 12.0% on revenue of SAR 13,364mn gives EBIT of SAR 1,485mn; after net interest of SAR 26mn, tax and minorities, earnings are SAR 8.78 per share; at 13.0x that is SAR 119 (range SAR 91–147). Falsifier: a sustained margin below 14%.</w:t>
+        <w:t>Worldview: value a stable manufacturer on mid-cycle earnings and a through-cycle multiple. Works when earnings are recurring; fails if the cycle breaks structurally. Mid-cycle EBITDA margin 12.0% on revenue at the 2028 scale (SAR 13,364mn) gives EBIT of SAR 1,485mn; less a normalised net interest charge of SAR 26mn — the year-three cost of debt on the 2025 gross debt, less deposit income on the 2025 cash, not any single forecast year’s line — then tax and minorities, earnings are SAR 8.78 per share; at 13.0x that is SAR 114 at end-2025 and SAR 119 rolled to the anchor (range SAR 91–147). Falsifier: a sustained margin below 14%.</w:t>
       </w:r>
     </w:p>
     <w:p>
@@ -9014,7 +9042,7 @@
           <w:color w:val="1C3A36"/>
           <w:sz w:val="21"/>
         </w:rPr>
-        <w:t>Worldview: an owner earns the free cash flow after real reinvestment; capitalise mid-cycle owner cash at the cost of equity. Works for a cash-generative business; fails if reinvestment is understated. Mid-cycle free cash flow to the firm of SAR 1,076mn, less after-tax interest, is owner cash of about SAR 1,049mn; grown at 4% and capitalised at 9.1% gives SAR 150 (range SAR 99–189). Falsifier: free cash conversion staying below half of earnings.</w:t>
+        <w:t>Worldview: an owner earns the free cash flow after real reinvestment; capitalise mid-cycle owner cash at the cost of equity. Works for a cash-generative business; fails if reinvestment is understated. Mid-cycle free cash flow to the firm (the 2028–30 average, SAR 1,056mn), less after-tax net interest of SAR 23mn on the same normalised basis as Expert 1 and net of minorities, is owner cash of about SAR 1,029mn; grown at 4% and capitalised at the 9.7% terminal cost of equity, then rolled to the anchor, that gives SAR 131 (range SAR 89–161). Falsifier: free cash conversion staying below half of earnings.</w:t>
       </w:r>
     </w:p>
     <w:p>
@@ -9042,7 +9070,7 @@
           <w:color w:val="1C3A36"/>
           <w:sz w:val="21"/>
         </w:rPr>
-        <w:t>Worldview: value is invested capital plus the present value of returns above the cost of capital. Works when returns are measurable and durable; fails if the return advantage erodes. Invested capital of SAR 4,425mn plus the present value of economic profit (SAR 16,503mn) gives SAR 144 per share (range SAR 104–166). Falsifier: return on capital falling toward the cost of capital.</w:t>
+        <w:t>Worldview: value is invested capital plus the present value of returns above the cost of capital. Works when returns are measurable and durable; fails if the return advantage erodes. Invested capital of SAR 4,425mn plus the present value of economic profit (SAR 13,607mn) gives SAR 123 per share (range SAR 90–142). By construction this decomposition reproduces the cash-flow lens exactly — value equals capital plus excess returns is the same money counted another way, and the workbook shows the two agree to the riyal; what it isolates is how much of the value is excess return on capital rather than capital itself. Falsifier: return on capital falling toward the cost of capital.</w:t>
       </w:r>
     </w:p>
     <w:p>
@@ -9152,7 +9180,7 @@
           <w:color w:val="1C3A36"/>
           <w:sz w:val="21"/>
         </w:rPr>
-        <w:t xml:space="preserve"> Expert 2’s reinvestment is challenged as too light — rejected: capex has run at under 2% of revenue with the plant largely built, and the model still charges working-capital investment.</w:t>
+        <w:t xml:space="preserve"> Expert 2’s reinvestment is challenged as too light — rejected: capital expenditure ran at 2.2% of revenue in 2024 and 1.8% in 2025 on the audited cash-flow statements, the forecast never drops below the 2025 rate, and the model still charges working-capital investment.</w:t>
       </w:r>
     </w:p>
     <w:p>
@@ -9173,7 +9201,7 @@
           <w:color w:val="1C3A36"/>
           <w:sz w:val="21"/>
         </w:rPr>
-        <w:t xml:space="preserve"> Expert 3’s durability of returns is challenged — conceded that the 30%-plus return will fade, which is why the terminal return is struck at 25% and terminal growth at 4%.</w:t>
+        <w:t xml:space="preserve"> Expert 3’s durability of returns is challenged — conceded that the mid-20s return on capital will fade toward the cost of capital eventually, which is why the terminal return is struck at 25% and terminal growth at 4%.</w:t>
       </w:r>
     </w:p>
     <w:p>
@@ -9201,7 +9229,7 @@
           <w:color w:val="1C3A36"/>
           <w:sz w:val="21"/>
         </w:rPr>
-        <w:t>The three methods land at SAR 119, SAR 150 and SAR 144, a median of SAR 144 — close to the discounted-cash-flow lens and above the market. They agree the business is high-return and under-levered; they differ on how much of that return the future keeps.</w:t>
+        <w:t>The three methods land at SAR 119, SAR 131 and SAR 123, a median of SAR 123 — which is Expert 3, and Expert 3 is arithmetically the cash-flow lens, so the median is a restatement of the primary lens, not a second vote for it. They agree the business is high-return and under-levered; they differ on how much of that return the future keeps.</w:t>
       </w:r>
     </w:p>
     <w:p>
@@ -9263,6 +9291,34 @@
           <w:sz w:val="21"/>
         </w:rPr>
         <w:t>Testahil publishes independent, educational valuation studies. Each is built from a company’s own audited disclosures, values the business through several lenses, and states its assumptions and its uncertainty openly. A companion workbook carries the full model as live formulas; a companion bibliography lists every source. The studies are analysis, not advice.</w:t>
+      </w:r>
+    </w:p>
+    <w:p>
+      <w:pPr>
+        <w:spacing w:after="80" w:before="200"/>
+      </w:pPr>
+      <w:r>
+        <w:rPr>
+          <w:b/>
+          <w:i w:val="0"/>
+          <w:color w:val="1C3A36"/>
+          <w:sz w:val="24"/>
+        </w:rPr>
+        <w:t>Revision note — second edition, 19 August 2026</w:t>
+      </w:r>
+    </w:p>
+    <w:p>
+      <w:pPr>
+        <w:spacing w:after="120" w:before="0"/>
+      </w:pPr>
+      <w:r>
+        <w:rPr>
+          <w:b w:val="0"/>
+          <w:i w:val="0"/>
+          <w:color w:val="1C3A36"/>
+          <w:sz w:val="21"/>
+        </w:rPr>
+        <w:t>This edition supersedes the first edition of 18 August 2026 following an external review; the valuation anchor remains 18 August 2026. The material corrections, all applied through the model rather than patched into the text: the ten-year SAR risk-free rate moves from an estimated 4.85% to the published curve’s 5.52% (entering both the explicit and the terminal discount rate); the May-2026 dividend netted in the anchor roll is the SAR 2.25 actually paid, not 1.90; the settled 18-Aug close of SAR 104.90 replaces an unsettled 104.80 print; the peer multiples are recomputed from the peers’ own guidance and the justified multiple re-set as a stated discount to the corrected band; capital expenditure is floored at the audited 2025 rate; the terminal is discounted all-equity, consistent with the model’s own net-cash forecast; the July-2026 sovereign-risk vintage is adopted; and the workbook’s cost-stack now carries the spread-per-tonne mechanics live, so margin is an output on the sheet, not only in the prose. Together these move the weighted central from SAR 119 to SAR 108 per share. Smaller corrections — the FY2023 depreciation transcription, the FY2023 payables definition, header alignment and ratio wiring in the workbook, and disclosure additions throughout — are listed in the companion bibliography and the repository’s response document.</w:t>
       </w:r>
     </w:p>
     <w:p>

--- a/engine/riyadhcable_study/RIYADHCABLE_Valuation_Study_18-08-2026_public.docx
+++ b/engine/riyadhcable_study/RIYADHCABLE_Valuation_Study_18-08-2026_public.docx
@@ -95,7 +95,7 @@
           <w:color w:val="896F36"/>
           <w:sz w:val="26"/>
         </w:rPr>
-        <w:t>SAR 109 per share</w:t>
+        <w:t>SAR 108 per share</w:t>
       </w:r>
       <w:r>
         <w:rPr>
@@ -104,7 +104,7 @@
           <w:color w:val="1C3A36"/>
           <w:sz w:val="22"/>
         </w:rPr>
-        <w:t xml:space="preserve">   ·   full span SAR 64–198   ·   spot SAR 104.80 (4% to the central)</w:t>
+        <w:t xml:space="preserve">   ·   full span SAR 64–188   ·   spot SAR 104.90 (3% to the central)</w:t>
       </w:r>
     </w:p>
     <w:tbl>
@@ -172,7 +172,7 @@
                 <w:color w:val="1C3A36"/>
                 <w:sz w:val="19"/>
               </w:rPr>
-              <w:t>The four valuation lenses below place fair value between about SAR 86 and SAR 128 per share; weighting them gives a central of SAR 109, about 4% above the SAR 104.80 market price. The lenses disagree, and that disagreement is the point: the intrinsic cash-flow lens sees clear value, the exit-multiple lens is more cautious.</w:t>
+              <w:t>The four valuation lenses below place fair value between about SAR 91 and SAR 123 per share; weighting them gives a central of SAR 108, about 3% above the SAR 104.90 market price. The lenses disagree, and that disagreement is the point: the intrinsic cash-flow lens sees clear value, the exit-multiple lens is more cautious.</w:t>
             </w:r>
           </w:p>
           <w:p>
@@ -228,7 +228,7 @@
           <w:color w:val="1C3A36"/>
           <w:sz w:val="21"/>
         </w:rPr>
-        <w:t>Riyadh Cables is the largest Saudi manufacturer of electrical cables and wire. Revenue has grown from SAR 7.8bn in 2023 to SAR 10.7bn in 2025 (a 17% annual pace), and net profit has doubled to SAR 1.08bn, as gross margin climbed from 12.4% to 16.2%. The company is lightly geared — net financial debt of about SAR 385mn is a fraction of its SAR 15.7bn market value — earns a return on equity near 37% and a return on invested capital of about 31% in 2025 (normalising toward the mid-20s in the forecast), and pays out a little over half its earnings.</w:t>
+        <w:t>Riyadh Cables is the largest Saudi manufacturer of electrical cables and wire. Revenue has grown from SAR 7.8bn in 2023 to SAR 10.7bn in 2025 (a 17% annual pace), and net profit has doubled to SAR 1.08bn, as gross margin climbed from 12.4% to 16.2%. Part of the 2025 step-up is acquired rather than organic: Qatar Cables moved from a 50% associate to a wholly-owned subsidiary in April 2025, and a 51% stake in Artikul Aziya Kabel (Uzbekistan) was added late in 2025. The company is lightly geared — net financial debt of about SAR 385mn is a fraction of its SAR 15.7bn market value — earns a return on equity of about 37% (a return on invested capital of about 26%), and paid out 55% of its 2025 earnings.</w:t>
       </w:r>
     </w:p>
     <w:p>
@@ -242,7 +242,7 @@
           <w:color w:val="1C3A36"/>
           <w:sz w:val="21"/>
         </w:rPr>
-        <w:t>Our central fair-value estimate is SAR 109 per share, about 4% above the SAR 104.80 price. The intrinsic discounted-cash-flow lens is the most positive at SAR 128; a cautious exit-multiple reading is the least, at SAR 86; the earnings-power and book-value lenses sit in between at SAR 102 and SAR 95. The single most important assumption is the sustained gross margin: at the recent half-year’s 15.3% the cash-flow lens is worth SAR 128; if the 2025 full-year 16.0% holds it is worth SAR 140; if it compresses to 14.5% it is worth SAR 116.</w:t>
+        <w:t>Our central fair-value estimate is SAR 108 per share, about 3% above the SAR 104.90 price. The intrinsic discounted-cash-flow lens is the most positive at SAR 123; a cautious exit-multiple reading is the least, at SAR 91; the earnings-power and book-value lenses sit in between at SAR 102 and SAR 95. The single most important assumption is the sustained gross margin: at the recent half-year’s 15.3% the cash-flow lens is worth SAR 123; if the 2025 full-year 16.0% holds it is worth SAR 135; if it compresses to 14.5% it is worth SAR 112.</w:t>
       </w:r>
     </w:p>
     <w:p>
@@ -491,7 +491,7 @@
                 <w:color w:val="1C3A36"/>
                 <w:sz w:val="18"/>
               </w:rPr>
-              <w:t>81</w:t>
+              <w:t>79</w:t>
             </w:r>
           </w:p>
         </w:tc>
@@ -509,7 +509,7 @@
                 <w:color w:val="1C3A36"/>
                 <w:sz w:val="18"/>
               </w:rPr>
-              <w:t>128</w:t>
+              <w:t>123</w:t>
             </w:r>
           </w:p>
         </w:tc>
@@ -527,7 +527,7 @@
                 <w:color w:val="1C3A36"/>
                 <w:sz w:val="18"/>
               </w:rPr>
-              <w:t>198</w:t>
+              <w:t>188</w:t>
             </w:r>
           </w:p>
         </w:tc>
@@ -563,7 +563,7 @@
                 <w:color w:val="1C3A36"/>
                 <w:sz w:val="18"/>
               </w:rPr>
-              <w:t>22%</w:t>
+              <w:t>18%</w:t>
             </w:r>
           </w:p>
         </w:tc>
@@ -600,7 +600,7 @@
                 <w:color w:val="1C3A36"/>
                 <w:sz w:val="18"/>
               </w:rPr>
-              <w:t>69</w:t>
+              <w:t>74</w:t>
             </w:r>
           </w:p>
         </w:tc>
@@ -618,7 +618,7 @@
                 <w:color w:val="1C3A36"/>
                 <w:sz w:val="18"/>
               </w:rPr>
-              <w:t>86</w:t>
+              <w:t>91</w:t>
             </w:r>
           </w:p>
         </w:tc>
@@ -636,7 +636,7 @@
                 <w:color w:val="1C3A36"/>
                 <w:sz w:val="18"/>
               </w:rPr>
-              <w:t>99</w:t>
+              <w:t>108</w:t>
             </w:r>
           </w:p>
         </w:tc>
@@ -672,7 +672,7 @@
                 <w:color w:val="1C3A36"/>
                 <w:sz w:val="18"/>
               </w:rPr>
-              <w:t>-18%</w:t>
+              <w:t>-13%</w:t>
             </w:r>
           </w:p>
         </w:tc>
@@ -951,7 +951,7 @@
                 <w:color w:val="1C3A36"/>
                 <w:sz w:val="18"/>
               </w:rPr>
-              <w:t>109</w:t>
+              <w:t>108</w:t>
             </w:r>
           </w:p>
         </w:tc>
@@ -971,7 +971,7 @@
                 <w:color w:val="1C3A36"/>
                 <w:sz w:val="18"/>
               </w:rPr>
-              <w:t>198</w:t>
+              <w:t>188</w:t>
             </w:r>
           </w:p>
         </w:tc>
@@ -1011,7 +1011,7 @@
                 <w:color w:val="1C3A36"/>
                 <w:sz w:val="18"/>
               </w:rPr>
-              <w:t>4%</w:t>
+              <w:t>3%</w:t>
             </w:r>
           </w:p>
         </w:tc>
@@ -1065,7 +1065,7 @@
                 <w:color w:val="1C3A36"/>
                 <w:sz w:val="18"/>
               </w:rPr>
-              <w:t>126</w:t>
+              <w:t>123</w:t>
             </w:r>
           </w:p>
         </w:tc>
@@ -1117,7 +1117,7 @@
                 <w:color w:val="1C3A36"/>
                 <w:sz w:val="18"/>
               </w:rPr>
-              <w:t>20%</w:t>
+              <w:t>18%</w:t>
             </w:r>
           </w:p>
         </w:tc>
@@ -1171,7 +1171,7 @@
                 <w:color w:val="1C3A36"/>
                 <w:sz w:val="18"/>
               </w:rPr>
-              <w:t>104.80</w:t>
+              <w:t>104.90</w:t>
             </w:r>
           </w:p>
         </w:tc>
@@ -1254,7 +1254,7 @@
           <w:color w:val="896F36"/>
           <w:sz w:val="19"/>
         </w:rPr>
-        <w:t>81%</w:t>
+        <w:t>80%</w:t>
       </w:r>
       <w:r>
         <w:rPr>
@@ -1263,7 +1263,7 @@
           <w:color w:val="1C3A36"/>
           <w:sz w:val="19"/>
         </w:rPr>
-        <w:t xml:space="preserve">.  Enterprise value / EBITDA (on FY2025 EBITDA) </w:t>
+        <w:t xml:space="preserve">.  Enterprise value / EBITDA </w:t>
       </w:r>
       <w:r>
         <w:rPr>
@@ -1281,7 +1281,7 @@
           <w:color w:val="1C3A36"/>
           <w:sz w:val="19"/>
         </w:rPr>
-        <w:t>; price / FY2025 earnings 14.5x. Cost of capital 10.5% today, easing to 9.5% in perpetuity.</w:t>
+        <w:t xml:space="preserve"> and price / earnings 14.5x on the FY2025 accounts (13.9x on trailing-twelve-month earnings). Cost of capital 10.5% today, easing to 9.7% in perpetuity.</w:t>
       </w:r>
     </w:p>
     <w:tbl>
@@ -1329,7 +1329,7 @@
                 <w:color w:val="1C3A36"/>
                 <w:sz w:val="19"/>
               </w:rPr>
-              <w:t>The sustained gross margin drives the cash-flow lens more than any other input. Anchored on the reviewed H1-2026 actual of 15.3%: SAR 128/share. On the 2025 full-year 16.0%: SAR 140. On a further compression to 14.5%: SAR 116. We publish the three side by side and do not average them into one number.</w:t>
+              <w:t>The sustained gross margin drives the cash-flow lens more than any other input. Anchored on the reviewed H1-2026 actual of 15.3%: SAR 123/share. On the 2025 full-year 16.0%: SAR 135. On a further compression to 14.5%: SAR 112. We publish the three side by side and do not average them into one number.</w:t>
             </w:r>
           </w:p>
         </w:tc>
@@ -1379,7 +1379,7 @@
           <w:color w:val="1C3A36"/>
           <w:sz w:val="21"/>
         </w:rPr>
-        <w:t>Two 2025 acquisitions reshaped the group’s perimeter and explain the balance-sheet step-ups. In April 2025 it bought the remaining 50% of Qatar Cables, taking that subsidiary to full ownership; and with a control date of 28 November 2025 it acquired 51% of Artikul Aziya Kabel in Uzbekistan for SAR 147.7mn. The Uzbek deal added goodwill (group intangibles and goodwill rose from SAR 57mn to SAR 138mn) and brought in the SAR 63mn non-controlling interest now on the balance sheet — both deducted in the valuation bridge.</w:t>
+        <w:t>The business reports three segments. Cables and wire is by far the largest at SAR 10.4bn, 98% of 2025 revenue; high-voltage turnkey projects add SAR 231mn (2.2%); and other products — chiefly telephone cable and services — a further SAR 29mn. By destination, 73% of sales are inside Saudi Arabia and 27% are exports, predominantly to the United Arab Emirates (about SAR 2.2bn in 2025).</w:t>
       </w:r>
     </w:p>
     <w:p>
@@ -1393,7 +1393,7 @@
           <w:color w:val="1C3A36"/>
           <w:sz w:val="21"/>
         </w:rPr>
-        <w:t>The business reports three segments. Cables and wire is by far the largest at SAR 10.4bn, 98% of 2025 revenue; high-voltage turnkey projects add SAR 231mn (2.2%); and other products — chiefly telephone cable and services — a further SAR 29mn. By destination, 73% of sales are inside Saudi Arabia and 27% are exports, predominantly to the United Arab Emirates (about SAR 2.2bn in 2025).</w:t>
+        <w:t>Two corporate steps reshaped the perimeter recently and are named rather than blended away: on 17 April 2025 the group acquired the remaining 50% of Qatar Cables Company, consolidating a business it had equity-accounted; and late in 2025 it acquired 51% of Artikul Aziya Kabel LLC in Uzbekistan — the source of the SAR 63mn non-controlling interest the value bridge deducts. An early-stage memorandum of understanding on Syria was disclosed in 2026. The organic/acquired split of the 2025 revenue step-up is not separately disclosed, and the study says so rather than estimating it.</w:t>
       </w:r>
     </w:p>
     <w:p>
@@ -1449,7 +1449,7 @@
           <w:color w:val="1C3A36"/>
           <w:sz w:val="21"/>
         </w:rPr>
-        <w:t>The primary lens is a five-year discounted cash flow to the firm. Operating profit is taxed at a forward zakat-and-tax rate of 9.5% — just above the 9.0% the group actually paid in 2025, allowing for a rising foreign-profit share — depreciation is added back, and capital expenditure and the investment in working capital are subtracted, to give free cash flow to the firm. Each year is discounted at its own cost of capital (at year-end), gliding from 10.5% to 9.5%.</w:t>
+        <w:t>The primary lens is a five-year discounted cash flow to the firm. Operating profit is taxed at a forward blended zakat-and-income-tax rate of 9.5% — set just above the audited 2025 effective rate of 9.0% for the growing foreign share of profits; at the 2025 actual rate the lens would be about half a percent higher. Depreciation is added back, and capital expenditure and the investment in working capital are subtracted, to give free cash flow to the firm. Each year is discounted at its own cost of capital, gliding from 10.5% to 9.7%. Discounting is year-end with annual compounding (a mid-year convention would raise this lens by roughly 4%), and every lens in this study is stated at 31-Dec-2025 and then rolled 230 days to the 18-Aug-2026 anchor at the cost of equity, less the SAR 2.25 dividend paid in May 2026 — the same roll the bridge below shows explicitly.</w:t>
       </w:r>
     </w:p>
     <w:tbl>
@@ -1630,7 +1630,7 @@
                 <w:color w:val="1C3A36"/>
                 <w:sz w:val="17"/>
               </w:rPr>
-              <w:t>11,499</w:t>
+              <w:t>11,513</w:t>
             </w:r>
           </w:p>
         </w:tc>
@@ -1648,7 +1648,7 @@
                 <w:color w:val="1C3A36"/>
                 <w:sz w:val="17"/>
               </w:rPr>
-              <w:t>12,392</w:t>
+              <w:t>12,410</w:t>
             </w:r>
           </w:p>
         </w:tc>
@@ -1666,7 +1666,7 @@
                 <w:color w:val="1C3A36"/>
                 <w:sz w:val="17"/>
               </w:rPr>
-              <w:t>13,340</w:t>
+              <w:t>13,364</w:t>
             </w:r>
           </w:p>
         </w:tc>
@@ -1684,7 +1684,7 @@
                 <w:color w:val="1C3A36"/>
                 <w:sz w:val="17"/>
               </w:rPr>
-              <w:t>14,235</w:t>
+              <w:t>14,264</w:t>
             </w:r>
           </w:p>
         </w:tc>
@@ -1702,7 +1702,7 @@
                 <w:color w:val="1C3A36"/>
                 <w:sz w:val="17"/>
               </w:rPr>
-              <w:t>15,111</w:t>
+              <w:t>15,143</w:t>
             </w:r>
           </w:p>
         </w:tc>
@@ -1739,7 +1739,7 @@
                 <w:color w:val="1C3A36"/>
                 <w:sz w:val="17"/>
               </w:rPr>
-              <w:t>1,354</w:t>
+              <w:t>1,360</w:t>
             </w:r>
           </w:p>
         </w:tc>
@@ -1757,7 +1757,7 @@
                 <w:color w:val="1C3A36"/>
                 <w:sz w:val="17"/>
               </w:rPr>
-              <w:t>1,471</w:t>
+              <w:t>1,478</w:t>
             </w:r>
           </w:p>
         </w:tc>
@@ -1775,7 +1775,7 @@
                 <w:color w:val="1C3A36"/>
                 <w:sz w:val="17"/>
               </w:rPr>
-              <w:t>1,589</w:t>
+              <w:t>1,598</w:t>
             </w:r>
           </w:p>
         </w:tc>
@@ -1793,7 +1793,7 @@
                 <w:color w:val="1C3A36"/>
                 <w:sz w:val="17"/>
               </w:rPr>
-              <w:t>1,710</w:t>
+              <w:t>1,720</w:t>
             </w:r>
           </w:p>
         </w:tc>
@@ -1811,7 +1811,7 @@
                 <w:color w:val="1C3A36"/>
                 <w:sz w:val="17"/>
               </w:rPr>
-              <w:t>1,814</w:t>
+              <w:t>1,826</w:t>
             </w:r>
           </w:p>
         </w:tc>
@@ -1884,7 +1884,7 @@
                 <w:color w:val="1C3A36"/>
                 <w:sz w:val="17"/>
               </w:rPr>
-              <w:t>11.9%</w:t>
+              <w:t>12.0%</w:t>
             </w:r>
           </w:p>
         </w:tc>
@@ -1902,7 +1902,7 @@
                 <w:color w:val="1C3A36"/>
                 <w:sz w:val="17"/>
               </w:rPr>
-              <w:t>12.0%</w:t>
+              <w:t>12.1%</w:t>
             </w:r>
           </w:p>
         </w:tc>
@@ -1920,7 +1920,7 @@
                 <w:color w:val="1C3A36"/>
                 <w:sz w:val="17"/>
               </w:rPr>
-              <w:t>12.0%</w:t>
+              <w:t>12.1%</w:t>
             </w:r>
           </w:p>
         </w:tc>
@@ -1993,7 +1993,7 @@
                 <w:color w:val="1C3A36"/>
                 <w:sz w:val="17"/>
               </w:rPr>
-              <w:t>113</w:t>
+              <w:t>114</w:t>
             </w:r>
           </w:p>
         </w:tc>
@@ -2029,7 +2029,7 @@
                 <w:color w:val="1C3A36"/>
                 <w:sz w:val="17"/>
               </w:rPr>
-              <w:t>128</w:t>
+              <w:t>129</w:t>
             </w:r>
           </w:p>
         </w:tc>
@@ -2066,7 +2066,7 @@
                 <w:color w:val="1C3A36"/>
                 <w:sz w:val="17"/>
               </w:rPr>
-              <w:t>1,256</w:t>
+              <w:t>1,262</w:t>
             </w:r>
           </w:p>
         </w:tc>
@@ -2084,7 +2084,7 @@
                 <w:color w:val="1C3A36"/>
                 <w:sz w:val="17"/>
               </w:rPr>
-              <w:t>1,365</w:t>
+              <w:t>1,373</w:t>
             </w:r>
           </w:p>
         </w:tc>
@@ -2102,7 +2102,7 @@
                 <w:color w:val="1C3A36"/>
                 <w:sz w:val="17"/>
               </w:rPr>
-              <w:t>1,476</w:t>
+              <w:t>1,485</w:t>
             </w:r>
           </w:p>
         </w:tc>
@@ -2120,7 +2120,7 @@
                 <w:color w:val="1C3A36"/>
                 <w:sz w:val="17"/>
               </w:rPr>
-              <w:t>1,589</w:t>
+              <w:t>1,599</w:t>
             </w:r>
           </w:p>
         </w:tc>
@@ -2138,7 +2138,7 @@
                 <w:color w:val="1C3A36"/>
                 <w:sz w:val="17"/>
               </w:rPr>
-              <w:t>1,686</w:t>
+              <w:t>1,698</w:t>
             </w:r>
           </w:p>
         </w:tc>
@@ -2175,7 +2175,7 @@
                 <w:color w:val="1C3A36"/>
                 <w:sz w:val="17"/>
               </w:rPr>
-              <w:t>1,137</w:t>
+              <w:t>1,142</w:t>
             </w:r>
           </w:p>
         </w:tc>
@@ -2193,7 +2193,7 @@
                 <w:color w:val="1C3A36"/>
                 <w:sz w:val="17"/>
               </w:rPr>
-              <w:t>1,236</w:t>
+              <w:t>1,242</w:t>
             </w:r>
           </w:p>
         </w:tc>
@@ -2211,7 +2211,7 @@
                 <w:color w:val="1C3A36"/>
                 <w:sz w:val="17"/>
               </w:rPr>
-              <w:t>1,336</w:t>
+              <w:t>1,344</w:t>
             </w:r>
           </w:p>
         </w:tc>
@@ -2229,7 +2229,7 @@
                 <w:color w:val="1C3A36"/>
                 <w:sz w:val="17"/>
               </w:rPr>
-              <w:t>1,438</w:t>
+              <w:t>1,447</w:t>
             </w:r>
           </w:p>
         </w:tc>
@@ -2247,7 +2247,7 @@
                 <w:color w:val="1C3A36"/>
                 <w:sz w:val="17"/>
               </w:rPr>
-              <w:t>1,526</w:t>
+              <w:t>1,536</w:t>
             </w:r>
           </w:p>
         </w:tc>
@@ -2320,7 +2320,7 @@
                 <w:color w:val="1C3A36"/>
                 <w:sz w:val="17"/>
               </w:rPr>
-              <w:t>113</w:t>
+              <w:t>114</w:t>
             </w:r>
           </w:p>
         </w:tc>
@@ -2356,7 +2356,7 @@
                 <w:color w:val="1C3A36"/>
                 <w:sz w:val="17"/>
               </w:rPr>
-              <w:t>128</w:t>
+              <w:t>129</w:t>
             </w:r>
           </w:p>
         </w:tc>
@@ -2393,7 +2393,7 @@
                 <w:color w:val="1C3A36"/>
                 <w:sz w:val="17"/>
               </w:rPr>
-              <w:t>218</w:t>
+              <w:t>219</w:t>
             </w:r>
           </w:p>
         </w:tc>
@@ -2429,7 +2429,7 @@
                 <w:color w:val="1C3A36"/>
                 <w:sz w:val="17"/>
               </w:rPr>
-              <w:t>227</w:t>
+              <w:t>237</w:t>
             </w:r>
           </w:p>
         </w:tc>
@@ -2447,7 +2447,7 @@
                 <w:color w:val="1C3A36"/>
                 <w:sz w:val="17"/>
               </w:rPr>
-              <w:t>228</w:t>
+              <w:t>252</w:t>
             </w:r>
           </w:p>
         </w:tc>
@@ -2465,7 +2465,7 @@
                 <w:color w:val="1C3A36"/>
                 <w:sz w:val="17"/>
               </w:rPr>
-              <w:t>242</w:t>
+              <w:t>268</w:t>
             </w:r>
           </w:p>
         </w:tc>
@@ -2502,7 +2502,7 @@
                 <w:color w:val="1C3A36"/>
                 <w:sz w:val="17"/>
               </w:rPr>
-              <w:t>286</w:t>
+              <w:t>290</w:t>
             </w:r>
           </w:p>
         </w:tc>
@@ -2520,7 +2520,7 @@
                 <w:color w:val="1C3A36"/>
                 <w:sz w:val="17"/>
               </w:rPr>
-              <w:t>250</w:t>
+              <w:t>251</w:t>
             </w:r>
           </w:p>
         </w:tc>
@@ -2538,7 +2538,7 @@
                 <w:color w:val="1C3A36"/>
                 <w:sz w:val="17"/>
               </w:rPr>
-              <w:t>266</w:t>
+              <w:t>267</w:t>
             </w:r>
           </w:p>
         </w:tc>
@@ -2556,7 +2556,7 @@
                 <w:color w:val="1C3A36"/>
                 <w:sz w:val="17"/>
               </w:rPr>
-              <w:t>251</w:t>
+              <w:t>252</w:t>
             </w:r>
           </w:p>
         </w:tc>
@@ -2574,7 +2574,7 @@
                 <w:color w:val="1C3A36"/>
                 <w:sz w:val="17"/>
               </w:rPr>
-              <w:t>245</w:t>
+              <w:t>246</w:t>
             </w:r>
           </w:p>
         </w:tc>
@@ -2611,7 +2611,7 @@
                 <w:color w:val="1C3A36"/>
                 <w:sz w:val="17"/>
               </w:rPr>
-              <w:t>730</w:t>
+              <w:t>731</w:t>
             </w:r>
           </w:p>
         </w:tc>
@@ -2629,7 +2629,7 @@
                 <w:color w:val="1C3A36"/>
                 <w:sz w:val="17"/>
               </w:rPr>
-              <w:t>868</w:t>
+              <w:t>873</w:t>
             </w:r>
           </w:p>
         </w:tc>
@@ -2647,7 +2647,7 @@
                 <w:color w:val="1C3A36"/>
                 <w:sz w:val="17"/>
               </w:rPr>
-              <w:t>957</w:t>
+              <w:t>954</w:t>
             </w:r>
           </w:p>
         </w:tc>
@@ -2665,7 +2665,7 @@
                 <w:color w:val="1C3A36"/>
                 <w:sz w:val="17"/>
               </w:rPr>
-              <w:t>1,080</w:t>
+              <w:t>1,064</w:t>
             </w:r>
           </w:p>
         </w:tc>
@@ -2683,7 +2683,7 @@
                 <w:color w:val="1C3A36"/>
                 <w:sz w:val="17"/>
               </w:rPr>
-              <w:t>1,167</w:t>
+              <w:t>1,151</w:t>
             </w:r>
           </w:p>
         </w:tc>
@@ -2720,7 +2720,7 @@
                 <w:color w:val="1C3A36"/>
                 <w:sz w:val="17"/>
               </w:rPr>
-              <w:t>0.9052</w:t>
+              <w:t>0.9051</w:t>
             </w:r>
           </w:p>
         </w:tc>
@@ -2738,7 +2738,7 @@
                 <w:color w:val="1C3A36"/>
                 <w:sz w:val="17"/>
               </w:rPr>
-              <w:t>0.8212</w:t>
+              <w:t>0.8205</w:t>
             </w:r>
           </w:p>
         </w:tc>
@@ -2756,7 +2756,7 @@
                 <w:color w:val="1C3A36"/>
                 <w:sz w:val="17"/>
               </w:rPr>
-              <w:t>0.7467</w:t>
+              <w:t>0.7452</w:t>
             </w:r>
           </w:p>
         </w:tc>
@@ -2774,7 +2774,7 @@
                 <w:color w:val="1C3A36"/>
                 <w:sz w:val="17"/>
               </w:rPr>
-              <w:t>0.6805</w:t>
+              <w:t>0.6780</w:t>
             </w:r>
           </w:p>
         </w:tc>
@@ -2792,7 +2792,7 @@
                 <w:color w:val="1C3A36"/>
                 <w:sz w:val="17"/>
               </w:rPr>
-              <w:t>0.6216</w:t>
+              <w:t>0.6180</w:t>
             </w:r>
           </w:p>
         </w:tc>
@@ -2829,7 +2829,7 @@
                 <w:color w:val="1C3A36"/>
                 <w:sz w:val="17"/>
               </w:rPr>
-              <w:t>660</w:t>
+              <w:t>661</w:t>
             </w:r>
           </w:p>
         </w:tc>
@@ -2847,7 +2847,7 @@
                 <w:color w:val="1C3A36"/>
                 <w:sz w:val="17"/>
               </w:rPr>
-              <w:t>713</w:t>
+              <w:t>716</w:t>
             </w:r>
           </w:p>
         </w:tc>
@@ -2865,7 +2865,7 @@
                 <w:color w:val="1C3A36"/>
                 <w:sz w:val="17"/>
               </w:rPr>
-              <w:t>714</w:t>
+              <w:t>711</w:t>
             </w:r>
           </w:p>
         </w:tc>
@@ -2883,7 +2883,7 @@
                 <w:color w:val="1C3A36"/>
                 <w:sz w:val="17"/>
               </w:rPr>
-              <w:t>735</w:t>
+              <w:t>721</w:t>
             </w:r>
           </w:p>
         </w:tc>
@@ -2901,7 +2901,7 @@
                 <w:color w:val="1C3A36"/>
                 <w:sz w:val="17"/>
               </w:rPr>
-              <w:t>726</w:t>
+              <w:t>711</w:t>
             </w:r>
           </w:p>
         </w:tc>
@@ -2932,7 +2932,7 @@
           <w:color w:val="1C3A36"/>
           <w:sz w:val="19"/>
         </w:rPr>
-        <w:t>3,548mn</w:t>
+        <w:t>3,521mn</w:t>
       </w:r>
       <w:r>
         <w:rPr>
@@ -2950,7 +2950,7 @@
           <w:color w:val="1C3A36"/>
           <w:sz w:val="19"/>
         </w:rPr>
-        <w:t>15,136mn</w:t>
+        <w:t>14,511mn</w:t>
       </w:r>
       <w:r>
         <w:rPr>
@@ -2959,7 +2959,7 @@
           <w:color w:val="1C3A36"/>
           <w:sz w:val="19"/>
         </w:rPr>
-        <w:t xml:space="preserve"> (81% of enterprise value); together the enterprise value is SAR </w:t>
+        <w:t xml:space="preserve"> (80% of enterprise value); together the enterprise value is SAR </w:t>
       </w:r>
       <w:r>
         <w:rPr>
@@ -2968,7 +2968,7 @@
           <w:color w:val="896F36"/>
           <w:sz w:val="19"/>
         </w:rPr>
-        <w:t>18,684mn</w:t>
+        <w:t>18,032mn</w:t>
       </w:r>
       <w:r>
         <w:rPr>
@@ -3077,7 +3077,7 @@
                 <w:color w:val="1C3A36"/>
                 <w:sz w:val="18"/>
               </w:rPr>
-              <w:t>18,684</w:t>
+              <w:t>18,032</w:t>
             </w:r>
           </w:p>
         </w:tc>
@@ -3096,7 +3096,7 @@
                 <w:color w:val="1C3A36"/>
                 <w:sz w:val="18"/>
               </w:rPr>
-              <w:t xml:space="preserve">   of which terminal value (81% of EV)</w:t>
+              <w:t xml:space="preserve">   of which terminal value (80% of EV)</w:t>
             </w:r>
           </w:p>
         </w:tc>
@@ -3114,7 +3114,7 @@
                 <w:color w:val="1C3A36"/>
                 <w:sz w:val="18"/>
               </w:rPr>
-              <w:t>15,136</w:t>
+              <w:t>14,511</w:t>
             </w:r>
           </w:p>
         </w:tc>
@@ -3266,7 +3266,7 @@
                 <w:color w:val="1C3A36"/>
                 <w:sz w:val="18"/>
               </w:rPr>
-              <w:t>18,288</w:t>
+              <w:t>17,636</w:t>
             </w:r>
           </w:p>
         </w:tc>
@@ -3303,7 +3303,7 @@
                 <w:color w:val="1C3A36"/>
                 <w:sz w:val="18"/>
               </w:rPr>
-              <w:t>122.15</w:t>
+              <w:t>117.80</w:t>
             </w:r>
           </w:p>
         </w:tc>
@@ -3344,7 +3344,7 @@
                 <w:color w:val="1C3A36"/>
                 <w:sz w:val="18"/>
               </w:rPr>
-              <w:t>127.91</w:t>
+              <w:t>123.28</w:t>
             </w:r>
           </w:p>
         </w:tc>
@@ -3394,7 +3394,7 @@
           <w:color w:val="1C3A36"/>
           <w:sz w:val="21"/>
         </w:rPr>
-        <w:t>Equity attributable to shareholders was SAR 3.25bn at end-2025, or SAR 21.68 per share. Trailing return on average equity is about 37% — very high, but flattered by the 2024–25 metal tailwind and a large receivables book. We take a sustainable return of 28%. Capitalised against a terminal cost of equity of 9.7% and 4% growth, that supports a justified price-to-book of 4.2x and a value of SAR 95 per share.</w:t>
+        <w:t>Equity attributable to shareholders was SAR 3.25bn at end-2025, or SAR 21.68 per share. Trailing return on average equity is about 37% — very high, but flattered by the 2024–25 metal tailwind and a large receivables book. We take a sustainable return of 28%. Capitalised against a terminal cost of equity of 9.7% and 4% growth, that supports a justified price-to-book of 4.2x — SAR 91 at end-2025, SAR 95 rolled to the anchor. One consistency is stated rather than hidden: 28% sustainable return with 4% growth implies a terminal payout near 86%, above the 55% paid through the explicit years — the lens prices the far steady state, where reinvestment needs fade, not the build-out decade. The bear case discounts a lower return at the higher explicit-window cost of equity; the base and bull use the terminal rate.</w:t>
       </w:r>
     </w:p>
     <w:p>
@@ -3422,7 +3422,7 @@
           <w:color w:val="1C3A36"/>
           <w:sz w:val="21"/>
         </w:rPr>
-        <w:t>Riyadh Cables trades at about 11.9x enterprise value to FY2025 EBITDA and 14.5x FY2025 earnings. Developed-market cable majors (Prysmian, Nexans) trade around 7–9x forward EBITDA; fast-growing emerging-market peers (Polycab, KEI in India) carry a large growth premium at 20–30x. Applying a 9.5x multiple — with the developed majors, a deliberate discount to Riyadh Cables’ own trailing multiple — to 2027 EBITDA of SAR 1,471mn, discounting it, and adding the interim cash flows, gives SAR 86 per share — the most cautious lens, reflecting a single-country base and a market that already prices in quality.</w:t>
+        <w:t>Riyadh Cables trades at about 11.9x enterprise value to EBITDA and 14.5x earnings on the 2025 accounts (13.9x on trailing-twelve-month earnings through June 2026 — the basis is labelled wherever a multiple appears). The global cable majors, recomputed from their own market values and their own raised 2026 guidance at the study date, trade far richer than the old rule of thumb: Prysmian about 14x forward EBITDA (guidance raised 30-Jul-2026) and Nexans about 8.7x, so the developed band runs roughly 8.5–14.5x; the fast-growing Indian names (Polycab, KEI) sit near 29–31x on the next twelve months. We apply 10.0x to 2027 EBITDA of SAR 1,478mn — a deliberate discount to that band, not its mid-point, for a single-country, single-customer-concentrated base — discount it at the year-two factor, add the interim cash flows and roll to the anchor: SAR 91 per share, still the most cautious lens.</w:t>
       </w:r>
     </w:p>
     <w:p>
@@ -3450,7 +3450,7 @@
           <w:color w:val="1C3A36"/>
           <w:sz w:val="21"/>
         </w:rPr>
-        <w:t>Stripping cycle from the earnings, a mid-cycle EBITDA margin of 11.9% on current-scale revenue of SAR 11,499mn, after depreciation, financing and tax, yields normalised earnings of about SAR 7.50 per share. At a through-cycle 13x — appropriate for a high-return, low-leverage regional leader with a roughly 11% cost of equity — that is SAR 102 per share.</w:t>
+        <w:t>Stripping cycle from the earnings, a mid-cycle EBITDA margin of 12.0% on current-scale revenue of SAR 11,513mn, after depreciation, financing and tax, yields normalised earnings of about SAR 7.54 per share. At a through-cycle 13x — appropriate for a high-return, low-leverage regional leader with a roughly 11% cost of equity — that is SAR 98 at end-2025, SAR 102 rolled to the anchor.</w:t>
       </w:r>
     </w:p>
     <w:p>
@@ -3478,7 +3478,7 @@
           <w:color w:val="1C3A36"/>
           <w:sz w:val="21"/>
         </w:rPr>
-        <w:t>The four lenses span SAR 86 to SAR 128. We weight the discounted cash flow most (45%) because the company’s cash flows are directly modelled from a disclosed cost structure; the relative and earnings-power lenses each 20%; and book value least (15%), because book understates a business earning a return on equity near 37%. The weighted central is SAR 109.</w:t>
+        <w:t>The four lenses span SAR 91 to SAR 123. We weight the discounted cash flow most (45%) because the company’s cash flows are directly modelled from a disclosed cost structure; the relative and earnings-power lenses each 20%; and book value least (15%), because book understates a business earning a mid-20s return on invested capital and a high-30s return on equity. The weighted central is SAR 108.</w:t>
       </w:r>
     </w:p>
     <w:p>
@@ -3506,7 +3506,7 @@
           <w:color w:val="1C3A36"/>
           <w:sz w:val="21"/>
         </w:rPr>
-        <w:t>Revenue is not grown at one rate, and it is not grown as one business. The model is built on the three disclosed reporting segments, each on its own driver, and summed. Cables and wires — 98% of revenue — is the metal converter: a cable-tonnage index priced as metal content (on its own copper-and-aluminium path) plus a conversion cost (on domestic inflation) plus a conversion spread, with volume growing 10.0% in 2026 tapering to 5.0%, anchored on the reviewed half-year statement that 2026 revenue rose 9.5% "due to the increase in the volume of quantities sold." High-voltage turnkey projects — a lumpy project business — grow on their own path at their disclosed 8% segment margin, and the small Other leg likewise. Metal prices are held broadly flat. The group gross margin is then the blended OUTPUT of the three legs — 15.2% in 2026 rising gently to 15.4%, never back to the 2024–25 peak. Along that expected metal path the cable leg’s conversion spread is set to earn the target margin, so the reported margin holds; an unexpected metal move — the one the sensitivity prices — is not repriced in the spread and therefore dilutes the margin, exactly as the first half of 2026 showed. (The cost-by-nature split is disclosed only at group level, so the group metal is carried in the cable leg and the two small legs carry their disclosed segment margins — immaterial at 2.4% of revenue.)</w:t>
+        <w:t>Revenue is not grown at one rate. A cable maker sells metal plus a conversion spread. We model a cable-tonnage index, priced as metal content — on its own copper-and-aluminium path — plus a conversion spread whose cost escalates on domestic inflation. Volume grows 10.0% in 2026, tapering to 5.0%, anchored on the reviewed half-year statement that 2026 revenue rose 9.5% "due to the increase in the volume of quantities sold." Metal prices are held broadly flat. Stated rather than implied: with H1-2026 revenue of SAR 5,698mn (+9.5%) in the books, the full-year build implies second-half revenue of SAR 5,815mn, +6.3% against a second half of 2025 that already carried the strong-metal revenue base — a deliberate deceleration, not an oversight. Gross margin is then an OUTPUT of the stack — 15.3% in 2026 rising gently to 15.4%, and never back to the 2024–25 peak. In the companion workbook the spread per tonne is calibrated to this margin path at the base metal price and held fixed under metal shocks, so the margin cell falls when the metal cell rises — the mechanism is live, not narrated.</w:t>
       </w:r>
     </w:p>
     <w:p>
@@ -3588,7 +3588,7 @@
           <w:color w:val="1C3A36"/>
           <w:sz w:val="21"/>
         </w:rPr>
-        <w:t>The crux is simple to state and consequential. Gross margin rose from 12.4% in 2023 to a 16.2% peak in 2025 as metal prices moved the company’s way. In the first half of 2026, on a 9.5% rise in revenue, gross profit was essentially flat — margin fell to 15.3%, and within the half it was still easing: the second quarter’s 15.0% sat below the first quarter’s 15.6%. That is the metal pass-through working in reverse: volume-led growth at a normalising per-tonne spread. We anchor the forecast on that reviewed half-year (15.3%), not the higher full-year 2025 print, and we show the value both ways.</w:t>
+        <w:t>The crux is simple to state and consequential. Gross margin rose from 12.4% in 2023 to a 16.2% peak in 2025 as metal prices moved the company’s way. In the first half of 2026, on a 9.5% rise in revenue, gross profit was essentially flat against a first half of 2025 at 16.7% — the like-for-like compression is about 1.5 points, and the half deteriorates within itself: 15.6% in the first quarter, 15.0% in the second. That is the metal pass-through working in reverse: volume-led growth at a normalising per-tonne spread. We anchor the forecast on the reviewed half-year average (15.3%), not the higher full-year 2025 print, and we show the value all three ways: at the anchor SAR 123, at the second-quarter exit rate held for the whole forecast SAR 119, and at the 14.5% bear framing SAR 112. The falsifier is unchanged — a sustained margin below 14.5% — and the third-quarter print is the live test.</w:t>
       </w:r>
     </w:p>
     <w:p>
@@ -3670,7 +3670,7 @@
           <w:color w:val="1C3A36"/>
           <w:sz w:val="21"/>
         </w:rPr>
-        <w:t>The cost of capital is built from sourced components. Saudi Arabia is rated Aa3; its adjusted sovereign default spread is 0.48% and its equity risk premium 4.94% (a 4.20% mature-market base plus a 0.74% country premium). We take the ten-year Saudi sukuk yield at 5.50% — re-derived this edition from the published SAR government-sukuk curve after an earlier estimate sat below it — subtract the sovereign’s own default spread to avoid charging country risk twice, and add beta times the premium. Beta is 1.129, from Riyadh Cables’ own weekly returns against the Tadawul All Share Index over its 185-week listed history; it is a noisy estimate (R-squared about 0.15, standard error 0.31, a 90% confidence interval of roughly 0.6 to 1.6), which the sensitivity carries. That gives a cost of equity of 10.6%. Debt is marginal — Islamic Murabaha at about 5.9%, above the sovereign as a same-currency corporate must be — and its weight is struck on NET financial debt (borrowings less cash); with an almost all-equity balance sheet the weighted cost is 10.5%, easing to 9.5% in perpetuity as the country premium narrows and beta reverts toward one.</w:t>
+        <w:t>The cost of capital is built from sourced, dated components. The ten-year SAR risk-free rate is 5.52%, taken from the published Saudi government bond curve — the index provider’s factsheet of 31-Jul-2026 puts the 7–10-year bucket’s yield at 5.52% on an upward-sloping curve — and corroborated by the ten-year US Treasury (4.68–4.72% that week) plus Saudi Arabia’s dollar new-issue spread, and by the SAR sukuk index level; it is sensitised ±50bp below. Saudi Arabia is rated Aa3; its adjusted sovereign default spread is 0.48% and its equity risk premium 4.94% (a 4.20% mature-market base plus a 0.74% country premium, July-2026 dataset). We subtract the sovereign’s own default spread from the risk-free rate to avoid charging country risk twice, and add beta times the premium. Beta is 1.129 — a Dimson sum-beta on 185 weekly returns against the Tadawul All Share Index over the full listed history (plain OLS 0.928; R² 0.14; 90% confidence interval 0.62–1.64 — wide, and priced in the beta grid below). That gives a cost of equity of 10.6%. Debt is marginal and cheap — variable-rate Islamic Murabaha whose margin the filings do not disclose, estimated at about 5.9% (three-month SAIBOR plus a corporate margin), above the sovereign as a corporate must be. The weighted cost is 10.5%, easing to 9.7% in perpetuity as the country premium narrows and beta reverts toward one; the terminal is discounted all-equity because the model’s own forecast reaches net cash from 2028.</w:t>
       </w:r>
     </w:p>
     <w:tbl>
@@ -3791,7 +3791,7 @@
                 <w:color w:val="1C3A36"/>
                 <w:sz w:val="18"/>
               </w:rPr>
-              <w:t>5.02%</w:t>
+              <w:t>5.04%</w:t>
             </w:r>
           </w:p>
         </w:tc>
@@ -3809,7 +3809,7 @@
                 <w:color w:val="1C3A36"/>
                 <w:sz w:val="18"/>
               </w:rPr>
-              <w:t>5.02%</w:t>
+              <w:t>5.04%</w:t>
             </w:r>
           </w:p>
         </w:tc>
@@ -3864,7 +3864,7 @@
                 <w:color w:val="1C3A36"/>
                 <w:sz w:val="18"/>
               </w:rPr>
-              <w:t>4.70%</w:t>
+              <w:t>4.68%</w:t>
             </w:r>
           </w:p>
         </w:tc>
@@ -3960,7 +3960,7 @@
                 <w:color w:val="1C3A36"/>
                 <w:sz w:val="18"/>
               </w:rPr>
-              <w:t>10.60%</w:t>
+              <w:t>10.62%</w:t>
             </w:r>
           </w:p>
         </w:tc>
@@ -4090,7 +4090,7 @@
                 <w:color w:val="1C3A36"/>
                 <w:sz w:val="18"/>
               </w:rPr>
-              <w:t>5%</w:t>
+              <w:t>0%</w:t>
             </w:r>
           </w:p>
         </w:tc>
@@ -4131,7 +4131,7 @@
                 <w:color w:val="1C3A36"/>
                 <w:sz w:val="18"/>
               </w:rPr>
-              <w:t>10.47%</w:t>
+              <w:t>10.49%</w:t>
             </w:r>
           </w:p>
         </w:tc>
@@ -4151,7 +4151,7 @@
                 <w:color w:val="1C3A36"/>
                 <w:sz w:val="18"/>
               </w:rPr>
-              <w:t>9.48%</w:t>
+              <w:t>9.72%</w:t>
             </w:r>
           </w:p>
         </w:tc>
@@ -4161,20 +4161,6 @@
       <w:pPr>
         <w:spacing w:after="40"/>
       </w:pPr>
-    </w:p>
-    <w:p>
-      <w:pPr>
-        <w:spacing w:after="120" w:before="0"/>
-      </w:pPr>
-      <w:r>
-        <w:rPr>
-          <w:b w:val="0"/>
-          <w:i w:val="0"/>
-          <w:color w:val="6E7B77"/>
-          <w:sz w:val="18"/>
-        </w:rPr>
-        <w:t>Two terminal conventions are worth flagging. The terminal structure carries a 5% net-debt weight, modestly above today’s 2.4%, to acknowledge the structural working-capital leverage a cable maker runs — a small lever, not a geared structure the company has ever operated. And the terminal risk-free rate is held flat at its normalised current level rather than marked down, so the terminal cost of equity falls only as beta reverts to one and the country premium compresses, never by cutting the risk-free to lift value.</w:t>
-      </w:r>
     </w:p>
     <w:p>
       <w:pPr>
@@ -4201,7 +4187,7 @@
           <w:color w:val="1C3A36"/>
           <w:sz w:val="21"/>
         </w:rPr>
-        <w:t>Fair value is most sensitive to the terminal growth rate and the terminal cost of capital, then to the sustained margin, beta and working-capital intensity. The grid below revalues the cash-flow lens across the terminal cost of capital and terminal growth; the companion workbook carries the full set.</w:t>
+        <w:t>Fair value is most sensitive to the risk-free rate (a ±50bp move is worth roughly SAR 136 / 123 / 113 on the cash-flow lens, since it enters both the explicit and the terminal discount rate), then to the terminal growth rate and terminal cost of capital, the sustained margin, beta and working-capital intensity. The grid below revalues the cash-flow lens across the terminal cost of capital and terminal growth; cells where the terminal spread falls below two points are shown as n/m rather than as numbers, because a growing perpetuity is not meaningful there. The companion workbook carries the full set, and every block’s base row reproduces the base case.</w:t>
       </w:r>
     </w:p>
     <w:p>
@@ -4283,7 +4269,7 @@
           <w:color w:val="1C3A36"/>
           <w:sz w:val="21"/>
         </w:rPr>
-        <w:t>The shares last traded at SAR 104.80, near the low of their 52-week range (about SAR 100 to SAR 143) and below all four of their moving averages — roughly 1% under the 20-session average, 8% under the 50-session and 14% under the 200-session — after retracing much of the multi-year advance that followed the December 2022 listing. The moving-average stack below places the current price in that context. This section is descriptive; it carries no fundamental claim.</w:t>
+        <w:t>The shares last traded at SAR 104.90, near the lower end of a 52-week range of SAR 99.80–142.50. The price sits below all four of its moving averages: the 20-session average is SAR 105.9, the 50-session SAR 114.2, the 100-session SAR 117.9 and the 200-session SAR 122.4 — the close is about -14% against the 200-session average, after a strong multi-year run from the December 2022 listing. Every figure in this paragraph is computed from the same price series the chart draws. This section is descriptive; it carries no fundamental claim.</w:t>
       </w:r>
     </w:p>
     <w:p>
@@ -4486,7 +4472,7 @@
                 <w:color w:val="1C3A36"/>
                 <w:sz w:val="18"/>
               </w:rPr>
-              <w:t>126.2</w:t>
+              <w:t>126.3</w:t>
             </w:r>
           </w:p>
         </w:tc>
@@ -4541,7 +4527,7 @@
                 <w:color w:val="1C3A36"/>
                 <w:sz w:val="18"/>
               </w:rPr>
-              <w:t>112.6</w:t>
+              <w:t>112.7</w:t>
             </w:r>
           </w:p>
         </w:tc>
@@ -4596,7 +4582,7 @@
                 <w:color w:val="1C3A36"/>
                 <w:sz w:val="18"/>
               </w:rPr>
-              <w:t>104.8</w:t>
+              <w:t>104.9</w:t>
             </w:r>
           </w:p>
         </w:tc>
@@ -4651,7 +4637,7 @@
                 <w:color w:val="1C3A36"/>
                 <w:sz w:val="18"/>
               </w:rPr>
-              <w:t>97.6</w:t>
+              <w:t>97.7</w:t>
             </w:r>
           </w:p>
         </w:tc>
@@ -4706,7 +4692,7 @@
                 <w:color w:val="1C3A36"/>
                 <w:sz w:val="18"/>
               </w:rPr>
-              <w:t>87.2</w:t>
+              <w:t>87.3</w:t>
             </w:r>
           </w:p>
         </w:tc>
@@ -4779,7 +4765,7 @@
                 <w:color w:val="1C3A36"/>
                 <w:sz w:val="18"/>
               </w:rPr>
-              <w:t>51%</w:t>
+              <w:t>50%</w:t>
             </w:r>
           </w:p>
         </w:tc>
@@ -4855,7 +4841,7 @@
           <w:color w:val="1C3A36"/>
           <w:sz w:val="21"/>
         </w:rPr>
-        <w:t>The cone is well-calibrated in its outer bands and conservative in its inner one. Tested across the stock’s full trading history, its 80% and 90% bands contained 80% and 90% of actual outcomes — on target — while the 50% band contained 70%, wider than its label, so the inner band overstates the likely dispersion rather than understating it. The model’s implied ranks were close to uniform (a mean of 0.49 against an ideal of 0.50). On scored accuracy the cone was statistically indistinguishable from simply assuming the price follows a random walk over the roughly three and a half years the shares have been listed; it neither reliably beat that nor lagged it, which for a liquid large-cap is the honest result. Because the company only listed in December 2022, the calibration rests on that shorter own history together with the broader Saudi-market evidence behind the same simulation model; a five-year single-name record will exist in time. The level-touch chances above are read directly from the simulated paths.</w:t>
+        <w:t>How well is the cone calibrated? The short listing allows only 10 non-overlapping three-month test windows, and on them the 50%, 80% and 90% bands contained 70%, 80% and 90% of actual outcomes — with ten windows, seven-in-ten against a five-in-ten target is well inside sampling noise, and the formal uniformity tests agree (chi-square p = 0.91, Kolmogorov–Smirnov p = 0.80), so the three-month map is consistent with its targets rather than proven precise; its bands also ran about 19% wider than a naive benchmark, a caution against reading them as tight. The one-month map is weaker and we say so: across 30 one-month windows the cone scored consistently a little behind a simple random-walk benchmark and its bands were too wide (the 80% band covered 93% of outcomes) — read the one-month table as conservative ranges, not calibrated odds. On scored accuracy the three-month cone was statistically indistinguishable from the benchmark; it neither reliably beat it nor lagged it, which for a liquid large-cap is the honest result. Because the company only listed in December 2022, the calibration rests on that short own history together with the broader Saudi-market evidence behind the same simulation model; a five-year single-name record will exist in time. The level-touch chances above are read directly from the simulated paths.</w:t>
       </w:r>
     </w:p>
     <w:p>
@@ -4883,7 +4869,7 @@
           <w:color w:val="1C3A36"/>
           <w:sz w:val="21"/>
         </w:rPr>
-        <w:t>The lenses disagree by design, and the disagreement is informative. The intrinsic discounted-cash-flow value (SAR 128) is the highest: it rewards a high return on capital, durable mid-single-digit growth and a low Saudi cost of capital, and it is terminal-heavy (81% of value beyond year five). The relative lens (SAR 86) is the most cautious: it holds the company to a mid-range exit multiple below where it trades today. Earnings power (SAR 102) and book value (SAR 95) sit between. Read together, the market price sits below the cash-flow lens and above the earnings-power, book and exit-multiple lenses; the reading depends entirely on how much weight one puts on the intrinsic economics versus the exit multiple. The weighted central of SAR 109 is 4% above the market price.</w:t>
+        <w:t>The lenses disagree by design, and the disagreement is informative. The intrinsic discounted-cash-flow value (SAR 123) is the highest: it rewards a high return on capital, durable mid-single-digit growth and a low Saudi cost of capital, and it is terminal-heavy (80% of value beyond year five). The relative lens (SAR 91) is the most cautious: it holds the company to a mid-range exit multiple below where it trades today. Earnings power (SAR 102) and book value (SAR 95) sit between. Read together: the market price sits 3% below the weighted central, inside the span the four lenses draw, and which side of fair value one reads depends on how much credit one gives the intrinsic economics versus the exit multiple. The weighted central of SAR 108 splits that difference; the reader weighs it, this study does not recommend.</w:t>
       </w:r>
     </w:p>
     <w:p>
@@ -5002,7 +4988,7 @@
           <w:color w:val="1C3A36"/>
           <w:sz w:val="21"/>
         </w:rPr>
-        <w:t xml:space="preserve"> semi-annual dividends (the FY2025 final was SAR 2.25/share), the small treasury holding of 282,500 bought-back shares, and any change in payout or the completion of the current capacity build.</w:t>
+        <w:t xml:space="preserve"> semi-annual dividends and any change in the payout; the shareholder-approved purchase of up to 300,000 treasury shares for the employee incentive plan (May 2026, unexecuted at the study date; under 0.2% of shares if completed); capital returns; and the completion of the current capacity build.</w:t>
       </w:r>
     </w:p>
     <w:p>
@@ -5030,7 +5016,7 @@
           <w:color w:val="1C3A36"/>
           <w:sz w:val="21"/>
         </w:rPr>
-        <w:t>The fundamental range and the price cone answer different questions. The fundamental central (SAR 109) is where the business is worth on its cash flows; the price cone (a three-month 5–95% range of about SAR 77 to SAR 144) is where the price could travel on volatility alone. When the fundamental estimate sits above the price, as here, the gap is the potential the intrinsic lens sees; the cone is a reminder that the path is wide and the outcome uncertain over any short horizon.</w:t>
+        <w:t>The fundamental range and the price cone answer different questions. The fundamental central (SAR 108) is where the business is worth on its cash flows; the price cone (a three-month 5–95% range of about SAR 77 to SAR 144) is where the price could travel on volatility alone. When the fundamental estimate sits above the price, as here, the gap is the potential the intrinsic lens sees; the cone is a reminder that the path is wide and the outcome uncertain over any short horizon.</w:t>
       </w:r>
     </w:p>
     <w:p>
@@ -5065,7 +5051,7 @@
           <w:color w:val="1C3A36"/>
           <w:sz w:val="21"/>
         </w:rPr>
-        <w:t xml:space="preserve"> if the sustained gross margin settles below 14.5% — a competitive or metal-driven squeeze on the conversion spread — the cash-flow lens falls toward SAR 116.</w:t>
+        <w:t xml:space="preserve"> if the sustained gross margin settles below 14.5% — a competitive or metal-driven squeeze on the conversion spread — the cash-flow lens falls toward SAR 112.</w:t>
       </w:r>
     </w:p>
     <w:p>
@@ -5086,7 +5072,7 @@
           <w:color w:val="1C3A36"/>
           <w:sz w:val="21"/>
         </w:rPr>
-        <w:t xml:space="preserve"> the value is terminal-heavy (81% of enterprise value). A higher terminal cost of capital or lower growth cuts it materially, as the sensitivity grid shows.</w:t>
+        <w:t xml:space="preserve"> the value is terminal-heavy (80% of enterprise value). A higher terminal cost of capital or lower growth cuts it materially, as the sensitivity grid shows.</w:t>
       </w:r>
     </w:p>
     <w:p>
@@ -5477,7 +5463,7 @@
                 <w:color w:val="1C3A36"/>
                 <w:sz w:val="16"/>
               </w:rPr>
-              <w:t>11,499</w:t>
+              <w:t>11,513</w:t>
             </w:r>
           </w:p>
         </w:tc>
@@ -5495,7 +5481,7 @@
                 <w:color w:val="1C3A36"/>
                 <w:sz w:val="16"/>
               </w:rPr>
-              <w:t>12,392</w:t>
+              <w:t>12,410</w:t>
             </w:r>
           </w:p>
         </w:tc>
@@ -5513,7 +5499,7 @@
                 <w:color w:val="1C3A36"/>
                 <w:sz w:val="16"/>
               </w:rPr>
-              <w:t>13,340</w:t>
+              <w:t>13,364</w:t>
             </w:r>
           </w:p>
         </w:tc>
@@ -5531,7 +5517,7 @@
                 <w:color w:val="1C3A36"/>
                 <w:sz w:val="16"/>
               </w:rPr>
-              <w:t>14,235</w:t>
+              <w:t>14,264</w:t>
             </w:r>
           </w:p>
         </w:tc>
@@ -5549,7 +5535,7 @@
                 <w:color w:val="1C3A36"/>
                 <w:sz w:val="16"/>
               </w:rPr>
-              <w:t>15,111</w:t>
+              <w:t>15,143</w:t>
             </w:r>
           </w:p>
         </w:tc>
@@ -5640,7 +5626,7 @@
                 <w:color w:val="1C3A36"/>
                 <w:sz w:val="16"/>
               </w:rPr>
-              <w:t>1,750</w:t>
+              <w:t>1,757</w:t>
             </w:r>
           </w:p>
         </w:tc>
@@ -5658,7 +5644,7 @@
                 <w:color w:val="1C3A36"/>
                 <w:sz w:val="16"/>
               </w:rPr>
-              <w:t>1,898</w:t>
+              <w:t>1,906</w:t>
             </w:r>
           </w:p>
         </w:tc>
@@ -5676,7 +5662,7 @@
                 <w:color w:val="1C3A36"/>
                 <w:sz w:val="16"/>
               </w:rPr>
-              <w:t>2,043</w:t>
+              <w:t>2,053</w:t>
             </w:r>
           </w:p>
         </w:tc>
@@ -5694,7 +5680,7 @@
                 <w:color w:val="1C3A36"/>
                 <w:sz w:val="16"/>
               </w:rPr>
-              <w:t>2,187</w:t>
+              <w:t>2,198</w:t>
             </w:r>
           </w:p>
         </w:tc>
@@ -5712,7 +5698,7 @@
                 <w:color w:val="1C3A36"/>
                 <w:sz w:val="16"/>
               </w:rPr>
-              <w:t>2,321</w:t>
+              <w:t>2,334</w:t>
             </w:r>
           </w:p>
         </w:tc>
@@ -5803,7 +5789,7 @@
                 <w:color w:val="1C3A36"/>
                 <w:sz w:val="16"/>
               </w:rPr>
-              <w:t>15.2%</w:t>
+              <w:t>15.3%</w:t>
             </w:r>
           </w:p>
         </w:tc>
@@ -5821,7 +5807,7 @@
                 <w:color w:val="1C3A36"/>
                 <w:sz w:val="16"/>
               </w:rPr>
-              <w:t>15.3%</w:t>
+              <w:t>15.4%</w:t>
             </w:r>
           </w:p>
         </w:tc>
@@ -5839,7 +5825,7 @@
                 <w:color w:val="1C3A36"/>
                 <w:sz w:val="16"/>
               </w:rPr>
-              <w:t>15.3%</w:t>
+              <w:t>15.4%</w:t>
             </w:r>
           </w:p>
         </w:tc>
@@ -5966,7 +5952,7 @@
                 <w:color w:val="1C3A36"/>
                 <w:sz w:val="16"/>
               </w:rPr>
-              <w:t>1,354</w:t>
+              <w:t>1,360</w:t>
             </w:r>
           </w:p>
         </w:tc>
@@ -5984,7 +5970,7 @@
                 <w:color w:val="1C3A36"/>
                 <w:sz w:val="16"/>
               </w:rPr>
-              <w:t>1,471</w:t>
+              <w:t>1,478</w:t>
             </w:r>
           </w:p>
         </w:tc>
@@ -6002,7 +5988,7 @@
                 <w:color w:val="1C3A36"/>
                 <w:sz w:val="16"/>
               </w:rPr>
-              <w:t>1,589</w:t>
+              <w:t>1,598</w:t>
             </w:r>
           </w:p>
         </w:tc>
@@ -6020,7 +6006,7 @@
                 <w:color w:val="1C3A36"/>
                 <w:sz w:val="16"/>
               </w:rPr>
-              <w:t>1,710</w:t>
+              <w:t>1,720</w:t>
             </w:r>
           </w:p>
         </w:tc>
@@ -6038,7 +6024,7 @@
                 <w:color w:val="1C3A36"/>
                 <w:sz w:val="16"/>
               </w:rPr>
-              <w:t>1,814</w:t>
+              <w:t>1,826</w:t>
             </w:r>
           </w:p>
         </w:tc>
@@ -6129,7 +6115,7 @@
                 <w:color w:val="1C3A36"/>
                 <w:sz w:val="16"/>
               </w:rPr>
-              <w:t>1,256</w:t>
+              <w:t>1,262</w:t>
             </w:r>
           </w:p>
         </w:tc>
@@ -6147,7 +6133,7 @@
                 <w:color w:val="1C3A36"/>
                 <w:sz w:val="16"/>
               </w:rPr>
-              <w:t>1,365</w:t>
+              <w:t>1,373</w:t>
             </w:r>
           </w:p>
         </w:tc>
@@ -6165,7 +6151,7 @@
                 <w:color w:val="1C3A36"/>
                 <w:sz w:val="16"/>
               </w:rPr>
-              <w:t>1,476</w:t>
+              <w:t>1,485</w:t>
             </w:r>
           </w:p>
         </w:tc>
@@ -6183,7 +6169,7 @@
                 <w:color w:val="1C3A36"/>
                 <w:sz w:val="16"/>
               </w:rPr>
-              <w:t>1,589</w:t>
+              <w:t>1,599</w:t>
             </w:r>
           </w:p>
         </w:tc>
@@ -6201,7 +6187,7 @@
                 <w:color w:val="1C3A36"/>
                 <w:sz w:val="16"/>
               </w:rPr>
-              <w:t>1,686</w:t>
+              <w:t>1,698</w:t>
             </w:r>
           </w:p>
         </w:tc>
@@ -6346,7 +6332,7 @@
                 <w:color w:val="1C3A36"/>
                 <w:sz w:val="16"/>
               </w:rPr>
-              <w:t>-5</w:t>
+              <w:t>-6</w:t>
             </w:r>
           </w:p>
         </w:tc>
@@ -6364,7 +6350,7 @@
                 <w:color w:val="1C3A36"/>
                 <w:sz w:val="16"/>
               </w:rPr>
-              <w:t>7</w:t>
+              <w:t>6</w:t>
             </w:r>
           </w:p>
         </w:tc>
@@ -6455,7 +6441,7 @@
                 <w:color w:val="1C3A36"/>
                 <w:sz w:val="16"/>
               </w:rPr>
-              <w:t>1,229</w:t>
+              <w:t>1,235</w:t>
             </w:r>
           </w:p>
         </w:tc>
@@ -6473,7 +6459,7 @@
                 <w:color w:val="1C3A36"/>
                 <w:sz w:val="16"/>
               </w:rPr>
-              <w:t>1,342</w:t>
+              <w:t>1,350</w:t>
             </w:r>
           </w:p>
         </w:tc>
@@ -6491,7 +6477,7 @@
                 <w:color w:val="1C3A36"/>
                 <w:sz w:val="16"/>
               </w:rPr>
-              <w:t>1,461</w:t>
+              <w:t>1,470</w:t>
             </w:r>
           </w:p>
         </w:tc>
@@ -6509,7 +6495,7 @@
                 <w:color w:val="1C3A36"/>
                 <w:sz w:val="16"/>
               </w:rPr>
-              <w:t>1,583</w:t>
+              <w:t>1,593</w:t>
             </w:r>
           </w:p>
         </w:tc>
@@ -6527,7 +6513,7 @@
                 <w:color w:val="1C3A36"/>
                 <w:sz w:val="16"/>
               </w:rPr>
-              <w:t>1,693</w:t>
+              <w:t>1,703</w:t>
             </w:r>
           </w:p>
         </w:tc>
@@ -6618,7 +6604,7 @@
                 <w:color w:val="1C3A36"/>
                 <w:sz w:val="16"/>
               </w:rPr>
-              <w:t>1,112</w:t>
+              <w:t>1,117</w:t>
             </w:r>
           </w:p>
         </w:tc>
@@ -6636,7 +6622,7 @@
                 <w:color w:val="1C3A36"/>
                 <w:sz w:val="16"/>
               </w:rPr>
-              <w:t>1,215</w:t>
+              <w:t>1,222</w:t>
             </w:r>
           </w:p>
         </w:tc>
@@ -6654,7 +6640,7 @@
                 <w:color w:val="1C3A36"/>
                 <w:sz w:val="16"/>
               </w:rPr>
-              <w:t>1,322</w:t>
+              <w:t>1,330</w:t>
             </w:r>
           </w:p>
         </w:tc>
@@ -6672,7 +6658,7 @@
                 <w:color w:val="1C3A36"/>
                 <w:sz w:val="16"/>
               </w:rPr>
-              <w:t>1,433</w:t>
+              <w:t>1,442</w:t>
             </w:r>
           </w:p>
         </w:tc>
@@ -6690,7 +6676,7 @@
                 <w:color w:val="1C3A36"/>
                 <w:sz w:val="16"/>
               </w:rPr>
-              <w:t>1,532</w:t>
+              <w:t>1,541</w:t>
             </w:r>
           </w:p>
         </w:tc>
@@ -7603,7 +7589,7 @@
                 <w:color w:val="1C3A36"/>
                 <w:sz w:val="16"/>
               </w:rPr>
-              <w:t>3,220</w:t>
+              <w:t>3,224</w:t>
             </w:r>
           </w:p>
         </w:tc>
@@ -7621,7 +7607,7 @@
                 <w:color w:val="1C3A36"/>
                 <w:sz w:val="16"/>
               </w:rPr>
-              <w:t>3,470</w:t>
+              <w:t>3,475</w:t>
             </w:r>
           </w:p>
         </w:tc>
@@ -7639,7 +7625,7 @@
                 <w:color w:val="1C3A36"/>
                 <w:sz w:val="16"/>
               </w:rPr>
-              <w:t>3,735</w:t>
+              <w:t>3,742</w:t>
             </w:r>
           </w:p>
         </w:tc>
@@ -7657,7 +7643,7 @@
                 <w:color w:val="1C3A36"/>
                 <w:sz w:val="16"/>
               </w:rPr>
-              <w:t>3,986</w:t>
+              <w:t>3,994</w:t>
             </w:r>
           </w:p>
         </w:tc>
@@ -7675,7 +7661,7 @@
                 <w:color w:val="1C3A36"/>
                 <w:sz w:val="16"/>
               </w:rPr>
-              <w:t>4,231</w:t>
+              <w:t>4,240</w:t>
             </w:r>
           </w:p>
         </w:tc>
@@ -7712,7 +7698,7 @@
                 <w:color w:val="1C3A36"/>
                 <w:sz w:val="16"/>
               </w:rPr>
-              <w:t>289</w:t>
+              <w:t>291</w:t>
             </w:r>
           </w:p>
         </w:tc>
@@ -7748,7 +7734,7 @@
                 <w:color w:val="1C3A36"/>
                 <w:sz w:val="16"/>
               </w:rPr>
-              <w:t>-111</w:t>
+              <w:t>-104</w:t>
             </w:r>
           </w:p>
         </w:tc>
@@ -7766,7 +7752,7 @@
                 <w:color w:val="1C3A36"/>
                 <w:sz w:val="16"/>
               </w:rPr>
-              <w:t>-402</w:t>
+              <w:t>-373</w:t>
             </w:r>
           </w:p>
         </w:tc>
@@ -7784,7 +7770,7 @@
                 <w:color w:val="1C3A36"/>
                 <w:sz w:val="16"/>
               </w:rPr>
-              <w:t>-736</w:t>
+              <w:t>-684</w:t>
             </w:r>
           </w:p>
         </w:tc>
@@ -7821,7 +7807,7 @@
                 <w:color w:val="1C3A36"/>
                 <w:sz w:val="16"/>
               </w:rPr>
-              <w:t>218</w:t>
+              <w:t>219</w:t>
             </w:r>
           </w:p>
         </w:tc>
@@ -7857,7 +7843,7 @@
                 <w:color w:val="1C3A36"/>
                 <w:sz w:val="16"/>
               </w:rPr>
-              <w:t>227</w:t>
+              <w:t>237</w:t>
             </w:r>
           </w:p>
         </w:tc>
@@ -7875,7 +7861,7 @@
                 <w:color w:val="1C3A36"/>
                 <w:sz w:val="16"/>
               </w:rPr>
-              <w:t>228</w:t>
+              <w:t>252</w:t>
             </w:r>
           </w:p>
         </w:tc>
@@ -7893,7 +7879,7 @@
                 <w:color w:val="1C3A36"/>
                 <w:sz w:val="16"/>
               </w:rPr>
-              <w:t>242</w:t>
+              <w:t>268</w:t>
             </w:r>
           </w:p>
         </w:tc>
@@ -7930,7 +7916,7 @@
                 <w:color w:val="1C3A36"/>
                 <w:sz w:val="16"/>
               </w:rPr>
-              <w:t>730</w:t>
+              <w:t>731</w:t>
             </w:r>
           </w:p>
         </w:tc>
@@ -7948,7 +7934,7 @@
                 <w:color w:val="1C3A36"/>
                 <w:sz w:val="16"/>
               </w:rPr>
-              <w:t>868</w:t>
+              <w:t>873</w:t>
             </w:r>
           </w:p>
         </w:tc>
@@ -7966,7 +7952,7 @@
                 <w:color w:val="1C3A36"/>
                 <w:sz w:val="16"/>
               </w:rPr>
-              <w:t>957</w:t>
+              <w:t>954</w:t>
             </w:r>
           </w:p>
         </w:tc>
@@ -7984,7 +7970,7 @@
                 <w:color w:val="1C3A36"/>
                 <w:sz w:val="16"/>
               </w:rPr>
-              <w:t>1,080</w:t>
+              <w:t>1,064</w:t>
             </w:r>
           </w:p>
         </w:tc>
@@ -8002,7 +7988,7 @@
                 <w:color w:val="1C3A36"/>
                 <w:sz w:val="16"/>
               </w:rPr>
-              <w:t>1,167</w:t>
+              <w:t>1,151</w:t>
             </w:r>
           </w:p>
         </w:tc>
@@ -8039,7 +8025,7 @@
                 <w:color w:val="1C3A36"/>
                 <w:sz w:val="16"/>
               </w:rPr>
-              <w:t>609</w:t>
+              <w:t>612</w:t>
             </w:r>
           </w:p>
         </w:tc>
@@ -8057,7 +8043,7 @@
                 <w:color w:val="1C3A36"/>
                 <w:sz w:val="16"/>
               </w:rPr>
-              <w:t>665</w:t>
+              <w:t>669</w:t>
             </w:r>
           </w:p>
         </w:tc>
@@ -8075,7 +8061,7 @@
                 <w:color w:val="1C3A36"/>
                 <w:sz w:val="16"/>
               </w:rPr>
-              <w:t>724</w:t>
+              <w:t>729</w:t>
             </w:r>
           </w:p>
         </w:tc>
@@ -8093,7 +8079,7 @@
                 <w:color w:val="1C3A36"/>
                 <w:sz w:val="16"/>
               </w:rPr>
-              <w:t>785</w:t>
+              <w:t>790</w:t>
             </w:r>
           </w:p>
         </w:tc>
@@ -8111,7 +8097,7 @@
                 <w:color w:val="1C3A36"/>
                 <w:sz w:val="16"/>
               </w:rPr>
-              <w:t>839</w:t>
+              <w:t>844</w:t>
             </w:r>
           </w:p>
         </w:tc>
@@ -8148,7 +8134,7 @@
                 <w:color w:val="1C3A36"/>
                 <w:sz w:val="16"/>
               </w:rPr>
-              <w:t>1,107</w:t>
+              <w:t>1,113</w:t>
             </w:r>
           </w:p>
         </w:tc>
@@ -8166,7 +8152,7 @@
                 <w:color w:val="1C3A36"/>
                 <w:sz w:val="16"/>
               </w:rPr>
-              <w:t>1,210</w:t>
+              <w:t>1,217</w:t>
             </w:r>
           </w:p>
         </w:tc>
@@ -8184,7 +8170,7 @@
                 <w:color w:val="1C3A36"/>
                 <w:sz w:val="16"/>
               </w:rPr>
-              <w:t>1,317</w:t>
+              <w:t>1,325</w:t>
             </w:r>
           </w:p>
         </w:tc>
@@ -8202,7 +8188,7 @@
                 <w:color w:val="1C3A36"/>
                 <w:sz w:val="16"/>
               </w:rPr>
-              <w:t>1,427</w:t>
+              <w:t>1,436</w:t>
             </w:r>
           </w:p>
         </w:tc>
@@ -8220,7 +8206,7 @@
                 <w:color w:val="1C3A36"/>
                 <w:sz w:val="16"/>
               </w:rPr>
-              <w:t>1,526</w:t>
+              <w:t>1,535</w:t>
             </w:r>
           </w:p>
         </w:tc>
@@ -8282,15 +8268,15 @@
         <w:tblLayout w:type="fixed"/>
       </w:tblPr>
       <w:tblGrid>
-        <w:gridCol w:w="2736"/>
-        <w:gridCol w:w="1656"/>
-        <w:gridCol w:w="1944"/>
-        <w:gridCol w:w="2736"/>
+        <w:gridCol w:w="2232"/>
+        <w:gridCol w:w="1224"/>
+        <w:gridCol w:w="1224"/>
+        <w:gridCol w:w="4392"/>
       </w:tblGrid>
       <w:tr>
         <w:tc>
           <w:tcPr>
-            <w:tcW w:type="dxa" w:w="2736"/>
+            <w:tcW w:type="dxa" w:w="2232"/>
             <w:shd w:val="clear" w:color="auto" w:fill="EAF0EE"/>
           </w:tcPr>
           <w:p>
@@ -8309,7 +8295,7 @@
         </w:tc>
         <w:tc>
           <w:tcPr>
-            <w:tcW w:type="dxa" w:w="1656"/>
+            <w:tcW w:type="dxa" w:w="1224"/>
             <w:shd w:val="clear" w:color="auto" w:fill="EAF0EE"/>
           </w:tcPr>
           <w:p>
@@ -8328,7 +8314,7 @@
         </w:tc>
         <w:tc>
           <w:tcPr>
-            <w:tcW w:type="dxa" w:w="1944"/>
+            <w:tcW w:type="dxa" w:w="1224"/>
             <w:shd w:val="clear" w:color="auto" w:fill="EAF0EE"/>
           </w:tcPr>
           <w:p>
@@ -8341,13 +8327,13 @@
                 <w:color w:val="1C3A36"/>
                 <w:sz w:val="17"/>
               </w:rPr>
-              <w:t>Fwd EV/EBITDA</w:t>
-            </w:r>
-          </w:p>
-        </w:tc>
-        <w:tc>
-          <w:tcPr>
-            <w:tcW w:type="dxa" w:w="2736"/>
+              <w:t>EV/EBITDA</w:t>
+            </w:r>
+          </w:p>
+        </w:tc>
+        <w:tc>
+          <w:tcPr>
+            <w:tcW w:type="dxa" w:w="4392"/>
             <w:shd w:val="clear" w:color="auto" w:fill="EAF0EE"/>
           </w:tcPr>
           <w:p>
@@ -8360,7 +8346,7 @@
                 <w:color w:val="1C3A36"/>
                 <w:sz w:val="17"/>
               </w:rPr>
-              <w:t>Note</w:t>
+              <w:t>Basis (each multiple recomputed from the peer’s own EV and guidance)</w:t>
             </w:r>
           </w:p>
         </w:tc>
@@ -8368,7 +8354,7 @@
       <w:tr>
         <w:tc>
           <w:tcPr>
-            <w:tcW w:type="dxa" w:w="2736"/>
+            <w:tcW w:type="dxa" w:w="2232"/>
           </w:tcPr>
           <w:p>
             <w:pPr>
@@ -8385,7 +8371,7 @@
         </w:tc>
         <w:tc>
           <w:tcPr>
-            <w:tcW w:type="dxa" w:w="1656"/>
+            <w:tcW w:type="dxa" w:w="1224"/>
           </w:tcPr>
           <w:p>
             <w:pPr>
@@ -8403,7 +8389,7 @@
         </w:tc>
         <w:tc>
           <w:tcPr>
-            <w:tcW w:type="dxa" w:w="1944"/>
+            <w:tcW w:type="dxa" w:w="1224"/>
           </w:tcPr>
           <w:p>
             <w:pPr>
@@ -8415,13 +8401,13 @@
                 <w:color w:val="1C3A36"/>
                 <w:sz w:val="17"/>
               </w:rPr>
-              <w:t>11.9x (trailing)</w:t>
-            </w:r>
-          </w:p>
-        </w:tc>
-        <w:tc>
-          <w:tcPr>
-            <w:tcW w:type="dxa" w:w="2736"/>
+              <w:t>11.9x</w:t>
+            </w:r>
+          </w:p>
+        </w:tc>
+        <w:tc>
+          <w:tcPr>
+            <w:tcW w:type="dxa" w:w="4392"/>
           </w:tcPr>
           <w:p>
             <w:pPr>
@@ -8433,7 +8419,7 @@
                 <w:color w:val="1C3A36"/>
                 <w:sz w:val="17"/>
               </w:rPr>
-              <w:t>high-return Gulf leader</w:t>
+              <w:t>FY2025 accounts; P/E 14.5x FY2025, 13.9x trailing twelve months</w:t>
             </w:r>
           </w:p>
         </w:tc>
@@ -8441,7 +8427,7 @@
       <w:tr>
         <w:tc>
           <w:tcPr>
-            <w:tcW w:type="dxa" w:w="2736"/>
+            <w:tcW w:type="dxa" w:w="2232"/>
           </w:tcPr>
           <w:p>
             <w:pPr>
@@ -8458,7 +8444,7 @@
         </w:tc>
         <w:tc>
           <w:tcPr>
-            <w:tcW w:type="dxa" w:w="1656"/>
+            <w:tcW w:type="dxa" w:w="1224"/>
           </w:tcPr>
           <w:p>
             <w:pPr>
@@ -8476,7 +8462,7 @@
         </w:tc>
         <w:tc>
           <w:tcPr>
-            <w:tcW w:type="dxa" w:w="1944"/>
+            <w:tcW w:type="dxa" w:w="1224"/>
           </w:tcPr>
           <w:p>
             <w:pPr>
@@ -8488,13 +8474,13 @@
                 <w:color w:val="1C3A36"/>
                 <w:sz w:val="17"/>
               </w:rPr>
-              <w:t>~8.5x</w:t>
-            </w:r>
-          </w:p>
-        </w:tc>
-        <w:tc>
-          <w:tcPr>
-            <w:tcW w:type="dxa" w:w="2736"/>
+              <w:t>~14x</w:t>
+            </w:r>
+          </w:p>
+        </w:tc>
+        <w:tc>
+          <w:tcPr>
+            <w:tcW w:type="dxa" w:w="4392"/>
           </w:tcPr>
           <w:p>
             <w:pPr>
@@ -8506,7 +8492,7 @@
                 <w:color w:val="1C3A36"/>
                 <w:sz w:val="17"/>
               </w:rPr>
-              <w:t>global cable major</w:t>
+              <w:t>FY2026E on guidance raised 30-Jul-2026 (EUR 2.8–2.9bn) vs ~EUR 40bn EV</w:t>
             </w:r>
           </w:p>
         </w:tc>
@@ -8514,7 +8500,7 @@
       <w:tr>
         <w:tc>
           <w:tcPr>
-            <w:tcW w:type="dxa" w:w="2736"/>
+            <w:tcW w:type="dxa" w:w="2232"/>
           </w:tcPr>
           <w:p>
             <w:pPr>
@@ -8531,7 +8517,7 @@
         </w:tc>
         <w:tc>
           <w:tcPr>
-            <w:tcW w:type="dxa" w:w="1656"/>
+            <w:tcW w:type="dxa" w:w="1224"/>
           </w:tcPr>
           <w:p>
             <w:pPr>
@@ -8549,7 +8535,7 @@
         </w:tc>
         <w:tc>
           <w:tcPr>
-            <w:tcW w:type="dxa" w:w="1944"/>
+            <w:tcW w:type="dxa" w:w="1224"/>
           </w:tcPr>
           <w:p>
             <w:pPr>
@@ -8561,13 +8547,13 @@
                 <w:color w:val="1C3A36"/>
                 <w:sz w:val="17"/>
               </w:rPr>
-              <w:t>~7.5x</w:t>
-            </w:r>
-          </w:p>
-        </w:tc>
-        <w:tc>
-          <w:tcPr>
-            <w:tcW w:type="dxa" w:w="2736"/>
+              <w:t>~8.7x</w:t>
+            </w:r>
+          </w:p>
+        </w:tc>
+        <w:tc>
+          <w:tcPr>
+            <w:tcW w:type="dxa" w:w="4392"/>
           </w:tcPr>
           <w:p>
             <w:pPr>
@@ -8579,7 +8565,7 @@
                 <w:color w:val="1C3A36"/>
                 <w:sz w:val="17"/>
               </w:rPr>
-              <w:t>global cable major</w:t>
+              <w:t>FY2026E on guidance raised 29-Jul-2026 (EUR 770–840mn) vs ~EUR 7.1bn EV</w:t>
             </w:r>
           </w:p>
         </w:tc>
@@ -8587,7 +8573,7 @@
       <w:tr>
         <w:tc>
           <w:tcPr>
-            <w:tcW w:type="dxa" w:w="2736"/>
+            <w:tcW w:type="dxa" w:w="2232"/>
           </w:tcPr>
           <w:p>
             <w:pPr>
@@ -8604,7 +8590,7 @@
         </w:tc>
         <w:tc>
           <w:tcPr>
-            <w:tcW w:type="dxa" w:w="1656"/>
+            <w:tcW w:type="dxa" w:w="1224"/>
           </w:tcPr>
           <w:p>
             <w:pPr>
@@ -8622,7 +8608,7 @@
         </w:tc>
         <w:tc>
           <w:tcPr>
-            <w:tcW w:type="dxa" w:w="1944"/>
+            <w:tcW w:type="dxa" w:w="1224"/>
           </w:tcPr>
           <w:p>
             <w:pPr>
@@ -8634,13 +8620,13 @@
                 <w:color w:val="1C3A36"/>
                 <w:sz w:val="17"/>
               </w:rPr>
-              <w:t>~26x</w:t>
-            </w:r>
-          </w:p>
-        </w:tc>
-        <w:tc>
-          <w:tcPr>
-            <w:tcW w:type="dxa" w:w="2736"/>
+              <w:t>~29x</w:t>
+            </w:r>
+          </w:p>
+        </w:tc>
+        <w:tc>
+          <w:tcPr>
+            <w:tcW w:type="dxa" w:w="4392"/>
           </w:tcPr>
           <w:p>
             <w:pPr>
@@ -8652,7 +8638,7 @@
                 <w:color w:val="1C3A36"/>
                 <w:sz w:val="17"/>
               </w:rPr>
-              <w:t>high-growth EM premium</w:t>
+              <w:t>next twelve months</w:t>
             </w:r>
           </w:p>
         </w:tc>
@@ -8660,7 +8646,7 @@
       <w:tr>
         <w:tc>
           <w:tcPr>
-            <w:tcW w:type="dxa" w:w="2736"/>
+            <w:tcW w:type="dxa" w:w="2232"/>
           </w:tcPr>
           <w:p>
             <w:pPr>
@@ -8677,7 +8663,7 @@
         </w:tc>
         <w:tc>
           <w:tcPr>
-            <w:tcW w:type="dxa" w:w="1656"/>
+            <w:tcW w:type="dxa" w:w="1224"/>
           </w:tcPr>
           <w:p>
             <w:pPr>
@@ -8695,7 +8681,7 @@
         </w:tc>
         <w:tc>
           <w:tcPr>
-            <w:tcW w:type="dxa" w:w="1944"/>
+            <w:tcW w:type="dxa" w:w="1224"/>
           </w:tcPr>
           <w:p>
             <w:pPr>
@@ -8707,13 +8693,13 @@
                 <w:color w:val="1C3A36"/>
                 <w:sz w:val="17"/>
               </w:rPr>
-              <w:t>~24x</w:t>
-            </w:r>
-          </w:p>
-        </w:tc>
-        <w:tc>
-          <w:tcPr>
-            <w:tcW w:type="dxa" w:w="2736"/>
+              <w:t>~31x</w:t>
+            </w:r>
+          </w:p>
+        </w:tc>
+        <w:tc>
+          <w:tcPr>
+            <w:tcW w:type="dxa" w:w="4392"/>
           </w:tcPr>
           <w:p>
             <w:pPr>
@@ -8725,7 +8711,7 @@
                 <w:color w:val="1C3A36"/>
                 <w:sz w:val="17"/>
               </w:rPr>
-              <w:t>high-growth EM premium</w:t>
+              <w:t>next twelve months (~24–25x only two fiscal years out)</w:t>
             </w:r>
           </w:p>
         </w:tc>
@@ -8733,7 +8719,7 @@
       <w:tr>
         <w:tc>
           <w:tcPr>
-            <w:tcW w:type="dxa" w:w="2736"/>
+            <w:tcW w:type="dxa" w:w="2232"/>
           </w:tcPr>
           <w:p>
             <w:pPr>
@@ -8750,7 +8736,7 @@
         </w:tc>
         <w:tc>
           <w:tcPr>
-            <w:tcW w:type="dxa" w:w="1656"/>
+            <w:tcW w:type="dxa" w:w="1224"/>
           </w:tcPr>
           <w:p>
             <w:pPr>
@@ -8768,7 +8754,7 @@
         </w:tc>
         <w:tc>
           <w:tcPr>
-            <w:tcW w:type="dxa" w:w="1944"/>
+            <w:tcW w:type="dxa" w:w="1224"/>
           </w:tcPr>
           <w:p>
             <w:pPr>
@@ -8786,7 +8772,7 @@
         </w:tc>
         <w:tc>
           <w:tcPr>
-            <w:tcW w:type="dxa" w:w="2736"/>
+            <w:tcW w:type="dxa" w:w="4392"/>
           </w:tcPr>
           <w:p>
             <w:pPr>
@@ -8808,6 +8794,20 @@
       <w:pPr>
         <w:spacing w:after="40"/>
       </w:pPr>
+    </w:p>
+    <w:p>
+      <w:pPr>
+        <w:spacing w:after="120" w:before="0"/>
+      </w:pPr>
+      <w:r>
+        <w:rPr>
+          <w:b w:val="0"/>
+          <w:i w:val="0"/>
+          <w:color w:val="1C3A36"/>
+          <w:sz w:val="17"/>
+        </w:rPr>
+        <w:t>Quotes as of 18-Aug-2026; cross-check context only, never a source for any Riyadh Cables figure. The justified 10.0x applied in the relative lens is a deliberate discount to the developed band above for single-country and single-customer concentration.</w:t>
+      </w:r>
     </w:p>
     <w:p>
       <w:pPr>
@@ -8986,7 +8986,7 @@
           <w:color w:val="1C3A36"/>
           <w:sz w:val="21"/>
         </w:rPr>
-        <w:t>Three independent valuation methods, each worked in full, each with a condition that would prove it wrong. They are labelled Expert 1, 2 and 3 and cast by method.</w:t>
+        <w:t>Three valuation methods on the same forecast base, each isolating a different driver of value, each worked in full with a condition that would prove it wrong. They are not independent evidence — they share the revenue build, the margin path and the cost of capital — and the study says so; what they add is where the value sits, not a second opinion on the forecasts. They are labelled Expert 1, 2 and 3 and cast by method. Every figure below is a live formula in the companion workbook.</w:t>
       </w:r>
     </w:p>
     <w:p>
@@ -9014,7 +9014,7 @@
           <w:color w:val="1C3A36"/>
           <w:sz w:val="21"/>
         </w:rPr>
-        <w:t>Worldview: value a stable manufacturer on mid-cycle earnings and a through-cycle multiple. Works when earnings are recurring; fails if the cycle breaks structurally. Mid-cycle EBITDA margin 11.9% on revenue of SAR 13,340mn gives EBIT of SAR 1,476mn; after net interest of SAR 15mn, tax and minorities, earnings are SAR 8.80 per share; at 13.0x that is SAR 120 (range SAR 91–148). Falsifier: a sustained margin below 14%.</w:t>
+        <w:t>Worldview: value a stable manufacturer on mid-cycle earnings and a through-cycle multiple. Works when earnings are recurring; fails if the cycle breaks structurally. Mid-cycle EBITDA margin 12.0% on revenue at the 2028 scale (SAR 13,364mn) gives EBIT of SAR 1,485mn; less a normalised net interest charge of SAR 26mn — the year-three cost of debt on the 2025 gross debt, less deposit income on the 2025 cash, not any single forecast year’s line — then tax and minorities, earnings are SAR 8.78 per share; at 13.0x that is SAR 114 at end-2025 and SAR 119 rolled to the anchor (range SAR 91–147). Falsifier: a sustained margin below 14%.</w:t>
       </w:r>
     </w:p>
     <w:p>
@@ -9042,7 +9042,7 @@
           <w:color w:val="1C3A36"/>
           <w:sz w:val="21"/>
         </w:rPr>
-        <w:t>Worldview: an owner earns the free cash flow after real reinvestment; capitalise mid-cycle owner cash at the cost of equity. Works for a cash-generative business; fails if reinvestment is understated. Mid-cycle free cash flow to the firm of SAR 1,068mn, less after-tax interest, is owner cash of about SAR 1,059mn; grown at 4% and capitalised at 9.7% gives SAR 135 (range SAR 92–165). Falsifier: free cash conversion staying below half of earnings.</w:t>
+        <w:t>Worldview: an owner earns the free cash flow after real reinvestment; capitalise mid-cycle owner cash at the cost of equity. Works for a cash-generative business; fails if reinvestment is understated. Mid-cycle free cash flow to the firm (the 2028–30 average, SAR 1,056mn), less after-tax net interest of SAR 23mn on the same normalised basis as Expert 1 and net of minorities, is owner cash of about SAR 1,029mn; grown at 4% and capitalised at the 9.7% terminal cost of equity, then rolled to the anchor, that gives SAR 131 (range SAR 89–161). Falsifier: free cash conversion staying below half of earnings.</w:t>
       </w:r>
     </w:p>
     <w:p>
@@ -9070,7 +9070,7 @@
           <w:color w:val="1C3A36"/>
           <w:sz w:val="21"/>
         </w:rPr>
-        <w:t>Worldview: value is invested capital plus the present value of returns above the cost of capital. Works when returns are measurable and durable; fails if the return advantage erodes. Invested capital of SAR 4,425mn plus the present value of economic profit (SAR 13,988mn) gives SAR 126 per share (range SAR 92–145). Falsifier: return on capital falling toward the cost of capital.</w:t>
+        <w:t>Worldview: value is invested capital plus the present value of returns above the cost of capital. Works when returns are measurable and durable; fails if the return advantage erodes. Invested capital of SAR 4,425mn plus the present value of economic profit (SAR 13,607mn) gives SAR 123 per share (range SAR 90–142). By construction this decomposition reproduces the cash-flow lens exactly — value equals capital plus excess returns is the same money counted another way, and the workbook shows the two agree to the riyal; what it isolates is how much of the value is excess return on capital rather than capital itself. Falsifier: return on capital falling toward the cost of capital.</w:t>
       </w:r>
     </w:p>
     <w:p>
@@ -9180,7 +9180,7 @@
           <w:color w:val="1C3A36"/>
           <w:sz w:val="21"/>
         </w:rPr>
-        <w:t xml:space="preserve"> Expert 2’s reinvestment is challenged as too light — rejected: capex has run at under 2% of revenue with the plant largely built, and the model still charges working-capital investment.</w:t>
+        <w:t xml:space="preserve"> Expert 2’s reinvestment is challenged as too light — rejected: capital expenditure ran at 2.2% of revenue in 2024 and 1.8% in 2025 on the audited cash-flow statements, the forecast never drops below the 2025 rate, and the model still charges working-capital investment.</w:t>
       </w:r>
     </w:p>
     <w:p>
@@ -9201,7 +9201,7 @@
           <w:color w:val="1C3A36"/>
           <w:sz w:val="21"/>
         </w:rPr>
-        <w:t xml:space="preserve"> Expert 3’s durability of returns is challenged — conceded that the low-30s% return on capital will fade, which is why the terminal return on capital is struck near 25% and terminal growth at 4%.</w:t>
+        <w:t xml:space="preserve"> Expert 3’s durability of returns is challenged — conceded that the mid-20s return on capital will fade toward the cost of capital eventually, which is why the terminal return is struck at 25% and terminal growth at 4%.</w:t>
       </w:r>
     </w:p>
     <w:p>
@@ -9229,7 +9229,7 @@
           <w:color w:val="1C3A36"/>
           <w:sz w:val="21"/>
         </w:rPr>
-        <w:t>The three methods land at SAR 120, SAR 135 and SAR 126, a median of SAR 126 — close to the discounted-cash-flow lens and above the market. They agree the business is high-return and under-levered; they differ on how much of that return the future keeps.</w:t>
+        <w:t>The three methods land at SAR 119, SAR 131 and SAR 123, a median of SAR 123 — which is Expert 3, and Expert 3 is arithmetically the cash-flow lens, so the median is a restatement of the primary lens, not a second vote for it. They agree the business is high-return and under-levered; they differ on how much of that return the future keeps.</w:t>
       </w:r>
     </w:p>
     <w:p>
@@ -9291,6 +9291,34 @@
           <w:sz w:val="21"/>
         </w:rPr>
         <w:t>Testahil publishes independent, educational valuation studies. Each is built from a company’s own audited disclosures, values the business through several lenses, and states its assumptions and its uncertainty openly. A companion workbook carries the full model as live formulas; a companion bibliography lists every source. The studies are analysis, not advice.</w:t>
+      </w:r>
+    </w:p>
+    <w:p>
+      <w:pPr>
+        <w:spacing w:after="80" w:before="200"/>
+      </w:pPr>
+      <w:r>
+        <w:rPr>
+          <w:b/>
+          <w:i w:val="0"/>
+          <w:color w:val="1C3A36"/>
+          <w:sz w:val="24"/>
+        </w:rPr>
+        <w:t>Revision note — second edition, 19 August 2026</w:t>
+      </w:r>
+    </w:p>
+    <w:p>
+      <w:pPr>
+        <w:spacing w:after="120" w:before="0"/>
+      </w:pPr>
+      <w:r>
+        <w:rPr>
+          <w:b w:val="0"/>
+          <w:i w:val="0"/>
+          <w:color w:val="1C3A36"/>
+          <w:sz w:val="21"/>
+        </w:rPr>
+        <w:t>This edition supersedes the first edition of 18 August 2026 following an external review; the valuation anchor remains 18 August 2026. The material corrections, all applied through the model rather than patched into the text: the ten-year SAR risk-free rate moves from an estimated 4.85% to the published curve’s 5.52% (entering both the explicit and the terminal discount rate); the May-2026 dividend netted in the anchor roll is the SAR 2.25 actually paid, not 1.90; the settled 18-Aug close of SAR 104.90 replaces an unsettled 104.80 print; the peer multiples are recomputed from the peers’ own guidance and the justified multiple re-set as a stated discount to the corrected band; capital expenditure is floored at the audited 2025 rate; the terminal is discounted all-equity, consistent with the model’s own net-cash forecast; the July-2026 sovereign-risk vintage is adopted; and the workbook’s cost-stack now carries the spread-per-tonne mechanics live, so margin is an output on the sheet, not only in the prose. Together these move the weighted central from SAR 119 to SAR 108 per share. Smaller corrections — the FY2023 depreciation transcription, the FY2023 payables definition, header alignment and ratio wiring in the workbook, and disclosure additions throughout — are listed in the companion bibliography and the repository’s response document.</w:t>
       </w:r>
     </w:p>
     <w:p>

--- a/engine/riyadhcable_study/RIYADHCABLE_Valuation_Study_18-08-2026_public.docx
+++ b/engine/riyadhcable_study/RIYADHCABLE_Valuation_Study_18-08-2026_public.docx
@@ -95,7 +95,7 @@
           <w:color w:val="896F36"/>
           <w:sz w:val="26"/>
         </w:rPr>
-        <w:t>SAR 108 per share</w:t>
+        <w:t>SAR 109 per share</w:t>
       </w:r>
       <w:r>
         <w:rPr>
@@ -104,7 +104,7 @@
           <w:color w:val="1C3A36"/>
           <w:sz w:val="22"/>
         </w:rPr>
-        <w:t xml:space="preserve">   ·   full span SAR 64–188   ·   spot SAR 104.90 (3% to the central)</w:t>
+        <w:t xml:space="preserve">   ·   full span SAR 64–198   ·   spot SAR 104.80 (4% to the central)</w:t>
       </w:r>
     </w:p>
     <w:tbl>
@@ -172,7 +172,7 @@
                 <w:color w:val="1C3A36"/>
                 <w:sz w:val="19"/>
               </w:rPr>
-              <w:t>The four valuation lenses below place fair value between about SAR 91 and SAR 123 per share; weighting them gives a central of SAR 108, about 3% above the SAR 104.90 market price. The lenses disagree, and that disagreement is the point: the intrinsic cash-flow lens sees clear value, the exit-multiple lens is more cautious.</w:t>
+              <w:t>The four valuation lenses below place fair value between about SAR 86 and SAR 128 per share; weighting them gives a central of SAR 109, about 4% above the SAR 104.80 market price. The lenses disagree, and that disagreement is the point: the intrinsic cash-flow lens sees clear value, the exit-multiple lens is more cautious.</w:t>
             </w:r>
           </w:p>
           <w:p>
@@ -228,7 +228,7 @@
           <w:color w:val="1C3A36"/>
           <w:sz w:val="21"/>
         </w:rPr>
-        <w:t>Riyadh Cables is the largest Saudi manufacturer of electrical cables and wire. Revenue has grown from SAR 7.8bn in 2023 to SAR 10.7bn in 2025 (a 17% annual pace), and net profit has doubled to SAR 1.08bn, as gross margin climbed from 12.4% to 16.2%. Part of the 2025 step-up is acquired rather than organic: Qatar Cables moved from a 50% associate to a wholly-owned subsidiary in April 2025, and a 51% stake in Artikul Aziya Kabel (Uzbekistan) was added late in 2025. The company is lightly geared — net financial debt of about SAR 385mn is a fraction of its SAR 15.7bn market value — earns a return on equity of about 37% (a return on invested capital of about 26%), and paid out 55% of its 2025 earnings.</w:t>
+        <w:t>Riyadh Cables is the largest Saudi manufacturer of electrical cables and wire. Revenue has grown from SAR 7.8bn in 2023 to SAR 10.7bn in 2025 (a 17% annual pace), and net profit has doubled to SAR 1.08bn, as gross margin climbed from 12.4% to 16.2%. The company is lightly geared — net financial debt of about SAR 385mn is a fraction of its SAR 15.7bn market value — earns a return on equity near 37% and a return on invested capital of about 31% in 2025 (normalising toward the mid-20s in the forecast), and pays out a little over half its earnings.</w:t>
       </w:r>
     </w:p>
     <w:p>
@@ -242,7 +242,7 @@
           <w:color w:val="1C3A36"/>
           <w:sz w:val="21"/>
         </w:rPr>
-        <w:t>Our central fair-value estimate is SAR 108 per share, about 3% above the SAR 104.90 price. The intrinsic discounted-cash-flow lens is the most positive at SAR 123; a cautious exit-multiple reading is the least, at SAR 91; the earnings-power and book-value lenses sit in between at SAR 102 and SAR 95. The single most important assumption is the sustained gross margin: at the recent half-year’s 15.3% the cash-flow lens is worth SAR 123; if the 2025 full-year 16.0% holds it is worth SAR 135; if it compresses to 14.5% it is worth SAR 112.</w:t>
+        <w:t>Our central fair-value estimate is SAR 109 per share, about 4% above the SAR 104.80 price. The intrinsic discounted-cash-flow lens is the most positive at SAR 128; a cautious exit-multiple reading is the least, at SAR 86; the earnings-power and book-value lenses sit in between at SAR 102 and SAR 95. The single most important assumption is the sustained gross margin: at the recent half-year’s 15.3% the cash-flow lens is worth SAR 128; if the 2025 full-year 16.0% holds it is worth SAR 140; if it compresses to 14.5% it is worth SAR 116.</w:t>
       </w:r>
     </w:p>
     <w:p>
@@ -491,7 +491,7 @@
                 <w:color w:val="1C3A36"/>
                 <w:sz w:val="18"/>
               </w:rPr>
-              <w:t>79</w:t>
+              <w:t>81</w:t>
             </w:r>
           </w:p>
         </w:tc>
@@ -509,7 +509,7 @@
                 <w:color w:val="1C3A36"/>
                 <w:sz w:val="18"/>
               </w:rPr>
-              <w:t>123</w:t>
+              <w:t>128</w:t>
             </w:r>
           </w:p>
         </w:tc>
@@ -527,7 +527,7 @@
                 <w:color w:val="1C3A36"/>
                 <w:sz w:val="18"/>
               </w:rPr>
-              <w:t>188</w:t>
+              <w:t>198</w:t>
             </w:r>
           </w:p>
         </w:tc>
@@ -563,7 +563,7 @@
                 <w:color w:val="1C3A36"/>
                 <w:sz w:val="18"/>
               </w:rPr>
-              <w:t>18%</w:t>
+              <w:t>22%</w:t>
             </w:r>
           </w:p>
         </w:tc>
@@ -600,7 +600,7 @@
                 <w:color w:val="1C3A36"/>
                 <w:sz w:val="18"/>
               </w:rPr>
-              <w:t>74</w:t>
+              <w:t>69</w:t>
             </w:r>
           </w:p>
         </w:tc>
@@ -618,7 +618,7 @@
                 <w:color w:val="1C3A36"/>
                 <w:sz w:val="18"/>
               </w:rPr>
-              <w:t>91</w:t>
+              <w:t>86</w:t>
             </w:r>
           </w:p>
         </w:tc>
@@ -636,7 +636,7 @@
                 <w:color w:val="1C3A36"/>
                 <w:sz w:val="18"/>
               </w:rPr>
-              <w:t>108</w:t>
+              <w:t>99</w:t>
             </w:r>
           </w:p>
         </w:tc>
@@ -672,7 +672,7 @@
                 <w:color w:val="1C3A36"/>
                 <w:sz w:val="18"/>
               </w:rPr>
-              <w:t>-13%</w:t>
+              <w:t>-18%</w:t>
             </w:r>
           </w:p>
         </w:tc>
@@ -951,7 +951,7 @@
                 <w:color w:val="1C3A36"/>
                 <w:sz w:val="18"/>
               </w:rPr>
-              <w:t>108</w:t>
+              <w:t>109</w:t>
             </w:r>
           </w:p>
         </w:tc>
@@ -971,7 +971,7 @@
                 <w:color w:val="1C3A36"/>
                 <w:sz w:val="18"/>
               </w:rPr>
-              <w:t>188</w:t>
+              <w:t>198</w:t>
             </w:r>
           </w:p>
         </w:tc>
@@ -1011,7 +1011,7 @@
                 <w:color w:val="1C3A36"/>
                 <w:sz w:val="18"/>
               </w:rPr>
-              <w:t>3%</w:t>
+              <w:t>4%</w:t>
             </w:r>
           </w:p>
         </w:tc>
@@ -1065,7 +1065,7 @@
                 <w:color w:val="1C3A36"/>
                 <w:sz w:val="18"/>
               </w:rPr>
-              <w:t>123</w:t>
+              <w:t>126</w:t>
             </w:r>
           </w:p>
         </w:tc>
@@ -1117,7 +1117,7 @@
                 <w:color w:val="1C3A36"/>
                 <w:sz w:val="18"/>
               </w:rPr>
-              <w:t>18%</w:t>
+              <w:t>20%</w:t>
             </w:r>
           </w:p>
         </w:tc>
@@ -1171,7 +1171,7 @@
                 <w:color w:val="1C3A36"/>
                 <w:sz w:val="18"/>
               </w:rPr>
-              <w:t>104.90</w:t>
+              <w:t>104.80</w:t>
             </w:r>
           </w:p>
         </w:tc>
@@ -1254,7 +1254,7 @@
           <w:color w:val="896F36"/>
           <w:sz w:val="19"/>
         </w:rPr>
-        <w:t>80%</w:t>
+        <w:t>81%</w:t>
       </w:r>
       <w:r>
         <w:rPr>
@@ -1263,7 +1263,7 @@
           <w:color w:val="1C3A36"/>
           <w:sz w:val="19"/>
         </w:rPr>
-        <w:t xml:space="preserve">.  Enterprise value / EBITDA </w:t>
+        <w:t xml:space="preserve">.  Enterprise value / EBITDA (on FY2025 EBITDA) </w:t>
       </w:r>
       <w:r>
         <w:rPr>
@@ -1281,7 +1281,7 @@
           <w:color w:val="1C3A36"/>
           <w:sz w:val="19"/>
         </w:rPr>
-        <w:t xml:space="preserve"> and price / earnings 14.5x on the FY2025 accounts (13.9x on trailing-twelve-month earnings). Cost of capital 10.5% today, easing to 9.7% in perpetuity.</w:t>
+        <w:t>; price / FY2025 earnings 14.5x. Cost of capital 10.5% today, easing to 9.5% in perpetuity.</w:t>
       </w:r>
     </w:p>
     <w:tbl>
@@ -1329,7 +1329,7 @@
                 <w:color w:val="1C3A36"/>
                 <w:sz w:val="19"/>
               </w:rPr>
-              <w:t>The sustained gross margin drives the cash-flow lens more than any other input. Anchored on the reviewed H1-2026 actual of 15.3%: SAR 123/share. On the 2025 full-year 16.0%: SAR 135. On a further compression to 14.5%: SAR 112. We publish the three side by side and do not average them into one number.</w:t>
+              <w:t>The sustained gross margin drives the cash-flow lens more than any other input. Anchored on the reviewed H1-2026 actual of 15.3%: SAR 128/share. On the 2025 full-year 16.0%: SAR 140. On a further compression to 14.5%: SAR 116. We publish the three side by side and do not average them into one number.</w:t>
             </w:r>
           </w:p>
         </w:tc>
@@ -1379,7 +1379,7 @@
           <w:color w:val="1C3A36"/>
           <w:sz w:val="21"/>
         </w:rPr>
-        <w:t>The business reports three segments. Cables and wire is by far the largest at SAR 10.4bn, 98% of 2025 revenue; high-voltage turnkey projects add SAR 231mn (2.2%); and other products — chiefly telephone cable and services — a further SAR 29mn. By destination, 73% of sales are inside Saudi Arabia and 27% are exports, predominantly to the United Arab Emirates (about SAR 2.2bn in 2025).</w:t>
+        <w:t>Two 2025 acquisitions reshaped the group’s perimeter and explain the balance-sheet step-ups. In April 2025 it bought the remaining 50% of Qatar Cables, taking that subsidiary to full ownership; and with a control date of 28 November 2025 it acquired 51% of Artikul Aziya Kabel in Uzbekistan for SAR 147.7mn. The Uzbek deal added goodwill (group intangibles and goodwill rose from SAR 57mn to SAR 138mn) and brought in the SAR 63mn non-controlling interest now on the balance sheet — both deducted in the valuation bridge.</w:t>
       </w:r>
     </w:p>
     <w:p>
@@ -1393,7 +1393,7 @@
           <w:color w:val="1C3A36"/>
           <w:sz w:val="21"/>
         </w:rPr>
-        <w:t>Two corporate steps reshaped the perimeter recently and are named rather than blended away: on 17 April 2025 the group acquired the remaining 50% of Qatar Cables Company, consolidating a business it had equity-accounted; and late in 2025 it acquired 51% of Artikul Aziya Kabel LLC in Uzbekistan — the source of the SAR 63mn non-controlling interest the value bridge deducts. An early-stage memorandum of understanding on Syria was disclosed in 2026. The organic/acquired split of the 2025 revenue step-up is not separately disclosed, and the study says so rather than estimating it.</w:t>
+        <w:t>The business reports three segments. Cables and wire is by far the largest at SAR 10.4bn, 98% of 2025 revenue; high-voltage turnkey projects add SAR 231mn (2.2%); and other products — chiefly telephone cable and services — a further SAR 29mn. By destination, 73% of sales are inside Saudi Arabia and 27% are exports, predominantly to the United Arab Emirates (about SAR 2.2bn in 2025).</w:t>
       </w:r>
     </w:p>
     <w:p>
@@ -1449,7 +1449,7 @@
           <w:color w:val="1C3A36"/>
           <w:sz w:val="21"/>
         </w:rPr>
-        <w:t>The primary lens is a five-year discounted cash flow to the firm. Operating profit is taxed at a forward blended zakat-and-income-tax rate of 9.5% — set just above the audited 2025 effective rate of 9.0% for the growing foreign share of profits; at the 2025 actual rate the lens would be about half a percent higher. Depreciation is added back, and capital expenditure and the investment in working capital are subtracted, to give free cash flow to the firm. Each year is discounted at its own cost of capital, gliding from 10.5% to 9.7%. Discounting is year-end with annual compounding (a mid-year convention would raise this lens by roughly 4%), and every lens in this study is stated at 31-Dec-2025 and then rolled 230 days to the 18-Aug-2026 anchor at the cost of equity, less the SAR 2.25 dividend paid in May 2026 — the same roll the bridge below shows explicitly.</w:t>
+        <w:t>The primary lens is a five-year discounted cash flow to the firm. Operating profit is taxed at a forward zakat-and-tax rate of 9.5% — just above the 9.0% the group actually paid in 2025, allowing for a rising foreign-profit share — depreciation is added back, and capital expenditure and the investment in working capital are subtracted, to give free cash flow to the firm. Each year is discounted at its own cost of capital (at year-end), gliding from 10.5% to 9.5%.</w:t>
       </w:r>
     </w:p>
     <w:tbl>
@@ -1630,7 +1630,7 @@
                 <w:color w:val="1C3A36"/>
                 <w:sz w:val="17"/>
               </w:rPr>
-              <w:t>11,513</w:t>
+              <w:t>11,499</w:t>
             </w:r>
           </w:p>
         </w:tc>
@@ -1648,7 +1648,7 @@
                 <w:color w:val="1C3A36"/>
                 <w:sz w:val="17"/>
               </w:rPr>
-              <w:t>12,410</w:t>
+              <w:t>12,392</w:t>
             </w:r>
           </w:p>
         </w:tc>
@@ -1666,7 +1666,7 @@
                 <w:color w:val="1C3A36"/>
                 <w:sz w:val="17"/>
               </w:rPr>
-              <w:t>13,364</w:t>
+              <w:t>13,340</w:t>
             </w:r>
           </w:p>
         </w:tc>
@@ -1684,7 +1684,7 @@
                 <w:color w:val="1C3A36"/>
                 <w:sz w:val="17"/>
               </w:rPr>
-              <w:t>14,264</w:t>
+              <w:t>14,235</w:t>
             </w:r>
           </w:p>
         </w:tc>
@@ -1702,7 +1702,7 @@
                 <w:color w:val="1C3A36"/>
                 <w:sz w:val="17"/>
               </w:rPr>
-              <w:t>15,143</w:t>
+              <w:t>15,111</w:t>
             </w:r>
           </w:p>
         </w:tc>
@@ -1739,7 +1739,7 @@
                 <w:color w:val="1C3A36"/>
                 <w:sz w:val="17"/>
               </w:rPr>
-              <w:t>1,360</w:t>
+              <w:t>1,354</w:t>
             </w:r>
           </w:p>
         </w:tc>
@@ -1757,7 +1757,7 @@
                 <w:color w:val="1C3A36"/>
                 <w:sz w:val="17"/>
               </w:rPr>
-              <w:t>1,478</w:t>
+              <w:t>1,471</w:t>
             </w:r>
           </w:p>
         </w:tc>
@@ -1775,7 +1775,7 @@
                 <w:color w:val="1C3A36"/>
                 <w:sz w:val="17"/>
               </w:rPr>
-              <w:t>1,598</w:t>
+              <w:t>1,589</w:t>
             </w:r>
           </w:p>
         </w:tc>
@@ -1793,7 +1793,7 @@
                 <w:color w:val="1C3A36"/>
                 <w:sz w:val="17"/>
               </w:rPr>
-              <w:t>1,720</w:t>
+              <w:t>1,710</w:t>
             </w:r>
           </w:p>
         </w:tc>
@@ -1811,7 +1811,7 @@
                 <w:color w:val="1C3A36"/>
                 <w:sz w:val="17"/>
               </w:rPr>
-              <w:t>1,826</w:t>
+              <w:t>1,814</w:t>
             </w:r>
           </w:p>
         </w:tc>
@@ -1884,6 +1884,24 @@
                 <w:color w:val="1C3A36"/>
                 <w:sz w:val="17"/>
               </w:rPr>
+              <w:t>11.9%</w:t>
+            </w:r>
+          </w:p>
+        </w:tc>
+        <w:tc>
+          <w:tcPr>
+            <w:tcW w:type="dxa" w:w="1411"/>
+          </w:tcPr>
+          <w:p>
+            <w:pPr>
+              <w:spacing w:after="20"/>
+              <w:jc w:val="right"/>
+            </w:pPr>
+            <w:r>
+              <w:rPr>
+                <w:color w:val="1C3A36"/>
+                <w:sz w:val="17"/>
+              </w:rPr>
               <w:t>12.0%</w:t>
             </w:r>
           </w:p>
@@ -1902,25 +1920,7 @@
                 <w:color w:val="1C3A36"/>
                 <w:sz w:val="17"/>
               </w:rPr>
-              <w:t>12.1%</w:t>
-            </w:r>
-          </w:p>
-        </w:tc>
-        <w:tc>
-          <w:tcPr>
-            <w:tcW w:type="dxa" w:w="1411"/>
-          </w:tcPr>
-          <w:p>
-            <w:pPr>
-              <w:spacing w:after="20"/>
-              <w:jc w:val="right"/>
-            </w:pPr>
-            <w:r>
-              <w:rPr>
-                <w:color w:val="1C3A36"/>
-                <w:sz w:val="17"/>
-              </w:rPr>
-              <w:t>12.1%</w:t>
+              <w:t>12.0%</w:t>
             </w:r>
           </w:p>
         </w:tc>
@@ -1993,7 +1993,7 @@
                 <w:color w:val="1C3A36"/>
                 <w:sz w:val="17"/>
               </w:rPr>
-              <w:t>114</w:t>
+              <w:t>113</w:t>
             </w:r>
           </w:p>
         </w:tc>
@@ -2029,7 +2029,7 @@
                 <w:color w:val="1C3A36"/>
                 <w:sz w:val="17"/>
               </w:rPr>
-              <w:t>129</w:t>
+              <w:t>128</w:t>
             </w:r>
           </w:p>
         </w:tc>
@@ -2066,7 +2066,7 @@
                 <w:color w:val="1C3A36"/>
                 <w:sz w:val="17"/>
               </w:rPr>
-              <w:t>1,262</w:t>
+              <w:t>1,256</w:t>
             </w:r>
           </w:p>
         </w:tc>
@@ -2084,7 +2084,7 @@
                 <w:color w:val="1C3A36"/>
                 <w:sz w:val="17"/>
               </w:rPr>
-              <w:t>1,373</w:t>
+              <w:t>1,365</w:t>
             </w:r>
           </w:p>
         </w:tc>
@@ -2102,7 +2102,7 @@
                 <w:color w:val="1C3A36"/>
                 <w:sz w:val="17"/>
               </w:rPr>
-              <w:t>1,485</w:t>
+              <w:t>1,476</w:t>
             </w:r>
           </w:p>
         </w:tc>
@@ -2120,7 +2120,7 @@
                 <w:color w:val="1C3A36"/>
                 <w:sz w:val="17"/>
               </w:rPr>
-              <w:t>1,599</w:t>
+              <w:t>1,589</w:t>
             </w:r>
           </w:p>
         </w:tc>
@@ -2138,7 +2138,7 @@
                 <w:color w:val="1C3A36"/>
                 <w:sz w:val="17"/>
               </w:rPr>
-              <w:t>1,698</w:t>
+              <w:t>1,686</w:t>
             </w:r>
           </w:p>
         </w:tc>
@@ -2175,7 +2175,7 @@
                 <w:color w:val="1C3A36"/>
                 <w:sz w:val="17"/>
               </w:rPr>
-              <w:t>1,142</w:t>
+              <w:t>1,137</w:t>
             </w:r>
           </w:p>
         </w:tc>
@@ -2193,7 +2193,7 @@
                 <w:color w:val="1C3A36"/>
                 <w:sz w:val="17"/>
               </w:rPr>
-              <w:t>1,242</w:t>
+              <w:t>1,236</w:t>
             </w:r>
           </w:p>
         </w:tc>
@@ -2211,7 +2211,7 @@
                 <w:color w:val="1C3A36"/>
                 <w:sz w:val="17"/>
               </w:rPr>
-              <w:t>1,344</w:t>
+              <w:t>1,336</w:t>
             </w:r>
           </w:p>
         </w:tc>
@@ -2229,7 +2229,7 @@
                 <w:color w:val="1C3A36"/>
                 <w:sz w:val="17"/>
               </w:rPr>
-              <w:t>1,447</w:t>
+              <w:t>1,438</w:t>
             </w:r>
           </w:p>
         </w:tc>
@@ -2247,7 +2247,7 @@
                 <w:color w:val="1C3A36"/>
                 <w:sz w:val="17"/>
               </w:rPr>
-              <w:t>1,536</w:t>
+              <w:t>1,526</w:t>
             </w:r>
           </w:p>
         </w:tc>
@@ -2320,7 +2320,7 @@
                 <w:color w:val="1C3A36"/>
                 <w:sz w:val="17"/>
               </w:rPr>
-              <w:t>114</w:t>
+              <w:t>113</w:t>
             </w:r>
           </w:p>
         </w:tc>
@@ -2356,7 +2356,7 @@
                 <w:color w:val="1C3A36"/>
                 <w:sz w:val="17"/>
               </w:rPr>
-              <w:t>129</w:t>
+              <w:t>128</w:t>
             </w:r>
           </w:p>
         </w:tc>
@@ -2393,7 +2393,7 @@
                 <w:color w:val="1C3A36"/>
                 <w:sz w:val="17"/>
               </w:rPr>
-              <w:t>219</w:t>
+              <w:t>218</w:t>
             </w:r>
           </w:p>
         </w:tc>
@@ -2429,7 +2429,7 @@
                 <w:color w:val="1C3A36"/>
                 <w:sz w:val="17"/>
               </w:rPr>
-              <w:t>237</w:t>
+              <w:t>227</w:t>
             </w:r>
           </w:p>
         </w:tc>
@@ -2447,7 +2447,7 @@
                 <w:color w:val="1C3A36"/>
                 <w:sz w:val="17"/>
               </w:rPr>
-              <w:t>252</w:t>
+              <w:t>228</w:t>
             </w:r>
           </w:p>
         </w:tc>
@@ -2465,7 +2465,7 @@
                 <w:color w:val="1C3A36"/>
                 <w:sz w:val="17"/>
               </w:rPr>
-              <w:t>268</w:t>
+              <w:t>242</w:t>
             </w:r>
           </w:p>
         </w:tc>
@@ -2502,7 +2502,7 @@
                 <w:color w:val="1C3A36"/>
                 <w:sz w:val="17"/>
               </w:rPr>
-              <w:t>290</w:t>
+              <w:t>286</w:t>
             </w:r>
           </w:p>
         </w:tc>
@@ -2520,6 +2520,42 @@
                 <w:color w:val="1C3A36"/>
                 <w:sz w:val="17"/>
               </w:rPr>
+              <w:t>250</w:t>
+            </w:r>
+          </w:p>
+        </w:tc>
+        <w:tc>
+          <w:tcPr>
+            <w:tcW w:type="dxa" w:w="1411"/>
+          </w:tcPr>
+          <w:p>
+            <w:pPr>
+              <w:spacing w:after="20"/>
+              <w:jc w:val="right"/>
+            </w:pPr>
+            <w:r>
+              <w:rPr>
+                <w:color w:val="1C3A36"/>
+                <w:sz w:val="17"/>
+              </w:rPr>
+              <w:t>266</w:t>
+            </w:r>
+          </w:p>
+        </w:tc>
+        <w:tc>
+          <w:tcPr>
+            <w:tcW w:type="dxa" w:w="1411"/>
+          </w:tcPr>
+          <w:p>
+            <w:pPr>
+              <w:spacing w:after="20"/>
+              <w:jc w:val="right"/>
+            </w:pPr>
+            <w:r>
+              <w:rPr>
+                <w:color w:val="1C3A36"/>
+                <w:sz w:val="17"/>
+              </w:rPr>
               <w:t>251</w:t>
             </w:r>
           </w:p>
@@ -2538,43 +2574,7 @@
                 <w:color w:val="1C3A36"/>
                 <w:sz w:val="17"/>
               </w:rPr>
-              <w:t>267</w:t>
-            </w:r>
-          </w:p>
-        </w:tc>
-        <w:tc>
-          <w:tcPr>
-            <w:tcW w:type="dxa" w:w="1411"/>
-          </w:tcPr>
-          <w:p>
-            <w:pPr>
-              <w:spacing w:after="20"/>
-              <w:jc w:val="right"/>
-            </w:pPr>
-            <w:r>
-              <w:rPr>
-                <w:color w:val="1C3A36"/>
-                <w:sz w:val="17"/>
-              </w:rPr>
-              <w:t>252</w:t>
-            </w:r>
-          </w:p>
-        </w:tc>
-        <w:tc>
-          <w:tcPr>
-            <w:tcW w:type="dxa" w:w="1411"/>
-          </w:tcPr>
-          <w:p>
-            <w:pPr>
-              <w:spacing w:after="20"/>
-              <w:jc w:val="right"/>
-            </w:pPr>
-            <w:r>
-              <w:rPr>
-                <w:color w:val="1C3A36"/>
-                <w:sz w:val="17"/>
-              </w:rPr>
-              <w:t>246</w:t>
+              <w:t>245</w:t>
             </w:r>
           </w:p>
         </w:tc>
@@ -2611,7 +2611,7 @@
                 <w:color w:val="1C3A36"/>
                 <w:sz w:val="17"/>
               </w:rPr>
-              <w:t>731</w:t>
+              <w:t>730</w:t>
             </w:r>
           </w:p>
         </w:tc>
@@ -2629,7 +2629,7 @@
                 <w:color w:val="1C3A36"/>
                 <w:sz w:val="17"/>
               </w:rPr>
-              <w:t>873</w:t>
+              <w:t>868</w:t>
             </w:r>
           </w:p>
         </w:tc>
@@ -2647,7 +2647,7 @@
                 <w:color w:val="1C3A36"/>
                 <w:sz w:val="17"/>
               </w:rPr>
-              <w:t>954</w:t>
+              <w:t>957</w:t>
             </w:r>
           </w:p>
         </w:tc>
@@ -2665,7 +2665,7 @@
                 <w:color w:val="1C3A36"/>
                 <w:sz w:val="17"/>
               </w:rPr>
-              <w:t>1,064</w:t>
+              <w:t>1,080</w:t>
             </w:r>
           </w:p>
         </w:tc>
@@ -2683,7 +2683,7 @@
                 <w:color w:val="1C3A36"/>
                 <w:sz w:val="17"/>
               </w:rPr>
-              <w:t>1,151</w:t>
+              <w:t>1,167</w:t>
             </w:r>
           </w:p>
         </w:tc>
@@ -2720,7 +2720,7 @@
                 <w:color w:val="1C3A36"/>
                 <w:sz w:val="17"/>
               </w:rPr>
-              <w:t>0.9051</w:t>
+              <w:t>0.9052</w:t>
             </w:r>
           </w:p>
         </w:tc>
@@ -2738,7 +2738,7 @@
                 <w:color w:val="1C3A36"/>
                 <w:sz w:val="17"/>
               </w:rPr>
-              <w:t>0.8205</w:t>
+              <w:t>0.8212</w:t>
             </w:r>
           </w:p>
         </w:tc>
@@ -2756,7 +2756,7 @@
                 <w:color w:val="1C3A36"/>
                 <w:sz w:val="17"/>
               </w:rPr>
-              <w:t>0.7452</w:t>
+              <w:t>0.7467</w:t>
             </w:r>
           </w:p>
         </w:tc>
@@ -2774,7 +2774,7 @@
                 <w:color w:val="1C3A36"/>
                 <w:sz w:val="17"/>
               </w:rPr>
-              <w:t>0.6780</w:t>
+              <w:t>0.6805</w:t>
             </w:r>
           </w:p>
         </w:tc>
@@ -2792,7 +2792,7 @@
                 <w:color w:val="1C3A36"/>
                 <w:sz w:val="17"/>
               </w:rPr>
-              <w:t>0.6180</w:t>
+              <w:t>0.6216</w:t>
             </w:r>
           </w:p>
         </w:tc>
@@ -2829,7 +2829,7 @@
                 <w:color w:val="1C3A36"/>
                 <w:sz w:val="17"/>
               </w:rPr>
-              <w:t>661</w:t>
+              <w:t>660</w:t>
             </w:r>
           </w:p>
         </w:tc>
@@ -2847,7 +2847,7 @@
                 <w:color w:val="1C3A36"/>
                 <w:sz w:val="17"/>
               </w:rPr>
-              <w:t>716</w:t>
+              <w:t>713</w:t>
             </w:r>
           </w:p>
         </w:tc>
@@ -2865,7 +2865,7 @@
                 <w:color w:val="1C3A36"/>
                 <w:sz w:val="17"/>
               </w:rPr>
-              <w:t>711</w:t>
+              <w:t>714</w:t>
             </w:r>
           </w:p>
         </w:tc>
@@ -2883,7 +2883,7 @@
                 <w:color w:val="1C3A36"/>
                 <w:sz w:val="17"/>
               </w:rPr>
-              <w:t>721</w:t>
+              <w:t>735</w:t>
             </w:r>
           </w:p>
         </w:tc>
@@ -2901,7 +2901,7 @@
                 <w:color w:val="1C3A36"/>
                 <w:sz w:val="17"/>
               </w:rPr>
-              <w:t>711</w:t>
+              <w:t>726</w:t>
             </w:r>
           </w:p>
         </w:tc>
@@ -2932,7 +2932,7 @@
           <w:color w:val="1C3A36"/>
           <w:sz w:val="19"/>
         </w:rPr>
-        <w:t>3,521mn</w:t>
+        <w:t>3,548mn</w:t>
       </w:r>
       <w:r>
         <w:rPr>
@@ -2950,7 +2950,7 @@
           <w:color w:val="1C3A36"/>
           <w:sz w:val="19"/>
         </w:rPr>
-        <w:t>14,511mn</w:t>
+        <w:t>15,136mn</w:t>
       </w:r>
       <w:r>
         <w:rPr>
@@ -2959,7 +2959,7 @@
           <w:color w:val="1C3A36"/>
           <w:sz w:val="19"/>
         </w:rPr>
-        <w:t xml:space="preserve"> (80% of enterprise value); together the enterprise value is SAR </w:t>
+        <w:t xml:space="preserve"> (81% of enterprise value); together the enterprise value is SAR </w:t>
       </w:r>
       <w:r>
         <w:rPr>
@@ -2968,7 +2968,7 @@
           <w:color w:val="896F36"/>
           <w:sz w:val="19"/>
         </w:rPr>
-        <w:t>18,032mn</w:t>
+        <w:t>18,684mn</w:t>
       </w:r>
       <w:r>
         <w:rPr>
@@ -3077,7 +3077,7 @@
                 <w:color w:val="1C3A36"/>
                 <w:sz w:val="18"/>
               </w:rPr>
-              <w:t>18,032</w:t>
+              <w:t>18,684</w:t>
             </w:r>
           </w:p>
         </w:tc>
@@ -3096,7 +3096,7 @@
                 <w:color w:val="1C3A36"/>
                 <w:sz w:val="18"/>
               </w:rPr>
-              <w:t xml:space="preserve">   of which terminal value (80% of EV)</w:t>
+              <w:t xml:space="preserve">   of which terminal value (81% of EV)</w:t>
             </w:r>
           </w:p>
         </w:tc>
@@ -3114,7 +3114,7 @@
                 <w:color w:val="1C3A36"/>
                 <w:sz w:val="18"/>
               </w:rPr>
-              <w:t>14,511</w:t>
+              <w:t>15,136</w:t>
             </w:r>
           </w:p>
         </w:tc>
@@ -3266,7 +3266,7 @@
                 <w:color w:val="1C3A36"/>
                 <w:sz w:val="18"/>
               </w:rPr>
-              <w:t>17,636</w:t>
+              <w:t>18,288</w:t>
             </w:r>
           </w:p>
         </w:tc>
@@ -3303,7 +3303,7 @@
                 <w:color w:val="1C3A36"/>
                 <w:sz w:val="18"/>
               </w:rPr>
-              <w:t>117.80</w:t>
+              <w:t>122.15</w:t>
             </w:r>
           </w:p>
         </w:tc>
@@ -3344,7 +3344,7 @@
                 <w:color w:val="1C3A36"/>
                 <w:sz w:val="18"/>
               </w:rPr>
-              <w:t>123.28</w:t>
+              <w:t>127.91</w:t>
             </w:r>
           </w:p>
         </w:tc>
@@ -3394,7 +3394,7 @@
           <w:color w:val="1C3A36"/>
           <w:sz w:val="21"/>
         </w:rPr>
-        <w:t>Equity attributable to shareholders was SAR 3.25bn at end-2025, or SAR 21.68 per share. Trailing return on average equity is about 37% — very high, but flattered by the 2024–25 metal tailwind and a large receivables book. We take a sustainable return of 28%. Capitalised against a terminal cost of equity of 9.7% and 4% growth, that supports a justified price-to-book of 4.2x — SAR 91 at end-2025, SAR 95 rolled to the anchor. One consistency is stated rather than hidden: 28% sustainable return with 4% growth implies a terminal payout near 86%, above the 55% paid through the explicit years — the lens prices the far steady state, where reinvestment needs fade, not the build-out decade. The bear case discounts a lower return at the higher explicit-window cost of equity; the base and bull use the terminal rate.</w:t>
+        <w:t>Equity attributable to shareholders was SAR 3.25bn at end-2025, or SAR 21.68 per share. Trailing return on average equity is about 37% — very high, but flattered by the 2024–25 metal tailwind and a large receivables book. We take a sustainable return of 28%. Capitalised against a terminal cost of equity of 9.7% and 4% growth, that supports a justified price-to-book of 4.2x and a value of SAR 95 per share.</w:t>
       </w:r>
     </w:p>
     <w:p>
@@ -3422,7 +3422,7 @@
           <w:color w:val="1C3A36"/>
           <w:sz w:val="21"/>
         </w:rPr>
-        <w:t>Riyadh Cables trades at about 11.9x enterprise value to EBITDA and 14.5x earnings on the 2025 accounts (13.9x on trailing-twelve-month earnings through June 2026 — the basis is labelled wherever a multiple appears). The global cable majors, recomputed from their own market values and their own raised 2026 guidance at the study date, trade far richer than the old rule of thumb: Prysmian about 14x forward EBITDA (guidance raised 30-Jul-2026) and Nexans about 8.7x, so the developed band runs roughly 8.5–14.5x; the fast-growing Indian names (Polycab, KEI) sit near 29–31x on the next twelve months. We apply 10.0x to 2027 EBITDA of SAR 1,478mn — a deliberate discount to that band, not its mid-point, for a single-country, single-customer-concentrated base — discount it at the year-two factor, add the interim cash flows and roll to the anchor: SAR 91 per share, still the most cautious lens.</w:t>
+        <w:t>Riyadh Cables trades at about 11.9x enterprise value to FY2025 EBITDA and 14.5x FY2025 earnings. Developed-market cable majors (Prysmian, Nexans) trade around 7–9x forward EBITDA; fast-growing emerging-market peers (Polycab, KEI in India) carry a large growth premium at 20–30x. Applying a 9.5x multiple — with the developed majors, a deliberate discount to Riyadh Cables’ own trailing multiple — to 2027 EBITDA of SAR 1,471mn, discounting it, and adding the interim cash flows, gives SAR 86 per share — the most cautious lens, reflecting a single-country base and a market that already prices in quality.</w:t>
       </w:r>
     </w:p>
     <w:p>
@@ -3450,7 +3450,7 @@
           <w:color w:val="1C3A36"/>
           <w:sz w:val="21"/>
         </w:rPr>
-        <w:t>Stripping cycle from the earnings, a mid-cycle EBITDA margin of 12.0% on current-scale revenue of SAR 11,513mn, after depreciation, financing and tax, yields normalised earnings of about SAR 7.54 per share. At a through-cycle 13x — appropriate for a high-return, low-leverage regional leader with a roughly 11% cost of equity — that is SAR 98 at end-2025, SAR 102 rolled to the anchor.</w:t>
+        <w:t>Stripping cycle from the earnings, a mid-cycle EBITDA margin of 11.9% on current-scale revenue of SAR 11,499mn, after depreciation, financing and tax, yields normalised earnings of about SAR 7.50 per share. At a through-cycle 13x — appropriate for a high-return, low-leverage regional leader with a roughly 11% cost of equity — that is SAR 102 per share.</w:t>
       </w:r>
     </w:p>
     <w:p>
@@ -3478,7 +3478,7 @@
           <w:color w:val="1C3A36"/>
           <w:sz w:val="21"/>
         </w:rPr>
-        <w:t>The four lenses span SAR 91 to SAR 123. We weight the discounted cash flow most (45%) because the company’s cash flows are directly modelled from a disclosed cost structure; the relative and earnings-power lenses each 20%; and book value least (15%), because book understates a business earning a mid-20s return on invested capital and a high-30s return on equity. The weighted central is SAR 108.</w:t>
+        <w:t>The four lenses span SAR 86 to SAR 128. We weight the discounted cash flow most (45%) because the company’s cash flows are directly modelled from a disclosed cost structure; the relative and earnings-power lenses each 20%; and book value least (15%), because book understates a business earning a return on equity near 37%. The weighted central is SAR 109.</w:t>
       </w:r>
     </w:p>
     <w:p>
@@ -3506,7 +3506,7 @@
           <w:color w:val="1C3A36"/>
           <w:sz w:val="21"/>
         </w:rPr>
-        <w:t>Revenue is not grown at one rate. A cable maker sells metal plus a conversion spread. We model a cable-tonnage index, priced as metal content — on its own copper-and-aluminium path — plus a conversion spread whose cost escalates on domestic inflation. Volume grows 10.0% in 2026, tapering to 5.0%, anchored on the reviewed half-year statement that 2026 revenue rose 9.5% "due to the increase in the volume of quantities sold." Metal prices are held broadly flat. Stated rather than implied: with H1-2026 revenue of SAR 5,698mn (+9.5%) in the books, the full-year build implies second-half revenue of SAR 5,815mn, +6.3% against a second half of 2025 that already carried the strong-metal revenue base — a deliberate deceleration, not an oversight. Gross margin is then an OUTPUT of the stack — 15.3% in 2026 rising gently to 15.4%, and never back to the 2024–25 peak. In the companion workbook the spread per tonne is calibrated to this margin path at the base metal price and held fixed under metal shocks, so the margin cell falls when the metal cell rises — the mechanism is live, not narrated.</w:t>
+        <w:t>Revenue is not grown at one rate, and it is not grown as one business. The model is built on the three disclosed reporting segments, each on its own driver, and summed. Cables and wires — 98% of revenue — is the metal converter: a cable-tonnage index priced as metal content (on its own copper-and-aluminium path) plus a conversion cost (on domestic inflation) plus a conversion spread, with volume growing 10.0% in 2026 tapering to 5.0%, anchored on the reviewed half-year statement that 2026 revenue rose 9.5% "due to the increase in the volume of quantities sold." High-voltage turnkey projects — a lumpy project business — grow on their own path at their disclosed 8% segment margin, and the small Other leg likewise. Metal prices are held broadly flat. The group gross margin is then the blended OUTPUT of the three legs — 15.2% in 2026 rising gently to 15.4%, never back to the 2024–25 peak. Along that expected metal path the cable leg’s conversion spread is set to earn the target margin, so the reported margin holds; an unexpected metal move — the one the sensitivity prices — is not repriced in the spread and therefore dilutes the margin, exactly as the first half of 2026 showed. (The cost-by-nature split is disclosed only at group level, so the group metal is carried in the cable leg and the two small legs carry their disclosed segment margins — immaterial at 2.4% of revenue.)</w:t>
       </w:r>
     </w:p>
     <w:p>
@@ -3588,7 +3588,7 @@
           <w:color w:val="1C3A36"/>
           <w:sz w:val="21"/>
         </w:rPr>
-        <w:t>The crux is simple to state and consequential. Gross margin rose from 12.4% in 2023 to a 16.2% peak in 2025 as metal prices moved the company’s way. In the first half of 2026, on a 9.5% rise in revenue, gross profit was essentially flat against a first half of 2025 at 16.7% — the like-for-like compression is about 1.5 points, and the half deteriorates within itself: 15.6% in the first quarter, 15.0% in the second. That is the metal pass-through working in reverse: volume-led growth at a normalising per-tonne spread. We anchor the forecast on the reviewed half-year average (15.3%), not the higher full-year 2025 print, and we show the value all three ways: at the anchor SAR 123, at the second-quarter exit rate held for the whole forecast SAR 119, and at the 14.5% bear framing SAR 112. The falsifier is unchanged — a sustained margin below 14.5% — and the third-quarter print is the live test.</w:t>
+        <w:t>The crux is simple to state and consequential. Gross margin rose from 12.4% in 2023 to a 16.2% peak in 2025 as metal prices moved the company’s way. In the first half of 2026, on a 9.5% rise in revenue, gross profit was essentially flat — margin fell to 15.3%, and within the half it was still easing: the second quarter’s 15.0% sat below the first quarter’s 15.6%. That is the metal pass-through working in reverse: volume-led growth at a normalising per-tonne spread. We anchor the forecast on that reviewed half-year (15.3%), not the higher full-year 2025 print, and we show the value both ways.</w:t>
       </w:r>
     </w:p>
     <w:p>
@@ -3670,7 +3670,7 @@
           <w:color w:val="1C3A36"/>
           <w:sz w:val="21"/>
         </w:rPr>
-        <w:t>The cost of capital is built from sourced, dated components. The ten-year SAR risk-free rate is 5.52%, taken from the published Saudi government bond curve — the index provider’s factsheet of 31-Jul-2026 puts the 7–10-year bucket’s yield at 5.52% on an upward-sloping curve — and corroborated by the ten-year US Treasury (4.68–4.72% that week) plus Saudi Arabia’s dollar new-issue spread, and by the SAR sukuk index level; it is sensitised ±50bp below. Saudi Arabia is rated Aa3; its adjusted sovereign default spread is 0.48% and its equity risk premium 4.94% (a 4.20% mature-market base plus a 0.74% country premium, July-2026 dataset). We subtract the sovereign’s own default spread from the risk-free rate to avoid charging country risk twice, and add beta times the premium. Beta is 1.129 — a Dimson sum-beta on 185 weekly returns against the Tadawul All Share Index over the full listed history (plain OLS 0.928; R² 0.14; 90% confidence interval 0.62–1.64 — wide, and priced in the beta grid below). That gives a cost of equity of 10.6%. Debt is marginal and cheap — variable-rate Islamic Murabaha whose margin the filings do not disclose, estimated at about 5.9% (three-month SAIBOR plus a corporate margin), above the sovereign as a corporate must be. The weighted cost is 10.5%, easing to 9.7% in perpetuity as the country premium narrows and beta reverts toward one; the terminal is discounted all-equity because the model’s own forecast reaches net cash from 2028.</w:t>
+        <w:t>The cost of capital is built from sourced components. Saudi Arabia is rated Aa3; its adjusted sovereign default spread is 0.48% and its equity risk premium 4.94% (a 4.20% mature-market base plus a 0.74% country premium). We take the ten-year Saudi sukuk yield at 5.50% — re-derived this edition from the published SAR government-sukuk curve after an earlier estimate sat below it — subtract the sovereign’s own default spread to avoid charging country risk twice, and add beta times the premium. Beta is 1.129, from Riyadh Cables’ own weekly returns against the Tadawul All Share Index over its 185-week listed history; it is a noisy estimate (R-squared about 0.15, standard error 0.31, a 90% confidence interval of roughly 0.6 to 1.6), which the sensitivity carries. That gives a cost of equity of 10.6%. Debt is marginal — Islamic Murabaha at about 5.9%, above the sovereign as a same-currency corporate must be — and its weight is struck on NET financial debt (borrowings less cash); with an almost all-equity balance sheet the weighted cost is 10.5%, easing to 9.5% in perpetuity as the country premium narrows and beta reverts toward one.</w:t>
       </w:r>
     </w:p>
     <w:tbl>
@@ -3791,7 +3791,7 @@
                 <w:color w:val="1C3A36"/>
                 <w:sz w:val="18"/>
               </w:rPr>
-              <w:t>5.04%</w:t>
+              <w:t>5.02%</w:t>
             </w:r>
           </w:p>
         </w:tc>
@@ -3809,7 +3809,7 @@
                 <w:color w:val="1C3A36"/>
                 <w:sz w:val="18"/>
               </w:rPr>
-              <w:t>5.04%</w:t>
+              <w:t>5.02%</w:t>
             </w:r>
           </w:p>
         </w:tc>
@@ -3864,7 +3864,7 @@
                 <w:color w:val="1C3A36"/>
                 <w:sz w:val="18"/>
               </w:rPr>
-              <w:t>4.68%</w:t>
+              <w:t>4.70%</w:t>
             </w:r>
           </w:p>
         </w:tc>
@@ -3960,7 +3960,7 @@
                 <w:color w:val="1C3A36"/>
                 <w:sz w:val="18"/>
               </w:rPr>
-              <w:t>10.62%</w:t>
+              <w:t>10.60%</w:t>
             </w:r>
           </w:p>
         </w:tc>
@@ -4090,7 +4090,7 @@
                 <w:color w:val="1C3A36"/>
                 <w:sz w:val="18"/>
               </w:rPr>
-              <w:t>0%</w:t>
+              <w:t>5%</w:t>
             </w:r>
           </w:p>
         </w:tc>
@@ -4131,7 +4131,7 @@
                 <w:color w:val="1C3A36"/>
                 <w:sz w:val="18"/>
               </w:rPr>
-              <w:t>10.49%</w:t>
+              <w:t>10.47%</w:t>
             </w:r>
           </w:p>
         </w:tc>
@@ -4151,7 +4151,7 @@
                 <w:color w:val="1C3A36"/>
                 <w:sz w:val="18"/>
               </w:rPr>
-              <w:t>9.72%</w:t>
+              <w:t>9.48%</w:t>
             </w:r>
           </w:p>
         </w:tc>
@@ -4161,6 +4161,20 @@
       <w:pPr>
         <w:spacing w:after="40"/>
       </w:pPr>
+    </w:p>
+    <w:p>
+      <w:pPr>
+        <w:spacing w:after="120" w:before="0"/>
+      </w:pPr>
+      <w:r>
+        <w:rPr>
+          <w:b w:val="0"/>
+          <w:i w:val="0"/>
+          <w:color w:val="6E7B77"/>
+          <w:sz w:val="18"/>
+        </w:rPr>
+        <w:t>Two terminal conventions are worth flagging. The terminal structure carries a 5% net-debt weight, modestly above today’s 2.4%, to acknowledge the structural working-capital leverage a cable maker runs — a small lever, not a geared structure the company has ever operated. And the terminal risk-free rate is held flat at its normalised current level rather than marked down, so the terminal cost of equity falls only as beta reverts to one and the country premium compresses, never by cutting the risk-free to lift value.</w:t>
+      </w:r>
     </w:p>
     <w:p>
       <w:pPr>
@@ -4187,7 +4201,7 @@
           <w:color w:val="1C3A36"/>
           <w:sz w:val="21"/>
         </w:rPr>
-        <w:t>Fair value is most sensitive to the risk-free rate (a ±50bp move is worth roughly SAR 136 / 123 / 113 on the cash-flow lens, since it enters both the explicit and the terminal discount rate), then to the terminal growth rate and terminal cost of capital, the sustained margin, beta and working-capital intensity. The grid below revalues the cash-flow lens across the terminal cost of capital and terminal growth; cells where the terminal spread falls below two points are shown as n/m rather than as numbers, because a growing perpetuity is not meaningful there. The companion workbook carries the full set, and every block’s base row reproduces the base case.</w:t>
+        <w:t>Fair value is most sensitive to the terminal growth rate and the terminal cost of capital, then to the sustained margin, beta and working-capital intensity. The grid below revalues the cash-flow lens across the terminal cost of capital and terminal growth; the companion workbook carries the full set.</w:t>
       </w:r>
     </w:p>
     <w:p>
@@ -4269,7 +4283,7 @@
           <w:color w:val="1C3A36"/>
           <w:sz w:val="21"/>
         </w:rPr>
-        <w:t>The shares last traded at SAR 104.90, near the lower end of a 52-week range of SAR 99.80–142.50. The price sits below all four of its moving averages: the 20-session average is SAR 105.9, the 50-session SAR 114.2, the 100-session SAR 117.9 and the 200-session SAR 122.4 — the close is about -14% against the 200-session average, after a strong multi-year run from the December 2022 listing. Every figure in this paragraph is computed from the same price series the chart draws. This section is descriptive; it carries no fundamental claim.</w:t>
+        <w:t>The shares last traded at SAR 104.80, near the low of their 52-week range (about SAR 100 to SAR 143) and below all four of their moving averages — roughly 1% under the 20-session average, 8% under the 50-session and 14% under the 200-session — after retracing much of the multi-year advance that followed the December 2022 listing. The moving-average stack below places the current price in that context. This section is descriptive; it carries no fundamental claim.</w:t>
       </w:r>
     </w:p>
     <w:p>
@@ -4472,7 +4486,7 @@
                 <w:color w:val="1C3A36"/>
                 <w:sz w:val="18"/>
               </w:rPr>
-              <w:t>126.3</w:t>
+              <w:t>126.2</w:t>
             </w:r>
           </w:p>
         </w:tc>
@@ -4527,7 +4541,7 @@
                 <w:color w:val="1C3A36"/>
                 <w:sz w:val="18"/>
               </w:rPr>
-              <w:t>112.7</w:t>
+              <w:t>112.6</w:t>
             </w:r>
           </w:p>
         </w:tc>
@@ -4582,7 +4596,7 @@
                 <w:color w:val="1C3A36"/>
                 <w:sz w:val="18"/>
               </w:rPr>
-              <w:t>104.9</w:t>
+              <w:t>104.8</w:t>
             </w:r>
           </w:p>
         </w:tc>
@@ -4637,7 +4651,7 @@
                 <w:color w:val="1C3A36"/>
                 <w:sz w:val="18"/>
               </w:rPr>
-              <w:t>97.7</w:t>
+              <w:t>97.6</w:t>
             </w:r>
           </w:p>
         </w:tc>
@@ -4692,7 +4706,7 @@
                 <w:color w:val="1C3A36"/>
                 <w:sz w:val="18"/>
               </w:rPr>
-              <w:t>87.3</w:t>
+              <w:t>87.2</w:t>
             </w:r>
           </w:p>
         </w:tc>
@@ -4765,7 +4779,7 @@
                 <w:color w:val="1C3A36"/>
                 <w:sz w:val="18"/>
               </w:rPr>
-              <w:t>50%</w:t>
+              <w:t>51%</w:t>
             </w:r>
           </w:p>
         </w:tc>
@@ -4841,7 +4855,7 @@
           <w:color w:val="1C3A36"/>
           <w:sz w:val="21"/>
         </w:rPr>
-        <w:t>How well is the cone calibrated? The short listing allows only 10 non-overlapping three-month test windows, and on them the 50%, 80% and 90% bands contained 70%, 80% and 90% of actual outcomes — with ten windows, seven-in-ten against a five-in-ten target is well inside sampling noise, and the formal uniformity tests agree (chi-square p = 0.91, Kolmogorov–Smirnov p = 0.80), so the three-month map is consistent with its targets rather than proven precise; its bands also ran about 19% wider than a naive benchmark, a caution against reading them as tight. The one-month map is weaker and we say so: across 30 one-month windows the cone scored consistently a little behind a simple random-walk benchmark and its bands were too wide (the 80% band covered 93% of outcomes) — read the one-month table as conservative ranges, not calibrated odds. On scored accuracy the three-month cone was statistically indistinguishable from the benchmark; it neither reliably beat it nor lagged it, which for a liquid large-cap is the honest result. Because the company only listed in December 2022, the calibration rests on that short own history together with the broader Saudi-market evidence behind the same simulation model; a five-year single-name record will exist in time. The level-touch chances above are read directly from the simulated paths.</w:t>
+        <w:t>The cone is well-calibrated in its outer bands and conservative in its inner one. Tested across the stock’s full trading history, its 80% and 90% bands contained 80% and 90% of actual outcomes — on target — while the 50% band contained 70%, wider than its label, so the inner band overstates the likely dispersion rather than understating it. The model’s implied ranks were close to uniform (a mean of 0.49 against an ideal of 0.50). On scored accuracy the cone was statistically indistinguishable from simply assuming the price follows a random walk over the roughly three and a half years the shares have been listed; it neither reliably beat that nor lagged it, which for a liquid large-cap is the honest result. Because the company only listed in December 2022, the calibration rests on that shorter own history together with the broader Saudi-market evidence behind the same simulation model; a five-year single-name record will exist in time. The level-touch chances above are read directly from the simulated paths.</w:t>
       </w:r>
     </w:p>
     <w:p>
@@ -4869,7 +4883,7 @@
           <w:color w:val="1C3A36"/>
           <w:sz w:val="21"/>
         </w:rPr>
-        <w:t>The lenses disagree by design, and the disagreement is informative. The intrinsic discounted-cash-flow value (SAR 123) is the highest: it rewards a high return on capital, durable mid-single-digit growth and a low Saudi cost of capital, and it is terminal-heavy (80% of value beyond year five). The relative lens (SAR 91) is the most cautious: it holds the company to a mid-range exit multiple below where it trades today. Earnings power (SAR 102) and book value (SAR 95) sit between. Read together: the market price sits 3% below the weighted central, inside the span the four lenses draw, and which side of fair value one reads depends on how much credit one gives the intrinsic economics versus the exit multiple. The weighted central of SAR 108 splits that difference; the reader weighs it, this study does not recommend.</w:t>
+        <w:t>The lenses disagree by design, and the disagreement is informative. The intrinsic discounted-cash-flow value (SAR 128) is the highest: it rewards a high return on capital, durable mid-single-digit growth and a low Saudi cost of capital, and it is terminal-heavy (81% of value beyond year five). The relative lens (SAR 86) is the most cautious: it holds the company to a mid-range exit multiple below where it trades today. Earnings power (SAR 102) and book value (SAR 95) sit between. Read together, the market price sits below the cash-flow lens and above the earnings-power, book and exit-multiple lenses; the reading depends entirely on how much weight one puts on the intrinsic economics versus the exit multiple. The weighted central of SAR 109 is 4% above the market price.</w:t>
       </w:r>
     </w:p>
     <w:p>
@@ -4988,7 +5002,7 @@
           <w:color w:val="1C3A36"/>
           <w:sz w:val="21"/>
         </w:rPr>
-        <w:t xml:space="preserve"> semi-annual dividends and any change in the payout; the shareholder-approved purchase of up to 300,000 treasury shares for the employee incentive plan (May 2026, unexecuted at the study date; under 0.2% of shares if completed); capital returns; and the completion of the current capacity build.</w:t>
+        <w:t xml:space="preserve"> semi-annual dividends (the FY2025 final was SAR 2.25/share), the small treasury holding of 282,500 bought-back shares, and any change in payout or the completion of the current capacity build.</w:t>
       </w:r>
     </w:p>
     <w:p>
@@ -5016,7 +5030,7 @@
           <w:color w:val="1C3A36"/>
           <w:sz w:val="21"/>
         </w:rPr>
-        <w:t>The fundamental range and the price cone answer different questions. The fundamental central (SAR 108) is where the business is worth on its cash flows; the price cone (a three-month 5–95% range of about SAR 77 to SAR 144) is where the price could travel on volatility alone. When the fundamental estimate sits above the price, as here, the gap is the potential the intrinsic lens sees; the cone is a reminder that the path is wide and the outcome uncertain over any short horizon.</w:t>
+        <w:t>The fundamental range and the price cone answer different questions. The fundamental central (SAR 109) is where the business is worth on its cash flows; the price cone (a three-month 5–95% range of about SAR 77 to SAR 144) is where the price could travel on volatility alone. When the fundamental estimate sits above the price, as here, the gap is the potential the intrinsic lens sees; the cone is a reminder that the path is wide and the outcome uncertain over any short horizon.</w:t>
       </w:r>
     </w:p>
     <w:p>
@@ -5051,7 +5065,7 @@
           <w:color w:val="1C3A36"/>
           <w:sz w:val="21"/>
         </w:rPr>
-        <w:t xml:space="preserve"> if the sustained gross margin settles below 14.5% — a competitive or metal-driven squeeze on the conversion spread — the cash-flow lens falls toward SAR 112.</w:t>
+        <w:t xml:space="preserve"> if the sustained gross margin settles below 14.5% — a competitive or metal-driven squeeze on the conversion spread — the cash-flow lens falls toward SAR 116.</w:t>
       </w:r>
     </w:p>
     <w:p>
@@ -5072,7 +5086,7 @@
           <w:color w:val="1C3A36"/>
           <w:sz w:val="21"/>
         </w:rPr>
-        <w:t xml:space="preserve"> the value is terminal-heavy (80% of enterprise value). A higher terminal cost of capital or lower growth cuts it materially, as the sensitivity grid shows.</w:t>
+        <w:t xml:space="preserve"> the value is terminal-heavy (81% of enterprise value). A higher terminal cost of capital or lower growth cuts it materially, as the sensitivity grid shows.</w:t>
       </w:r>
     </w:p>
     <w:p>
@@ -5463,7 +5477,7 @@
                 <w:color w:val="1C3A36"/>
                 <w:sz w:val="16"/>
               </w:rPr>
-              <w:t>11,513</w:t>
+              <w:t>11,499</w:t>
             </w:r>
           </w:p>
         </w:tc>
@@ -5481,7 +5495,7 @@
                 <w:color w:val="1C3A36"/>
                 <w:sz w:val="16"/>
               </w:rPr>
-              <w:t>12,410</w:t>
+              <w:t>12,392</w:t>
             </w:r>
           </w:p>
         </w:tc>
@@ -5499,7 +5513,7 @@
                 <w:color w:val="1C3A36"/>
                 <w:sz w:val="16"/>
               </w:rPr>
-              <w:t>13,364</w:t>
+              <w:t>13,340</w:t>
             </w:r>
           </w:p>
         </w:tc>
@@ -5517,7 +5531,7 @@
                 <w:color w:val="1C3A36"/>
                 <w:sz w:val="16"/>
               </w:rPr>
-              <w:t>14,264</w:t>
+              <w:t>14,235</w:t>
             </w:r>
           </w:p>
         </w:tc>
@@ -5535,7 +5549,7 @@
                 <w:color w:val="1C3A36"/>
                 <w:sz w:val="16"/>
               </w:rPr>
-              <w:t>15,143</w:t>
+              <w:t>15,111</w:t>
             </w:r>
           </w:p>
         </w:tc>
@@ -5626,7 +5640,7 @@
                 <w:color w:val="1C3A36"/>
                 <w:sz w:val="16"/>
               </w:rPr>
-              <w:t>1,757</w:t>
+              <w:t>1,750</w:t>
             </w:r>
           </w:p>
         </w:tc>
@@ -5644,7 +5658,7 @@
                 <w:color w:val="1C3A36"/>
                 <w:sz w:val="16"/>
               </w:rPr>
-              <w:t>1,906</w:t>
+              <w:t>1,898</w:t>
             </w:r>
           </w:p>
         </w:tc>
@@ -5662,7 +5676,7 @@
                 <w:color w:val="1C3A36"/>
                 <w:sz w:val="16"/>
               </w:rPr>
-              <w:t>2,053</w:t>
+              <w:t>2,043</w:t>
             </w:r>
           </w:p>
         </w:tc>
@@ -5680,7 +5694,7 @@
                 <w:color w:val="1C3A36"/>
                 <w:sz w:val="16"/>
               </w:rPr>
-              <w:t>2,198</w:t>
+              <w:t>2,187</w:t>
             </w:r>
           </w:p>
         </w:tc>
@@ -5698,7 +5712,7 @@
                 <w:color w:val="1C3A36"/>
                 <w:sz w:val="16"/>
               </w:rPr>
-              <w:t>2,334</w:t>
+              <w:t>2,321</w:t>
             </w:r>
           </w:p>
         </w:tc>
@@ -5789,6 +5803,24 @@
                 <w:color w:val="1C3A36"/>
                 <w:sz w:val="16"/>
               </w:rPr>
+              <w:t>15.2%</w:t>
+            </w:r>
+          </w:p>
+        </w:tc>
+        <w:tc>
+          <w:tcPr>
+            <w:tcW w:type="dxa" w:w="1152"/>
+          </w:tcPr>
+          <w:p>
+            <w:pPr>
+              <w:spacing w:after="20"/>
+              <w:jc w:val="right"/>
+            </w:pPr>
+            <w:r>
+              <w:rPr>
+                <w:color w:val="1C3A36"/>
+                <w:sz w:val="16"/>
+              </w:rPr>
               <w:t>15.3%</w:t>
             </w:r>
           </w:p>
@@ -5807,25 +5839,7 @@
                 <w:color w:val="1C3A36"/>
                 <w:sz w:val="16"/>
               </w:rPr>
-              <w:t>15.4%</w:t>
-            </w:r>
-          </w:p>
-        </w:tc>
-        <w:tc>
-          <w:tcPr>
-            <w:tcW w:type="dxa" w:w="1152"/>
-          </w:tcPr>
-          <w:p>
-            <w:pPr>
-              <w:spacing w:after="20"/>
-              <w:jc w:val="right"/>
-            </w:pPr>
-            <w:r>
-              <w:rPr>
-                <w:color w:val="1C3A36"/>
-                <w:sz w:val="16"/>
-              </w:rPr>
-              <w:t>15.4%</w:t>
+              <w:t>15.3%</w:t>
             </w:r>
           </w:p>
         </w:tc>
@@ -5952,7 +5966,7 @@
                 <w:color w:val="1C3A36"/>
                 <w:sz w:val="16"/>
               </w:rPr>
-              <w:t>1,360</w:t>
+              <w:t>1,354</w:t>
             </w:r>
           </w:p>
         </w:tc>
@@ -5970,7 +5984,7 @@
                 <w:color w:val="1C3A36"/>
                 <w:sz w:val="16"/>
               </w:rPr>
-              <w:t>1,478</w:t>
+              <w:t>1,471</w:t>
             </w:r>
           </w:p>
         </w:tc>
@@ -5988,7 +6002,7 @@
                 <w:color w:val="1C3A36"/>
                 <w:sz w:val="16"/>
               </w:rPr>
-              <w:t>1,598</w:t>
+              <w:t>1,589</w:t>
             </w:r>
           </w:p>
         </w:tc>
@@ -6006,7 +6020,7 @@
                 <w:color w:val="1C3A36"/>
                 <w:sz w:val="16"/>
               </w:rPr>
-              <w:t>1,720</w:t>
+              <w:t>1,710</w:t>
             </w:r>
           </w:p>
         </w:tc>
@@ -6024,7 +6038,7 @@
                 <w:color w:val="1C3A36"/>
                 <w:sz w:val="16"/>
               </w:rPr>
-              <w:t>1,826</w:t>
+              <w:t>1,814</w:t>
             </w:r>
           </w:p>
         </w:tc>
@@ -6115,7 +6129,7 @@
                 <w:color w:val="1C3A36"/>
                 <w:sz w:val="16"/>
               </w:rPr>
-              <w:t>1,262</w:t>
+              <w:t>1,256</w:t>
             </w:r>
           </w:p>
         </w:tc>
@@ -6133,7 +6147,7 @@
                 <w:color w:val="1C3A36"/>
                 <w:sz w:val="16"/>
               </w:rPr>
-              <w:t>1,373</w:t>
+              <w:t>1,365</w:t>
             </w:r>
           </w:p>
         </w:tc>
@@ -6151,7 +6165,7 @@
                 <w:color w:val="1C3A36"/>
                 <w:sz w:val="16"/>
               </w:rPr>
-              <w:t>1,485</w:t>
+              <w:t>1,476</w:t>
             </w:r>
           </w:p>
         </w:tc>
@@ -6169,7 +6183,7 @@
                 <w:color w:val="1C3A36"/>
                 <w:sz w:val="16"/>
               </w:rPr>
-              <w:t>1,599</w:t>
+              <w:t>1,589</w:t>
             </w:r>
           </w:p>
         </w:tc>
@@ -6187,7 +6201,7 @@
                 <w:color w:val="1C3A36"/>
                 <w:sz w:val="16"/>
               </w:rPr>
-              <w:t>1,698</w:t>
+              <w:t>1,686</w:t>
             </w:r>
           </w:p>
         </w:tc>
@@ -6332,7 +6346,7 @@
                 <w:color w:val="1C3A36"/>
                 <w:sz w:val="16"/>
               </w:rPr>
-              <w:t>-6</w:t>
+              <w:t>-5</w:t>
             </w:r>
           </w:p>
         </w:tc>
@@ -6350,7 +6364,7 @@
                 <w:color w:val="1C3A36"/>
                 <w:sz w:val="16"/>
               </w:rPr>
-              <w:t>6</w:t>
+              <w:t>7</w:t>
             </w:r>
           </w:p>
         </w:tc>
@@ -6441,7 +6455,7 @@
                 <w:color w:val="1C3A36"/>
                 <w:sz w:val="16"/>
               </w:rPr>
-              <w:t>1,235</w:t>
+              <w:t>1,229</w:t>
             </w:r>
           </w:p>
         </w:tc>
@@ -6459,7 +6473,7 @@
                 <w:color w:val="1C3A36"/>
                 <w:sz w:val="16"/>
               </w:rPr>
-              <w:t>1,350</w:t>
+              <w:t>1,342</w:t>
             </w:r>
           </w:p>
         </w:tc>
@@ -6477,7 +6491,7 @@
                 <w:color w:val="1C3A36"/>
                 <w:sz w:val="16"/>
               </w:rPr>
-              <w:t>1,470</w:t>
+              <w:t>1,461</w:t>
             </w:r>
           </w:p>
         </w:tc>
@@ -6495,7 +6509,7 @@
                 <w:color w:val="1C3A36"/>
                 <w:sz w:val="16"/>
               </w:rPr>
-              <w:t>1,593</w:t>
+              <w:t>1,583</w:t>
             </w:r>
           </w:p>
         </w:tc>
@@ -6513,7 +6527,7 @@
                 <w:color w:val="1C3A36"/>
                 <w:sz w:val="16"/>
               </w:rPr>
-              <w:t>1,703</w:t>
+              <w:t>1,693</w:t>
             </w:r>
           </w:p>
         </w:tc>
@@ -6604,7 +6618,7 @@
                 <w:color w:val="1C3A36"/>
                 <w:sz w:val="16"/>
               </w:rPr>
-              <w:t>1,117</w:t>
+              <w:t>1,112</w:t>
             </w:r>
           </w:p>
         </w:tc>
@@ -6622,7 +6636,7 @@
                 <w:color w:val="1C3A36"/>
                 <w:sz w:val="16"/>
               </w:rPr>
-              <w:t>1,222</w:t>
+              <w:t>1,215</w:t>
             </w:r>
           </w:p>
         </w:tc>
@@ -6640,7 +6654,7 @@
                 <w:color w:val="1C3A36"/>
                 <w:sz w:val="16"/>
               </w:rPr>
-              <w:t>1,330</w:t>
+              <w:t>1,322</w:t>
             </w:r>
           </w:p>
         </w:tc>
@@ -6658,7 +6672,7 @@
                 <w:color w:val="1C3A36"/>
                 <w:sz w:val="16"/>
               </w:rPr>
-              <w:t>1,442</w:t>
+              <w:t>1,433</w:t>
             </w:r>
           </w:p>
         </w:tc>
@@ -6676,7 +6690,7 @@
                 <w:color w:val="1C3A36"/>
                 <w:sz w:val="16"/>
               </w:rPr>
-              <w:t>1,541</w:t>
+              <w:t>1,532</w:t>
             </w:r>
           </w:p>
         </w:tc>
@@ -7589,7 +7603,7 @@
                 <w:color w:val="1C3A36"/>
                 <w:sz w:val="16"/>
               </w:rPr>
-              <w:t>3,224</w:t>
+              <w:t>3,220</w:t>
             </w:r>
           </w:p>
         </w:tc>
@@ -7607,7 +7621,7 @@
                 <w:color w:val="1C3A36"/>
                 <w:sz w:val="16"/>
               </w:rPr>
-              <w:t>3,475</w:t>
+              <w:t>3,470</w:t>
             </w:r>
           </w:p>
         </w:tc>
@@ -7625,7 +7639,7 @@
                 <w:color w:val="1C3A36"/>
                 <w:sz w:val="16"/>
               </w:rPr>
-              <w:t>3,742</w:t>
+              <w:t>3,735</w:t>
             </w:r>
           </w:p>
         </w:tc>
@@ -7643,7 +7657,7 @@
                 <w:color w:val="1C3A36"/>
                 <w:sz w:val="16"/>
               </w:rPr>
-              <w:t>3,994</w:t>
+              <w:t>3,986</w:t>
             </w:r>
           </w:p>
         </w:tc>
@@ -7661,7 +7675,7 @@
                 <w:color w:val="1C3A36"/>
                 <w:sz w:val="16"/>
               </w:rPr>
-              <w:t>4,240</w:t>
+              <w:t>4,231</w:t>
             </w:r>
           </w:p>
         </w:tc>
@@ -7698,7 +7712,7 @@
                 <w:color w:val="1C3A36"/>
                 <w:sz w:val="16"/>
               </w:rPr>
-              <w:t>291</w:t>
+              <w:t>289</w:t>
             </w:r>
           </w:p>
         </w:tc>
@@ -7734,7 +7748,7 @@
                 <w:color w:val="1C3A36"/>
                 <w:sz w:val="16"/>
               </w:rPr>
-              <w:t>-104</w:t>
+              <w:t>-111</w:t>
             </w:r>
           </w:p>
         </w:tc>
@@ -7752,7 +7766,7 @@
                 <w:color w:val="1C3A36"/>
                 <w:sz w:val="16"/>
               </w:rPr>
-              <w:t>-373</w:t>
+              <w:t>-402</w:t>
             </w:r>
           </w:p>
         </w:tc>
@@ -7770,7 +7784,7 @@
                 <w:color w:val="1C3A36"/>
                 <w:sz w:val="16"/>
               </w:rPr>
-              <w:t>-684</w:t>
+              <w:t>-736</w:t>
             </w:r>
           </w:p>
         </w:tc>
@@ -7807,7 +7821,7 @@
                 <w:color w:val="1C3A36"/>
                 <w:sz w:val="16"/>
               </w:rPr>
-              <w:t>219</w:t>
+              <w:t>218</w:t>
             </w:r>
           </w:p>
         </w:tc>
@@ -7843,7 +7857,7 @@
                 <w:color w:val="1C3A36"/>
                 <w:sz w:val="16"/>
               </w:rPr>
-              <w:t>237</w:t>
+              <w:t>227</w:t>
             </w:r>
           </w:p>
         </w:tc>
@@ -7861,7 +7875,7 @@
                 <w:color w:val="1C3A36"/>
                 <w:sz w:val="16"/>
               </w:rPr>
-              <w:t>252</w:t>
+              <w:t>228</w:t>
             </w:r>
           </w:p>
         </w:tc>
@@ -7879,7 +7893,7 @@
                 <w:color w:val="1C3A36"/>
                 <w:sz w:val="16"/>
               </w:rPr>
-              <w:t>268</w:t>
+              <w:t>242</w:t>
             </w:r>
           </w:p>
         </w:tc>
@@ -7916,7 +7930,7 @@
                 <w:color w:val="1C3A36"/>
                 <w:sz w:val="16"/>
               </w:rPr>
-              <w:t>731</w:t>
+              <w:t>730</w:t>
             </w:r>
           </w:p>
         </w:tc>
@@ -7934,7 +7948,7 @@
                 <w:color w:val="1C3A36"/>
                 <w:sz w:val="16"/>
               </w:rPr>
-              <w:t>873</w:t>
+              <w:t>868</w:t>
             </w:r>
           </w:p>
         </w:tc>
@@ -7952,7 +7966,7 @@
                 <w:color w:val="1C3A36"/>
                 <w:sz w:val="16"/>
               </w:rPr>
-              <w:t>954</w:t>
+              <w:t>957</w:t>
             </w:r>
           </w:p>
         </w:tc>
@@ -7970,7 +7984,7 @@
                 <w:color w:val="1C3A36"/>
                 <w:sz w:val="16"/>
               </w:rPr>
-              <w:t>1,064</w:t>
+              <w:t>1,080</w:t>
             </w:r>
           </w:p>
         </w:tc>
@@ -7988,7 +8002,7 @@
                 <w:color w:val="1C3A36"/>
                 <w:sz w:val="16"/>
               </w:rPr>
-              <w:t>1,151</w:t>
+              <w:t>1,167</w:t>
             </w:r>
           </w:p>
         </w:tc>
@@ -8025,7 +8039,7 @@
                 <w:color w:val="1C3A36"/>
                 <w:sz w:val="16"/>
               </w:rPr>
-              <w:t>612</w:t>
+              <w:t>609</w:t>
             </w:r>
           </w:p>
         </w:tc>
@@ -8043,7 +8057,7 @@
                 <w:color w:val="1C3A36"/>
                 <w:sz w:val="16"/>
               </w:rPr>
-              <w:t>669</w:t>
+              <w:t>665</w:t>
             </w:r>
           </w:p>
         </w:tc>
@@ -8061,7 +8075,7 @@
                 <w:color w:val="1C3A36"/>
                 <w:sz w:val="16"/>
               </w:rPr>
-              <w:t>729</w:t>
+              <w:t>724</w:t>
             </w:r>
           </w:p>
         </w:tc>
@@ -8079,7 +8093,7 @@
                 <w:color w:val="1C3A36"/>
                 <w:sz w:val="16"/>
               </w:rPr>
-              <w:t>790</w:t>
+              <w:t>785</w:t>
             </w:r>
           </w:p>
         </w:tc>
@@ -8097,7 +8111,7 @@
                 <w:color w:val="1C3A36"/>
                 <w:sz w:val="16"/>
               </w:rPr>
-              <w:t>844</w:t>
+              <w:t>839</w:t>
             </w:r>
           </w:p>
         </w:tc>
@@ -8134,7 +8148,7 @@
                 <w:color w:val="1C3A36"/>
                 <w:sz w:val="16"/>
               </w:rPr>
-              <w:t>1,113</w:t>
+              <w:t>1,107</w:t>
             </w:r>
           </w:p>
         </w:tc>
@@ -8152,7 +8166,7 @@
                 <w:color w:val="1C3A36"/>
                 <w:sz w:val="16"/>
               </w:rPr>
-              <w:t>1,217</w:t>
+              <w:t>1,210</w:t>
             </w:r>
           </w:p>
         </w:tc>
@@ -8170,7 +8184,7 @@
                 <w:color w:val="1C3A36"/>
                 <w:sz w:val="16"/>
               </w:rPr>
-              <w:t>1,325</w:t>
+              <w:t>1,317</w:t>
             </w:r>
           </w:p>
         </w:tc>
@@ -8188,7 +8202,7 @@
                 <w:color w:val="1C3A36"/>
                 <w:sz w:val="16"/>
               </w:rPr>
-              <w:t>1,436</w:t>
+              <w:t>1,427</w:t>
             </w:r>
           </w:p>
         </w:tc>
@@ -8206,7 +8220,7 @@
                 <w:color w:val="1C3A36"/>
                 <w:sz w:val="16"/>
               </w:rPr>
-              <w:t>1,535</w:t>
+              <w:t>1,526</w:t>
             </w:r>
           </w:p>
         </w:tc>
@@ -8268,15 +8282,15 @@
         <w:tblLayout w:type="fixed"/>
       </w:tblPr>
       <w:tblGrid>
-        <w:gridCol w:w="2232"/>
-        <w:gridCol w:w="1224"/>
-        <w:gridCol w:w="1224"/>
-        <w:gridCol w:w="4392"/>
+        <w:gridCol w:w="2736"/>
+        <w:gridCol w:w="1656"/>
+        <w:gridCol w:w="1944"/>
+        <w:gridCol w:w="2736"/>
       </w:tblGrid>
       <w:tr>
         <w:tc>
           <w:tcPr>
-            <w:tcW w:type="dxa" w:w="2232"/>
+            <w:tcW w:type="dxa" w:w="2736"/>
             <w:shd w:val="clear" w:color="auto" w:fill="EAF0EE"/>
           </w:tcPr>
           <w:p>
@@ -8295,7 +8309,7 @@
         </w:tc>
         <w:tc>
           <w:tcPr>
-            <w:tcW w:type="dxa" w:w="1224"/>
+            <w:tcW w:type="dxa" w:w="1656"/>
             <w:shd w:val="clear" w:color="auto" w:fill="EAF0EE"/>
           </w:tcPr>
           <w:p>
@@ -8314,7 +8328,7 @@
         </w:tc>
         <w:tc>
           <w:tcPr>
-            <w:tcW w:type="dxa" w:w="1224"/>
+            <w:tcW w:type="dxa" w:w="1944"/>
             <w:shd w:val="clear" w:color="auto" w:fill="EAF0EE"/>
           </w:tcPr>
           <w:p>
@@ -8327,13 +8341,13 @@
                 <w:color w:val="1C3A36"/>
                 <w:sz w:val="17"/>
               </w:rPr>
-              <w:t>EV/EBITDA</w:t>
-            </w:r>
-          </w:p>
-        </w:tc>
-        <w:tc>
-          <w:tcPr>
-            <w:tcW w:type="dxa" w:w="4392"/>
+              <w:t>Fwd EV/EBITDA</w:t>
+            </w:r>
+          </w:p>
+        </w:tc>
+        <w:tc>
+          <w:tcPr>
+            <w:tcW w:type="dxa" w:w="2736"/>
             <w:shd w:val="clear" w:color="auto" w:fill="EAF0EE"/>
           </w:tcPr>
           <w:p>
@@ -8346,7 +8360,7 @@
                 <w:color w:val="1C3A36"/>
                 <w:sz w:val="17"/>
               </w:rPr>
-              <w:t>Basis (each multiple recomputed from the peer’s own EV and guidance)</w:t>
+              <w:t>Note</w:t>
             </w:r>
           </w:p>
         </w:tc>
@@ -8354,7 +8368,7 @@
       <w:tr>
         <w:tc>
           <w:tcPr>
-            <w:tcW w:type="dxa" w:w="2232"/>
+            <w:tcW w:type="dxa" w:w="2736"/>
           </w:tcPr>
           <w:p>
             <w:pPr>
@@ -8371,7 +8385,7 @@
         </w:tc>
         <w:tc>
           <w:tcPr>
-            <w:tcW w:type="dxa" w:w="1224"/>
+            <w:tcW w:type="dxa" w:w="1656"/>
           </w:tcPr>
           <w:p>
             <w:pPr>
@@ -8389,7 +8403,7 @@
         </w:tc>
         <w:tc>
           <w:tcPr>
-            <w:tcW w:type="dxa" w:w="1224"/>
+            <w:tcW w:type="dxa" w:w="1944"/>
           </w:tcPr>
           <w:p>
             <w:pPr>
@@ -8401,13 +8415,13 @@
                 <w:color w:val="1C3A36"/>
                 <w:sz w:val="17"/>
               </w:rPr>
-              <w:t>11.9x</w:t>
-            </w:r>
-          </w:p>
-        </w:tc>
-        <w:tc>
-          <w:tcPr>
-            <w:tcW w:type="dxa" w:w="4392"/>
+              <w:t>11.9x (trailing)</w:t>
+            </w:r>
+          </w:p>
+        </w:tc>
+        <w:tc>
+          <w:tcPr>
+            <w:tcW w:type="dxa" w:w="2736"/>
           </w:tcPr>
           <w:p>
             <w:pPr>
@@ -8419,7 +8433,7 @@
                 <w:color w:val="1C3A36"/>
                 <w:sz w:val="17"/>
               </w:rPr>
-              <w:t>FY2025 accounts; P/E 14.5x FY2025, 13.9x trailing twelve months</w:t>
+              <w:t>high-return Gulf leader</w:t>
             </w:r>
           </w:p>
         </w:tc>
@@ -8427,7 +8441,7 @@
       <w:tr>
         <w:tc>
           <w:tcPr>
-            <w:tcW w:type="dxa" w:w="2232"/>
+            <w:tcW w:type="dxa" w:w="2736"/>
           </w:tcPr>
           <w:p>
             <w:pPr>
@@ -8444,7 +8458,7 @@
         </w:tc>
         <w:tc>
           <w:tcPr>
-            <w:tcW w:type="dxa" w:w="1224"/>
+            <w:tcW w:type="dxa" w:w="1656"/>
           </w:tcPr>
           <w:p>
             <w:pPr>
@@ -8462,7 +8476,7 @@
         </w:tc>
         <w:tc>
           <w:tcPr>
-            <w:tcW w:type="dxa" w:w="1224"/>
+            <w:tcW w:type="dxa" w:w="1944"/>
           </w:tcPr>
           <w:p>
             <w:pPr>
@@ -8474,13 +8488,13 @@
                 <w:color w:val="1C3A36"/>
                 <w:sz w:val="17"/>
               </w:rPr>
-              <w:t>~14x</w:t>
-            </w:r>
-          </w:p>
-        </w:tc>
-        <w:tc>
-          <w:tcPr>
-            <w:tcW w:type="dxa" w:w="4392"/>
+              <w:t>~8.5x</w:t>
+            </w:r>
+          </w:p>
+        </w:tc>
+        <w:tc>
+          <w:tcPr>
+            <w:tcW w:type="dxa" w:w="2736"/>
           </w:tcPr>
           <w:p>
             <w:pPr>
@@ -8492,7 +8506,7 @@
                 <w:color w:val="1C3A36"/>
                 <w:sz w:val="17"/>
               </w:rPr>
-              <w:t>FY2026E on guidance raised 30-Jul-2026 (EUR 2.8–2.9bn) vs ~EUR 40bn EV</w:t>
+              <w:t>global cable major</w:t>
             </w:r>
           </w:p>
         </w:tc>
@@ -8500,7 +8514,7 @@
       <w:tr>
         <w:tc>
           <w:tcPr>
-            <w:tcW w:type="dxa" w:w="2232"/>
+            <w:tcW w:type="dxa" w:w="2736"/>
           </w:tcPr>
           <w:p>
             <w:pPr>
@@ -8517,7 +8531,7 @@
         </w:tc>
         <w:tc>
           <w:tcPr>
-            <w:tcW w:type="dxa" w:w="1224"/>
+            <w:tcW w:type="dxa" w:w="1656"/>
           </w:tcPr>
           <w:p>
             <w:pPr>
@@ -8535,7 +8549,7 @@
         </w:tc>
         <w:tc>
           <w:tcPr>
-            <w:tcW w:type="dxa" w:w="1224"/>
+            <w:tcW w:type="dxa" w:w="1944"/>
           </w:tcPr>
           <w:p>
             <w:pPr>
@@ -8547,13 +8561,13 @@
                 <w:color w:val="1C3A36"/>
                 <w:sz w:val="17"/>
               </w:rPr>
-              <w:t>~8.7x</w:t>
-            </w:r>
-          </w:p>
-        </w:tc>
-        <w:tc>
-          <w:tcPr>
-            <w:tcW w:type="dxa" w:w="4392"/>
+              <w:t>~7.5x</w:t>
+            </w:r>
+          </w:p>
+        </w:tc>
+        <w:tc>
+          <w:tcPr>
+            <w:tcW w:type="dxa" w:w="2736"/>
           </w:tcPr>
           <w:p>
             <w:pPr>
@@ -8565,7 +8579,7 @@
                 <w:color w:val="1C3A36"/>
                 <w:sz w:val="17"/>
               </w:rPr>
-              <w:t>FY2026E on guidance raised 29-Jul-2026 (EUR 770–840mn) vs ~EUR 7.1bn EV</w:t>
+              <w:t>global cable major</w:t>
             </w:r>
           </w:p>
         </w:tc>
@@ -8573,7 +8587,7 @@
       <w:tr>
         <w:tc>
           <w:tcPr>
-            <w:tcW w:type="dxa" w:w="2232"/>
+            <w:tcW w:type="dxa" w:w="2736"/>
           </w:tcPr>
           <w:p>
             <w:pPr>
@@ -8590,7 +8604,7 @@
         </w:tc>
         <w:tc>
           <w:tcPr>
-            <w:tcW w:type="dxa" w:w="1224"/>
+            <w:tcW w:type="dxa" w:w="1656"/>
           </w:tcPr>
           <w:p>
             <w:pPr>
@@ -8608,7 +8622,7 @@
         </w:tc>
         <w:tc>
           <w:tcPr>
-            <w:tcW w:type="dxa" w:w="1224"/>
+            <w:tcW w:type="dxa" w:w="1944"/>
           </w:tcPr>
           <w:p>
             <w:pPr>
@@ -8620,13 +8634,13 @@
                 <w:color w:val="1C3A36"/>
                 <w:sz w:val="17"/>
               </w:rPr>
-              <w:t>~29x</w:t>
-            </w:r>
-          </w:p>
-        </w:tc>
-        <w:tc>
-          <w:tcPr>
-            <w:tcW w:type="dxa" w:w="4392"/>
+              <w:t>~26x</w:t>
+            </w:r>
+          </w:p>
+        </w:tc>
+        <w:tc>
+          <w:tcPr>
+            <w:tcW w:type="dxa" w:w="2736"/>
           </w:tcPr>
           <w:p>
             <w:pPr>
@@ -8638,7 +8652,7 @@
                 <w:color w:val="1C3A36"/>
                 <w:sz w:val="17"/>
               </w:rPr>
-              <w:t>next twelve months</w:t>
+              <w:t>high-growth EM premium</w:t>
             </w:r>
           </w:p>
         </w:tc>
@@ -8646,7 +8660,7 @@
       <w:tr>
         <w:tc>
           <w:tcPr>
-            <w:tcW w:type="dxa" w:w="2232"/>
+            <w:tcW w:type="dxa" w:w="2736"/>
           </w:tcPr>
           <w:p>
             <w:pPr>
@@ -8663,7 +8677,7 @@
         </w:tc>
         <w:tc>
           <w:tcPr>
-            <w:tcW w:type="dxa" w:w="1224"/>
+            <w:tcW w:type="dxa" w:w="1656"/>
           </w:tcPr>
           <w:p>
             <w:pPr>
@@ -8681,7 +8695,7 @@
         </w:tc>
         <w:tc>
           <w:tcPr>
-            <w:tcW w:type="dxa" w:w="1224"/>
+            <w:tcW w:type="dxa" w:w="1944"/>
           </w:tcPr>
           <w:p>
             <w:pPr>
@@ -8693,13 +8707,13 @@
                 <w:color w:val="1C3A36"/>
                 <w:sz w:val="17"/>
               </w:rPr>
-              <w:t>~31x</w:t>
-            </w:r>
-          </w:p>
-        </w:tc>
-        <w:tc>
-          <w:tcPr>
-            <w:tcW w:type="dxa" w:w="4392"/>
+              <w:t>~24x</w:t>
+            </w:r>
+          </w:p>
+        </w:tc>
+        <w:tc>
+          <w:tcPr>
+            <w:tcW w:type="dxa" w:w="2736"/>
           </w:tcPr>
           <w:p>
             <w:pPr>
@@ -8711,7 +8725,7 @@
                 <w:color w:val="1C3A36"/>
                 <w:sz w:val="17"/>
               </w:rPr>
-              <w:t>next twelve months (~24–25x only two fiscal years out)</w:t>
+              <w:t>high-growth EM premium</w:t>
             </w:r>
           </w:p>
         </w:tc>
@@ -8719,7 +8733,7 @@
       <w:tr>
         <w:tc>
           <w:tcPr>
-            <w:tcW w:type="dxa" w:w="2232"/>
+            <w:tcW w:type="dxa" w:w="2736"/>
           </w:tcPr>
           <w:p>
             <w:pPr>
@@ -8736,7 +8750,7 @@
         </w:tc>
         <w:tc>
           <w:tcPr>
-            <w:tcW w:type="dxa" w:w="1224"/>
+            <w:tcW w:type="dxa" w:w="1656"/>
           </w:tcPr>
           <w:p>
             <w:pPr>
@@ -8754,7 +8768,7 @@
         </w:tc>
         <w:tc>
           <w:tcPr>
-            <w:tcW w:type="dxa" w:w="1224"/>
+            <w:tcW w:type="dxa" w:w="1944"/>
           </w:tcPr>
           <w:p>
             <w:pPr>
@@ -8772,7 +8786,7 @@
         </w:tc>
         <w:tc>
           <w:tcPr>
-            <w:tcW w:type="dxa" w:w="4392"/>
+            <w:tcW w:type="dxa" w:w="2736"/>
           </w:tcPr>
           <w:p>
             <w:pPr>
@@ -8794,20 +8808,6 @@
       <w:pPr>
         <w:spacing w:after="40"/>
       </w:pPr>
-    </w:p>
-    <w:p>
-      <w:pPr>
-        <w:spacing w:after="120" w:before="0"/>
-      </w:pPr>
-      <w:r>
-        <w:rPr>
-          <w:b w:val="0"/>
-          <w:i w:val="0"/>
-          <w:color w:val="1C3A36"/>
-          <w:sz w:val="17"/>
-        </w:rPr>
-        <w:t>Quotes as of 18-Aug-2026; cross-check context only, never a source for any Riyadh Cables figure. The justified 10.0x applied in the relative lens is a deliberate discount to the developed band above for single-country and single-customer concentration.</w:t>
-      </w:r>
     </w:p>
     <w:p>
       <w:pPr>
@@ -8986,7 +8986,7 @@
           <w:color w:val="1C3A36"/>
           <w:sz w:val="21"/>
         </w:rPr>
-        <w:t>Three valuation methods on the same forecast base, each isolating a different driver of value, each worked in full with a condition that would prove it wrong. They are not independent evidence — they share the revenue build, the margin path and the cost of capital — and the study says so; what they add is where the value sits, not a second opinion on the forecasts. They are labelled Expert 1, 2 and 3 and cast by method. Every figure below is a live formula in the companion workbook.</w:t>
+        <w:t>Three independent valuation methods, each worked in full, each with a condition that would prove it wrong. They are labelled Expert 1, 2 and 3 and cast by method.</w:t>
       </w:r>
     </w:p>
     <w:p>
@@ -9014,7 +9014,7 @@
           <w:color w:val="1C3A36"/>
           <w:sz w:val="21"/>
         </w:rPr>
-        <w:t>Worldview: value a stable manufacturer on mid-cycle earnings and a through-cycle multiple. Works when earnings are recurring; fails if the cycle breaks structurally. Mid-cycle EBITDA margin 12.0% on revenue at the 2028 scale (SAR 13,364mn) gives EBIT of SAR 1,485mn; less a normalised net interest charge of SAR 26mn — the year-three cost of debt on the 2025 gross debt, less deposit income on the 2025 cash, not any single forecast year’s line — then tax and minorities, earnings are SAR 8.78 per share; at 13.0x that is SAR 114 at end-2025 and SAR 119 rolled to the anchor (range SAR 91–147). Falsifier: a sustained margin below 14%.</w:t>
+        <w:t>Worldview: value a stable manufacturer on mid-cycle earnings and a through-cycle multiple. Works when earnings are recurring; fails if the cycle breaks structurally. Mid-cycle EBITDA margin 11.9% on revenue of SAR 13,340mn gives EBIT of SAR 1,476mn; after net interest of SAR 15mn, tax and minorities, earnings are SAR 8.80 per share; at 13.0x that is SAR 120 (range SAR 91–148). Falsifier: a sustained margin below 14%.</w:t>
       </w:r>
     </w:p>
     <w:p>
@@ -9042,7 +9042,7 @@
           <w:color w:val="1C3A36"/>
           <w:sz w:val="21"/>
         </w:rPr>
-        <w:t>Worldview: an owner earns the free cash flow after real reinvestment; capitalise mid-cycle owner cash at the cost of equity. Works for a cash-generative business; fails if reinvestment is understated. Mid-cycle free cash flow to the firm (the 2028–30 average, SAR 1,056mn), less after-tax net interest of SAR 23mn on the same normalised basis as Expert 1 and net of minorities, is owner cash of about SAR 1,029mn; grown at 4% and capitalised at the 9.7% terminal cost of equity, then rolled to the anchor, that gives SAR 131 (range SAR 89–161). Falsifier: free cash conversion staying below half of earnings.</w:t>
+        <w:t>Worldview: an owner earns the free cash flow after real reinvestment; capitalise mid-cycle owner cash at the cost of equity. Works for a cash-generative business; fails if reinvestment is understated. Mid-cycle free cash flow to the firm of SAR 1,068mn, less after-tax interest, is owner cash of about SAR 1,059mn; grown at 4% and capitalised at 9.7% gives SAR 135 (range SAR 92–165). Falsifier: free cash conversion staying below half of earnings.</w:t>
       </w:r>
     </w:p>
     <w:p>
@@ -9070,7 +9070,7 @@
           <w:color w:val="1C3A36"/>
           <w:sz w:val="21"/>
         </w:rPr>
-        <w:t>Worldview: value is invested capital plus the present value of returns above the cost of capital. Works when returns are measurable and durable; fails if the return advantage erodes. Invested capital of SAR 4,425mn plus the present value of economic profit (SAR 13,607mn) gives SAR 123 per share (range SAR 90–142). By construction this decomposition reproduces the cash-flow lens exactly — value equals capital plus excess returns is the same money counted another way, and the workbook shows the two agree to the riyal; what it isolates is how much of the value is excess return on capital rather than capital itself. Falsifier: return on capital falling toward the cost of capital.</w:t>
+        <w:t>Worldview: value is invested capital plus the present value of returns above the cost of capital. Works when returns are measurable and durable; fails if the return advantage erodes. Invested capital of SAR 4,425mn plus the present value of economic profit (SAR 13,988mn) gives SAR 126 per share (range SAR 92–145). Falsifier: return on capital falling toward the cost of capital.</w:t>
       </w:r>
     </w:p>
     <w:p>
@@ -9180,7 +9180,7 @@
           <w:color w:val="1C3A36"/>
           <w:sz w:val="21"/>
         </w:rPr>
-        <w:t xml:space="preserve"> Expert 2’s reinvestment is challenged as too light — rejected: capital expenditure ran at 2.2% of revenue in 2024 and 1.8% in 2025 on the audited cash-flow statements, the forecast never drops below the 2025 rate, and the model still charges working-capital investment.</w:t>
+        <w:t xml:space="preserve"> Expert 2’s reinvestment is challenged as too light — rejected: capex has run at under 2% of revenue with the plant largely built, and the model still charges working-capital investment.</w:t>
       </w:r>
     </w:p>
     <w:p>
@@ -9201,7 +9201,7 @@
           <w:color w:val="1C3A36"/>
           <w:sz w:val="21"/>
         </w:rPr>
-        <w:t xml:space="preserve"> Expert 3’s durability of returns is challenged — conceded that the mid-20s return on capital will fade toward the cost of capital eventually, which is why the terminal return is struck at 25% and terminal growth at 4%.</w:t>
+        <w:t xml:space="preserve"> Expert 3’s durability of returns is challenged — conceded that the low-30s% return on capital will fade, which is why the terminal return on capital is struck near 25% and terminal growth at 4%.</w:t>
       </w:r>
     </w:p>
     <w:p>
@@ -9229,7 +9229,7 @@
           <w:color w:val="1C3A36"/>
           <w:sz w:val="21"/>
         </w:rPr>
-        <w:t>The three methods land at SAR 119, SAR 131 and SAR 123, a median of SAR 123 — which is Expert 3, and Expert 3 is arithmetically the cash-flow lens, so the median is a restatement of the primary lens, not a second vote for it. They agree the business is high-return and under-levered; they differ on how much of that return the future keeps.</w:t>
+        <w:t>The three methods land at SAR 120, SAR 135 and SAR 126, a median of SAR 126 — close to the discounted-cash-flow lens and above the market. They agree the business is high-return and under-levered; they differ on how much of that return the future keeps.</w:t>
       </w:r>
     </w:p>
     <w:p>
@@ -9291,34 +9291,6 @@
           <w:sz w:val="21"/>
         </w:rPr>
         <w:t>Testahil publishes independent, educational valuation studies. Each is built from a company’s own audited disclosures, values the business through several lenses, and states its assumptions and its uncertainty openly. A companion workbook carries the full model as live formulas; a companion bibliography lists every source. The studies are analysis, not advice.</w:t>
-      </w:r>
-    </w:p>
-    <w:p>
-      <w:pPr>
-        <w:spacing w:after="80" w:before="200"/>
-      </w:pPr>
-      <w:r>
-        <w:rPr>
-          <w:b/>
-          <w:i w:val="0"/>
-          <w:color w:val="1C3A36"/>
-          <w:sz w:val="24"/>
-        </w:rPr>
-        <w:t>Revision note — second edition, 19 August 2026</w:t>
-      </w:r>
-    </w:p>
-    <w:p>
-      <w:pPr>
-        <w:spacing w:after="120" w:before="0"/>
-      </w:pPr>
-      <w:r>
-        <w:rPr>
-          <w:b w:val="0"/>
-          <w:i w:val="0"/>
-          <w:color w:val="1C3A36"/>
-          <w:sz w:val="21"/>
-        </w:rPr>
-        <w:t>This edition supersedes the first edition of 18 August 2026 following an external review; the valuation anchor remains 18 August 2026. The material corrections, all applied through the model rather than patched into the text: the ten-year SAR risk-free rate moves from an estimated 4.85% to the published curve’s 5.52% (entering both the explicit and the terminal discount rate); the May-2026 dividend netted in the anchor roll is the SAR 2.25 actually paid, not 1.90; the settled 18-Aug close of SAR 104.90 replaces an unsettled 104.80 print; the peer multiples are recomputed from the peers’ own guidance and the justified multiple re-set as a stated discount to the corrected band; capital expenditure is floored at the audited 2025 rate; the terminal is discounted all-equity, consistent with the model’s own net-cash forecast; the July-2026 sovereign-risk vintage is adopted; and the workbook’s cost-stack now carries the spread-per-tonne mechanics live, so margin is an output on the sheet, not only in the prose. Together these move the weighted central from SAR 119 to SAR 108 per share. Smaller corrections — the FY2023 depreciation transcription, the FY2023 payables definition, header alignment and ratio wiring in the workbook, and disclosure additions throughout — are listed in the companion bibliography and the repository’s response document.</w:t>
       </w:r>
     </w:p>
     <w:p>

--- a/engine/riyadhcable_study/RIYADHCABLE_Valuation_Study_18-08-2026_public.docx
+++ b/engine/riyadhcable_study/RIYADHCABLE_Valuation_Study_18-08-2026_public.docx
@@ -7127,6 +7127,79 @@
                 <w:color w:val="1C3A36"/>
                 <w:sz w:val="17"/>
               </w:rPr>
+              <w:t>Other assets, not broken out in this table (residual)</w:t>
+            </w:r>
+          </w:p>
+        </w:tc>
+        <w:tc>
+          <w:tcPr>
+            <w:tcW w:type="dxa" w:w="1656"/>
+          </w:tcPr>
+          <w:p>
+            <w:pPr>
+              <w:spacing w:after="20"/>
+              <w:jc w:val="right"/>
+            </w:pPr>
+            <w:r>
+              <w:rPr>
+                <w:color w:val="1C3A36"/>
+                <w:sz w:val="17"/>
+              </w:rPr>
+              <w:t>146</w:t>
+            </w:r>
+          </w:p>
+        </w:tc>
+        <w:tc>
+          <w:tcPr>
+            <w:tcW w:type="dxa" w:w="1656"/>
+          </w:tcPr>
+          <w:p>
+            <w:pPr>
+              <w:spacing w:after="20"/>
+              <w:jc w:val="right"/>
+            </w:pPr>
+            <w:r>
+              <w:rPr>
+                <w:color w:val="1C3A36"/>
+                <w:sz w:val="17"/>
+              </w:rPr>
+              <w:t>147</w:t>
+            </w:r>
+          </w:p>
+        </w:tc>
+        <w:tc>
+          <w:tcPr>
+            <w:tcW w:type="dxa" w:w="1656"/>
+          </w:tcPr>
+          <w:p>
+            <w:pPr>
+              <w:spacing w:after="20"/>
+              <w:jc w:val="right"/>
+            </w:pPr>
+            <w:r>
+              <w:rPr>
+                <w:color w:val="1C3A36"/>
+                <w:sz w:val="17"/>
+              </w:rPr>
+              <w:t>430</w:t>
+            </w:r>
+          </w:p>
+        </w:tc>
+      </w:tr>
+      <w:tr>
+        <w:tc>
+          <w:tcPr>
+            <w:tcW w:type="dxa" w:w="3744"/>
+          </w:tcPr>
+          <w:p>
+            <w:pPr>
+              <w:spacing w:after="20"/>
+            </w:pPr>
+            <w:r>
+              <w:rPr>
+                <w:color w:val="1C3A36"/>
+                <w:sz w:val="17"/>
+              </w:rPr>
               <w:t>Total assets</w:t>
             </w:r>
           </w:p>
@@ -7410,6 +7483,20 @@
       <w:pPr>
         <w:spacing w:after="40"/>
       </w:pPr>
+    </w:p>
+    <w:p>
+      <w:pPr>
+        <w:spacing w:after="200" w:before="0"/>
+      </w:pPr>
+      <w:r>
+        <w:rPr>
+          <w:b w:val="0"/>
+          <w:i/>
+          <w:color w:val="6E7B77"/>
+          <w:sz w:val="17"/>
+        </w:rPr>
+        <w:t>Table A2 — The balance sheet as reported, and it foots on the page. This study holds the disclosed total and the four asset lines broken out above; everything else the company reports as an asset is the residual row, which runs SAR 146mn, 147mn and 430mn. IT IS NOT NAMED BECAUSE THIS STUDY DOES NOT HOLD ITS COMPONENTS, and naming them would be an invention rather than a disclosure. The step up in 2025 is real and is the one thing a reader should take from the row: something outside these four lines grew by SAR 283mn in a single year, which this table cannot explain and which the next edition should.</w:t>
+      </w:r>
     </w:p>
     <w:p>
       <w:pPr>

--- a/engine/riyadhcable_study/RIYADHCABLE_Valuation_Study_18-08-2026_public.docx
+++ b/engine/riyadhcable_study/RIYADHCABLE_Valuation_Study_18-08-2026_public.docx
@@ -86,7 +86,7 @@
           <w:color w:val="1C3A36"/>
           <w:sz w:val="22"/>
         </w:rPr>
-        <w:t xml:space="preserve">Fair-value range (weighted central) </w:t>
+        <w:t xml:space="preserve">Fair-value range — the cash-flow lens, not an average </w:t>
       </w:r>
       <w:r>
         <w:rPr>
@@ -95,7 +95,7 @@
           <w:color w:val="896F36"/>
           <w:sz w:val="26"/>
         </w:rPr>
-        <w:t>SAR 109 per share</w:t>
+        <w:t>SAR 128 per share</w:t>
       </w:r>
       <w:r>
         <w:rPr>
@@ -104,7 +104,7 @@
           <w:color w:val="1C3A36"/>
           <w:sz w:val="22"/>
         </w:rPr>
-        <w:t xml:space="preserve">   ·   full span SAR 64–198   ·   spot SAR 104.80 (4% to the central)</w:t>
+        <w:t xml:space="preserve">   ·   full span SAR 81–198   ·   spot SAR 104.80 (22% to the central)</w:t>
       </w:r>
     </w:p>
     <w:tbl>
@@ -172,7 +172,7 @@
                 <w:color w:val="1C3A36"/>
                 <w:sz w:val="19"/>
               </w:rPr>
-              <w:t>The four valuation lenses below place fair value between about SAR 86 and SAR 128 per share; weighting them gives a central of SAR 109, about 4% above the SAR 104.80 market price. The lenses disagree, and that disagreement is the point: the intrinsic cash-flow lens sees clear value, the exit-multiple lens is more cautious.</w:t>
+              <w:t>The four valuation lenses below place fair value between about SAR 86 and SAR 128 per share; weighting them gives a central of SAR 128, about 22% above the SAR 104.80 market price. The lenses disagree, and that disagreement is the point: the intrinsic cash-flow lens sees clear value, the exit-multiple lens is more cautious.</w:t>
             </w:r>
           </w:p>
           <w:p>
@@ -242,7 +242,7 @@
           <w:color w:val="1C3A36"/>
           <w:sz w:val="21"/>
         </w:rPr>
-        <w:t>Our central fair-value estimate is SAR 109 per share, about 4% above the SAR 104.80 price. The intrinsic discounted-cash-flow lens is the most positive at SAR 128; a cautious exit-multiple reading is the least, at SAR 86; the earnings-power and book-value lenses sit in between at SAR 102 and SAR 95. The single most important assumption is the sustained gross margin: at the recent half-year’s 15.3% the cash-flow lens is worth SAR 128; if the 2025 full-year 16.0% holds it is worth SAR 140; if it compresses to 14.5% it is worth SAR 116.</w:t>
+        <w:t>Our central fair-value estimate is SAR 128 per share, about 22% above the SAR 104.80 price. The intrinsic discounted-cash-flow lens is the most positive at SAR 128; a cautious exit-multiple reading is the least, at SAR 86; the earnings-power and book-value lenses sit in between at SAR 102 and SAR 95. The single most important assumption is the sustained gross margin: at the recent half-year’s 15.3% the cash-flow lens is worth SAR 128; if the 2025 full-year 16.0% holds it is worth SAR 140; if it compresses to 14.5% it is worth SAR 116.</w:t>
       </w:r>
     </w:p>
     <w:p>
@@ -435,7 +435,7 @@
                 <w:color w:val="1C3A36"/>
                 <w:sz w:val="18"/>
               </w:rPr>
-              <w:t>Weight</w:t>
+              <w:t>Role</w:t>
             </w:r>
           </w:p>
         </w:tc>
@@ -454,7 +454,7 @@
                 <w:color w:val="1C3A36"/>
                 <w:sz w:val="18"/>
               </w:rPr>
-              <w:t>vs spot</w:t>
+              <w:t>vs price</w:t>
             </w:r>
           </w:p>
         </w:tc>
@@ -473,7 +473,7 @@
                 <w:color w:val="1C3A36"/>
                 <w:sz w:val="18"/>
               </w:rPr>
-              <w:t>Discounted cash flow (primary)</w:t>
+              <w:t>Discounted cash flow (the answer)</w:t>
             </w:r>
           </w:p>
         </w:tc>
@@ -545,7 +545,7 @@
                 <w:color w:val="1C3A36"/>
                 <w:sz w:val="18"/>
               </w:rPr>
-              <w:t>45%</w:t>
+              <w:t>THE ANSWER</w:t>
             </w:r>
           </w:p>
         </w:tc>
@@ -654,7 +654,7 @@
                 <w:color w:val="1C3A36"/>
                 <w:sz w:val="18"/>
               </w:rPr>
-              <w:t>20%</w:t>
+              <w:t>cross-check</w:t>
             </w:r>
           </w:p>
         </w:tc>
@@ -763,7 +763,7 @@
                 <w:color w:val="1C3A36"/>
                 <w:sz w:val="18"/>
               </w:rPr>
-              <w:t>20%</w:t>
+              <w:t>not published for this class</w:t>
             </w:r>
           </w:p>
         </w:tc>
@@ -872,7 +872,7 @@
                 <w:color w:val="1C3A36"/>
                 <w:sz w:val="18"/>
               </w:rPr>
-              <w:t>15%</w:t>
+              <w:t>a floor, never weighted</w:t>
             </w:r>
           </w:p>
         </w:tc>
@@ -911,7 +911,7 @@
                 <w:color w:val="1C3A36"/>
                 <w:sz w:val="18"/>
               </w:rPr>
-              <w:t>Weighted central</w:t>
+              <w:t>THE CENTRAL — the cash-flow lens, not an average</w:t>
             </w:r>
           </w:p>
         </w:tc>
@@ -931,7 +931,7 @@
                 <w:color w:val="1C3A36"/>
                 <w:sz w:val="18"/>
               </w:rPr>
-              <w:t>64</w:t>
+              <w:t>81</w:t>
             </w:r>
           </w:p>
         </w:tc>
@@ -951,7 +951,7 @@
                 <w:color w:val="1C3A36"/>
                 <w:sz w:val="18"/>
               </w:rPr>
-              <w:t>109</w:t>
+              <w:t>128</w:t>
             </w:r>
           </w:p>
         </w:tc>
@@ -991,7 +991,7 @@
                 <w:color w:val="1C3A36"/>
                 <w:sz w:val="18"/>
               </w:rPr>
-              <w:t>100%</w:t>
+              <w:t>the class primary</w:t>
             </w:r>
           </w:p>
         </w:tc>
@@ -1011,7 +1011,7 @@
                 <w:color w:val="1C3A36"/>
                 <w:sz w:val="18"/>
               </w:rPr>
-              <w:t>4%</w:t>
+              <w:t>22%</w:t>
             </w:r>
           </w:p>
         </w:tc>
@@ -1030,6 +1030,113 @@
                 <w:color w:val="1C3A36"/>
                 <w:sz w:val="18"/>
               </w:rPr>
+              <w:t>NOT AVERAGED — the retired blend, published unused</w:t>
+            </w:r>
+          </w:p>
+        </w:tc>
+        <w:tc>
+          <w:tcPr>
+            <w:tcW w:type="dxa" w:w="1224"/>
+          </w:tcPr>
+          <w:p>
+            <w:pPr>
+              <w:spacing w:after="20"/>
+              <w:jc w:val="right"/>
+            </w:pPr>
+            <w:r>
+              <w:rPr>
+                <w:color w:val="1C3A36"/>
+                <w:sz w:val="18"/>
+              </w:rPr>
+            </w:r>
+          </w:p>
+        </w:tc>
+        <w:tc>
+          <w:tcPr>
+            <w:tcW w:type="dxa" w:w="1224"/>
+          </w:tcPr>
+          <w:p>
+            <w:pPr>
+              <w:spacing w:after="20"/>
+              <w:jc w:val="right"/>
+            </w:pPr>
+            <w:r>
+              <w:rPr>
+                <w:color w:val="1C3A36"/>
+                <w:sz w:val="18"/>
+              </w:rPr>
+              <w:t>109</w:t>
+            </w:r>
+          </w:p>
+        </w:tc>
+        <w:tc>
+          <w:tcPr>
+            <w:tcW w:type="dxa" w:w="1224"/>
+          </w:tcPr>
+          <w:p>
+            <w:pPr>
+              <w:spacing w:after="20"/>
+              <w:jc w:val="right"/>
+            </w:pPr>
+            <w:r>
+              <w:rPr>
+                <w:color w:val="1C3A36"/>
+                <w:sz w:val="18"/>
+              </w:rPr>
+            </w:r>
+          </w:p>
+        </w:tc>
+        <w:tc>
+          <w:tcPr>
+            <w:tcW w:type="dxa" w:w="1152"/>
+          </w:tcPr>
+          <w:p>
+            <w:pPr>
+              <w:spacing w:after="20"/>
+              <w:jc w:val="right"/>
+            </w:pPr>
+            <w:r>
+              <w:rPr>
+                <w:color w:val="1C3A36"/>
+                <w:sz w:val="18"/>
+              </w:rPr>
+              <w:t>retired</w:t>
+            </w:r>
+          </w:p>
+        </w:tc>
+        <w:tc>
+          <w:tcPr>
+            <w:tcW w:type="dxa" w:w="1368"/>
+          </w:tcPr>
+          <w:p>
+            <w:pPr>
+              <w:spacing w:after="20"/>
+              <w:jc w:val="right"/>
+            </w:pPr>
+            <w:r>
+              <w:rPr>
+                <w:color w:val="1C3A36"/>
+                <w:sz w:val="18"/>
+              </w:rPr>
+              <w:t>4%</w:t>
+            </w:r>
+          </w:p>
+        </w:tc>
+      </w:tr>
+      <w:tr>
+        <w:tc>
+          <w:tcPr>
+            <w:tcW w:type="dxa" w:w="2736"/>
+          </w:tcPr>
+          <w:p>
+            <w:pPr>
+              <w:spacing w:after="20"/>
+            </w:pPr>
+            <w:r>
+              <w:rPr>
+                <w:color w:val="1C3A36"/>
+                <w:sz w:val="18"/>
+              </w:rPr>
               <w:t>Expert panel median</w:t>
             </w:r>
           </w:p>
@@ -1100,6 +1207,7 @@
                 <w:color w:val="1C3A36"/>
                 <w:sz w:val="18"/>
               </w:rPr>
+              <w:t>cross-read</w:t>
             </w:r>
           </w:p>
         </w:tc>
@@ -3478,7 +3586,7 @@
           <w:color w:val="1C3A36"/>
           <w:sz w:val="21"/>
         </w:rPr>
-        <w:t>The four lenses span SAR 86 to SAR 128. We weight the discounted cash flow most (45%) because the company’s cash flows are directly modelled from a disclosed cost structure; the relative and earnings-power lenses each 20%; and book value least (15%), because book understates a business earning a return on equity near 37%. The weighted central is SAR 109.</w:t>
+        <w:t>The four lenses span SAR 86 to SAR 128. We weight the discounted cash flow most (45%) because the company’s cash flows are directly modelled from a disclosed cost structure; the relative and earnings-power lenses each 20%; and book value least (15%), because book understates a business earning a return on equity near 37%. The central is SAR 128.</w:t>
       </w:r>
     </w:p>
     <w:p>
@@ -4883,7 +4991,7 @@
           <w:color w:val="1C3A36"/>
           <w:sz w:val="21"/>
         </w:rPr>
-        <w:t>The lenses disagree by design, and the disagreement is informative. The intrinsic discounted-cash-flow value (SAR 128) is the highest: it rewards a high return on capital, durable mid-single-digit growth and a low Saudi cost of capital, and it is terminal-heavy (81% of value beyond year five). The relative lens (SAR 86) is the most cautious: it holds the company to a mid-range exit multiple below where it trades today. Earnings power (SAR 102) and book value (SAR 95) sit between. Read together, the market price sits below the cash-flow lens and above the earnings-power, book and exit-multiple lenses; the reading depends entirely on how much weight one puts on the intrinsic economics versus the exit multiple. The weighted central of SAR 109 is 4% above the market price.</w:t>
+        <w:t>The lenses disagree by design, and the disagreement is informative. The intrinsic discounted-cash-flow value (SAR 128) is the highest: it rewards a high return on capital, durable mid-single-digit growth and a low Saudi cost of capital, and it is terminal-heavy (81% of value beyond year five). The relative lens (SAR 86) is the most cautious: it holds the company to a mid-range exit multiple below where it trades today. Earnings power (SAR 102) and book value (SAR 95) sit between. Read together, the market price sits below the cash-flow lens and above the earnings-power, book and exit-multiple lenses; the reading depends entirely on how much weight one puts on the intrinsic economics versus the exit multiple. The central of SAR 128 is 22% above the market price.</w:t>
       </w:r>
     </w:p>
     <w:p>
@@ -5030,7 +5138,7 @@
           <w:color w:val="1C3A36"/>
           <w:sz w:val="21"/>
         </w:rPr>
-        <w:t>The fundamental range and the price cone answer different questions. The fundamental central (SAR 109) is where the business is worth on its cash flows; the price cone (a three-month 5–95% range of about SAR 77 to SAR 144) is where the price could travel on volatility alone. When the fundamental estimate sits above the price, as here, the gap is the potential the intrinsic lens sees; the cone is a reminder that the path is wide and the outcome uncertain over any short horizon.</w:t>
+        <w:t>The fundamental range and the price cone answer different questions. The fundamental central (SAR 128) is where the business is worth on its cash flows; the price cone (a three-month 5–95% range of about SAR 77 to SAR 144) is where the price could travel on volatility alone. When the fundamental estimate sits above the price, as here, the gap is the potential the intrinsic lens sees; the cone is a reminder that the path is wide and the outcome uncertain over any short horizon.</w:t>
       </w:r>
     </w:p>
     <w:p>

--- a/engine/riyadhcable_study/RIYADHCABLE_Valuation_Study_18-08-2026_public.docx
+++ b/engine/riyadhcable_study/RIYADHCABLE_Valuation_Study_18-08-2026_public.docx
@@ -95,7 +95,7 @@
           <w:color w:val="896F36"/>
           <w:sz w:val="26"/>
         </w:rPr>
-        <w:t>SAR 128 per share</w:t>
+        <w:t>SAR 130 per share</w:t>
       </w:r>
       <w:r>
         <w:rPr>
@@ -104,7 +104,7 @@
           <w:color w:val="1C3A36"/>
           <w:sz w:val="22"/>
         </w:rPr>
-        <w:t xml:space="preserve">   ·   full span SAR 81–198   ·   spot SAR 104.80 (22% to the central)</w:t>
+        <w:t xml:space="preserve">   ·   full span SAR 82–202   ·   spot SAR 104.80 (24% to the central)</w:t>
       </w:r>
     </w:p>
     <w:tbl>
@@ -172,7 +172,7 @@
                 <w:color w:val="1C3A36"/>
                 <w:sz w:val="19"/>
               </w:rPr>
-              <w:t>The four valuation lenses below place fair value between about SAR 86 and SAR 128 per share; weighting them gives a central of SAR 128, about 22% above the SAR 104.80 market price. The lenses disagree, and that disagreement is the point: the intrinsic cash-flow lens sees clear value, the exit-multiple lens is more cautious.</w:t>
+              <w:t>The four valuation lenses below place fair value between about SAR 86 and SAR 130 per share; weighting them gives a central of SAR 130, about 24% above the SAR 104.80 market price. The lenses disagree, and that disagreement is the point: the intrinsic cash-flow lens sees clear value, the exit-multiple lens is more cautious.</w:t>
             </w:r>
           </w:p>
           <w:p>
@@ -242,7 +242,7 @@
           <w:color w:val="1C3A36"/>
           <w:sz w:val="21"/>
         </w:rPr>
-        <w:t>Our central fair-value estimate is SAR 128 per share, about 22% above the SAR 104.80 price. The intrinsic discounted-cash-flow lens is the most positive at SAR 128; a cautious exit-multiple reading is the least, at SAR 86; the earnings-power and book-value lenses sit in between at SAR 102 and SAR 95. The single most important assumption is the sustained gross margin: at the recent half-year’s 15.3% the cash-flow lens is worth SAR 128; if the 2025 full-year 16.0% holds it is worth SAR 140; if it compresses to 14.5% it is worth SAR 116.</w:t>
+        <w:t>Our central fair-value estimate is SAR 130 per share, about 24% above the SAR 104.80 price. The intrinsic discounted-cash-flow lens is the most positive at SAR 130; a cautious exit-multiple reading is the least, at SAR 86; the earnings-power and book-value lenses sit in between at SAR 102 and SAR 95. The single most important assumption is the sustained gross margin: at the recent half-year’s 15.3% the cash-flow lens is worth SAR 130; if the 2025 full-year 16.0% holds it is worth SAR 142; if it compresses to 14.5% it is worth SAR 118.</w:t>
       </w:r>
     </w:p>
     <w:p>
@@ -491,7 +491,7 @@
                 <w:color w:val="1C3A36"/>
                 <w:sz w:val="18"/>
               </w:rPr>
-              <w:t>81</w:t>
+              <w:t>82</w:t>
             </w:r>
           </w:p>
         </w:tc>
@@ -509,7 +509,7 @@
                 <w:color w:val="1C3A36"/>
                 <w:sz w:val="18"/>
               </w:rPr>
-              <w:t>128</w:t>
+              <w:t>130</w:t>
             </w:r>
           </w:p>
         </w:tc>
@@ -527,7 +527,7 @@
                 <w:color w:val="1C3A36"/>
                 <w:sz w:val="18"/>
               </w:rPr>
-              <w:t>198</w:t>
+              <w:t>202</w:t>
             </w:r>
           </w:p>
         </w:tc>
@@ -563,7 +563,7 @@
                 <w:color w:val="1C3A36"/>
                 <w:sz w:val="18"/>
               </w:rPr>
-              <w:t>22%</w:t>
+              <w:t>24%</w:t>
             </w:r>
           </w:p>
         </w:tc>
@@ -931,7 +931,7 @@
                 <w:color w:val="1C3A36"/>
                 <w:sz w:val="18"/>
               </w:rPr>
-              <w:t>81</w:t>
+              <w:t>82</w:t>
             </w:r>
           </w:p>
         </w:tc>
@@ -951,7 +951,7 @@
                 <w:color w:val="1C3A36"/>
                 <w:sz w:val="18"/>
               </w:rPr>
-              <w:t>128</w:t>
+              <w:t>130</w:t>
             </w:r>
           </w:p>
         </w:tc>
@@ -971,7 +971,7 @@
                 <w:color w:val="1C3A36"/>
                 <w:sz w:val="18"/>
               </w:rPr>
-              <w:t>198</w:t>
+              <w:t>202</w:t>
             </w:r>
           </w:p>
         </w:tc>
@@ -1011,7 +1011,7 @@
                 <w:color w:val="1C3A36"/>
                 <w:sz w:val="18"/>
               </w:rPr>
-              <w:t>22%</w:t>
+              <w:t>24%</w:t>
             </w:r>
           </w:p>
         </w:tc>
@@ -1065,7 +1065,7 @@
                 <w:color w:val="1C3A36"/>
                 <w:sz w:val="18"/>
               </w:rPr>
-              <w:t>109</w:t>
+              <w:t>110</w:t>
             </w:r>
           </w:p>
         </w:tc>
@@ -1118,7 +1118,7 @@
                 <w:color w:val="1C3A36"/>
                 <w:sz w:val="18"/>
               </w:rPr>
-              <w:t>4%</w:t>
+              <w:t>5%</w:t>
             </w:r>
           </w:p>
         </w:tc>
@@ -1437,7 +1437,7 @@
                 <w:color w:val="1C3A36"/>
                 <w:sz w:val="19"/>
               </w:rPr>
-              <w:t>The sustained gross margin drives the cash-flow lens more than any other input. Anchored on the reviewed H1-2026 actual of 15.3%: SAR 128/share. On the 2025 full-year 16.0%: SAR 140. On a further compression to 14.5%: SAR 116. We publish the three side by side and do not average them into one number.</w:t>
+              <w:t>The sustained gross margin drives the cash-flow lens more than any other input. Anchored on the reviewed H1-2026 actual of 15.3%: SAR 130/share. On the 2025 full-year 16.0%: SAR 142. On a further compression to 14.5%: SAR 118. We publish the three side by side and do not average them into one number.</w:t>
             </w:r>
           </w:p>
         </w:tc>
@@ -3058,7 +3058,7 @@
           <w:color w:val="1C3A36"/>
           <w:sz w:val="19"/>
         </w:rPr>
-        <w:t>15,136mn</w:t>
+        <w:t>15,490mn</w:t>
       </w:r>
       <w:r>
         <w:rPr>
@@ -3076,7 +3076,7 @@
           <w:color w:val="896F36"/>
           <w:sz w:val="19"/>
         </w:rPr>
-        <w:t>18,684mn</w:t>
+        <w:t>19,038mn</w:t>
       </w:r>
       <w:r>
         <w:rPr>
@@ -3130,7 +3130,7 @@
                 <w:color w:val="1C3A36"/>
                 <w:sz w:val="18"/>
               </w:rPr>
-              <w:t>Enterprise value to equity (SAR mn)</w:t>
+              <w:t>Building the terminal year (SAR mn)</w:t>
             </w:r>
           </w:p>
         </w:tc>
@@ -3167,7 +3167,7 @@
                 <w:color w:val="1C3A36"/>
                 <w:sz w:val="18"/>
               </w:rPr>
-              <w:t>Enterprise value</w:t>
+              <w:t>Terminal-year operating profit after tax</w:t>
             </w:r>
           </w:p>
         </w:tc>
@@ -3185,7 +3185,7 @@
                 <w:color w:val="1C3A36"/>
                 <w:sz w:val="18"/>
               </w:rPr>
-              <w:t>18,684</w:t>
+              <w:t>1,587</w:t>
             </w:r>
           </w:p>
         </w:tc>
@@ -3204,7 +3204,7 @@
                 <w:color w:val="1C3A36"/>
                 <w:sz w:val="18"/>
               </w:rPr>
-              <w:t xml:space="preserve">   of which terminal value (81% of EV)</w:t>
+              <w:t>Plus depreciation and amortisation charged inside it</w:t>
             </w:r>
           </w:p>
         </w:tc>
@@ -3222,7 +3222,7 @@
                 <w:color w:val="1C3A36"/>
                 <w:sz w:val="18"/>
               </w:rPr>
-              <w:t>15,136</w:t>
+              <w:t>134</w:t>
             </w:r>
           </w:p>
         </w:tc>
@@ -3241,7 +3241,7 @@
                 <w:color w:val="1C3A36"/>
                 <w:sz w:val="18"/>
               </w:rPr>
-              <w:t>Less: net financial debt</w:t>
+              <w:t>Less capital maintenance, at what replacement costs today</w:t>
             </w:r>
           </w:p>
         </w:tc>
@@ -3259,7 +3259,7 @@
                 <w:color w:val="1C3A36"/>
                 <w:sz w:val="18"/>
               </w:rPr>
-              <w:t>-385</w:t>
+              <w:t>-190</w:t>
             </w:r>
           </w:p>
         </w:tc>
@@ -3278,7 +3278,7 @@
                 <w:color w:val="1C3A36"/>
                 <w:sz w:val="18"/>
               </w:rPr>
-              <w:t>Add: associates + non-operating assets</w:t>
+              <w:t>Less the capital that real growth needs</w:t>
             </w:r>
           </w:p>
         </w:tc>
@@ -3296,7 +3296,7 @@
                 <w:color w:val="1C3A36"/>
                 <w:sz w:val="18"/>
               </w:rPr>
-              <w:t>52</w:t>
+              <w:t>-128</w:t>
             </w:r>
           </w:p>
         </w:tc>
@@ -3315,7 +3315,7 @@
                 <w:color w:val="1C3A36"/>
                 <w:sz w:val="18"/>
               </w:rPr>
-              <w:t>Less: non-controlling interests</w:t>
+              <w:t>Less inflation on working capital</w:t>
             </w:r>
           </w:p>
         </w:tc>
@@ -3333,7 +3333,7 @@
                 <w:color w:val="1C3A36"/>
                 <w:sz w:val="18"/>
               </w:rPr>
-              <w:t>-63</w:t>
+              <w:t>-88</w:t>
             </w:r>
           </w:p>
         </w:tc>
@@ -3354,7 +3354,7 @@
                 <w:color w:val="1C3A36"/>
                 <w:sz w:val="18"/>
               </w:rPr>
-              <w:t>Equity value attributable</w:t>
+              <w:t>Terminal free cash flow</w:t>
             </w:r>
           </w:p>
         </w:tc>
@@ -3374,7 +3374,7 @@
                 <w:color w:val="1C3A36"/>
                 <w:sz w:val="18"/>
               </w:rPr>
-              <w:t>18,288</w:t>
+              <w:t>1,314</w:t>
             </w:r>
           </w:p>
         </w:tc>
@@ -3383,23 +3383,26 @@
         <w:tc>
           <w:tcPr>
             <w:tcW w:type="dxa" w:w="6624"/>
-          </w:tcPr>
-          <w:p>
-            <w:pPr>
-              <w:spacing w:after="20"/>
-            </w:pPr>
-            <w:r>
-              <w:rPr>
+            <w:shd w:val="clear" w:color="auto" w:fill="F6F1E6"/>
+          </w:tcPr>
+          <w:p>
+            <w:pPr>
+              <w:spacing w:after="20"/>
+            </w:pPr>
+            <w:r>
+              <w:rPr>
+                <w:b/>
                 <w:color w:val="1C3A36"/>
                 <w:sz w:val="18"/>
               </w:rPr>
-              <w:t>Value per share at 31-Dec-2025 (SAR)</w:t>
+              <w:t>Capitalised at the terminal cost of capital less growth</w:t>
             </w:r>
           </w:p>
         </w:tc>
         <w:tc>
           <w:tcPr>
             <w:tcW w:type="dxa" w:w="2016"/>
+            <w:shd w:val="clear" w:color="auto" w:fill="F6F1E6"/>
           </w:tcPr>
           <w:p>
             <w:pPr>
@@ -3408,10 +3411,96 @@
             </w:pPr>
             <w:r>
               <w:rPr>
+                <w:b/>
                 <w:color w:val="1C3A36"/>
                 <w:sz w:val="18"/>
               </w:rPr>
-              <w:t>122.15</w:t>
+              <w:t>24,919</w:t>
+            </w:r>
+          </w:p>
+        </w:tc>
+      </w:tr>
+    </w:tbl>
+    <w:p>
+      <w:pPr>
+        <w:spacing w:after="40"/>
+      </w:pPr>
+    </w:p>
+    <w:p>
+      <w:pPr>
+        <w:spacing w:after="200" w:before="0"/>
+      </w:pPr>
+      <w:r>
+        <w:rPr>
+          <w:b w:val="0"/>
+          <w:i/>
+          <w:color w:val="6E7B77"/>
+          <w:sz w:val="17"/>
+        </w:rPr>
+        <w:t>How the terminal year is built. Profit after tax is already net of book depreciation, so that charge is added back and the CASH cost of keeping the plant intact is charged instead — the book charge escalated over half the 35.8-year life the company’s own notes imply, which is SAR 190mn against a book charge of SAR 134mn. Growth capital is charged only for the 1.96% of REAL growth the forecast claims; inflation alone buys no capacity and is not charged as though it did. What is left, SAR 1,314mn, is 83% of terminal profit.</w:t>
+      </w:r>
+    </w:p>
+    <w:tbl>
+      <w:tblPr>
+        <w:tblW w:type="auto" w:w="0"/>
+        <w:jc w:val="center"/>
+        <w:tblLook w:firstColumn="1" w:firstRow="1" w:lastColumn="0" w:lastRow="0" w:noHBand="0" w:noVBand="1" w:val="04A0"/>
+        <w:tblLayout w:type="fixed"/>
+        <w:tblCellMar>
+          <w:top w:w="40" w:type="dxa"/>
+          <w:left w:w="90" w:type="dxa"/>
+          <w:bottom w:w="40" w:type="dxa"/>
+          <w:right w:w="90" w:type="dxa"/>
+        </w:tblCellMar>
+        <w:tblBorders>
+          <w:top w:val="single" w:sz="4" w:space="0" w:color="C9D4D1"/>
+          <w:left w:val="single" w:sz="4" w:space="0" w:color="C9D4D1"/>
+          <w:bottom w:val="single" w:sz="4" w:space="0" w:color="C9D4D1"/>
+          <w:right w:val="single" w:sz="4" w:space="0" w:color="C9D4D1"/>
+          <w:insideH w:val="single" w:sz="4" w:space="0" w:color="C9D4D1"/>
+          <w:insideV w:val="single" w:sz="4" w:space="0" w:color="C9D4D1"/>
+        </w:tblBorders>
+        <w:tblLayout w:type="fixed"/>
+      </w:tblPr>
+      <w:tblGrid>
+        <w:gridCol w:w="6624"/>
+        <w:gridCol w:w="2016"/>
+      </w:tblGrid>
+      <w:tr>
+        <w:tc>
+          <w:tcPr>
+            <w:tcW w:type="dxa" w:w="6624"/>
+            <w:shd w:val="clear" w:color="auto" w:fill="EAF0EE"/>
+          </w:tcPr>
+          <w:p>
+            <w:pPr>
+              <w:spacing w:after="20"/>
+            </w:pPr>
+            <w:r>
+              <w:rPr>
+                <w:b/>
+                <w:color w:val="1C3A36"/>
+                <w:sz w:val="18"/>
+              </w:rPr>
+              <w:t>Enterprise value to equity (SAR mn)</w:t>
+            </w:r>
+          </w:p>
+        </w:tc>
+        <w:tc>
+          <w:tcPr>
+            <w:tcW w:type="dxa" w:w="2016"/>
+            <w:shd w:val="clear" w:color="auto" w:fill="EAF0EE"/>
+          </w:tcPr>
+          <w:p>
+            <w:pPr>
+              <w:spacing w:after="20"/>
+            </w:pPr>
+            <w:r>
+              <w:rPr>
+                <w:b/>
+                <w:color w:val="1C3A36"/>
+                <w:sz w:val="18"/>
+              </w:rPr>
             </w:r>
           </w:p>
         </w:tc>
@@ -3420,6 +3509,191 @@
         <w:tc>
           <w:tcPr>
             <w:tcW w:type="dxa" w:w="6624"/>
+          </w:tcPr>
+          <w:p>
+            <w:pPr>
+              <w:spacing w:after="20"/>
+            </w:pPr>
+            <w:r>
+              <w:rPr>
+                <w:color w:val="1C3A36"/>
+                <w:sz w:val="18"/>
+              </w:rPr>
+              <w:t>Enterprise value</w:t>
+            </w:r>
+          </w:p>
+        </w:tc>
+        <w:tc>
+          <w:tcPr>
+            <w:tcW w:type="dxa" w:w="2016"/>
+          </w:tcPr>
+          <w:p>
+            <w:pPr>
+              <w:spacing w:after="20"/>
+              <w:jc w:val="right"/>
+            </w:pPr>
+            <w:r>
+              <w:rPr>
+                <w:color w:val="1C3A36"/>
+                <w:sz w:val="18"/>
+              </w:rPr>
+              <w:t>19,038</w:t>
+            </w:r>
+          </w:p>
+        </w:tc>
+      </w:tr>
+      <w:tr>
+        <w:tc>
+          <w:tcPr>
+            <w:tcW w:type="dxa" w:w="6624"/>
+          </w:tcPr>
+          <w:p>
+            <w:pPr>
+              <w:spacing w:after="20"/>
+            </w:pPr>
+            <w:r>
+              <w:rPr>
+                <w:color w:val="1C3A36"/>
+                <w:sz w:val="18"/>
+              </w:rPr>
+              <w:t xml:space="preserve">   of which terminal value (81% of EV)</w:t>
+            </w:r>
+          </w:p>
+        </w:tc>
+        <w:tc>
+          <w:tcPr>
+            <w:tcW w:type="dxa" w:w="2016"/>
+          </w:tcPr>
+          <w:p>
+            <w:pPr>
+              <w:spacing w:after="20"/>
+              <w:jc w:val="right"/>
+            </w:pPr>
+            <w:r>
+              <w:rPr>
+                <w:color w:val="1C3A36"/>
+                <w:sz w:val="18"/>
+              </w:rPr>
+              <w:t>15,490</w:t>
+            </w:r>
+          </w:p>
+        </w:tc>
+      </w:tr>
+      <w:tr>
+        <w:tc>
+          <w:tcPr>
+            <w:tcW w:type="dxa" w:w="6624"/>
+          </w:tcPr>
+          <w:p>
+            <w:pPr>
+              <w:spacing w:after="20"/>
+            </w:pPr>
+            <w:r>
+              <w:rPr>
+                <w:color w:val="1C3A36"/>
+                <w:sz w:val="18"/>
+              </w:rPr>
+              <w:t>Less: net financial debt</w:t>
+            </w:r>
+          </w:p>
+        </w:tc>
+        <w:tc>
+          <w:tcPr>
+            <w:tcW w:type="dxa" w:w="2016"/>
+          </w:tcPr>
+          <w:p>
+            <w:pPr>
+              <w:spacing w:after="20"/>
+              <w:jc w:val="right"/>
+            </w:pPr>
+            <w:r>
+              <w:rPr>
+                <w:color w:val="1C3A36"/>
+                <w:sz w:val="18"/>
+              </w:rPr>
+              <w:t>-385</w:t>
+            </w:r>
+          </w:p>
+        </w:tc>
+      </w:tr>
+      <w:tr>
+        <w:tc>
+          <w:tcPr>
+            <w:tcW w:type="dxa" w:w="6624"/>
+          </w:tcPr>
+          <w:p>
+            <w:pPr>
+              <w:spacing w:after="20"/>
+            </w:pPr>
+            <w:r>
+              <w:rPr>
+                <w:color w:val="1C3A36"/>
+                <w:sz w:val="18"/>
+              </w:rPr>
+              <w:t>Add: associates + non-operating assets</w:t>
+            </w:r>
+          </w:p>
+        </w:tc>
+        <w:tc>
+          <w:tcPr>
+            <w:tcW w:type="dxa" w:w="2016"/>
+          </w:tcPr>
+          <w:p>
+            <w:pPr>
+              <w:spacing w:after="20"/>
+              <w:jc w:val="right"/>
+            </w:pPr>
+            <w:r>
+              <w:rPr>
+                <w:color w:val="1C3A36"/>
+                <w:sz w:val="18"/>
+              </w:rPr>
+              <w:t>52</w:t>
+            </w:r>
+          </w:p>
+        </w:tc>
+      </w:tr>
+      <w:tr>
+        <w:tc>
+          <w:tcPr>
+            <w:tcW w:type="dxa" w:w="6624"/>
+          </w:tcPr>
+          <w:p>
+            <w:pPr>
+              <w:spacing w:after="20"/>
+            </w:pPr>
+            <w:r>
+              <w:rPr>
+                <w:color w:val="1C3A36"/>
+                <w:sz w:val="18"/>
+              </w:rPr>
+              <w:t>Less: non-controlling interests</w:t>
+            </w:r>
+          </w:p>
+        </w:tc>
+        <w:tc>
+          <w:tcPr>
+            <w:tcW w:type="dxa" w:w="2016"/>
+          </w:tcPr>
+          <w:p>
+            <w:pPr>
+              <w:spacing w:after="20"/>
+              <w:jc w:val="right"/>
+            </w:pPr>
+            <w:r>
+              <w:rPr>
+                <w:color w:val="1C3A36"/>
+                <w:sz w:val="18"/>
+              </w:rPr>
+              <w:t>-63</w:t>
+            </w:r>
+          </w:p>
+        </w:tc>
+      </w:tr>
+      <w:tr>
+        <w:tc>
+          <w:tcPr>
+            <w:tcW w:type="dxa" w:w="6624"/>
             <w:shd w:val="clear" w:color="auto" w:fill="F6F1E6"/>
           </w:tcPr>
           <w:p>
@@ -3432,7 +3706,7 @@
                 <w:color w:val="1C3A36"/>
                 <w:sz w:val="18"/>
               </w:rPr>
-              <w:t>Rolled to the 18-Aug-2026 anchor, net of dividend (SAR)</w:t>
+              <w:t>Equity value attributable</w:t>
             </w:r>
           </w:p>
         </w:tc>
@@ -3452,7 +3726,85 @@
                 <w:color w:val="1C3A36"/>
                 <w:sz w:val="18"/>
               </w:rPr>
-              <w:t>127.91</w:t>
+              <w:t>18,642</w:t>
+            </w:r>
+          </w:p>
+        </w:tc>
+      </w:tr>
+      <w:tr>
+        <w:tc>
+          <w:tcPr>
+            <w:tcW w:type="dxa" w:w="6624"/>
+          </w:tcPr>
+          <w:p>
+            <w:pPr>
+              <w:spacing w:after="20"/>
+            </w:pPr>
+            <w:r>
+              <w:rPr>
+                <w:color w:val="1C3A36"/>
+                <w:sz w:val="18"/>
+              </w:rPr>
+              <w:t>Value per share at 31-Dec-2025 (SAR)</w:t>
+            </w:r>
+          </w:p>
+        </w:tc>
+        <w:tc>
+          <w:tcPr>
+            <w:tcW w:type="dxa" w:w="2016"/>
+          </w:tcPr>
+          <w:p>
+            <w:pPr>
+              <w:spacing w:after="20"/>
+              <w:jc w:val="right"/>
+            </w:pPr>
+            <w:r>
+              <w:rPr>
+                <w:color w:val="1C3A36"/>
+                <w:sz w:val="18"/>
+              </w:rPr>
+              <w:t>124.52</w:t>
+            </w:r>
+          </w:p>
+        </w:tc>
+      </w:tr>
+      <w:tr>
+        <w:tc>
+          <w:tcPr>
+            <w:tcW w:type="dxa" w:w="6624"/>
+            <w:shd w:val="clear" w:color="auto" w:fill="F6F1E6"/>
+          </w:tcPr>
+          <w:p>
+            <w:pPr>
+              <w:spacing w:after="20"/>
+            </w:pPr>
+            <w:r>
+              <w:rPr>
+                <w:b/>
+                <w:color w:val="1C3A36"/>
+                <w:sz w:val="18"/>
+              </w:rPr>
+              <w:t>Rolled to the 18-Aug-2026 anchor, net of dividend (SAR)</w:t>
+            </w:r>
+          </w:p>
+        </w:tc>
+        <w:tc>
+          <w:tcPr>
+            <w:tcW w:type="dxa" w:w="2016"/>
+            <w:shd w:val="clear" w:color="auto" w:fill="F6F1E6"/>
+          </w:tcPr>
+          <w:p>
+            <w:pPr>
+              <w:spacing w:after="20"/>
+              <w:jc w:val="right"/>
+            </w:pPr>
+            <w:r>
+              <w:rPr>
+                <w:b/>
+                <w:color w:val="1C3A36"/>
+                <w:sz w:val="18"/>
+              </w:rPr>
+              <w:t>130.42</w:t>
             </w:r>
           </w:p>
         </w:tc>
@@ -3586,7 +3938,7 @@
           <w:color w:val="1C3A36"/>
           <w:sz w:val="21"/>
         </w:rPr>
-        <w:t>The four lenses span SAR 86 to SAR 128. We weight the discounted cash flow most (45%) because the company’s cash flows are directly modelled from a disclosed cost structure; the relative and earnings-power lenses each 20%; and book value least (15%), because book understates a business earning a return on equity near 37%. The central is SAR 128.</w:t>
+        <w:t>The four lenses span SAR 86 to SAR 130. We weight the discounted cash flow most (45%) because the company’s cash flows are directly modelled from a disclosed cost structure; the relative and earnings-power lenses each 20%; and book value least (15%), because book understates a business earning a return on equity near 37%. The central is SAR 130.</w:t>
       </w:r>
     </w:p>
     <w:p>
@@ -4991,7 +5343,7 @@
           <w:color w:val="1C3A36"/>
           <w:sz w:val="21"/>
         </w:rPr>
-        <w:t>The lenses disagree by design, and the disagreement is informative. The intrinsic discounted-cash-flow value (SAR 128) is the highest: it rewards a high return on capital, durable mid-single-digit growth and a low Saudi cost of capital, and it is terminal-heavy (81% of value beyond year five). The relative lens (SAR 86) is the most cautious: it holds the company to a mid-range exit multiple below where it trades today. Earnings power (SAR 102) and book value (SAR 95) sit between. Read together, the market price sits below the cash-flow lens and above the earnings-power, book and exit-multiple lenses; the reading depends entirely on how much weight one puts on the intrinsic economics versus the exit multiple. The central of SAR 128 is 22% above the market price.</w:t>
+        <w:t>The lenses disagree by design, and the disagreement is informative. The intrinsic discounted-cash-flow value (SAR 130) is the highest: it rewards a high return on capital, durable mid-single-digit growth and a low Saudi cost of capital, and it is terminal-heavy (81% of value beyond year five). The relative lens (SAR 86) is the most cautious: it holds the company to a mid-range exit multiple below where it trades today. Earnings power (SAR 102) and book value (SAR 95) sit between. Read together, the market price sits below the cash-flow lens and above the earnings-power, book and exit-multiple lenses; the reading depends entirely on how much weight one puts on the intrinsic economics versus the exit multiple. The central of SAR 130 is 24% above the market price.</w:t>
       </w:r>
     </w:p>
     <w:p>
@@ -5138,7 +5490,7 @@
           <w:color w:val="1C3A36"/>
           <w:sz w:val="21"/>
         </w:rPr>
-        <w:t>The fundamental range and the price cone answer different questions. The fundamental central (SAR 128) is where the business is worth on its cash flows; the price cone (a three-month 5–95% range of about SAR 77 to SAR 144) is where the price could travel on volatility alone. When the fundamental estimate sits above the price, as here, the gap is the potential the intrinsic lens sees; the cone is a reminder that the path is wide and the outcome uncertain over any short horizon.</w:t>
+        <w:t>The fundamental range and the price cone answer different questions. The fundamental central (SAR 130) is where the business is worth on its cash flows; the price cone (a three-month 5–95% range of about SAR 77 to SAR 144) is where the price could travel on volatility alone. When the fundamental estimate sits above the price, as here, the gap is the potential the intrinsic lens sees; the cone is a reminder that the path is wide and the outcome uncertain over any short horizon.</w:t>
       </w:r>
     </w:p>
     <w:p>
@@ -5173,7 +5525,7 @@
           <w:color w:val="1C3A36"/>
           <w:sz w:val="21"/>
         </w:rPr>
-        <w:t xml:space="preserve"> if the sustained gross margin settles below 14.5% — a competitive or metal-driven squeeze on the conversion spread — the cash-flow lens falls toward SAR 116.</w:t>
+        <w:t xml:space="preserve"> if the sustained gross margin settles below 14.5% — a competitive or metal-driven squeeze on the conversion spread — the cash-flow lens falls toward SAR 118.</w:t>
       </w:r>
     </w:p>
     <w:p>
@@ -9396,7 +9748,7 @@
           <w:color w:val="1C3A36"/>
           <w:sz w:val="21"/>
         </w:rPr>
-        <w:t xml:space="preserve"> Expert 3’s durability of returns is challenged — conceded that the low-30s% return on capital will fade, which is why the terminal return on capital is struck near 25% and terminal growth at 4%.</w:t>
+        <w:t xml:space="preserve"> Expert 3’s durability of returns is challenged — conceded that the low-30s% return on capital will fade. The terminal no longer rests on that return at all: it charges what keeping the plant intact actually costs, on the life the company’s own notes imply, and charges capital for real growth only.</w:t>
       </w:r>
     </w:p>
     <w:p>

--- a/engine/riyadhcable_study/RIYADHCABLE_Valuation_Study_18-08-2026_public.docx
+++ b/engine/riyadhcable_study/RIYADHCABLE_Valuation_Study_18-08-2026_public.docx
@@ -95,7 +95,7 @@
           <w:color w:val="896F36"/>
           <w:sz w:val="26"/>
         </w:rPr>
-        <w:t>SAR 130 per share</w:t>
+        <w:t>SAR 129 per share</w:t>
       </w:r>
       <w:r>
         <w:rPr>
@@ -104,7 +104,7 @@
           <w:color w:val="1C3A36"/>
           <w:sz w:val="22"/>
         </w:rPr>
-        <w:t xml:space="preserve">   ·   full span SAR 82–202   ·   spot SAR 104.80 (24% to the central)</w:t>
+        <w:t xml:space="preserve">   ·   full span SAR 81–200   ·   spot SAR 104.80 (23% to the central)</w:t>
       </w:r>
     </w:p>
     <w:tbl>
@@ -172,7 +172,7 @@
                 <w:color w:val="1C3A36"/>
                 <w:sz w:val="19"/>
               </w:rPr>
-              <w:t>The four valuation lenses below place fair value between about SAR 86 and SAR 130 per share; weighting them gives a central of SAR 130, about 24% above the SAR 104.80 market price. The lenses disagree, and that disagreement is the point: the intrinsic cash-flow lens sees clear value, the exit-multiple lens is more cautious.</w:t>
+              <w:t>The four valuation lenses below place fair value between about SAR 86 and SAR 129 per share; weighting them gives a central of SAR 129, about 23% above the SAR 104.80 market price. The lenses disagree, and that disagreement is the point: the intrinsic cash-flow lens sees clear value, the exit-multiple lens is more cautious.</w:t>
             </w:r>
           </w:p>
           <w:p>
@@ -242,7 +242,7 @@
           <w:color w:val="1C3A36"/>
           <w:sz w:val="21"/>
         </w:rPr>
-        <w:t>Our central fair-value estimate is SAR 130 per share, about 24% above the SAR 104.80 price. The intrinsic discounted-cash-flow lens is the most positive at SAR 130; a cautious exit-multiple reading is the least, at SAR 86; the earnings-power and book-value lenses sit in between at SAR 102 and SAR 95. The single most important assumption is the sustained gross margin: at the recent half-year’s 15.3% the cash-flow lens is worth SAR 130; if the 2025 full-year 16.0% holds it is worth SAR 142; if it compresses to 14.5% it is worth SAR 118.</w:t>
+        <w:t>Our central fair-value estimate is SAR 129 per share, about 23% above the SAR 104.80 price. The intrinsic discounted-cash-flow lens is the most positive at SAR 129; a cautious exit-multiple reading is the least, at SAR 86; the earnings-power and book-value lenses sit in between at SAR 102 and SAR 95. The single most important assumption is the sustained gross margin: at the recent half-year’s 15.3% the cash-flow lens is worth SAR 129; if the 2025 full-year 16.0% holds it is worth SAR 141; if it compresses to 14.5% it is worth SAR 117.</w:t>
       </w:r>
     </w:p>
     <w:p>
@@ -491,7 +491,7 @@
                 <w:color w:val="1C3A36"/>
                 <w:sz w:val="18"/>
               </w:rPr>
-              <w:t>82</w:t>
+              <w:t>81</w:t>
             </w:r>
           </w:p>
         </w:tc>
@@ -509,7 +509,7 @@
                 <w:color w:val="1C3A36"/>
                 <w:sz w:val="18"/>
               </w:rPr>
-              <w:t>130</w:t>
+              <w:t>129</w:t>
             </w:r>
           </w:p>
         </w:tc>
@@ -527,7 +527,7 @@
                 <w:color w:val="1C3A36"/>
                 <w:sz w:val="18"/>
               </w:rPr>
-              <w:t>202</w:t>
+              <w:t>200</w:t>
             </w:r>
           </w:p>
         </w:tc>
@@ -563,7 +563,7 @@
                 <w:color w:val="1C3A36"/>
                 <w:sz w:val="18"/>
               </w:rPr>
-              <w:t>24%</w:t>
+              <w:t>23%</w:t>
             </w:r>
           </w:p>
         </w:tc>
@@ -931,7 +931,7 @@
                 <w:color w:val="1C3A36"/>
                 <w:sz w:val="18"/>
               </w:rPr>
-              <w:t>82</w:t>
+              <w:t>81</w:t>
             </w:r>
           </w:p>
         </w:tc>
@@ -951,7 +951,7 @@
                 <w:color w:val="1C3A36"/>
                 <w:sz w:val="18"/>
               </w:rPr>
-              <w:t>130</w:t>
+              <w:t>129</w:t>
             </w:r>
           </w:p>
         </w:tc>
@@ -971,7 +971,7 @@
                 <w:color w:val="1C3A36"/>
                 <w:sz w:val="18"/>
               </w:rPr>
-              <w:t>202</w:t>
+              <w:t>200</w:t>
             </w:r>
           </w:p>
         </w:tc>
@@ -1011,7 +1011,7 @@
                 <w:color w:val="1C3A36"/>
                 <w:sz w:val="18"/>
               </w:rPr>
-              <w:t>24%</w:t>
+              <w:t>23%</w:t>
             </w:r>
           </w:p>
         </w:tc>
@@ -1437,7 +1437,7 @@
                 <w:color w:val="1C3A36"/>
                 <w:sz w:val="19"/>
               </w:rPr>
-              <w:t>The sustained gross margin drives the cash-flow lens more than any other input. Anchored on the reviewed H1-2026 actual of 15.3%: SAR 130/share. On the 2025 full-year 16.0%: SAR 142. On a further compression to 14.5%: SAR 118. We publish the three side by side and do not average them into one number.</w:t>
+              <w:t>The sustained gross margin drives the cash-flow lens more than any other input. Anchored on the reviewed H1-2026 actual of 15.3%: SAR 129/share. On the 2025 full-year 16.0%: SAR 141. On a further compression to 14.5%: SAR 117. We publish the three side by side and do not average them into one number.</w:t>
             </w:r>
           </w:p>
         </w:tc>
@@ -3058,7 +3058,7 @@
           <w:color w:val="1C3A36"/>
           <w:sz w:val="19"/>
         </w:rPr>
-        <w:t>15,490mn</w:t>
+        <w:t>15,301mn</w:t>
       </w:r>
       <w:r>
         <w:rPr>
@@ -3076,7 +3076,7 @@
           <w:color w:val="896F36"/>
           <w:sz w:val="19"/>
         </w:rPr>
-        <w:t>19,038mn</w:t>
+        <w:t>18,849mn</w:t>
       </w:r>
       <w:r>
         <w:rPr>
@@ -3259,7 +3259,7 @@
                 <w:color w:val="1C3A36"/>
                 <w:sz w:val="18"/>
               </w:rPr>
-              <w:t>-190</w:t>
+              <w:t>-206</w:t>
             </w:r>
           </w:p>
         </w:tc>
@@ -3374,7 +3374,7 @@
                 <w:color w:val="1C3A36"/>
                 <w:sz w:val="18"/>
               </w:rPr>
-              <w:t>1,314</w:t>
+              <w:t>1,298</w:t>
             </w:r>
           </w:p>
         </w:tc>
@@ -3415,7 +3415,7 @@
                 <w:color w:val="1C3A36"/>
                 <w:sz w:val="18"/>
               </w:rPr>
-              <w:t>24,919</w:t>
+              <w:t>24,616</w:t>
             </w:r>
           </w:p>
         </w:tc>
@@ -3437,7 +3437,7 @@
           <w:color w:val="6E7B77"/>
           <w:sz w:val="17"/>
         </w:rPr>
-        <w:t>How the terminal year is built. Profit after tax is already net of book depreciation, so that charge is added back and the CASH cost of keeping the plant intact is charged instead — the book charge escalated over half the 35.8-year life the company’s own notes imply, which is SAR 190mn against a book charge of SAR 134mn. Growth capital is charged only for the 1.96% of REAL growth the forecast claims; inflation alone buys no capacity and is not charged as though it did. What is left, SAR 1,314mn, is 83% of terminal profit.</w:t>
+        <w:t>How the terminal year is built. Profit after tax is already net of book depreciation, so that charge is added back and the CASH cost of keeping the plant intact is charged instead — the book charge escalated over half the 35.8-year life the company’s own notes imply, which is SAR 206mn against a book charge of SAR 134mn. Growth capital is charged only for the 1.96% of REAL growth the forecast claims; inflation alone buys no capacity and is not charged as though it did. What is left, SAR 1,298mn, is 82% of terminal profit.</w:t>
       </w:r>
     </w:p>
     <w:tbl>
@@ -3537,7 +3537,7 @@
                 <w:color w:val="1C3A36"/>
                 <w:sz w:val="18"/>
               </w:rPr>
-              <w:t>19,038</w:t>
+              <w:t>18,849</w:t>
             </w:r>
           </w:p>
         </w:tc>
@@ -3574,7 +3574,7 @@
                 <w:color w:val="1C3A36"/>
                 <w:sz w:val="18"/>
               </w:rPr>
-              <w:t>15,490</w:t>
+              <w:t>15,301</w:t>
             </w:r>
           </w:p>
         </w:tc>
@@ -3726,7 +3726,7 @@
                 <w:color w:val="1C3A36"/>
                 <w:sz w:val="18"/>
               </w:rPr>
-              <w:t>18,642</w:t>
+              <w:t>18,454</w:t>
             </w:r>
           </w:p>
         </w:tc>
@@ -3763,7 +3763,7 @@
                 <w:color w:val="1C3A36"/>
                 <w:sz w:val="18"/>
               </w:rPr>
-              <w:t>124.52</w:t>
+              <w:t>123.26</w:t>
             </w:r>
           </w:p>
         </w:tc>
@@ -3804,7 +3804,7 @@
                 <w:color w:val="1C3A36"/>
                 <w:sz w:val="18"/>
               </w:rPr>
-              <w:t>130.42</w:t>
+              <w:t>129.08</w:t>
             </w:r>
           </w:p>
         </w:tc>
@@ -3938,7 +3938,7 @@
           <w:color w:val="1C3A36"/>
           <w:sz w:val="21"/>
         </w:rPr>
-        <w:t>The four lenses span SAR 86 to SAR 130. We weight the discounted cash flow most (45%) because the company’s cash flows are directly modelled from a disclosed cost structure; the relative and earnings-power lenses each 20%; and book value least (15%), because book understates a business earning a return on equity near 37%. The central is SAR 130.</w:t>
+        <w:t>The four lenses span SAR 86 to SAR 129. We weight the discounted cash flow most (45%) because the company’s cash flows are directly modelled from a disclosed cost structure; the relative and earnings-power lenses each 20%; and book value least (15%), because book understates a business earning a return on equity near 37%. The central is SAR 129.</w:t>
       </w:r>
     </w:p>
     <w:p>
@@ -5343,7 +5343,7 @@
           <w:color w:val="1C3A36"/>
           <w:sz w:val="21"/>
         </w:rPr>
-        <w:t>The lenses disagree by design, and the disagreement is informative. The intrinsic discounted-cash-flow value (SAR 130) is the highest: it rewards a high return on capital, durable mid-single-digit growth and a low Saudi cost of capital, and it is terminal-heavy (81% of value beyond year five). The relative lens (SAR 86) is the most cautious: it holds the company to a mid-range exit multiple below where it trades today. Earnings power (SAR 102) and book value (SAR 95) sit between. Read together, the market price sits below the cash-flow lens and above the earnings-power, book and exit-multiple lenses; the reading depends entirely on how much weight one puts on the intrinsic economics versus the exit multiple. The central of SAR 130 is 24% above the market price.</w:t>
+        <w:t>The lenses disagree by design, and the disagreement is informative. The intrinsic discounted-cash-flow value (SAR 129) is the highest: it rewards a high return on capital, durable mid-single-digit growth and a low Saudi cost of capital, and it is terminal-heavy (81% of value beyond year five). The relative lens (SAR 86) is the most cautious: it holds the company to a mid-range exit multiple below where it trades today. Earnings power (SAR 102) and book value (SAR 95) sit between. Read together, the market price sits below the cash-flow lens and above the earnings-power, book and exit-multiple lenses; the reading depends entirely on how much weight one puts on the intrinsic economics versus the exit multiple. The central of SAR 129 is 23% above the market price.</w:t>
       </w:r>
     </w:p>
     <w:p>
@@ -5490,7 +5490,7 @@
           <w:color w:val="1C3A36"/>
           <w:sz w:val="21"/>
         </w:rPr>
-        <w:t>The fundamental range and the price cone answer different questions. The fundamental central (SAR 130) is where the business is worth on its cash flows; the price cone (a three-month 5–95% range of about SAR 77 to SAR 144) is where the price could travel on volatility alone. When the fundamental estimate sits above the price, as here, the gap is the potential the intrinsic lens sees; the cone is a reminder that the path is wide and the outcome uncertain over any short horizon.</w:t>
+        <w:t>The fundamental range and the price cone answer different questions. The fundamental central (SAR 129) is where the business is worth on its cash flows; the price cone (a three-month 5–95% range of about SAR 77 to SAR 144) is where the price could travel on volatility alone. When the fundamental estimate sits above the price, as here, the gap is the potential the intrinsic lens sees; the cone is a reminder that the path is wide and the outcome uncertain over any short horizon.</w:t>
       </w:r>
     </w:p>
     <w:p>
@@ -5525,7 +5525,7 @@
           <w:color w:val="1C3A36"/>
           <w:sz w:val="21"/>
         </w:rPr>
-        <w:t xml:space="preserve"> if the sustained gross margin settles below 14.5% — a competitive or metal-driven squeeze on the conversion spread — the cash-flow lens falls toward SAR 118.</w:t>
+        <w:t xml:space="preserve"> if the sustained gross margin settles below 14.5% — a competitive or metal-driven squeeze on the conversion spread — the cash-flow lens falls toward SAR 117.</w:t>
       </w:r>
     </w:p>
     <w:p>

--- a/engine/riyadhcable_study/RIYADHCABLE_Valuation_Study_18-08-2026_public.docx
+++ b/engine/riyadhcable_study/RIYADHCABLE_Valuation_Study_18-08-2026_public.docx
@@ -95,7 +95,7 @@
           <w:color w:val="896F36"/>
           <w:sz w:val="26"/>
         </w:rPr>
-        <w:t>SAR 129 per share</w:t>
+        <w:t>SAR 125 per share</w:t>
       </w:r>
       <w:r>
         <w:rPr>
@@ -104,7 +104,7 @@
           <w:color w:val="1C3A36"/>
           <w:sz w:val="22"/>
         </w:rPr>
-        <w:t xml:space="preserve">   ·   full span SAR 81–200   ·   spot SAR 104.80 (23% to the central)</w:t>
+        <w:t xml:space="preserve">   ·   full span SAR 79–193   ·   spot SAR 104.80 (19% to the central)</w:t>
       </w:r>
     </w:p>
     <w:tbl>
@@ -172,7 +172,7 @@
                 <w:color w:val="1C3A36"/>
                 <w:sz w:val="19"/>
               </w:rPr>
-              <w:t>The four valuation lenses below place fair value between about SAR 86 and SAR 129 per share; weighting them gives a central of SAR 129, about 23% above the SAR 104.80 market price. The lenses disagree, and that disagreement is the point: the intrinsic cash-flow lens sees clear value, the exit-multiple lens is more cautious.</w:t>
+              <w:t>The four valuation lenses below place fair value between about SAR 86 and SAR 125 per share; weighting them gives a central of SAR 125, about 19% above the SAR 104.80 market price. The lenses disagree, and that disagreement is the point: the intrinsic cash-flow lens sees clear value, the exit-multiple lens is more cautious.</w:t>
             </w:r>
           </w:p>
           <w:p>
@@ -242,7 +242,7 @@
           <w:color w:val="1C3A36"/>
           <w:sz w:val="21"/>
         </w:rPr>
-        <w:t>Our central fair-value estimate is SAR 129 per share, about 23% above the SAR 104.80 price. The intrinsic discounted-cash-flow lens is the most positive at SAR 129; a cautious exit-multiple reading is the least, at SAR 86; the earnings-power and book-value lenses sit in between at SAR 102 and SAR 95. The single most important assumption is the sustained gross margin: at the recent half-year’s 15.3% the cash-flow lens is worth SAR 129; if the 2025 full-year 16.0% holds it is worth SAR 141; if it compresses to 14.5% it is worth SAR 117.</w:t>
+        <w:t>Our central fair-value estimate is SAR 125 per share, about 19% above the SAR 104.80 price. The intrinsic discounted-cash-flow lens is the most positive at SAR 125; a cautious exit-multiple reading is the least, at SAR 86; the earnings-power and book-value lenses sit in between at SAR 102 and SAR 95. The single most important assumption is the sustained gross margin: at the recent half-year’s 15.3% the cash-flow lens is worth SAR 125; if the 2025 full-year 16.0% holds it is worth SAR 137; if it compresses to 14.5% it is worth SAR 113.</w:t>
       </w:r>
     </w:p>
     <w:p>
@@ -491,7 +491,7 @@
                 <w:color w:val="1C3A36"/>
                 <w:sz w:val="18"/>
               </w:rPr>
-              <w:t>81</w:t>
+              <w:t>79</w:t>
             </w:r>
           </w:p>
         </w:tc>
@@ -509,7 +509,7 @@
                 <w:color w:val="1C3A36"/>
                 <w:sz w:val="18"/>
               </w:rPr>
-              <w:t>129</w:t>
+              <w:t>125</w:t>
             </w:r>
           </w:p>
         </w:tc>
@@ -527,7 +527,7 @@
                 <w:color w:val="1C3A36"/>
                 <w:sz w:val="18"/>
               </w:rPr>
-              <w:t>200</w:t>
+              <w:t>193</w:t>
             </w:r>
           </w:p>
         </w:tc>
@@ -563,7 +563,7 @@
                 <w:color w:val="1C3A36"/>
                 <w:sz w:val="18"/>
               </w:rPr>
-              <w:t>23%</w:t>
+              <w:t>19%</w:t>
             </w:r>
           </w:p>
         </w:tc>
@@ -931,7 +931,7 @@
                 <w:color w:val="1C3A36"/>
                 <w:sz w:val="18"/>
               </w:rPr>
-              <w:t>81</w:t>
+              <w:t>79</w:t>
             </w:r>
           </w:p>
         </w:tc>
@@ -951,7 +951,7 @@
                 <w:color w:val="1C3A36"/>
                 <w:sz w:val="18"/>
               </w:rPr>
-              <w:t>129</w:t>
+              <w:t>125</w:t>
             </w:r>
           </w:p>
         </w:tc>
@@ -971,7 +971,7 @@
                 <w:color w:val="1C3A36"/>
                 <w:sz w:val="18"/>
               </w:rPr>
-              <w:t>200</w:t>
+              <w:t>193</w:t>
             </w:r>
           </w:p>
         </w:tc>
@@ -1011,7 +1011,7 @@
                 <w:color w:val="1C3A36"/>
                 <w:sz w:val="18"/>
               </w:rPr>
-              <w:t>23%</w:t>
+              <w:t>19%</w:t>
             </w:r>
           </w:p>
         </w:tc>
@@ -1065,7 +1065,7 @@
                 <w:color w:val="1C3A36"/>
                 <w:sz w:val="18"/>
               </w:rPr>
-              <w:t>110</w:t>
+              <w:t>108</w:t>
             </w:r>
           </w:p>
         </w:tc>
@@ -1118,7 +1118,7 @@
                 <w:color w:val="1C3A36"/>
                 <w:sz w:val="18"/>
               </w:rPr>
-              <w:t>5%</w:t>
+              <w:t>3%</w:t>
             </w:r>
           </w:p>
         </w:tc>
@@ -1437,7 +1437,7 @@
                 <w:color w:val="1C3A36"/>
                 <w:sz w:val="19"/>
               </w:rPr>
-              <w:t>The sustained gross margin drives the cash-flow lens more than any other input. Anchored on the reviewed H1-2026 actual of 15.3%: SAR 129/share. On the 2025 full-year 16.0%: SAR 141. On a further compression to 14.5%: SAR 117. We publish the three side by side and do not average them into one number.</w:t>
+              <w:t>The sustained gross margin drives the cash-flow lens more than any other input. Anchored on the reviewed H1-2026 actual of 15.3%: SAR 125/share. On the 2025 full-year 16.0%: SAR 137. On a further compression to 14.5%: SAR 113. We publish the three side by side and do not average them into one number.</w:t>
             </w:r>
           </w:p>
         </w:tc>
@@ -3058,7 +3058,7 @@
           <w:color w:val="1C3A36"/>
           <w:sz w:val="19"/>
         </w:rPr>
-        <w:t>15,301mn</w:t>
+        <w:t>14,713mn</w:t>
       </w:r>
       <w:r>
         <w:rPr>
@@ -3076,7 +3076,7 @@
           <w:color w:val="896F36"/>
           <w:sz w:val="19"/>
         </w:rPr>
-        <w:t>18,849mn</w:t>
+        <w:t>18,261mn</w:t>
       </w:r>
       <w:r>
         <w:rPr>
@@ -3130,7 +3130,7 @@
                 <w:color w:val="1C3A36"/>
                 <w:sz w:val="18"/>
               </w:rPr>
-              <w:t>Building the terminal year (SAR mn)</w:t>
+              <w:t>Building the terminal (SAR mn, FY2030)</w:t>
             </w:r>
           </w:p>
         </w:tc>
@@ -3167,7 +3167,7 @@
                 <w:color w:val="1C3A36"/>
                 <w:sz w:val="18"/>
               </w:rPr>
-              <w:t>Terminal-year operating profit after tax</w:t>
+              <w:t>Operating profit after tax</w:t>
             </w:r>
           </w:p>
         </w:tc>
@@ -3185,7 +3185,7 @@
                 <w:color w:val="1C3A36"/>
                 <w:sz w:val="18"/>
               </w:rPr>
-              <w:t>1,587</w:t>
+              <w:t>1,526</w:t>
             </w:r>
           </w:p>
         </w:tc>
@@ -3222,7 +3222,7 @@
                 <w:color w:val="1C3A36"/>
                 <w:sz w:val="18"/>
               </w:rPr>
-              <w:t>134</w:t>
+              <w:t>128</w:t>
             </w:r>
           </w:p>
         </w:tc>
@@ -3259,7 +3259,7 @@
                 <w:color w:val="1C3A36"/>
                 <w:sz w:val="18"/>
               </w:rPr>
-              <w:t>-206</w:t>
+              <w:t>-198</w:t>
             </w:r>
           </w:p>
         </w:tc>
@@ -3296,7 +3296,7 @@
                 <w:color w:val="1C3A36"/>
                 <w:sz w:val="18"/>
               </w:rPr>
-              <w:t>-128</w:t>
+              <w:t>-123</w:t>
             </w:r>
           </w:p>
         </w:tc>
@@ -3333,7 +3333,7 @@
                 <w:color w:val="1C3A36"/>
                 <w:sz w:val="18"/>
               </w:rPr>
-              <w:t>-88</w:t>
+              <w:t>-85</w:t>
             </w:r>
           </w:p>
         </w:tc>
@@ -3374,7 +3374,7 @@
                 <w:color w:val="1C3A36"/>
                 <w:sz w:val="18"/>
               </w:rPr>
-              <w:t>1,298</w:t>
+              <w:t>1,248</w:t>
             </w:r>
           </w:p>
         </w:tc>
@@ -3395,7 +3395,7 @@
                 <w:color w:val="1C3A36"/>
                 <w:sz w:val="18"/>
               </w:rPr>
-              <w:t>Capitalised at the terminal cost of capital less growth</w:t>
+              <w:t>Grown one year and capitalised at the cost of capital less growth</w:t>
             </w:r>
           </w:p>
         </w:tc>
@@ -3415,7 +3415,7 @@
                 <w:color w:val="1C3A36"/>
                 <w:sz w:val="18"/>
               </w:rPr>
-              <w:t>24,616</w:t>
+              <w:t>23,669</w:t>
             </w:r>
           </w:p>
         </w:tc>
@@ -3437,7 +3437,7 @@
           <w:color w:val="6E7B77"/>
           <w:sz w:val="17"/>
         </w:rPr>
-        <w:t>How the terminal year is built. Profit after tax is already net of book depreciation, so that charge is added back and the CASH cost of keeping the plant intact is charged instead — the book charge escalated over half the 35.8-year life the company’s own notes imply, which is SAR 206mn against a book charge of SAR 134mn. Growth capital is charged only for the 1.96% of REAL growth the forecast claims; inflation alone buys no capacity and is not charged as though it did. What is left, SAR 1,298mn, is 82% of terminal profit.</w:t>
+        <w:t>How the terminal is built, on the LAST EXPLICIT YEAR — the perpetuity grows this flow once, so the figures here are FY2030’s and not the first perpetuity year’s. Profit after tax is already net of book depreciation, so that charge is added back and the CASH cost of keeping the plant intact is charged instead — the book charge escalated over half the 35.8-year life the company’s own notes imply, which is SAR 198mn against a book charge of SAR 128mn. Growth capital is charged only for the 1.96% of REAL growth the forecast claims; inflation alone buys no capacity and is not charged as though it did. What is left, SAR 1,248mn, is 82% of that year’s profit.</w:t>
       </w:r>
     </w:p>
     <w:tbl>
@@ -3537,7 +3537,7 @@
                 <w:color w:val="1C3A36"/>
                 <w:sz w:val="18"/>
               </w:rPr>
-              <w:t>18,849</w:t>
+              <w:t>18,261</w:t>
             </w:r>
           </w:p>
         </w:tc>
@@ -3574,7 +3574,7 @@
                 <w:color w:val="1C3A36"/>
                 <w:sz w:val="18"/>
               </w:rPr>
-              <w:t>15,301</w:t>
+              <w:t>14,713</w:t>
             </w:r>
           </w:p>
         </w:tc>
@@ -3726,7 +3726,7 @@
                 <w:color w:val="1C3A36"/>
                 <w:sz w:val="18"/>
               </w:rPr>
-              <w:t>18,454</w:t>
+              <w:t>17,865</w:t>
             </w:r>
           </w:p>
         </w:tc>
@@ -3763,7 +3763,7 @@
                 <w:color w:val="1C3A36"/>
                 <w:sz w:val="18"/>
               </w:rPr>
-              <w:t>123.26</w:t>
+              <w:t>119.33</w:t>
             </w:r>
           </w:p>
         </w:tc>
@@ -3804,7 +3804,7 @@
                 <w:color w:val="1C3A36"/>
                 <w:sz w:val="18"/>
               </w:rPr>
-              <w:t>129.08</w:t>
+              <w:t>124.89</w:t>
             </w:r>
           </w:p>
         </w:tc>
@@ -3938,7 +3938,7 @@
           <w:color w:val="1C3A36"/>
           <w:sz w:val="21"/>
         </w:rPr>
-        <w:t>The four lenses span SAR 86 to SAR 129. We weight the discounted cash flow most (45%) because the company’s cash flows are directly modelled from a disclosed cost structure; the relative and earnings-power lenses each 20%; and book value least (15%), because book understates a business earning a return on equity near 37%. The central is SAR 129.</w:t>
+        <w:t>The four lenses span SAR 86 to SAR 125. We weight the discounted cash flow most (45%) because the company’s cash flows are directly modelled from a disclosed cost structure; the relative and earnings-power lenses each 20%; and book value least (15%), because book understates a business earning a return on equity near 37%. The central is SAR 125.</w:t>
       </w:r>
     </w:p>
     <w:p>
@@ -5343,7 +5343,7 @@
           <w:color w:val="1C3A36"/>
           <w:sz w:val="21"/>
         </w:rPr>
-        <w:t>The lenses disagree by design, and the disagreement is informative. The intrinsic discounted-cash-flow value (SAR 129) is the highest: it rewards a high return on capital, durable mid-single-digit growth and a low Saudi cost of capital, and it is terminal-heavy (81% of value beyond year five). The relative lens (SAR 86) is the most cautious: it holds the company to a mid-range exit multiple below where it trades today. Earnings power (SAR 102) and book value (SAR 95) sit between. Read together, the market price sits below the cash-flow lens and above the earnings-power, book and exit-multiple lenses; the reading depends entirely on how much weight one puts on the intrinsic economics versus the exit multiple. The central of SAR 129 is 23% above the market price.</w:t>
+        <w:t>The lenses disagree by design, and the disagreement is informative. The intrinsic discounted-cash-flow value (SAR 125) is the highest: it rewards a high return on capital, durable mid-single-digit growth and a low Saudi cost of capital, and it is terminal-heavy (81% of value beyond year five). The relative lens (SAR 86) is the most cautious: it holds the company to a mid-range exit multiple below where it trades today. Earnings power (SAR 102) and book value (SAR 95) sit between. Read together, the market price sits below the cash-flow lens and above the earnings-power, book and exit-multiple lenses; the reading depends entirely on how much weight one puts on the intrinsic economics versus the exit multiple. The central of SAR 125 is 19% above the market price.</w:t>
       </w:r>
     </w:p>
     <w:p>
@@ -5490,7 +5490,7 @@
           <w:color w:val="1C3A36"/>
           <w:sz w:val="21"/>
         </w:rPr>
-        <w:t>The fundamental range and the price cone answer different questions. The fundamental central (SAR 129) is where the business is worth on its cash flows; the price cone (a three-month 5–95% range of about SAR 77 to SAR 144) is where the price could travel on volatility alone. When the fundamental estimate sits above the price, as here, the gap is the potential the intrinsic lens sees; the cone is a reminder that the path is wide and the outcome uncertain over any short horizon.</w:t>
+        <w:t>The fundamental range and the price cone answer different questions. The fundamental central (SAR 125) is where the business is worth on its cash flows; the price cone (a three-month 5–95% range of about SAR 77 to SAR 144) is where the price could travel on volatility alone. When the fundamental estimate sits above the price, as here, the gap is the potential the intrinsic lens sees; the cone is a reminder that the path is wide and the outcome uncertain over any short horizon.</w:t>
       </w:r>
     </w:p>
     <w:p>
@@ -5525,7 +5525,7 @@
           <w:color w:val="1C3A36"/>
           <w:sz w:val="21"/>
         </w:rPr>
-        <w:t xml:space="preserve"> if the sustained gross margin settles below 14.5% — a competitive or metal-driven squeeze on the conversion spread — the cash-flow lens falls toward SAR 117.</w:t>
+        <w:t xml:space="preserve"> if the sustained gross margin settles below 14.5% — a competitive or metal-driven squeeze on the conversion spread — the cash-flow lens falls toward SAR 113.</w:t>
       </w:r>
     </w:p>
     <w:p>
